--- a/32K Kursach/KNT-122_Onyshchenko_Variant-19_PZ.docx
+++ b/32K Kursach/KNT-122_Onyshchenko_Variant-19_PZ.docx
@@ -5793,7 +5793,13 @@
           <w:lang w:val="uk-UA"/>
         </w:rPr>
         <w:lastRenderedPageBreak/>
-        <w:t>вступ</w:t>
+        <w:t>В</w:t>
+      </w:r>
+      <w:r>
+        <w:rPr>
+          <w:lang w:val="uk-UA"/>
+        </w:rPr>
+        <w:t>ступ</w:t>
       </w:r>
       <w:bookmarkEnd w:id="7"/>
       <w:bookmarkEnd w:id="8"/>
@@ -5804,7 +5810,7 @@
         <w:pStyle w:val="Common"/>
         <w:rPr>
           <w:szCs w:val="28"/>
-          <w:lang w:val="uk-UA"/>
+          <w:lang w:val="en-US"/>
         </w:rPr>
       </w:pPr>
       <w:r>
@@ -5812,8 +5818,308 @@
           <w:szCs w:val="28"/>
           <w:lang w:val="uk-UA"/>
         </w:rPr>
-        <w:t>Текст, текст, текст, текст, текст, текст, текст, текст, текст, текст, текст, текст, текст, текст, текст, текст, текст, текст, текст, текст, текст, текст, текст, текст, текст, текст, текст, текст, текст, текст, текст, текст, текст, текст, текст, текст, текст, текст, текст, текст, текст, текст, текст, текст, текст, текст, текст, текст, текст, текст, текст, текст, текст, текст, текст, текст, текст, текст, текст, текст, текст, текст, текст, текст, текст, текст, текст, текст, текст, текст, текст, текст, текст, текст, текст, текст, текст, текст, текст, текст, текст, текст, текст, текст, текст, текст, текст, текст, текст, текст, текст, текст, текст, текст, текст, текст, текст, текст, текст, текст, текст, текст, текст, текст, текст, текст, текст, текст, текст, текст, текст, текст, текст, текст, текст, текст, текст, текст, текст, текст, текст, текст, текст, текст, текст, текст, текст, текст, текст, текст, текст, текст, текст, текст, текст, текст, текст, текст, текст, текст, текст, текст, текст, текст, текст, текст, текст, текст, текст, текст, текст, текст, текст, текст, текст, текст, текст, текст, текст, текст, текст, текст, текст, текст, текст, текст, текст, текст, текст, текст, текст, текст, текст, текст, текст, текст, текст, текст, текст, текст, текст, текст, текст, текст, текст, текст, текст, текст, текст, текст, текст, текст, текст, текст, текст, текст, текст, текст, текст, текст, текст, текст, текст, текст, текст.</w:t>
-      </w:r>
+        <w:t>Виноград є корисним фруктом. З нього можна виготовляти різні побічні продукти</w:t>
+      </w:r>
+      <w:r>
+        <w:rPr>
+          <w:szCs w:val="28"/>
+          <w:vertAlign w:val="superscript"/>
+          <w:lang w:val="en-US"/>
+        </w:rPr>
+        <w:t>[1]</w:t>
+      </w:r>
+      <w:r>
+        <w:rPr>
+          <w:szCs w:val="28"/>
+          <w:lang w:val="uk-UA"/>
+        </w:rPr>
+        <w:t>: родзинки, джем, вино, сік, мармелад, і таке інше. Виноград росте у гронах і відрізняється кольором, розміром та смаком залежно від виду. Грони винограду ростуть на лозах</w:t>
+      </w:r>
+      <w:r>
+        <w:rPr>
+          <w:szCs w:val="28"/>
+          <w:vertAlign w:val="superscript"/>
+          <w:lang w:val="en-US"/>
+        </w:rPr>
+        <w:t>[</w:t>
+      </w:r>
+      <w:r>
+        <w:rPr>
+          <w:szCs w:val="28"/>
+          <w:vertAlign w:val="superscript"/>
+          <w:lang w:val="en-US"/>
+        </w:rPr>
+        <w:t>2</w:t>
+      </w:r>
+      <w:r>
+        <w:rPr>
+          <w:szCs w:val="28"/>
+          <w:vertAlign w:val="superscript"/>
+          <w:lang w:val="en-US"/>
+        </w:rPr>
+        <w:t>]</w:t>
+      </w:r>
+      <w:r>
+        <w:rPr>
+          <w:szCs w:val="28"/>
+          <w:lang w:val="uk-UA"/>
+        </w:rPr>
+        <w:t>, найкраще підходять сонячні схилясті місцевості на висоті</w:t>
+      </w:r>
+      <w:r>
+        <w:rPr>
+          <w:szCs w:val="28"/>
+          <w:vertAlign w:val="superscript"/>
+          <w:lang w:val="en-US"/>
+        </w:rPr>
+        <w:t>[</w:t>
+      </w:r>
+      <w:r>
+        <w:rPr>
+          <w:szCs w:val="28"/>
+          <w:vertAlign w:val="superscript"/>
+          <w:lang w:val="en-US"/>
+        </w:rPr>
+        <w:t>3</w:t>
+      </w:r>
+      <w:r>
+        <w:rPr>
+          <w:szCs w:val="28"/>
+          <w:vertAlign w:val="superscript"/>
+          <w:lang w:val="en-US"/>
+        </w:rPr>
+        <w:t>]</w:t>
+      </w:r>
+      <w:r>
+        <w:rPr>
+          <w:szCs w:val="28"/>
+          <w:lang w:val="uk-UA"/>
+        </w:rPr>
+        <w:t>.</w:t>
+      </w:r>
+    </w:p>
+    <w:p>
+      <w:pPr>
+        <w:pStyle w:val="Common"/>
+        <w:rPr>
+          <w:szCs w:val="28"/>
+          <w:lang w:val="uk-UA"/>
+        </w:rPr>
+      </w:pPr>
+      <w:r>
+        <w:rPr>
+          <w:szCs w:val="28"/>
+          <w:lang w:val="uk-UA"/>
+        </w:rPr>
+        <w:t>Контроль якості винограду краще робити вручну: перебираючи кожну ягоду і дивлячись на колір, розмір, зовнішній вигляд</w:t>
+      </w:r>
+      <w:r>
+        <w:rPr>
+          <w:szCs w:val="28"/>
+          <w:vertAlign w:val="superscript"/>
+          <w:lang w:val="en-US"/>
+        </w:rPr>
+        <w:t>[4]</w:t>
+      </w:r>
+      <w:r>
+        <w:rPr>
+          <w:szCs w:val="28"/>
+          <w:lang w:val="uk-UA"/>
+        </w:rPr>
+        <w:t>.</w:t>
+      </w:r>
+      <w:r>
+        <w:rPr>
+          <w:szCs w:val="28"/>
+          <w:lang w:val="en-US"/>
+        </w:rPr>
+        <w:t xml:space="preserve"> </w:t>
+      </w:r>
+    </w:p>
+    <w:p>
+      <w:pPr>
+        <w:pStyle w:val="Common"/>
+        <w:rPr>
+          <w:szCs w:val="28"/>
+          <w:lang w:val="uk-UA"/>
+        </w:rPr>
+      </w:pPr>
+      <w:r>
+        <w:rPr>
+          <w:szCs w:val="28"/>
+          <w:lang w:val="uk-UA"/>
+        </w:rPr>
+        <w:t>За Європейськими стандартами якості виноград можна поділити на три класи</w:t>
+      </w:r>
+      <w:r>
+        <w:rPr>
+          <w:szCs w:val="28"/>
+          <w:vertAlign w:val="superscript"/>
+          <w:lang w:val="en-US"/>
+        </w:rPr>
+        <w:t>[5]</w:t>
+      </w:r>
+      <w:r>
+        <w:rPr>
+          <w:szCs w:val="28"/>
+          <w:lang w:val="uk-UA"/>
+        </w:rPr>
+        <w:t xml:space="preserve">: Екстра, Перший, Другий. </w:t>
+      </w:r>
+    </w:p>
+    <w:p>
+      <w:pPr>
+        <w:pStyle w:val="Common"/>
+        <w:numPr>
+          <w:ilvl w:val="0"/>
+          <w:numId w:val="19"/>
+        </w:numPr>
+        <w:rPr>
+          <w:szCs w:val="28"/>
+          <w:lang w:val="uk-UA"/>
+        </w:rPr>
+      </w:pPr>
+      <w:r>
+        <w:rPr>
+          <w:szCs w:val="28"/>
+          <w:lang w:val="uk-UA"/>
+        </w:rPr>
+        <w:t>Клас Екстра не має зовнішніх пошкоджень, має однакову форму і гарну якість;</w:t>
+      </w:r>
+    </w:p>
+    <w:p>
+      <w:pPr>
+        <w:pStyle w:val="Common"/>
+        <w:numPr>
+          <w:ilvl w:val="0"/>
+          <w:numId w:val="19"/>
+        </w:numPr>
+        <w:rPr>
+          <w:szCs w:val="28"/>
+          <w:lang w:val="uk-UA"/>
+        </w:rPr>
+      </w:pPr>
+      <w:r>
+        <w:rPr>
+          <w:szCs w:val="28"/>
+          <w:lang w:val="uk-UA"/>
+        </w:rPr>
+        <w:t>Перший клас може мати зовнішні пошкодження</w:t>
+      </w:r>
+      <w:r>
+        <w:rPr>
+          <w:szCs w:val="28"/>
+          <w:lang w:val="uk-UA"/>
+        </w:rPr>
+        <w:t xml:space="preserve"> і хорошу якість;</w:t>
+      </w:r>
+    </w:p>
+    <w:p>
+      <w:pPr>
+        <w:pStyle w:val="Common"/>
+        <w:numPr>
+          <w:ilvl w:val="0"/>
+          <w:numId w:val="19"/>
+        </w:numPr>
+        <w:rPr>
+          <w:szCs w:val="28"/>
+          <w:lang w:val="uk-UA"/>
+        </w:rPr>
+      </w:pPr>
+      <w:r>
+        <w:rPr>
+          <w:szCs w:val="28"/>
+          <w:lang w:val="uk-UA"/>
+        </w:rPr>
+        <w:t>Другий клас може мати значні зовнішні пошкодження і призначається для переробки або на продаж за нижчою ціною.</w:t>
+      </w:r>
+    </w:p>
+    <w:p>
+      <w:pPr>
+        <w:pStyle w:val="Common"/>
+        <w:rPr>
+          <w:szCs w:val="28"/>
+          <w:lang w:val="uk-UA"/>
+        </w:rPr>
+      </w:pPr>
+      <w:r>
+        <w:rPr>
+          <w:szCs w:val="28"/>
+          <w:lang w:val="uk-UA"/>
+        </w:rPr>
+        <w:t>Для перевірки якості винограду також дивляться на рівень цукру та кислотності</w:t>
+      </w:r>
+      <w:r>
+        <w:rPr>
+          <w:szCs w:val="28"/>
+          <w:vertAlign w:val="superscript"/>
+          <w:lang w:val="en-US"/>
+        </w:rPr>
+        <w:t>[6]</w:t>
+      </w:r>
+      <w:r>
+        <w:rPr>
+          <w:szCs w:val="28"/>
+          <w:lang w:val="uk-UA"/>
+        </w:rPr>
+        <w:t>.</w:t>
+      </w:r>
+    </w:p>
+    <w:p>
+      <w:pPr>
+        <w:pStyle w:val="Common"/>
+        <w:numPr>
+          <w:ilvl w:val="0"/>
+          <w:numId w:val="19"/>
+        </w:numPr>
+        <w:rPr>
+          <w:szCs w:val="28"/>
+          <w:lang w:val="uk-UA"/>
+        </w:rPr>
+      </w:pPr>
+      <w:r>
+        <w:rPr>
+          <w:szCs w:val="28"/>
+          <w:lang w:val="uk-UA"/>
+        </w:rPr>
+        <w:t>Рівень цукру має бути близкьо 22-30%;</w:t>
+      </w:r>
+    </w:p>
+    <w:p>
+      <w:pPr>
+        <w:pStyle w:val="Common"/>
+        <w:numPr>
+          <w:ilvl w:val="0"/>
+          <w:numId w:val="19"/>
+        </w:numPr>
+        <w:rPr>
+          <w:szCs w:val="28"/>
+          <w:lang w:val="uk-UA"/>
+        </w:rPr>
+      </w:pPr>
+      <w:r>
+        <w:rPr>
+          <w:szCs w:val="28"/>
+          <w:lang w:val="uk-UA"/>
+        </w:rPr>
+        <w:t xml:space="preserve">Рівень кислотності близкьо 3.2-3.5 </w:t>
+      </w:r>
+      <w:r>
+        <w:rPr>
+          <w:szCs w:val="28"/>
+          <w:lang w:val="en-US"/>
+        </w:rPr>
+        <w:t>pH.</w:t>
+      </w:r>
+    </w:p>
+    <w:p>
+      <w:pPr>
+        <w:pStyle w:val="Common"/>
+        <w:rPr>
+          <w:szCs w:val="28"/>
+          <w:lang w:val="uk-UA"/>
+        </w:rPr>
+      </w:pPr>
     </w:p>
     <w:p>
       <w:pPr>
@@ -5923,7 +6229,7 @@
     </w:p>
     <w:p>
       <w:pPr>
-        <w:pStyle w:val="Title2nd"/>
+        <w:pStyle w:val="Common"/>
       </w:pPr>
     </w:p>
     <w:p>
@@ -6096,7 +6402,7 @@
     </w:p>
     <w:p>
       <w:pPr>
-        <w:pStyle w:val="Title3rd"/>
+        <w:pStyle w:val="Common"/>
         <w:rPr>
           <w:lang w:val="uk-UA"/>
         </w:rPr>
@@ -7431,13 +7737,8 @@
     </w:p>
     <w:p>
       <w:pPr>
-        <w:pStyle w:val="Title3rd"/>
-        <w:ind w:firstLine="0"/>
-        <w:rPr>
-          <w:b w:val="0"/>
-          <w:bCs/>
-          <w:i w:val="0"/>
-          <w:iCs/>
+        <w:pStyle w:val="Common"/>
+        <w:rPr>
           <w:lang w:val="uk-UA"/>
         </w:rPr>
       </w:pPr>
@@ -8024,7 +8325,7 @@
     </w:p>
     <w:p>
       <w:pPr>
-        <w:pStyle w:val="Title3rd"/>
+        <w:pStyle w:val="Common"/>
         <w:rPr>
           <w:lang w:val="uk-UA"/>
         </w:rPr>
@@ -8714,7 +9015,7 @@
     </w:p>
     <w:p>
       <w:pPr>
-        <w:pStyle w:val="Title2nd"/>
+        <w:pStyle w:val="Common"/>
       </w:pPr>
     </w:p>
     <w:p>
@@ -8738,7 +9039,7 @@
     </w:p>
     <w:p>
       <w:pPr>
-        <w:pStyle w:val="Title3rd"/>
+        <w:pStyle w:val="Common"/>
         <w:rPr>
           <w:lang w:val="uk-UA"/>
         </w:rPr>
@@ -8760,11 +9061,7 @@
     </w:p>
     <w:p>
       <w:pPr>
-        <w:rPr>
-          <w:rFonts w:ascii="Times New Roman" w:hAnsi="Times New Roman"/>
-          <w:sz w:val="28"/>
-          <w:lang w:val="uk-UA"/>
-        </w:rPr>
+        <w:pStyle w:val="Common"/>
       </w:pPr>
       <w:r>
         <w:rPr>
@@ -8867,7 +9164,7 @@
     </w:p>
     <w:p>
       <w:pPr>
-        <w:pStyle w:val="Title2nd"/>
+        <w:pStyle w:val="Common"/>
       </w:pPr>
     </w:p>
     <w:p>
@@ -8958,8 +9255,7 @@
     </w:p>
     <w:p>
       <w:pPr>
-        <w:pStyle w:val="Title3rd"/>
-        <w:ind w:left="851" w:firstLine="0"/>
+        <w:pStyle w:val="Common"/>
         <w:rPr>
           <w:lang w:val="uk-UA"/>
         </w:rPr>
@@ -9032,7 +9328,7 @@
     </w:p>
     <w:p>
       <w:pPr>
-        <w:pStyle w:val="Title3rd"/>
+        <w:pStyle w:val="Common"/>
         <w:rPr>
           <w:lang w:val="uk-UA"/>
         </w:rPr>
@@ -9085,7 +9381,10 @@
     </w:p>
     <w:p>
       <w:pPr>
-        <w:pStyle w:val="Title3rd"/>
+        <w:pStyle w:val="Common"/>
+        <w:rPr>
+          <w:lang w:val="uk-UA"/>
+        </w:rPr>
       </w:pPr>
     </w:p>
     <w:p>
@@ -9349,591 +9648,320 @@
     <w:p>
       <w:pPr>
         <w:pStyle w:val="Title1st"/>
-      </w:pPr>
-      <w:bookmarkStart w:id="128" w:name="_Toc27554873"/>
-      <w:bookmarkStart w:id="129" w:name="_Toc124942459"/>
-      <w:r>
+        <w:rPr>
+          <w:lang w:val="uk-UA"/>
+        </w:rPr>
+      </w:pPr>
+      <w:r>
+        <w:rPr>
+          <w:lang w:val="uk-UA"/>
+        </w:rPr>
         <w:lastRenderedPageBreak/>
-        <w:t>ПЕРЕЛІК ПОСИЛАНЬ</w:t>
+        <w:t>Список використаних джерел</w:t>
+      </w:r>
+    </w:p>
+    <w:p>
+      <w:pPr>
+        <w:pStyle w:val="Common"/>
+        <w:rPr>
+          <w:lang w:val="en-US"/>
+        </w:rPr>
+      </w:pPr>
+      <w:r>
+        <w:rPr>
+          <w:lang w:val="en-US"/>
+        </w:rPr>
+        <w:t xml:space="preserve">1. </w:t>
+      </w:r>
+      <w:hyperlink r:id="rId10" w:history="1">
+        <w:r>
+          <w:rPr>
+            <w:rStyle w:val="af2"/>
+          </w:rPr>
+          <w:t>Grape fruit products | Raisins, Grape wine, juice, vinegar, sweet spreads, grape butter, jelly</w:t>
+        </w:r>
+      </w:hyperlink>
+      <w:r>
+        <w:rPr>
+          <w:lang w:val="en-US"/>
+        </w:rPr>
+        <w:t xml:space="preserve"> [Electronic resource]. – Access mode: </w:t>
+      </w:r>
+      <w:hyperlink r:id="rId11" w:history="1">
+        <w:r>
+          <w:rPr>
+            <w:rStyle w:val="af2"/>
+            <w:lang w:val="en-US"/>
+          </w:rPr>
+          <w:t>https://www.fruitsinfo.com/grape-products.php</w:t>
+        </w:r>
+      </w:hyperlink>
+    </w:p>
+    <w:p>
+      <w:pPr>
+        <w:pStyle w:val="Common"/>
+        <w:rPr>
+          <w:lang w:val="en-US"/>
+        </w:rPr>
+      </w:pPr>
+      <w:r>
+        <w:rPr>
+          <w:lang w:val="en-US"/>
+        </w:rPr>
+        <w:t>2</w:t>
+      </w:r>
+      <w:r>
+        <w:rPr>
+          <w:lang w:val="en-US"/>
+        </w:rPr>
+        <w:t xml:space="preserve">. </w:t>
+      </w:r>
+      <w:hyperlink r:id="rId12" w:history="1">
+        <w:r>
+          <w:rPr>
+            <w:rStyle w:val="af2"/>
+          </w:rPr>
+          <w:t>How to grow grapes / RHS</w:t>
+        </w:r>
+      </w:hyperlink>
+      <w:r>
+        <w:rPr>
+          <w:lang w:val="en-US"/>
+        </w:rPr>
+        <w:t xml:space="preserve"> [Electronic resource]. – Access mode: </w:t>
+      </w:r>
+      <w:hyperlink r:id="rId13" w:history="1">
+        <w:r>
+          <w:rPr>
+            <w:rStyle w:val="af2"/>
+            <w:lang w:val="en-US"/>
+          </w:rPr>
+          <w:t>https://www.rhs.org.uk/fruit/grapes/grow-your-own</w:t>
+        </w:r>
+      </w:hyperlink>
+    </w:p>
+    <w:p>
+      <w:pPr>
+        <w:pStyle w:val="Common"/>
+        <w:rPr>
+          <w:lang w:val="en-US"/>
+        </w:rPr>
+      </w:pPr>
+      <w:r>
+        <w:rPr>
+          <w:lang w:val="en-US"/>
+        </w:rPr>
+        <w:t>3</w:t>
+      </w:r>
+      <w:r>
+        <w:rPr>
+          <w:lang w:val="uk-UA"/>
+        </w:rPr>
+        <w:t>.</w:t>
+      </w:r>
+      <w:r>
+        <w:rPr>
+          <w:lang w:val="en-US"/>
+        </w:rPr>
+        <w:t xml:space="preserve"> </w:t>
+      </w:r>
+      <w:hyperlink r:id="rId14" w:history="1">
+        <w:r>
+          <w:rPr>
+            <w:rStyle w:val="af2"/>
+          </w:rPr>
+          <w:t>What does altitude matter? | Matthew Clark</w:t>
+        </w:r>
+      </w:hyperlink>
+      <w:r>
+        <w:rPr>
+          <w:lang w:val="uk-UA"/>
+        </w:rPr>
+        <w:t xml:space="preserve"> </w:t>
+      </w:r>
+      <w:r>
+        <w:rPr>
+          <w:lang w:val="en-US"/>
+        </w:rPr>
+        <w:t xml:space="preserve">[Electronic resource]. – Access mode: </w:t>
+      </w:r>
+      <w:hyperlink r:id="rId15" w:history="1">
+        <w:r>
+          <w:rPr>
+            <w:rStyle w:val="af2"/>
+            <w:lang w:val="en-US"/>
+          </w:rPr>
+          <w:t>https://www.matthewclark.co.uk/latest-news-blogs/blog/what-does-altitude-matter/</w:t>
+        </w:r>
+      </w:hyperlink>
+    </w:p>
+    <w:p>
+      <w:pPr>
+        <w:pStyle w:val="Common"/>
+        <w:rPr>
+          <w:lang w:val="en-US"/>
+        </w:rPr>
+      </w:pPr>
+      <w:r>
+        <w:rPr>
+          <w:lang w:val="en-US"/>
+        </w:rPr>
+        <w:t xml:space="preserve">4. </w:t>
+      </w:r>
+      <w:hyperlink r:id="rId16" w:history="1">
+        <w:r>
+          <w:rPr>
+            <w:rStyle w:val="af2"/>
+          </w:rPr>
+          <w:t>Grapes Quality Control Solution by Clarifresh</w:t>
+        </w:r>
+      </w:hyperlink>
+      <w:r>
+        <w:rPr>
+          <w:lang w:val="en-US"/>
+        </w:rPr>
+        <w:t xml:space="preserve"> [Electronic resource]. – Access mode: </w:t>
+      </w:r>
+      <w:hyperlink r:id="rId17" w:history="1">
+        <w:r>
+          <w:rPr>
+            <w:rStyle w:val="af2"/>
+            <w:lang w:val="en-US"/>
+          </w:rPr>
+          <w:t>https://clarifresh.com/fresh-produce/grapes/</w:t>
+        </w:r>
+      </w:hyperlink>
+    </w:p>
+    <w:p>
+      <w:pPr>
+        <w:pStyle w:val="Common"/>
+        <w:rPr>
+          <w:lang w:val="en-US"/>
+        </w:rPr>
+      </w:pPr>
+      <w:r>
+        <w:rPr>
+          <w:lang w:val="en-US"/>
+        </w:rPr>
+        <w:t xml:space="preserve">5. </w:t>
+      </w:r>
+      <w:hyperlink r:id="rId18" w:anchor=":~:text=EU%20Standards%20for%20Grapes%20(Regulation%20Number%3A%20543/2011)" w:history="1">
+        <w:r>
+          <w:rPr>
+            <w:rStyle w:val="af2"/>
+          </w:rPr>
+          <w:t>Grapes Safety Testing: Pesticides, Contaminants, &amp; Quality Assurance</w:t>
+        </w:r>
+      </w:hyperlink>
+      <w:r>
+        <w:rPr>
+          <w:lang w:val="en-US"/>
+        </w:rPr>
+        <w:t xml:space="preserve"> [Electronic resource]. – Access mode: </w:t>
+      </w:r>
+      <w:hyperlink r:id="rId19" w:history="1">
+        <w:r>
+          <w:rPr>
+            <w:rStyle w:val="af2"/>
+            <w:lang w:val="en-US"/>
+          </w:rPr>
+          <w:t>https://www.eurofins.in/food-testing/industries/grapes-testing</w:t>
+        </w:r>
+      </w:hyperlink>
+    </w:p>
+    <w:p>
+      <w:pPr>
+        <w:pStyle w:val="Common"/>
+        <w:rPr>
+          <w:lang w:val="en-US"/>
+        </w:rPr>
+      </w:pPr>
+      <w:r>
+        <w:rPr>
+          <w:lang w:val="en-US"/>
+        </w:rPr>
+        <w:t xml:space="preserve">6. </w:t>
+      </w:r>
+      <w:hyperlink r:id="rId20" w:history="1">
+        <w:r>
+          <w:rPr>
+            <w:rStyle w:val="af2"/>
+          </w:rPr>
+          <w:t>How to evaluate the quality of wine grapes before you buy? - Bay Area California wine grapes for home winemakers</w:t>
+        </w:r>
+      </w:hyperlink>
+      <w:r>
+        <w:rPr>
+          <w:lang w:val="en-US"/>
+        </w:rPr>
+        <w:t xml:space="preserve"> [Electronic resource]. – Access mode: </w:t>
+      </w:r>
+      <w:hyperlink r:id="rId21" w:history="1">
+        <w:r>
+          <w:rPr>
+            <w:rStyle w:val="af2"/>
+            <w:lang w:val="en-US"/>
+          </w:rPr>
+          <w:t>https://www.baywinebrokers.com/how-to-evaluate-the-quality-of-wine-grapes-before-you-buy/</w:t>
+        </w:r>
+      </w:hyperlink>
+    </w:p>
+    <w:p>
+      <w:pPr>
+        <w:pStyle w:val="Common"/>
+        <w:rPr>
+          <w:lang w:val="en-US"/>
+        </w:rPr>
+      </w:pPr>
+      <w:r>
+        <w:rPr>
+          <w:lang w:val="uk-UA"/>
+        </w:rPr>
+        <w:br w:type="page"/>
+      </w:r>
+    </w:p>
+    <w:p>
+      <w:pPr>
+        <w:pStyle w:val="Title1st"/>
+        <w:rPr>
+          <w:lang w:val="uk-UA"/>
+        </w:rPr>
+      </w:pPr>
+      <w:bookmarkStart w:id="128" w:name="_Toc27554874"/>
+      <w:bookmarkStart w:id="129" w:name="_Toc124942460"/>
+      <w:r>
+        <w:rPr>
+          <w:lang w:val="uk-UA"/>
+        </w:rPr>
+        <w:lastRenderedPageBreak/>
+        <w:t>Додаток А</w:t>
+      </w:r>
+      <w:r>
+        <w:rPr>
+          <w:lang w:val="uk-UA"/>
+        </w:rPr>
+        <w:t xml:space="preserve"> Діаграма класів</w:t>
       </w:r>
       <w:bookmarkEnd w:id="128"/>
       <w:bookmarkEnd w:id="129"/>
     </w:p>
     <w:p>
       <w:pPr>
-        <w:pStyle w:val="Common"/>
-        <w:rPr>
-          <w:lang w:val="en-US"/>
-        </w:rPr>
-      </w:pPr>
-      <w:r>
-        <w:rPr>
-          <w:lang w:val="uk-UA"/>
-        </w:rPr>
-        <w:t>1</w:t>
-      </w:r>
-      <w:r>
-        <w:rPr>
-          <w:lang w:val="en-US"/>
-        </w:rPr>
-        <w:t>) Mark Allen Weiss,</w:t>
-      </w:r>
-      <w:r>
-        <w:rPr>
-          <w:lang w:val="en-US"/>
-        </w:rPr>
-        <w:t xml:space="preserve"> </w:t>
-      </w:r>
-      <w:r>
-        <w:rPr>
-          <w:lang w:val="en-US"/>
-        </w:rPr>
-        <w:t>Using</w:t>
-      </w:r>
-      <w:r>
-        <w:rPr>
-          <w:lang w:val="en-US"/>
-        </w:rPr>
-        <w:t xml:space="preserve"> </w:t>
-      </w:r>
-      <w:r>
-        <w:rPr>
-          <w:lang w:val="en-US"/>
-        </w:rPr>
-        <w:t>a</w:t>
-      </w:r>
-      <w:r>
-        <w:rPr>
-          <w:lang w:val="en-US"/>
-        </w:rPr>
-        <w:t xml:space="preserve"> </w:t>
-      </w:r>
-      <w:r>
-        <w:rPr>
-          <w:lang w:val="en-US"/>
-        </w:rPr>
-        <w:t>Table</w:t>
-      </w:r>
-      <w:r>
-        <w:rPr>
-          <w:lang w:val="en-US"/>
-        </w:rPr>
-        <w:t xml:space="preserve"> </w:t>
-      </w:r>
-      <w:r>
-        <w:rPr>
-          <w:lang w:val="en-US"/>
-        </w:rPr>
-        <w:t>Instead</w:t>
-      </w:r>
-      <w:r>
-        <w:rPr>
-          <w:lang w:val="en-US"/>
-        </w:rPr>
-        <w:t xml:space="preserve"> </w:t>
-      </w:r>
-      <w:r>
-        <w:rPr>
-          <w:lang w:val="en-US"/>
-        </w:rPr>
-        <w:t>of</w:t>
-      </w:r>
-      <w:r>
-        <w:rPr>
-          <w:lang w:val="en-US"/>
-        </w:rPr>
-        <w:t xml:space="preserve"> </w:t>
-      </w:r>
-      <w:r>
-        <w:rPr>
-          <w:lang w:val="en-US"/>
-        </w:rPr>
-        <w:t>Recursion</w:t>
-      </w:r>
-      <w:r>
-        <w:rPr>
-          <w:lang w:val="en-US"/>
-        </w:rPr>
-        <w:t xml:space="preserve"> // </w:t>
-      </w:r>
-      <w:r>
-        <w:rPr>
-          <w:lang w:val="en-US"/>
-        </w:rPr>
-        <w:t>Data Structures and Algorithm in C++</w:t>
-      </w:r>
-      <w:r>
-        <w:rPr>
-          <w:lang w:val="en-US"/>
-        </w:rPr>
-        <w:t>(</w:t>
-      </w:r>
-      <w:r>
-        <w:rPr>
-          <w:lang w:val="en-US"/>
-        </w:rPr>
-        <w:t>fourth edition</w:t>
-      </w:r>
-      <w:r>
-        <w:rPr>
-          <w:lang w:val="en-US"/>
-        </w:rPr>
-        <w:t>). — Florida International University</w:t>
-      </w:r>
-      <w:r>
-        <w:rPr>
-          <w:lang w:val="en-US"/>
-        </w:rPr>
-        <w:t>, 2013. –482 – 485p</w:t>
-      </w:r>
-      <w:r>
-        <w:rPr>
-          <w:lang w:val="en-US"/>
-        </w:rPr>
-        <w:t>.</w:t>
-      </w:r>
-    </w:p>
-    <w:p>
-      <w:pPr>
-        <w:pStyle w:val="Common"/>
-        <w:rPr>
-          <w:lang w:val="uk-UA"/>
-        </w:rPr>
-      </w:pPr>
-      <w:r>
-        <w:rPr>
-          <w:lang w:val="uk-UA"/>
-        </w:rPr>
-        <w:t>2</w:t>
-      </w:r>
-      <w:r>
-        <w:t>)</w:t>
-      </w:r>
-      <w:r>
-        <w:rPr>
-          <w:lang w:val="uk-UA"/>
-        </w:rPr>
-        <w:t xml:space="preserve"> «Евристичні </w:t>
-      </w:r>
-      <w:r>
-        <w:rPr>
-          <w:lang w:val="uk-UA"/>
-        </w:rPr>
-        <w:t>алгоритми</w:t>
-      </w:r>
-      <w:r>
-        <w:rPr>
-          <w:lang w:val="uk-UA"/>
-        </w:rPr>
-        <w:t xml:space="preserve">» </w:t>
-      </w:r>
-      <w:r>
-        <w:t>[</w:t>
-      </w:r>
-      <w:r>
-        <w:rPr>
-          <w:lang w:val="uk-UA"/>
-        </w:rPr>
-        <w:t>Електрон. ресурс</w:t>
-      </w:r>
-      <w:r>
-        <w:t xml:space="preserve">]. – </w:t>
-      </w:r>
-      <w:r>
-        <w:rPr>
-          <w:lang w:val="uk-UA"/>
-        </w:rPr>
-        <w:t>Режим доступу</w:t>
-      </w:r>
-      <w:r>
-        <w:t>:</w:t>
-      </w:r>
-      <w:r>
-        <w:rPr>
-          <w:lang w:val="uk-UA"/>
-        </w:rPr>
-        <w:t xml:space="preserve"> </w:t>
-      </w:r>
-      <w:hyperlink r:id="rId10" w:history="1">
-        <w:r>
-          <w:rPr>
-            <w:lang w:val="en-US"/>
-          </w:rPr>
-          <w:t>http</w:t>
-        </w:r>
-        <w:r>
-          <w:t>://</w:t>
-        </w:r>
-        <w:r>
-          <w:rPr>
-            <w:lang w:val="en-US"/>
-          </w:rPr>
-          <w:t>mmsa</w:t>
-        </w:r>
-        <w:r>
-          <w:t>.</w:t>
-        </w:r>
-        <w:r>
-          <w:rPr>
-            <w:lang w:val="en-US"/>
-          </w:rPr>
-          <w:t>kpi</w:t>
-        </w:r>
-        <w:r>
-          <w:t>.</w:t>
-        </w:r>
-        <w:r>
-          <w:rPr>
-            <w:lang w:val="en-US"/>
-          </w:rPr>
-          <w:t>ua</w:t>
-        </w:r>
-        <w:r>
-          <w:t>/</w:t>
-        </w:r>
-        <w:r>
-          <w:rPr>
-            <w:lang w:val="en-US"/>
-          </w:rPr>
-          <w:t>sancho</w:t>
-        </w:r>
-        <w:r>
-          <w:t>/</w:t>
-        </w:r>
-        <w:r>
-          <w:rPr>
-            <w:lang w:val="en-US"/>
-          </w:rPr>
-          <w:t>ASD</w:t>
-        </w:r>
-        <w:r>
-          <w:t>_</w:t>
-        </w:r>
-        <w:r>
-          <w:rPr>
-            <w:lang w:val="en-US"/>
-          </w:rPr>
-          <w:t>HTM</w:t>
-        </w:r>
-        <w:r>
-          <w:t>/</w:t>
-        </w:r>
-        <w:r>
-          <w:rPr>
-            <w:lang w:val="en-US"/>
-          </w:rPr>
-          <w:t>Arti</w:t>
-        </w:r>
-        <w:r>
-          <w:t>04.</w:t>
-        </w:r>
-        <w:r>
-          <w:rPr>
-            <w:lang w:val="en-US"/>
-          </w:rPr>
-          <w:t>html</w:t>
-        </w:r>
-      </w:hyperlink>
-      <w:r>
-        <w:rPr>
-          <w:lang w:val="uk-UA"/>
-        </w:rPr>
-        <w:t>.</w:t>
-      </w:r>
-    </w:p>
-    <w:p>
-      <w:pPr>
-        <w:pStyle w:val="Common"/>
-        <w:rPr>
-          <w:lang w:val="uk-UA"/>
-        </w:rPr>
-      </w:pPr>
-      <w:r>
-        <w:rPr>
-          <w:lang w:val="uk-UA"/>
-        </w:rPr>
-        <w:t>3</w:t>
-      </w:r>
-      <w:r>
-        <w:rPr>
-          <w:lang w:val="en-US"/>
-        </w:rPr>
-        <w:t>) “</w:t>
-      </w:r>
-      <w:r>
-        <w:rPr>
-          <w:lang w:val="en-US"/>
-        </w:rPr>
-        <w:t>What</w:t>
-      </w:r>
-      <w:r>
-        <w:rPr>
-          <w:lang w:val="en-US"/>
-        </w:rPr>
-        <w:t xml:space="preserve"> </w:t>
-      </w:r>
-      <w:r>
-        <w:rPr>
-          <w:lang w:val="en-US"/>
-        </w:rPr>
-        <w:t>Is</w:t>
-      </w:r>
-      <w:r>
-        <w:rPr>
-          <w:lang w:val="en-US"/>
-        </w:rPr>
-        <w:t xml:space="preserve"> </w:t>
-      </w:r>
-      <w:r>
-        <w:rPr>
-          <w:lang w:val="en-US"/>
-        </w:rPr>
-        <w:t>SQLite</w:t>
-      </w:r>
-      <w:r>
-        <w:rPr>
-          <w:lang w:val="en-US"/>
-        </w:rPr>
-        <w:t xml:space="preserve">?” </w:t>
-      </w:r>
-      <w:r>
-        <w:rPr>
-          <w:lang w:val="en-US"/>
-        </w:rPr>
-        <w:t>[Electronic resource]. – Access mode:</w:t>
-      </w:r>
-      <w:r>
-        <w:rPr>
-          <w:lang w:val="en-US"/>
-        </w:rPr>
-        <w:t xml:space="preserve"> </w:t>
-      </w:r>
-      <w:hyperlink r:id="rId11" w:history="1">
-        <w:r>
-          <w:rPr>
-            <w:lang w:val="en-US"/>
-          </w:rPr>
-          <w:t>https://www.sqlite.org/index.html</w:t>
-        </w:r>
-      </w:hyperlink>
-      <w:r>
-        <w:rPr>
-          <w:lang w:val="uk-UA"/>
-        </w:rPr>
-        <w:t>.</w:t>
-      </w:r>
-    </w:p>
-    <w:p>
-      <w:pPr>
-        <w:pStyle w:val="Common"/>
-        <w:rPr>
-          <w:lang w:val="uk-UA"/>
-        </w:rPr>
-      </w:pPr>
-      <w:r>
-        <w:rPr>
-          <w:lang w:val="uk-UA"/>
-        </w:rPr>
-        <w:t>4</w:t>
-      </w:r>
-      <w:r>
-        <w:rPr>
-          <w:lang w:val="en-US"/>
-        </w:rPr>
-        <w:t>) “Free Spire.XLS for .NET” [Electronic resource]. – Access mode: https://www.e-iceblue.com/Introduce/free-xls-component.html#.XfmogfxoRPY</w:t>
-      </w:r>
-      <w:r>
-        <w:rPr>
-          <w:lang w:val="uk-UA"/>
-        </w:rPr>
-        <w:t>.</w:t>
-      </w:r>
-    </w:p>
-    <w:p>
-      <w:pPr>
-        <w:pStyle w:val="Common"/>
-        <w:rPr>
-          <w:lang w:val="uk-UA"/>
-        </w:rPr>
-      </w:pPr>
-      <w:r>
-        <w:rPr>
-          <w:lang w:val="uk-UA"/>
-        </w:rPr>
-        <w:t>5</w:t>
-      </w:r>
-      <w:r>
-        <w:rPr>
-          <w:lang w:val="en-US"/>
-        </w:rPr>
-        <w:t>) “</w:t>
-      </w:r>
-      <w:r>
-        <w:rPr>
-          <w:lang w:val="en-US"/>
-        </w:rPr>
-        <w:t xml:space="preserve">ADO.NET” [Electronic resource]. – Access mode: </w:t>
-      </w:r>
-      <w:r>
-        <w:rPr>
-          <w:lang w:val="en-US"/>
-        </w:rPr>
-        <w:t>https://docs.microsoft.com/en-us/dotnet/framework/data/adonet/</w:t>
-      </w:r>
-      <w:r>
-        <w:rPr>
-          <w:lang w:val="uk-UA"/>
-        </w:rPr>
-        <w:t>.</w:t>
-      </w:r>
-    </w:p>
-    <w:p>
-      <w:pPr>
-        <w:pStyle w:val="Common"/>
-        <w:rPr>
-          <w:lang w:val="uk-UA"/>
-        </w:rPr>
-      </w:pPr>
-      <w:r>
-        <w:rPr>
-          <w:lang w:val="uk-UA"/>
-        </w:rPr>
-        <w:t>6</w:t>
-      </w:r>
-      <w:r>
-        <w:rPr>
-          <w:lang w:val="uk-UA"/>
-        </w:rPr>
-        <w:t>) «</w:t>
-      </w:r>
-      <w:r>
-        <w:rPr>
-          <w:lang w:val="uk-UA"/>
-        </w:rPr>
-        <w:t>Алгоритм лінійного пошуку</w:t>
-      </w:r>
-      <w:r>
-        <w:rPr>
-          <w:lang w:val="uk-UA"/>
-        </w:rPr>
-        <w:t xml:space="preserve">» </w:t>
-      </w:r>
-      <w:r>
-        <w:t>[</w:t>
-      </w:r>
-      <w:r>
-        <w:rPr>
-          <w:lang w:val="uk-UA"/>
-        </w:rPr>
-        <w:t>Електрон. ресурс</w:t>
-      </w:r>
-      <w:r>
-        <w:t xml:space="preserve">]. – </w:t>
-      </w:r>
-      <w:r>
-        <w:rPr>
-          <w:lang w:val="uk-UA"/>
-        </w:rPr>
-        <w:t>Режим доступу</w:t>
-      </w:r>
-      <w:r>
-        <w:t>:</w:t>
-      </w:r>
-      <w:r>
-        <w:rPr>
-          <w:lang w:val="uk-UA"/>
-        </w:rPr>
-        <w:t xml:space="preserve"> </w:t>
-      </w:r>
-      <w:r>
-        <w:t>http://kytok.org.ua/?p=311</w:t>
-      </w:r>
-      <w:r>
-        <w:rPr>
-          <w:lang w:val="uk-UA"/>
-        </w:rPr>
-        <w:t>.</w:t>
-      </w:r>
-    </w:p>
-    <w:p>
-      <w:pPr>
-        <w:rPr>
-          <w:lang w:val="uk-UA"/>
-        </w:rPr>
-      </w:pPr>
-    </w:p>
-    <w:p>
-      <w:pPr>
+        <w:pStyle w:val="Title1st"/>
         <w:rPr>
           <w:color w:val="FF0000"/>
           <w:lang w:val="uk-UA"/>
         </w:rPr>
       </w:pPr>
+      <w:bookmarkStart w:id="130" w:name="_Toc124942461"/>
       <w:r>
         <w:rPr>
           <w:color w:val="FF0000"/>
           <w:lang w:val="uk-UA"/>
         </w:rPr>
-        <w:t>Не використовуйте посилання на російські джерела</w:t>
-      </w:r>
-    </w:p>
-    <w:p>
-      <w:pPr>
-        <w:rPr>
-          <w:rFonts w:ascii="Times New Roman" w:hAnsi="Times New Roman"/>
-          <w:sz w:val="28"/>
-          <w:lang w:val="uk-UA"/>
-        </w:rPr>
-      </w:pPr>
-      <w:r>
-        <w:rPr>
-          <w:lang w:val="uk-UA"/>
-        </w:rPr>
-        <w:br w:type="page"/>
-      </w:r>
-    </w:p>
-    <w:p>
-      <w:pPr>
-        <w:pStyle w:val="Title1st"/>
-        <w:rPr>
-          <w:lang w:val="uk-UA"/>
-        </w:rPr>
-      </w:pPr>
-      <w:bookmarkStart w:id="130" w:name="_Toc27554874"/>
-      <w:bookmarkStart w:id="131" w:name="_Toc124942460"/>
-      <w:r>
-        <w:rPr>
-          <w:lang w:val="uk-UA"/>
-        </w:rPr>
-        <w:lastRenderedPageBreak/>
-        <w:t>Додаток А</w:t>
-      </w:r>
-      <w:r>
-        <w:rPr>
-          <w:lang w:val="uk-UA"/>
-        </w:rPr>
-        <w:t xml:space="preserve"> Діаграма класів</w:t>
+        <w:t>ЯКЩО Є</w:t>
       </w:r>
       <w:bookmarkEnd w:id="130"/>
-      <w:bookmarkEnd w:id="131"/>
-    </w:p>
-    <w:p>
-      <w:pPr>
-        <w:pStyle w:val="Title1st"/>
-        <w:rPr>
-          <w:color w:val="FF0000"/>
-          <w:lang w:val="uk-UA"/>
-        </w:rPr>
-      </w:pPr>
-      <w:bookmarkStart w:id="132" w:name="_Toc124942461"/>
-      <w:r>
-        <w:rPr>
-          <w:color w:val="FF0000"/>
-          <w:lang w:val="uk-UA"/>
-        </w:rPr>
-        <w:t>ЯКЩО Є</w:t>
-      </w:r>
-      <w:bookmarkEnd w:id="132"/>
     </w:p>
     <w:p>
       <w:pPr>
@@ -9963,8 +9991,8 @@
           <w:lang w:val="uk-UA"/>
         </w:rPr>
       </w:pPr>
-      <w:bookmarkStart w:id="133" w:name="_Toc27554875"/>
-      <w:bookmarkStart w:id="134" w:name="_Toc124942462"/>
+      <w:bookmarkStart w:id="131" w:name="_Toc27554875"/>
+      <w:bookmarkStart w:id="132" w:name="_Toc124942462"/>
       <w:r>
         <w:rPr>
           <w:lang w:val="uk-UA"/>
@@ -9972,18 +10000,18 @@
         <w:lastRenderedPageBreak/>
         <w:t>Додаток Б Код Програми</w:t>
       </w:r>
+      <w:bookmarkEnd w:id="131"/>
+      <w:bookmarkEnd w:id="132"/>
+    </w:p>
+    <w:p>
+      <w:pPr>
+        <w:pStyle w:val="Title2nd"/>
+      </w:pPr>
+      <w:bookmarkStart w:id="133" w:name="_Toc124942463"/>
+      <w:r>
+        <w:t>Б1 - Клас Auditorium</w:t>
+      </w:r>
       <w:bookmarkEnd w:id="133"/>
-      <w:bookmarkEnd w:id="134"/>
-    </w:p>
-    <w:p>
-      <w:pPr>
-        <w:pStyle w:val="Title2nd"/>
-      </w:pPr>
-      <w:bookmarkStart w:id="135" w:name="_Toc124942463"/>
-      <w:r>
-        <w:t>Б1 - Клас Auditorium</w:t>
-      </w:r>
-      <w:bookmarkEnd w:id="135"/>
     </w:p>
     <w:p>
       <w:pPr>
@@ -11197,7 +11225,7 @@
           <w:lang w:val="uk-UA"/>
         </w:rPr>
       </w:pPr>
-      <w:bookmarkStart w:id="136" w:name="_Toc124942464"/>
+      <w:bookmarkStart w:id="134" w:name="_Toc124942464"/>
       <w:r>
         <w:rPr>
           <w:lang w:val="uk-UA"/>
@@ -11205,7 +11233,7 @@
         <w:lastRenderedPageBreak/>
         <w:t>Додаток В Слайди презентації</w:t>
       </w:r>
-      <w:bookmarkEnd w:id="136"/>
+      <w:bookmarkEnd w:id="134"/>
     </w:p>
     <w:p>
       <w:pPr>
@@ -11279,7 +11307,7 @@
       </w:r>
     </w:p>
     <w:sectPr>
-      <w:headerReference w:type="default" r:id="rId12"/>
+      <w:headerReference w:type="default" r:id="rId22"/>
       <w:pgSz w:w="11906" w:h="16838"/>
       <w:pgMar w:top="1134" w:right="851" w:bottom="1134" w:left="1701" w:header="709" w:footer="709" w:gutter="0"/>
       <w:pgNumType w:start="1"/>
@@ -13402,7 +13430,6 @@
   <w:style w:type="character" w:default="1" w:styleId="a6">
     <w:name w:val="Default Paragraph Font"/>
     <w:uiPriority w:val="1"/>
-    <w:semiHidden/>
     <w:unhideWhenUsed/>
   </w:style>
   <w:style w:type="table" w:default="1" w:styleId="a7">
@@ -14412,6 +14439,18 @@
       <w:shd w:val="clear" w:color="auto" w:fill="E1DFDD"/>
     </w:rPr>
   </w:style>
+  <w:style w:type="character" w:styleId="aff1">
+    <w:name w:val="Unresolved Mention"/>
+    <w:basedOn w:val="a6"/>
+    <w:uiPriority w:val="99"/>
+    <w:semiHidden/>
+    <w:unhideWhenUsed/>
+    <w:rsid w:val="008439F7"/>
+    <w:rPr>
+      <w:color w:val="605E5C"/>
+      <w:shd w:val="clear" w:color="auto" w:fill="E1DFDD"/>
+    </w:rPr>
+  </w:style>
 </w:styles>
 </file>
 

--- a/32K Kursach/KNT-122_Onyshchenko_Variant-19_PZ.docx
+++ b/32K Kursach/KNT-122_Onyshchenko_Variant-19_PZ.docx
@@ -1554,7 +1554,7 @@
         </w:rPr>
       </w:pPr>
       <w:bookmarkStart w:id="1" w:name="_Toc27554778"/>
-      <w:bookmarkStart w:id="2" w:name="_Toc194168933"/>
+      <w:bookmarkStart w:id="2" w:name="_Toc194399886"/>
       <w:r>
         <w:rPr>
           <w:lang w:val="uk-UA"/>
@@ -1590,29 +1590,43 @@
       <w:r>
         <w:rPr>
           <w:szCs w:val="28"/>
-          <w:lang w:val="en-US"/>
-        </w:rPr>
-        <w:t xml:space="preserve">_ </w:t>
+          <w:lang w:val="uk-UA"/>
+        </w:rPr>
+        <w:t>22</w:t>
       </w:r>
       <w:r>
         <w:rPr>
           <w:szCs w:val="28"/>
-          <w:lang w:val="uk-UA"/>
-        </w:rPr>
-        <w:t xml:space="preserve">аркушів, </w:t>
+          <w:lang w:val="en-US"/>
+        </w:rPr>
+        <w:t xml:space="preserve"> </w:t>
       </w:r>
       <w:r>
         <w:rPr>
           <w:szCs w:val="28"/>
-          <w:lang w:val="en-US"/>
-        </w:rPr>
-        <w:t xml:space="preserve">_ </w:t>
+          <w:lang w:val="uk-UA"/>
+        </w:rPr>
+        <w:t xml:space="preserve">аркуші, </w:t>
       </w:r>
       <w:r>
         <w:rPr>
           <w:szCs w:val="28"/>
           <w:lang w:val="uk-UA"/>
         </w:rPr>
+        <w:t>7</w:t>
+      </w:r>
+      <w:r>
+        <w:rPr>
+          <w:szCs w:val="28"/>
+          <w:lang w:val="en-US"/>
+        </w:rPr>
+        <w:t xml:space="preserve"> </w:t>
+      </w:r>
+      <w:r>
+        <w:rPr>
+          <w:szCs w:val="28"/>
+          <w:lang w:val="uk-UA"/>
+        </w:rPr>
         <w:t xml:space="preserve">рисунків, </w:t>
       </w:r>
       <w:r>
@@ -1627,32 +1641,74 @@
           <w:szCs w:val="28"/>
           <w:lang w:val="uk-UA"/>
         </w:rPr>
-        <w:t xml:space="preserve">таблиць, </w:t>
+        <w:t>таблиц</w:t>
       </w:r>
       <w:r>
         <w:rPr>
           <w:szCs w:val="28"/>
-          <w:lang w:val="en-US"/>
-        </w:rPr>
-        <w:t xml:space="preserve">_ </w:t>
+          <w:lang w:val="uk-UA"/>
+        </w:rPr>
+        <w:t>ю</w:t>
       </w:r>
       <w:r>
         <w:rPr>
           <w:szCs w:val="28"/>
           <w:lang w:val="uk-UA"/>
         </w:rPr>
-        <w:t xml:space="preserve">додаків, </w:t>
+        <w:t xml:space="preserve">, </w:t>
       </w:r>
       <w:r>
         <w:rPr>
           <w:szCs w:val="28"/>
-          <w:lang w:val="en-US"/>
-        </w:rPr>
-        <w:t xml:space="preserve">8 </w:t>
+          <w:lang w:val="uk-UA"/>
+        </w:rPr>
+        <w:t>1</w:t>
       </w:r>
       <w:r>
         <w:rPr>
           <w:szCs w:val="28"/>
+          <w:lang w:val="en-US"/>
+        </w:rPr>
+        <w:t xml:space="preserve"> </w:t>
+      </w:r>
+      <w:r>
+        <w:rPr>
+          <w:szCs w:val="28"/>
+          <w:lang w:val="uk-UA"/>
+        </w:rPr>
+        <w:t>дода</w:t>
+      </w:r>
+      <w:r>
+        <w:rPr>
+          <w:szCs w:val="28"/>
+          <w:lang w:val="uk-UA"/>
+        </w:rPr>
+        <w:t>ток</w:t>
+      </w:r>
+      <w:r>
+        <w:rPr>
+          <w:szCs w:val="28"/>
+          <w:lang w:val="uk-UA"/>
+        </w:rPr>
+        <w:t xml:space="preserve">, </w:t>
+      </w:r>
+      <w:r>
+        <w:rPr>
+          <w:szCs w:val="28"/>
+          <w:lang w:val="uk-UA"/>
+        </w:rPr>
+        <w:t>19</w:t>
+      </w:r>
+      <w:r>
+        <w:rPr>
+          <w:szCs w:val="28"/>
+          <w:lang w:val="en-US"/>
+        </w:rPr>
+        <w:t xml:space="preserve"> </w:t>
+      </w:r>
+      <w:r>
+        <w:rPr>
+          <w:szCs w:val="28"/>
           <w:lang w:val="uk-UA"/>
         </w:rPr>
         <w:t>джерел.</w:t>
@@ -1696,7 +1752,7 @@
           <w:szCs w:val="28"/>
           <w:lang w:val="uk-UA"/>
         </w:rPr>
-        <w:t>Мета роботи – дослідити предметну область сортування та оцінки винограду, зробити програму автоматизації цього процесу.</w:t>
+        <w:t>Мета роботи – дослідити предметну область оцінки винограду, зробити програму автоматизації цього процесу.</w:t>
       </w:r>
     </w:p>
     <w:p>
@@ -1804,53 +1860,102 @@
           <w:szCs w:val="28"/>
           <w:lang w:val="uk-UA"/>
         </w:rPr>
-        <w:t>Програма функціонуюча і зрозумілий код.</w:t>
-      </w:r>
-    </w:p>
-    <w:p>
-      <w:pPr>
-        <w:pStyle w:val="Common"/>
+        <w:t>Програма функціонуюча і зрозуміл</w:t>
+      </w:r>
+      <w:r>
         <w:rPr>
           <w:szCs w:val="28"/>
           <w:lang w:val="uk-UA"/>
         </w:rPr>
-      </w:pPr>
-    </w:p>
-    <w:p>
-      <w:pPr>
-        <w:pStyle w:val="Common"/>
+        <w:t>о написана</w:t>
+      </w:r>
+      <w:r>
         <w:rPr>
           <w:szCs w:val="28"/>
           <w:lang w:val="uk-UA"/>
         </w:rPr>
-      </w:pPr>
-      <w:r>
+        <w:t>.</w:t>
+      </w:r>
+    </w:p>
+    <w:p>
+      <w:pPr>
+        <w:pStyle w:val="Common"/>
         <w:rPr>
           <w:szCs w:val="28"/>
           <w:lang w:val="uk-UA"/>
         </w:rPr>
-        <w:t xml:space="preserve">Контроль якості винограду, фул-стак веб застосунок, </w:t>
-      </w:r>
-      <w:r>
+      </w:pPr>
+    </w:p>
+    <w:p>
+      <w:pPr>
+        <w:pStyle w:val="Common"/>
         <w:rPr>
           <w:szCs w:val="28"/>
-          <w:lang w:val="en-US"/>
-        </w:rPr>
-        <w:t xml:space="preserve">Django, Python, MySQL, </w:t>
-      </w:r>
+          <w:lang w:val="uk-UA"/>
+        </w:rPr>
+      </w:pPr>
       <w:r>
         <w:rPr>
           <w:szCs w:val="28"/>
           <w:lang w:val="uk-UA"/>
         </w:rPr>
-        <w:t>п</w:t>
+        <w:t xml:space="preserve">Контроль якості винограду, </w:t>
       </w:r>
       <w:r>
         <w:rPr>
           <w:szCs w:val="28"/>
           <w:lang w:val="uk-UA"/>
         </w:rPr>
-        <w:t>рограмне забезпечення контролю якості винограду, перевірка якості винограду.</w:t>
+        <w:t>перевірка якості винограду</w:t>
+      </w:r>
+      <w:r>
+        <w:rPr>
+          <w:szCs w:val="28"/>
+          <w:lang w:val="uk-UA"/>
+        </w:rPr>
+        <w:t xml:space="preserve">, </w:t>
+      </w:r>
+      <w:r>
+        <w:rPr>
+          <w:szCs w:val="28"/>
+          <w:lang w:val="uk-UA"/>
+        </w:rPr>
+        <w:t>програмне забезпечення контролю якості винограду</w:t>
+      </w:r>
+      <w:r>
+        <w:rPr>
+          <w:szCs w:val="28"/>
+          <w:lang w:val="uk-UA"/>
+        </w:rPr>
+        <w:t xml:space="preserve">, </w:t>
+      </w:r>
+      <w:r>
+        <w:rPr>
+          <w:szCs w:val="28"/>
+          <w:lang w:val="uk-UA"/>
+        </w:rPr>
+        <w:t xml:space="preserve">програма для виноградарів, </w:t>
+      </w:r>
+      <w:r>
+        <w:rPr>
+          <w:szCs w:val="28"/>
+          <w:lang w:val="uk-UA"/>
+        </w:rPr>
+        <w:t xml:space="preserve">фул-стак веб застосунок, </w:t>
+      </w:r>
+      <w:r>
+        <w:rPr>
+          <w:szCs w:val="28"/>
+          <w:lang w:val="en-US"/>
+        </w:rPr>
+        <w:t>Django, Python</w:t>
+      </w:r>
+      <w:r>
+        <w:rPr>
+          <w:szCs w:val="28"/>
+          <w:lang w:val="uk-UA"/>
+        </w:rPr>
+        <w:t>.</w:t>
       </w:r>
       <w:r>
         <w:rPr>
@@ -1868,7 +1973,7 @@
           <w:lang w:val="uk-UA"/>
         </w:rPr>
       </w:pPr>
-      <w:bookmarkStart w:id="3" w:name="_Toc194168934"/>
+      <w:bookmarkStart w:id="3" w:name="_Toc194399887"/>
       <w:r>
         <w:rPr>
           <w:lang w:val="uk-UA"/>
@@ -1916,7 +2021,7 @@
         </w:rPr>
         <w:fldChar w:fldCharType="separate"/>
       </w:r>
-      <w:hyperlink w:anchor="_Toc194168933" w:history="1">
+      <w:hyperlink w:anchor="_Toc194399886" w:history="1">
         <w:r>
           <w:rPr>
             <w:rStyle w:val="af2"/>
@@ -1944,7 +2049,7 @@
             <w:noProof/>
             <w:webHidden/>
           </w:rPr>
-          <w:instrText xml:space="preserve"> PAGEREF _Toc194168933 \h </w:instrText>
+          <w:instrText xml:space="preserve"> PAGEREF _Toc194399886 \h </w:instrText>
         </w:r>
         <w:r>
           <w:rPr>
@@ -1989,7 +2094,7 @@
           <w14:ligatures w14:val="standardContextual"/>
         </w:rPr>
       </w:pPr>
-      <w:hyperlink w:anchor="_Toc194168934" w:history="1">
+      <w:hyperlink w:anchor="_Toc194399887" w:history="1">
         <w:r>
           <w:rPr>
             <w:rStyle w:val="af2"/>
@@ -2017,7 +2122,7 @@
             <w:noProof/>
             <w:webHidden/>
           </w:rPr>
-          <w:instrText xml:space="preserve"> PAGEREF _Toc194168934 \h </w:instrText>
+          <w:instrText xml:space="preserve"> PAGEREF _Toc194399887 \h </w:instrText>
         </w:r>
         <w:r>
           <w:rPr>
@@ -2062,7 +2167,7 @@
           <w14:ligatures w14:val="standardContextual"/>
         </w:rPr>
       </w:pPr>
-      <w:hyperlink w:anchor="_Toc194168935" w:history="1">
+      <w:hyperlink w:anchor="_Toc194399888" w:history="1">
         <w:r>
           <w:rPr>
             <w:rStyle w:val="af2"/>
@@ -2090,7 +2195,7 @@
             <w:noProof/>
             <w:webHidden/>
           </w:rPr>
-          <w:instrText xml:space="preserve"> PAGEREF _Toc194168935 \h </w:instrText>
+          <w:instrText xml:space="preserve"> PAGEREF _Toc194399888 \h </w:instrText>
         </w:r>
         <w:r>
           <w:rPr>
@@ -2135,7 +2240,7 @@
           <w14:ligatures w14:val="standardContextual"/>
         </w:rPr>
       </w:pPr>
-      <w:hyperlink w:anchor="_Toc194168936" w:history="1">
+      <w:hyperlink w:anchor="_Toc194399889" w:history="1">
         <w:r>
           <w:rPr>
             <w:rStyle w:val="af2"/>
@@ -2163,7 +2268,7 @@
             <w:noProof/>
             <w:webHidden/>
           </w:rPr>
-          <w:instrText xml:space="preserve"> PAGEREF _Toc194168936 \h </w:instrText>
+          <w:instrText xml:space="preserve"> PAGEREF _Toc194399889 \h </w:instrText>
         </w:r>
         <w:r>
           <w:rPr>
@@ -2208,7 +2313,7 @@
           <w14:ligatures w14:val="standardContextual"/>
         </w:rPr>
       </w:pPr>
-      <w:hyperlink w:anchor="_Toc194168937" w:history="1">
+      <w:hyperlink w:anchor="_Toc194399890" w:history="1">
         <w:r>
           <w:rPr>
             <w:rStyle w:val="af2"/>
@@ -2235,7 +2340,7 @@
             <w:noProof/>
             <w:webHidden/>
           </w:rPr>
-          <w:instrText xml:space="preserve"> PAGEREF _Toc194168937 \h </w:instrText>
+          <w:instrText xml:space="preserve"> PAGEREF _Toc194399890 \h </w:instrText>
         </w:r>
         <w:r>
           <w:rPr>
@@ -2281,7 +2386,7 @@
           <w14:ligatures w14:val="standardContextual"/>
         </w:rPr>
       </w:pPr>
-      <w:hyperlink w:anchor="_Toc194168938" w:history="1">
+      <w:hyperlink w:anchor="_Toc194399891" w:history="1">
         <w:r>
           <w:rPr>
             <w:rStyle w:val="af2"/>
@@ -2308,7 +2413,7 @@
             <w:noProof/>
             <w:webHidden/>
           </w:rPr>
-          <w:instrText xml:space="preserve"> PAGEREF _Toc194168938 \h </w:instrText>
+          <w:instrText xml:space="preserve"> PAGEREF _Toc194399891 \h </w:instrText>
         </w:r>
         <w:r>
           <w:rPr>
@@ -2354,7 +2459,7 @@
           <w14:ligatures w14:val="standardContextual"/>
         </w:rPr>
       </w:pPr>
-      <w:hyperlink w:anchor="_Toc194168939" w:history="1">
+      <w:hyperlink w:anchor="_Toc194399892" w:history="1">
         <w:r>
           <w:rPr>
             <w:rStyle w:val="af2"/>
@@ -2389,7 +2494,7 @@
             <w:noProof/>
             <w:webHidden/>
           </w:rPr>
-          <w:instrText xml:space="preserve"> PAGEREF _Toc194168939 \h </w:instrText>
+          <w:instrText xml:space="preserve"> PAGEREF _Toc194399892 \h </w:instrText>
         </w:r>
         <w:r>
           <w:rPr>
@@ -2435,7 +2540,7 @@
           <w14:ligatures w14:val="standardContextual"/>
         </w:rPr>
       </w:pPr>
-      <w:hyperlink w:anchor="_Toc194168940" w:history="1">
+      <w:hyperlink w:anchor="_Toc194399893" w:history="1">
         <w:r>
           <w:rPr>
             <w:rStyle w:val="af2"/>
@@ -2471,7 +2576,7 @@
             <w:noProof/>
             <w:webHidden/>
           </w:rPr>
-          <w:instrText xml:space="preserve"> PAGEREF _Toc194168940 \h </w:instrText>
+          <w:instrText xml:space="preserve"> PAGEREF _Toc194399893 \h </w:instrText>
         </w:r>
         <w:r>
           <w:rPr>
@@ -2517,7 +2622,7 @@
           <w14:ligatures w14:val="standardContextual"/>
         </w:rPr>
       </w:pPr>
-      <w:hyperlink w:anchor="_Toc194168941" w:history="1">
+      <w:hyperlink w:anchor="_Toc194399894" w:history="1">
         <w:r>
           <w:rPr>
             <w:rStyle w:val="af2"/>
@@ -2532,7 +2637,7 @@
             <w:noProof/>
             <w:lang w:val="en-US"/>
           </w:rPr>
-          <w:t>Vidacycle</w:t>
+          <w:t>Vidacycle Sectormentor</w:t>
         </w:r>
         <w:r>
           <w:rPr>
@@ -2553,7 +2658,7 @@
             <w:noProof/>
             <w:webHidden/>
           </w:rPr>
-          <w:instrText xml:space="preserve"> PAGEREF _Toc194168941 \h </w:instrText>
+          <w:instrText xml:space="preserve"> PAGEREF _Toc194399894 \h </w:instrText>
         </w:r>
         <w:r>
           <w:rPr>
@@ -2573,7 +2678,7 @@
             <w:noProof/>
             <w:webHidden/>
           </w:rPr>
-          <w:t>6</w:t>
+          <w:t>10</w:t>
         </w:r>
         <w:r>
           <w:rPr>
@@ -2599,7 +2704,7 @@
           <w14:ligatures w14:val="standardContextual"/>
         </w:rPr>
       </w:pPr>
-      <w:hyperlink w:anchor="_Toc194168942" w:history="1">
+      <w:hyperlink w:anchor="_Toc194399895" w:history="1">
         <w:r>
           <w:rPr>
             <w:rStyle w:val="af2"/>
@@ -2635,7 +2740,7 @@
             <w:noProof/>
             <w:webHidden/>
           </w:rPr>
-          <w:instrText xml:space="preserve"> PAGEREF _Toc194168942 \h </w:instrText>
+          <w:instrText xml:space="preserve"> PAGEREF _Toc194399895 \h </w:instrText>
         </w:r>
         <w:r>
           <w:rPr>
@@ -2655,7 +2760,7 @@
             <w:noProof/>
             <w:webHidden/>
           </w:rPr>
-          <w:t>6</w:t>
+          <w:t>13</w:t>
         </w:r>
         <w:r>
           <w:rPr>
@@ -2681,7 +2786,7 @@
           <w14:ligatures w14:val="standardContextual"/>
         </w:rPr>
       </w:pPr>
-      <w:hyperlink w:anchor="_Toc194168943" w:history="1">
+      <w:hyperlink w:anchor="_Toc194399896" w:history="1">
         <w:r>
           <w:rPr>
             <w:rStyle w:val="af2"/>
@@ -2723,7 +2828,7 @@
             <w:noProof/>
             <w:webHidden/>
           </w:rPr>
-          <w:instrText xml:space="preserve"> PAGEREF _Toc194168943 \h </w:instrText>
+          <w:instrText xml:space="preserve"> PAGEREF _Toc194399896 \h </w:instrText>
         </w:r>
         <w:r>
           <w:rPr>
@@ -2743,7 +2848,7 @@
             <w:noProof/>
             <w:webHidden/>
           </w:rPr>
-          <w:t>6</w:t>
+          <w:t>14</w:t>
         </w:r>
         <w:r>
           <w:rPr>
@@ -2769,7 +2874,7 @@
           <w14:ligatures w14:val="standardContextual"/>
         </w:rPr>
       </w:pPr>
-      <w:hyperlink w:anchor="_Toc194168944" w:history="1">
+      <w:hyperlink w:anchor="_Toc194399897" w:history="1">
         <w:r>
           <w:rPr>
             <w:rStyle w:val="af2"/>
@@ -2811,7 +2916,7 @@
             <w:noProof/>
             <w:webHidden/>
           </w:rPr>
-          <w:instrText xml:space="preserve"> PAGEREF _Toc194168944 \h </w:instrText>
+          <w:instrText xml:space="preserve"> PAGEREF _Toc194399897 \h </w:instrText>
         </w:r>
         <w:r>
           <w:rPr>
@@ -2831,7 +2936,7 @@
             <w:noProof/>
             <w:webHidden/>
           </w:rPr>
-          <w:t>7</w:t>
+          <w:t>15</w:t>
         </w:r>
         <w:r>
           <w:rPr>
@@ -2857,7 +2962,7 @@
           <w14:ligatures w14:val="standardContextual"/>
         </w:rPr>
       </w:pPr>
-      <w:hyperlink w:anchor="_Toc194168945" w:history="1">
+      <w:hyperlink w:anchor="_Toc194399898" w:history="1">
         <w:r>
           <w:rPr>
             <w:rStyle w:val="af2"/>
@@ -2899,7 +3004,7 @@
             <w:noProof/>
             <w:webHidden/>
           </w:rPr>
-          <w:instrText xml:space="preserve"> PAGEREF _Toc194168945 \h </w:instrText>
+          <w:instrText xml:space="preserve"> PAGEREF _Toc194399898 \h </w:instrText>
         </w:r>
         <w:r>
           <w:rPr>
@@ -2919,7 +3024,7 @@
             <w:noProof/>
             <w:webHidden/>
           </w:rPr>
-          <w:t>7</w:t>
+          <w:t>15</w:t>
         </w:r>
         <w:r>
           <w:rPr>
@@ -2944,7 +3049,7 @@
           <w14:ligatures w14:val="standardContextual"/>
         </w:rPr>
       </w:pPr>
-      <w:hyperlink w:anchor="_Toc194168946" w:history="1">
+      <w:hyperlink w:anchor="_Toc194399899" w:history="1">
         <w:r>
           <w:rPr>
             <w:rStyle w:val="af2"/>
@@ -2972,7 +3077,7 @@
             <w:noProof/>
             <w:webHidden/>
           </w:rPr>
-          <w:instrText xml:space="preserve"> PAGEREF _Toc194168946 \h </w:instrText>
+          <w:instrText xml:space="preserve"> PAGEREF _Toc194399899 \h </w:instrText>
         </w:r>
         <w:r>
           <w:rPr>
@@ -2992,7 +3097,7 @@
             <w:noProof/>
             <w:webHidden/>
           </w:rPr>
-          <w:t>8</w:t>
+          <w:t>16</w:t>
         </w:r>
         <w:r>
           <w:rPr>
@@ -3017,7 +3122,7 @@
           <w14:ligatures w14:val="standardContextual"/>
         </w:rPr>
       </w:pPr>
-      <w:hyperlink w:anchor="_Toc194168947" w:history="1">
+      <w:hyperlink w:anchor="_Toc194399900" w:history="1">
         <w:r>
           <w:rPr>
             <w:rStyle w:val="af2"/>
@@ -3045,7 +3150,7 @@
             <w:noProof/>
             <w:webHidden/>
           </w:rPr>
-          <w:instrText xml:space="preserve"> PAGEREF _Toc194168947 \h </w:instrText>
+          <w:instrText xml:space="preserve"> PAGEREF _Toc194399900 \h </w:instrText>
         </w:r>
         <w:r>
           <w:rPr>
@@ -3065,7 +3170,7 @@
             <w:noProof/>
             <w:webHidden/>
           </w:rPr>
-          <w:t>9</w:t>
+          <w:t>18</w:t>
         </w:r>
         <w:r>
           <w:rPr>
@@ -3091,7 +3196,7 @@
           <w14:ligatures w14:val="standardContextual"/>
         </w:rPr>
       </w:pPr>
-      <w:hyperlink w:anchor="_Toc194168948" w:history="1">
+      <w:hyperlink w:anchor="_Toc194399901" w:history="1">
         <w:r>
           <w:rPr>
             <w:rStyle w:val="af2"/>
@@ -3118,7 +3223,7 @@
             <w:noProof/>
             <w:webHidden/>
           </w:rPr>
-          <w:instrText xml:space="preserve"> PAGEREF _Toc194168948 \h </w:instrText>
+          <w:instrText xml:space="preserve"> PAGEREF _Toc194399901 \h </w:instrText>
         </w:r>
         <w:r>
           <w:rPr>
@@ -3138,7 +3243,7 @@
             <w:noProof/>
             <w:webHidden/>
           </w:rPr>
-          <w:t>10</w:t>
+          <w:t>19</w:t>
         </w:r>
         <w:r>
           <w:rPr>
@@ -3164,7 +3269,7 @@
           <w14:ligatures w14:val="standardContextual"/>
         </w:rPr>
       </w:pPr>
-      <w:hyperlink w:anchor="_Toc194168949" w:history="1">
+      <w:hyperlink w:anchor="_Toc194399902" w:history="1">
         <w:r>
           <w:rPr>
             <w:rStyle w:val="af2"/>
@@ -3192,7 +3297,7 @@
             <w:noProof/>
             <w:webHidden/>
           </w:rPr>
-          <w:instrText xml:space="preserve"> PAGEREF _Toc194168949 \h </w:instrText>
+          <w:instrText xml:space="preserve"> PAGEREF _Toc194399902 \h </w:instrText>
         </w:r>
         <w:r>
           <w:rPr>
@@ -3212,7 +3317,7 @@
             <w:noProof/>
             <w:webHidden/>
           </w:rPr>
-          <w:t>10</w:t>
+          <w:t>19</w:t>
         </w:r>
         <w:r>
           <w:rPr>
@@ -3238,7 +3343,7 @@
           <w14:ligatures w14:val="standardContextual"/>
         </w:rPr>
       </w:pPr>
-      <w:hyperlink w:anchor="_Toc194168950" w:history="1">
+      <w:hyperlink w:anchor="_Toc194399903" w:history="1">
         <w:r>
           <w:rPr>
             <w:rStyle w:val="af2"/>
@@ -3266,7 +3371,7 @@
             <w:noProof/>
             <w:webHidden/>
           </w:rPr>
-          <w:instrText xml:space="preserve"> PAGEREF _Toc194168950 \h </w:instrText>
+          <w:instrText xml:space="preserve"> PAGEREF _Toc194399903 \h </w:instrText>
         </w:r>
         <w:r>
           <w:rPr>
@@ -3286,7 +3391,7 @@
             <w:noProof/>
             <w:webHidden/>
           </w:rPr>
-          <w:t>10</w:t>
+          <w:t>19</w:t>
         </w:r>
         <w:r>
           <w:rPr>
@@ -3312,7 +3417,7 @@
           <w14:ligatures w14:val="standardContextual"/>
         </w:rPr>
       </w:pPr>
-      <w:hyperlink w:anchor="_Toc194168951" w:history="1">
+      <w:hyperlink w:anchor="_Toc194399904" w:history="1">
         <w:r>
           <w:rPr>
             <w:rStyle w:val="af2"/>
@@ -3339,7 +3444,7 @@
             <w:noProof/>
             <w:webHidden/>
           </w:rPr>
-          <w:instrText xml:space="preserve"> PAGEREF _Toc194168951 \h </w:instrText>
+          <w:instrText xml:space="preserve"> PAGEREF _Toc194399904 \h </w:instrText>
         </w:r>
         <w:r>
           <w:rPr>
@@ -3359,7 +3464,7 @@
             <w:noProof/>
             <w:webHidden/>
           </w:rPr>
-          <w:t>10</w:t>
+          <w:t>19</w:t>
         </w:r>
         <w:r>
           <w:rPr>
@@ -3385,7 +3490,7 @@
           <w14:ligatures w14:val="standardContextual"/>
         </w:rPr>
       </w:pPr>
-      <w:hyperlink w:anchor="_Toc194168952" w:history="1">
+      <w:hyperlink w:anchor="_Toc194399905" w:history="1">
         <w:r>
           <w:rPr>
             <w:rStyle w:val="af2"/>
@@ -3412,7 +3517,7 @@
             <w:noProof/>
             <w:webHidden/>
           </w:rPr>
-          <w:instrText xml:space="preserve"> PAGEREF _Toc194168952 \h </w:instrText>
+          <w:instrText xml:space="preserve"> PAGEREF _Toc194399905 \h </w:instrText>
         </w:r>
         <w:r>
           <w:rPr>
@@ -3432,7 +3537,7 @@
             <w:noProof/>
             <w:webHidden/>
           </w:rPr>
-          <w:t>10</w:t>
+          <w:t>19</w:t>
         </w:r>
         <w:r>
           <w:rPr>
@@ -3458,7 +3563,7 @@
           <w14:ligatures w14:val="standardContextual"/>
         </w:rPr>
       </w:pPr>
-      <w:hyperlink w:anchor="_Toc194168953" w:history="1">
+      <w:hyperlink w:anchor="_Toc194399906" w:history="1">
         <w:r>
           <w:rPr>
             <w:rStyle w:val="af2"/>
@@ -3485,7 +3590,7 @@
             <w:noProof/>
             <w:webHidden/>
           </w:rPr>
-          <w:instrText xml:space="preserve"> PAGEREF _Toc194168953 \h </w:instrText>
+          <w:instrText xml:space="preserve"> PAGEREF _Toc194399906 \h </w:instrText>
         </w:r>
         <w:r>
           <w:rPr>
@@ -3505,7 +3610,597 @@
             <w:noProof/>
             <w:webHidden/>
           </w:rPr>
-          <w:t>10</w:t>
+          <w:t>19</w:t>
+        </w:r>
+        <w:r>
+          <w:rPr>
+            <w:noProof/>
+            <w:webHidden/>
+          </w:rPr>
+          <w:fldChar w:fldCharType="end"/>
+        </w:r>
+      </w:hyperlink>
+    </w:p>
+    <w:p>
+      <w:pPr>
+        <w:pStyle w:val="31"/>
+        <w:tabs>
+          <w:tab w:val="right" w:leader="dot" w:pos="9344"/>
+        </w:tabs>
+        <w:rPr>
+          <w:rFonts w:asciiTheme="minorHAnsi" w:eastAsiaTheme="minorEastAsia" w:hAnsiTheme="minorHAnsi"/>
+          <w:noProof/>
+          <w:kern w:val="2"/>
+          <w:szCs w:val="24"/>
+          <w:lang w:val="uk-UA" w:eastAsia="uk-UA"/>
+          <w14:ligatures w14:val="standardContextual"/>
+        </w:rPr>
+      </w:pPr>
+      <w:hyperlink w:anchor="_Toc194399907" w:history="1">
+        <w:r>
+          <w:rPr>
+            <w:rStyle w:val="af2"/>
+            <w:noProof/>
+            <w:lang w:val="uk-UA"/>
+          </w:rPr>
+          <w:t>А.4.1 Вимоги до функціональних характеристик</w:t>
+        </w:r>
+        <w:r>
+          <w:rPr>
+            <w:noProof/>
+            <w:webHidden/>
+          </w:rPr>
+          <w:tab/>
+        </w:r>
+        <w:r>
+          <w:rPr>
+            <w:noProof/>
+            <w:webHidden/>
+          </w:rPr>
+          <w:fldChar w:fldCharType="begin"/>
+        </w:r>
+        <w:r>
+          <w:rPr>
+            <w:noProof/>
+            <w:webHidden/>
+          </w:rPr>
+          <w:instrText xml:space="preserve"> PAGEREF _Toc194399907 \h </w:instrText>
+        </w:r>
+        <w:r>
+          <w:rPr>
+            <w:noProof/>
+            <w:webHidden/>
+          </w:rPr>
+        </w:r>
+        <w:r>
+          <w:rPr>
+            <w:noProof/>
+            <w:webHidden/>
+          </w:rPr>
+          <w:fldChar w:fldCharType="separate"/>
+        </w:r>
+        <w:r>
+          <w:rPr>
+            <w:noProof/>
+            <w:webHidden/>
+          </w:rPr>
+          <w:t>20</w:t>
+        </w:r>
+        <w:r>
+          <w:rPr>
+            <w:noProof/>
+            <w:webHidden/>
+          </w:rPr>
+          <w:fldChar w:fldCharType="end"/>
+        </w:r>
+      </w:hyperlink>
+    </w:p>
+    <w:p>
+      <w:pPr>
+        <w:pStyle w:val="31"/>
+        <w:tabs>
+          <w:tab w:val="right" w:leader="dot" w:pos="9344"/>
+        </w:tabs>
+        <w:rPr>
+          <w:rFonts w:asciiTheme="minorHAnsi" w:eastAsiaTheme="minorEastAsia" w:hAnsiTheme="minorHAnsi"/>
+          <w:noProof/>
+          <w:kern w:val="2"/>
+          <w:szCs w:val="24"/>
+          <w:lang w:val="uk-UA" w:eastAsia="uk-UA"/>
+          <w14:ligatures w14:val="standardContextual"/>
+        </w:rPr>
+      </w:pPr>
+      <w:hyperlink w:anchor="_Toc194399908" w:history="1">
+        <w:r>
+          <w:rPr>
+            <w:rStyle w:val="af2"/>
+            <w:noProof/>
+            <w:lang w:val="uk-UA"/>
+          </w:rPr>
+          <w:t>А.4.2 Вимоги до надійності</w:t>
+        </w:r>
+        <w:r>
+          <w:rPr>
+            <w:noProof/>
+            <w:webHidden/>
+          </w:rPr>
+          <w:tab/>
+        </w:r>
+        <w:r>
+          <w:rPr>
+            <w:noProof/>
+            <w:webHidden/>
+          </w:rPr>
+          <w:fldChar w:fldCharType="begin"/>
+        </w:r>
+        <w:r>
+          <w:rPr>
+            <w:noProof/>
+            <w:webHidden/>
+          </w:rPr>
+          <w:instrText xml:space="preserve"> PAGEREF _Toc194399908 \h </w:instrText>
+        </w:r>
+        <w:r>
+          <w:rPr>
+            <w:noProof/>
+            <w:webHidden/>
+          </w:rPr>
+        </w:r>
+        <w:r>
+          <w:rPr>
+            <w:noProof/>
+            <w:webHidden/>
+          </w:rPr>
+          <w:fldChar w:fldCharType="separate"/>
+        </w:r>
+        <w:r>
+          <w:rPr>
+            <w:noProof/>
+            <w:webHidden/>
+          </w:rPr>
+          <w:t>20</w:t>
+        </w:r>
+        <w:r>
+          <w:rPr>
+            <w:noProof/>
+            <w:webHidden/>
+          </w:rPr>
+          <w:fldChar w:fldCharType="end"/>
+        </w:r>
+      </w:hyperlink>
+    </w:p>
+    <w:p>
+      <w:pPr>
+        <w:pStyle w:val="31"/>
+        <w:tabs>
+          <w:tab w:val="right" w:leader="dot" w:pos="9344"/>
+        </w:tabs>
+        <w:rPr>
+          <w:rFonts w:asciiTheme="minorHAnsi" w:eastAsiaTheme="minorEastAsia" w:hAnsiTheme="minorHAnsi"/>
+          <w:noProof/>
+          <w:kern w:val="2"/>
+          <w:szCs w:val="24"/>
+          <w:lang w:val="uk-UA" w:eastAsia="uk-UA"/>
+          <w14:ligatures w14:val="standardContextual"/>
+        </w:rPr>
+      </w:pPr>
+      <w:hyperlink w:anchor="_Toc194399909" w:history="1">
+        <w:r>
+          <w:rPr>
+            <w:rStyle w:val="af2"/>
+            <w:noProof/>
+            <w:lang w:val="uk-UA"/>
+          </w:rPr>
+          <w:t>А.4.3 Вимоги до технічних та програмних засобів</w:t>
+        </w:r>
+        <w:r>
+          <w:rPr>
+            <w:noProof/>
+            <w:webHidden/>
+          </w:rPr>
+          <w:tab/>
+        </w:r>
+        <w:r>
+          <w:rPr>
+            <w:noProof/>
+            <w:webHidden/>
+          </w:rPr>
+          <w:fldChar w:fldCharType="begin"/>
+        </w:r>
+        <w:r>
+          <w:rPr>
+            <w:noProof/>
+            <w:webHidden/>
+          </w:rPr>
+          <w:instrText xml:space="preserve"> PAGEREF _Toc194399909 \h </w:instrText>
+        </w:r>
+        <w:r>
+          <w:rPr>
+            <w:noProof/>
+            <w:webHidden/>
+          </w:rPr>
+        </w:r>
+        <w:r>
+          <w:rPr>
+            <w:noProof/>
+            <w:webHidden/>
+          </w:rPr>
+          <w:fldChar w:fldCharType="separate"/>
+        </w:r>
+        <w:r>
+          <w:rPr>
+            <w:noProof/>
+            <w:webHidden/>
+          </w:rPr>
+          <w:t>20</w:t>
+        </w:r>
+        <w:r>
+          <w:rPr>
+            <w:noProof/>
+            <w:webHidden/>
+          </w:rPr>
+          <w:fldChar w:fldCharType="end"/>
+        </w:r>
+      </w:hyperlink>
+    </w:p>
+    <w:p>
+      <w:pPr>
+        <w:pStyle w:val="21"/>
+        <w:tabs>
+          <w:tab w:val="right" w:leader="dot" w:pos="9344"/>
+        </w:tabs>
+        <w:rPr>
+          <w:rFonts w:asciiTheme="minorHAnsi" w:eastAsiaTheme="minorEastAsia" w:hAnsiTheme="minorHAnsi"/>
+          <w:noProof/>
+          <w:kern w:val="2"/>
+          <w:szCs w:val="24"/>
+          <w:lang w:val="uk-UA" w:eastAsia="uk-UA"/>
+          <w14:ligatures w14:val="standardContextual"/>
+        </w:rPr>
+      </w:pPr>
+      <w:hyperlink w:anchor="_Toc194399910" w:history="1">
+        <w:r>
+          <w:rPr>
+            <w:rStyle w:val="af2"/>
+            <w:noProof/>
+          </w:rPr>
+          <w:t>А.5 Вимоги до програмної документації</w:t>
+        </w:r>
+        <w:r>
+          <w:rPr>
+            <w:noProof/>
+            <w:webHidden/>
+          </w:rPr>
+          <w:tab/>
+        </w:r>
+        <w:r>
+          <w:rPr>
+            <w:noProof/>
+            <w:webHidden/>
+          </w:rPr>
+          <w:fldChar w:fldCharType="begin"/>
+        </w:r>
+        <w:r>
+          <w:rPr>
+            <w:noProof/>
+            <w:webHidden/>
+          </w:rPr>
+          <w:instrText xml:space="preserve"> PAGEREF _Toc194399910 \h </w:instrText>
+        </w:r>
+        <w:r>
+          <w:rPr>
+            <w:noProof/>
+            <w:webHidden/>
+          </w:rPr>
+        </w:r>
+        <w:r>
+          <w:rPr>
+            <w:noProof/>
+            <w:webHidden/>
+          </w:rPr>
+          <w:fldChar w:fldCharType="separate"/>
+        </w:r>
+        <w:r>
+          <w:rPr>
+            <w:noProof/>
+            <w:webHidden/>
+          </w:rPr>
+          <w:t>21</w:t>
+        </w:r>
+        <w:r>
+          <w:rPr>
+            <w:noProof/>
+            <w:webHidden/>
+          </w:rPr>
+          <w:fldChar w:fldCharType="end"/>
+        </w:r>
+      </w:hyperlink>
+    </w:p>
+    <w:p>
+      <w:pPr>
+        <w:pStyle w:val="21"/>
+        <w:tabs>
+          <w:tab w:val="right" w:leader="dot" w:pos="9344"/>
+        </w:tabs>
+        <w:rPr>
+          <w:rFonts w:asciiTheme="minorHAnsi" w:eastAsiaTheme="minorEastAsia" w:hAnsiTheme="minorHAnsi"/>
+          <w:noProof/>
+          <w:kern w:val="2"/>
+          <w:szCs w:val="24"/>
+          <w:lang w:val="uk-UA" w:eastAsia="uk-UA"/>
+          <w14:ligatures w14:val="standardContextual"/>
+        </w:rPr>
+      </w:pPr>
+      <w:hyperlink w:anchor="_Toc194399911" w:history="1">
+        <w:r>
+          <w:rPr>
+            <w:rStyle w:val="af2"/>
+            <w:noProof/>
+          </w:rPr>
+          <w:t>А.6 Стадії і етапи розробки</w:t>
+        </w:r>
+        <w:r>
+          <w:rPr>
+            <w:noProof/>
+            <w:webHidden/>
+          </w:rPr>
+          <w:tab/>
+        </w:r>
+        <w:r>
+          <w:rPr>
+            <w:noProof/>
+            <w:webHidden/>
+          </w:rPr>
+          <w:fldChar w:fldCharType="begin"/>
+        </w:r>
+        <w:r>
+          <w:rPr>
+            <w:noProof/>
+            <w:webHidden/>
+          </w:rPr>
+          <w:instrText xml:space="preserve"> PAGEREF _Toc194399911 \h </w:instrText>
+        </w:r>
+        <w:r>
+          <w:rPr>
+            <w:noProof/>
+            <w:webHidden/>
+          </w:rPr>
+        </w:r>
+        <w:r>
+          <w:rPr>
+            <w:noProof/>
+            <w:webHidden/>
+          </w:rPr>
+          <w:fldChar w:fldCharType="separate"/>
+        </w:r>
+        <w:r>
+          <w:rPr>
+            <w:noProof/>
+            <w:webHidden/>
+          </w:rPr>
+          <w:t>21</w:t>
+        </w:r>
+        <w:r>
+          <w:rPr>
+            <w:noProof/>
+            <w:webHidden/>
+          </w:rPr>
+          <w:fldChar w:fldCharType="end"/>
+        </w:r>
+      </w:hyperlink>
+    </w:p>
+    <w:p>
+      <w:pPr>
+        <w:pStyle w:val="31"/>
+        <w:tabs>
+          <w:tab w:val="right" w:leader="dot" w:pos="9344"/>
+        </w:tabs>
+        <w:rPr>
+          <w:rFonts w:asciiTheme="minorHAnsi" w:eastAsiaTheme="minorEastAsia" w:hAnsiTheme="minorHAnsi"/>
+          <w:noProof/>
+          <w:kern w:val="2"/>
+          <w:szCs w:val="24"/>
+          <w:lang w:val="uk-UA" w:eastAsia="uk-UA"/>
+          <w14:ligatures w14:val="standardContextual"/>
+        </w:rPr>
+      </w:pPr>
+      <w:hyperlink w:anchor="_Toc194399912" w:history="1">
+        <w:r>
+          <w:rPr>
+            <w:rStyle w:val="af2"/>
+            <w:noProof/>
+            <w:lang w:val="uk-UA"/>
+          </w:rPr>
+          <w:t>А.6.1 Стадії розробки</w:t>
+        </w:r>
+        <w:r>
+          <w:rPr>
+            <w:noProof/>
+            <w:webHidden/>
+          </w:rPr>
+          <w:tab/>
+        </w:r>
+        <w:r>
+          <w:rPr>
+            <w:noProof/>
+            <w:webHidden/>
+          </w:rPr>
+          <w:fldChar w:fldCharType="begin"/>
+        </w:r>
+        <w:r>
+          <w:rPr>
+            <w:noProof/>
+            <w:webHidden/>
+          </w:rPr>
+          <w:instrText xml:space="preserve"> PAGEREF _Toc194399912 \h </w:instrText>
+        </w:r>
+        <w:r>
+          <w:rPr>
+            <w:noProof/>
+            <w:webHidden/>
+          </w:rPr>
+        </w:r>
+        <w:r>
+          <w:rPr>
+            <w:noProof/>
+            <w:webHidden/>
+          </w:rPr>
+          <w:fldChar w:fldCharType="separate"/>
+        </w:r>
+        <w:r>
+          <w:rPr>
+            <w:noProof/>
+            <w:webHidden/>
+          </w:rPr>
+          <w:t>21</w:t>
+        </w:r>
+        <w:r>
+          <w:rPr>
+            <w:noProof/>
+            <w:webHidden/>
+          </w:rPr>
+          <w:fldChar w:fldCharType="end"/>
+        </w:r>
+      </w:hyperlink>
+    </w:p>
+    <w:p>
+      <w:pPr>
+        <w:pStyle w:val="31"/>
+        <w:tabs>
+          <w:tab w:val="right" w:leader="dot" w:pos="9344"/>
+        </w:tabs>
+        <w:rPr>
+          <w:rFonts w:asciiTheme="minorHAnsi" w:eastAsiaTheme="minorEastAsia" w:hAnsiTheme="minorHAnsi"/>
+          <w:noProof/>
+          <w:kern w:val="2"/>
+          <w:szCs w:val="24"/>
+          <w:lang w:val="uk-UA" w:eastAsia="uk-UA"/>
+          <w14:ligatures w14:val="standardContextual"/>
+        </w:rPr>
+      </w:pPr>
+      <w:hyperlink w:anchor="_Toc194399913" w:history="1">
+        <w:r>
+          <w:rPr>
+            <w:rStyle w:val="af2"/>
+            <w:noProof/>
+            <w:lang w:val="uk-UA"/>
+          </w:rPr>
+          <w:t>А.6.2 Етапи розробки</w:t>
+        </w:r>
+        <w:r>
+          <w:rPr>
+            <w:noProof/>
+            <w:webHidden/>
+          </w:rPr>
+          <w:tab/>
+        </w:r>
+        <w:r>
+          <w:rPr>
+            <w:noProof/>
+            <w:webHidden/>
+          </w:rPr>
+          <w:fldChar w:fldCharType="begin"/>
+        </w:r>
+        <w:r>
+          <w:rPr>
+            <w:noProof/>
+            <w:webHidden/>
+          </w:rPr>
+          <w:instrText xml:space="preserve"> PAGEREF _Toc194399913 \h </w:instrText>
+        </w:r>
+        <w:r>
+          <w:rPr>
+            <w:noProof/>
+            <w:webHidden/>
+          </w:rPr>
+        </w:r>
+        <w:r>
+          <w:rPr>
+            <w:noProof/>
+            <w:webHidden/>
+          </w:rPr>
+          <w:fldChar w:fldCharType="separate"/>
+        </w:r>
+        <w:r>
+          <w:rPr>
+            <w:noProof/>
+            <w:webHidden/>
+          </w:rPr>
+          <w:t>21</w:t>
+        </w:r>
+        <w:r>
+          <w:rPr>
+            <w:noProof/>
+            <w:webHidden/>
+          </w:rPr>
+          <w:fldChar w:fldCharType="end"/>
+        </w:r>
+      </w:hyperlink>
+    </w:p>
+    <w:p>
+      <w:pPr>
+        <w:pStyle w:val="31"/>
+        <w:tabs>
+          <w:tab w:val="right" w:leader="dot" w:pos="9344"/>
+        </w:tabs>
+        <w:rPr>
+          <w:rFonts w:asciiTheme="minorHAnsi" w:eastAsiaTheme="minorEastAsia" w:hAnsiTheme="minorHAnsi"/>
+          <w:noProof/>
+          <w:kern w:val="2"/>
+          <w:szCs w:val="24"/>
+          <w:lang w:val="uk-UA" w:eastAsia="uk-UA"/>
+          <w14:ligatures w14:val="standardContextual"/>
+        </w:rPr>
+      </w:pPr>
+      <w:hyperlink w:anchor="_Toc194399914" w:history="1">
+        <w:r>
+          <w:rPr>
+            <w:rStyle w:val="af2"/>
+            <w:noProof/>
+            <w:lang w:val="uk-UA"/>
+          </w:rPr>
+          <w:t>А.6.3 Зміст робіт по етапах</w:t>
+        </w:r>
+        <w:r>
+          <w:rPr>
+            <w:noProof/>
+            <w:webHidden/>
+          </w:rPr>
+          <w:tab/>
+        </w:r>
+        <w:r>
+          <w:rPr>
+            <w:noProof/>
+            <w:webHidden/>
+          </w:rPr>
+          <w:fldChar w:fldCharType="begin"/>
+        </w:r>
+        <w:r>
+          <w:rPr>
+            <w:noProof/>
+            <w:webHidden/>
+          </w:rPr>
+          <w:instrText xml:space="preserve"> PAGEREF _Toc194399914 \h </w:instrText>
+        </w:r>
+        <w:r>
+          <w:rPr>
+            <w:noProof/>
+            <w:webHidden/>
+          </w:rPr>
+        </w:r>
+        <w:r>
+          <w:rPr>
+            <w:noProof/>
+            <w:webHidden/>
+          </w:rPr>
+          <w:fldChar w:fldCharType="separate"/>
+        </w:r>
+        <w:r>
+          <w:rPr>
+            <w:noProof/>
+            <w:webHidden/>
+          </w:rPr>
+          <w:t>22</w:t>
         </w:r>
         <w:r>
           <w:rPr>
@@ -3548,7 +4243,7 @@
       </w:pPr>
       <w:bookmarkStart w:id="4" w:name="_Toc533520912"/>
       <w:bookmarkStart w:id="5" w:name="_Toc27554779"/>
-      <w:bookmarkStart w:id="6" w:name="_Toc194168935"/>
+      <w:bookmarkStart w:id="6" w:name="_Toc194399888"/>
       <w:r>
         <w:rPr>
           <w:lang w:val="uk-UA"/>
@@ -3618,7 +4313,7 @@
       </w:pPr>
       <w:bookmarkStart w:id="7" w:name="_Toc533520911"/>
       <w:bookmarkStart w:id="8" w:name="_Toc27554780"/>
-      <w:bookmarkStart w:id="9" w:name="_Toc194168936"/>
+      <w:bookmarkStart w:id="9" w:name="_Toc194399889"/>
       <w:r>
         <w:rPr>
           <w:lang w:val="uk-UA"/>
@@ -4040,7 +4735,7 @@
       </w:pPr>
       <w:bookmarkStart w:id="10" w:name="_Toc533520913"/>
       <w:bookmarkStart w:id="11" w:name="_Toc27554781"/>
-      <w:bookmarkStart w:id="12" w:name="_Toc194168937"/>
+      <w:bookmarkStart w:id="12" w:name="_Toc194399890"/>
       <w:r>
         <w:lastRenderedPageBreak/>
         <w:t>1 Аналіз предметної області</w:t>
@@ -4090,7 +4785,7 @@
         <w:pStyle w:val="Title2nd"/>
       </w:pPr>
       <w:bookmarkStart w:id="13" w:name="_Toc27554782"/>
-      <w:bookmarkStart w:id="14" w:name="_Toc194168938"/>
+      <w:bookmarkStart w:id="14" w:name="_Toc194399891"/>
       <w:r>
         <w:t xml:space="preserve">1.1 </w:t>
       </w:r>
@@ -4186,7 +4881,7 @@
       </w:pPr>
       <w:bookmarkStart w:id="15" w:name="_Toc533520914"/>
       <w:bookmarkStart w:id="16" w:name="_Toc27554783"/>
-      <w:bookmarkStart w:id="17" w:name="_Toc194168939"/>
+      <w:bookmarkStart w:id="17" w:name="_Toc194399892"/>
       <w:r>
         <w:t xml:space="preserve">1.2 </w:t>
       </w:r>
@@ -4207,7 +4902,7 @@
           <w:lang w:val="uk-UA"/>
         </w:rPr>
       </w:pPr>
-      <w:bookmarkStart w:id="18" w:name="_Toc194168940"/>
+      <w:bookmarkStart w:id="18" w:name="_Toc194399893"/>
       <w:r>
         <w:rPr>
           <w:lang w:val="uk-UA"/>
@@ -4577,7 +5272,7 @@
           <w:lang w:val="uk-UA"/>
         </w:rPr>
       </w:pPr>
-      <w:bookmarkStart w:id="19" w:name="_Toc194168941"/>
+      <w:bookmarkStart w:id="19" w:name="_Toc194399894"/>
       <w:r>
         <w:rPr>
           <w:lang w:val="uk-UA"/>
@@ -4590,19 +5285,19 @@
         </w:rPr>
         <w:t>Vidacycle</w:t>
       </w:r>
+      <w:r>
+        <w:rPr>
+          <w:lang w:val="en-US"/>
+        </w:rPr>
+        <w:t xml:space="preserve"> </w:t>
+      </w:r>
+      <w:r>
+        <w:rPr>
+          <w:lang w:val="en-US"/>
+        </w:rPr>
+        <w:t>Sectormentor</w:t>
+      </w:r>
       <w:bookmarkEnd w:id="19"/>
-      <w:r>
-        <w:rPr>
-          <w:lang w:val="en-US"/>
-        </w:rPr>
-        <w:t xml:space="preserve"> </w:t>
-      </w:r>
-      <w:r>
-        <w:rPr>
-          <w:lang w:val="en-US"/>
-        </w:rPr>
-        <w:t>Sectormentor</w:t>
-      </w:r>
     </w:p>
     <w:p>
       <w:pPr>
@@ -5200,7 +5895,7 @@
           <w:lang w:val="uk-UA"/>
         </w:rPr>
       </w:pPr>
-      <w:bookmarkStart w:id="20" w:name="_Toc194168942"/>
+      <w:bookmarkStart w:id="20" w:name="_Toc194399895"/>
       <w:r>
         <w:rPr>
           <w:lang w:val="uk-UA"/>
@@ -5411,7 +6106,7 @@
           <w:lang w:val="en-US"/>
         </w:rPr>
       </w:pPr>
-      <w:bookmarkStart w:id="21" w:name="_Toc194168943"/>
+      <w:bookmarkStart w:id="21" w:name="_Toc194399896"/>
       <w:r>
         <w:t>1.</w:t>
       </w:r>
@@ -5879,7 +6574,7 @@
       <w:pPr>
         <w:pStyle w:val="Title2nd"/>
       </w:pPr>
-      <w:bookmarkStart w:id="22" w:name="_Toc194168944"/>
+      <w:bookmarkStart w:id="22" w:name="_Toc194399897"/>
       <w:r>
         <w:t>1.</w:t>
       </w:r>
@@ -5985,7 +6680,7 @@
       <w:pPr>
         <w:pStyle w:val="Title2nd"/>
       </w:pPr>
-      <w:bookmarkStart w:id="23" w:name="_Toc194168945"/>
+      <w:bookmarkStart w:id="23" w:name="_Toc194399898"/>
       <w:r>
         <w:t>1.</w:t>
       </w:r>
@@ -6130,7 +6825,6 @@
         </w:rPr>
         <w:t>Актуальність програми доведена існуванням багатьох програм для вирішення цієї задачі.</w:t>
       </w:r>
-      <w:bookmarkStart w:id="24" w:name="_Toc194168946"/>
     </w:p>
     <w:p>
       <w:pPr>
@@ -6153,6 +6847,7 @@
           <w:lang w:val="uk-UA"/>
         </w:rPr>
       </w:pPr>
+      <w:bookmarkStart w:id="24" w:name="_Toc194399899"/>
       <w:r>
         <w:rPr>
           <w:lang w:val="uk-UA"/>
@@ -7018,7 +7713,6 @@
           <w:lang w:val="uk-UA" w:eastAsia="ar-SA"/>
         </w:rPr>
       </w:pPr>
-      <w:bookmarkStart w:id="25" w:name="_Toc194168947"/>
       <w:r>
         <w:rPr>
           <w:lang w:val="uk-UA"/>
@@ -7121,6 +7815,7 @@
           <w:lang w:val="en-US"/>
         </w:rPr>
       </w:pPr>
+      <w:bookmarkStart w:id="25" w:name="_Toc194399900"/>
       <w:r>
         <w:rPr>
           <w:lang w:val="uk-UA"/>
@@ -7167,7 +7862,7 @@
           <w:lang w:val="en-US"/>
         </w:rPr>
       </w:pPr>
-      <w:bookmarkStart w:id="26" w:name="_Toc194168948"/>
+      <w:bookmarkStart w:id="26" w:name="_Toc194399901"/>
       <w:r>
         <w:lastRenderedPageBreak/>
         <w:t>А.1 Вступ</w:t>
@@ -7181,7 +7876,7 @@
           <w:lang w:val="en-US"/>
         </w:rPr>
       </w:pPr>
-      <w:bookmarkStart w:id="27" w:name="_Toc194168949"/>
+      <w:bookmarkStart w:id="27" w:name="_Toc194399902"/>
       <w:r>
         <w:rPr>
           <w:lang w:val="uk-UA"/>
@@ -7227,7 +7922,7 @@
           <w:lang w:val="uk-UA"/>
         </w:rPr>
       </w:pPr>
-      <w:bookmarkStart w:id="28" w:name="_Toc194168950"/>
+      <w:bookmarkStart w:id="28" w:name="_Toc194399903"/>
       <w:r>
         <w:rPr>
           <w:lang w:val="uk-UA"/>
@@ -7296,7 +7991,7 @@
       <w:pPr>
         <w:pStyle w:val="Title2nd"/>
       </w:pPr>
-      <w:bookmarkStart w:id="29" w:name="_Toc194168951"/>
+      <w:bookmarkStart w:id="29" w:name="_Toc194399904"/>
       <w:r>
         <w:t>А.2 Підстави для розробки</w:t>
       </w:r>
@@ -7336,7 +8031,7 @@
       <w:pPr>
         <w:pStyle w:val="Title2nd"/>
       </w:pPr>
-      <w:bookmarkStart w:id="30" w:name="_Toc194168952"/>
+      <w:bookmarkStart w:id="30" w:name="_Toc194399905"/>
       <w:r>
         <w:t>А.3 Призначення розробки</w:t>
       </w:r>
@@ -7393,7 +8088,7 @@
           <w:lang w:val="en-US"/>
         </w:rPr>
       </w:pPr>
-      <w:bookmarkStart w:id="31" w:name="_Toc194168953"/>
+      <w:bookmarkStart w:id="31" w:name="_Toc194399906"/>
       <w:r>
         <w:t>А.4 Вимоги до програми</w:t>
       </w:r>
@@ -7472,6 +8167,7 @@
           <w:lang w:val="en-US"/>
         </w:rPr>
       </w:pPr>
+      <w:bookmarkStart w:id="32" w:name="_Toc194399907"/>
       <w:r>
         <w:rPr>
           <w:lang w:val="uk-UA"/>
@@ -7479,6 +8175,7 @@
         <w:lastRenderedPageBreak/>
         <w:t>А.4.1 Вимоги до функціональних характеристик</w:t>
       </w:r>
+      <w:bookmarkEnd w:id="32"/>
     </w:p>
     <w:p>
       <w:pPr>
@@ -7611,12 +8308,14 @@
           <w:lang w:val="en-US"/>
         </w:rPr>
       </w:pPr>
+      <w:bookmarkStart w:id="33" w:name="_Toc194399908"/>
       <w:r>
         <w:rPr>
           <w:lang w:val="uk-UA"/>
         </w:rPr>
         <w:t>А.4.2 Вимоги до надійності</w:t>
       </w:r>
+      <w:bookmarkEnd w:id="33"/>
     </w:p>
     <w:p>
       <w:pPr>
@@ -7669,12 +8368,14 @@
           <w:lang w:val="uk-UA"/>
         </w:rPr>
       </w:pPr>
+      <w:bookmarkStart w:id="34" w:name="_Toc194399909"/>
       <w:r>
         <w:rPr>
           <w:lang w:val="uk-UA"/>
         </w:rPr>
         <w:t>А.4.3 Вимоги до технічних та програмних засобів</w:t>
       </w:r>
+      <w:bookmarkEnd w:id="34"/>
     </w:p>
     <w:p>
       <w:pPr>
@@ -7944,7 +8645,7 @@
       <w:pPr>
         <w:pStyle w:val="Common"/>
         <w:rPr>
-          <w:lang w:val="en-US"/>
+          <w:lang w:val="uk-UA"/>
         </w:rPr>
       </w:pPr>
       <w:r>
@@ -7972,9 +8673,11 @@
       <w:pPr>
         <w:pStyle w:val="Title2nd"/>
       </w:pPr>
+      <w:bookmarkStart w:id="35" w:name="_Toc194399910"/>
       <w:r>
         <w:t>А.5 Вимоги до програмної документації</w:t>
       </w:r>
+      <w:bookmarkEnd w:id="35"/>
     </w:p>
     <w:p>
       <w:pPr>
@@ -8060,9 +8763,11 @@
       <w:pPr>
         <w:pStyle w:val="Title2nd"/>
       </w:pPr>
+      <w:bookmarkStart w:id="36" w:name="_Toc194399911"/>
       <w:r>
         <w:t>А.6 Стадії і етапи розробки</w:t>
       </w:r>
+      <w:bookmarkEnd w:id="36"/>
     </w:p>
     <w:p>
       <w:pPr>
@@ -8071,12 +8776,14 @@
           <w:lang w:val="uk-UA"/>
         </w:rPr>
       </w:pPr>
+      <w:bookmarkStart w:id="37" w:name="_Toc194399912"/>
       <w:r>
         <w:rPr>
           <w:lang w:val="uk-UA"/>
         </w:rPr>
         <w:t>А.6.1 Стадії розробки</w:t>
       </w:r>
+      <w:bookmarkEnd w:id="37"/>
     </w:p>
     <w:p>
       <w:pPr>
@@ -8169,11 +8876,19 @@
           <w:lang w:val="uk-UA"/>
         </w:rPr>
       </w:pPr>
-      <w:r>
-        <w:rPr>
-          <w:lang w:val="uk-UA"/>
-        </w:rPr>
-        <w:t xml:space="preserve">А.6.2 Етапи розробки </w:t>
+      <w:bookmarkStart w:id="38" w:name="_Toc194399913"/>
+      <w:r>
+        <w:rPr>
+          <w:lang w:val="uk-UA"/>
+        </w:rPr>
+        <w:t>А.6.2 Етапи розробки</w:t>
+      </w:r>
+      <w:bookmarkEnd w:id="38"/>
+      <w:r>
+        <w:rPr>
+          <w:lang w:val="uk-UA"/>
+        </w:rPr>
+        <w:t xml:space="preserve"> </w:t>
       </w:r>
     </w:p>
     <w:p>
@@ -8267,6 +8982,7 @@
           <w:lang w:val="uk-UA"/>
         </w:rPr>
       </w:pPr>
+      <w:bookmarkStart w:id="39" w:name="_Toc194399914"/>
       <w:r>
         <w:rPr>
           <w:lang w:val="uk-UA"/>
@@ -8274,6 +8990,7 @@
         <w:lastRenderedPageBreak/>
         <w:t>А.6.3 Зміст робіт по етапах</w:t>
       </w:r>
+      <w:bookmarkEnd w:id="39"/>
     </w:p>
     <w:p>
       <w:pPr>

--- a/32K Kursach/KNT-122_Onyshchenko_Variant-19_PZ.docx
+++ b/32K Kursach/KNT-122_Onyshchenko_Variant-19_PZ.docx
@@ -4238,7 +4238,7 @@
       <w:pPr>
         <w:pStyle w:val="Title1st"/>
         <w:rPr>
-          <w:lang w:val="uk-UA"/>
+          <w:lang w:val="en-US"/>
         </w:rPr>
       </w:pPr>
       <w:bookmarkStart w:id="4" w:name="_Toc533520912"/>
@@ -4265,40 +4265,63 @@
       <w:pPr>
         <w:pStyle w:val="Common"/>
         <w:rPr>
-          <w:lang w:val="en-US"/>
-        </w:rPr>
-      </w:pPr>
-      <w:r>
-        <w:rPr>
-          <w:lang w:val="en-US"/>
-        </w:rPr>
-        <w:t>Abbreviations</w:t>
-      </w:r>
-      <w:r>
-        <w:rPr>
-          <w:lang w:val="uk-UA"/>
-        </w:rPr>
-        <w:t xml:space="preserve"> – </w:t>
-      </w:r>
-      <w:r>
-        <w:rPr>
-          <w:lang w:val="en-US"/>
-        </w:rPr>
-        <w:t>meanings;</w:t>
-      </w:r>
-    </w:p>
-    <w:p>
-      <w:pPr>
-        <w:pStyle w:val="Common"/>
-        <w:rPr>
-          <w:lang w:val="en-US"/>
-        </w:rPr>
-      </w:pPr>
-      <w:r>
-        <w:rPr>
-          <w:lang w:val="uk-UA"/>
-        </w:rPr>
-        <w:t>Аббревіатури – значення;</w:t>
+          <w:szCs w:val="28"/>
+          <w:lang w:val="en-US"/>
+        </w:rPr>
+      </w:pPr>
+      <w:r>
+        <w:rPr>
+          <w:szCs w:val="28"/>
+          <w:lang w:val="en-US"/>
+        </w:rPr>
+        <w:t>Django – бекенд фреймворк для мови Python;</w:t>
+      </w:r>
+    </w:p>
+    <w:p>
+      <w:pPr>
+        <w:pStyle w:val="Common"/>
+        <w:rPr>
+          <w:szCs w:val="28"/>
+          <w:lang w:val="en-US"/>
+        </w:rPr>
+      </w:pPr>
+      <w:r>
+        <w:rPr>
+          <w:szCs w:val="28"/>
+          <w:lang w:val="en-US"/>
+        </w:rPr>
+        <w:t>MongoDB – сучасна документна база даних;</w:t>
+      </w:r>
+    </w:p>
+    <w:p>
+      <w:pPr>
+        <w:pStyle w:val="Common"/>
+        <w:rPr>
+          <w:szCs w:val="28"/>
+          <w:lang w:val="en-US"/>
+        </w:rPr>
+      </w:pPr>
+      <w:r>
+        <w:rPr>
+          <w:szCs w:val="28"/>
+          <w:lang w:val="en-US"/>
+        </w:rPr>
+        <w:t>MySQL – популярна реляційна база даних;</w:t>
+      </w:r>
+    </w:p>
+    <w:p>
+      <w:pPr>
+        <w:pStyle w:val="Common"/>
+        <w:rPr>
+          <w:lang w:val="uk-UA"/>
+        </w:rPr>
+      </w:pPr>
+      <w:r>
+        <w:rPr>
+          <w:szCs w:val="28"/>
+          <w:lang w:val="en-US"/>
+        </w:rPr>
+        <w:t>Python – мова програмування високого рівня.</w:t>
       </w:r>
       <w:r>
         <w:br w:type="page"/>
@@ -4359,7 +4382,35 @@
           <w:szCs w:val="28"/>
           <w:lang w:val="uk-UA"/>
         </w:rPr>
-        <w:t>: родзинки, джем, вино, сік, мармелад, і таке інше. Виноград росте у гронах і відрізняється кольором, розміром та смаком залежно від виду. Грони винограду ростуть на лозах</w:t>
+        <w:t xml:space="preserve">: родзинки, джем, вино, сік, мармелад, </w:t>
+      </w:r>
+      <w:r>
+        <w:rPr>
+          <w:szCs w:val="28"/>
+          <w:lang w:val="uk-UA"/>
+        </w:rPr>
+        <w:t xml:space="preserve">та </w:t>
+      </w:r>
+      <w:r>
+        <w:rPr>
+          <w:szCs w:val="28"/>
+          <w:lang w:val="uk-UA"/>
+        </w:rPr>
+        <w:t>інш</w:t>
+      </w:r>
+      <w:r>
+        <w:rPr>
+          <w:szCs w:val="28"/>
+          <w:lang w:val="uk-UA"/>
+        </w:rPr>
+        <w:t>і</w:t>
+      </w:r>
+      <w:r>
+        <w:rPr>
+          <w:szCs w:val="28"/>
+          <w:lang w:val="uk-UA"/>
+        </w:rPr>
+        <w:t>. Виноград росте у гронах і відрізняється кольором, розміром та смаком залежно від виду. Грони винограду ростуть на лозах</w:t>
       </w:r>
       <w:r>
         <w:rPr>
@@ -4390,7 +4441,28 @@
           <w:szCs w:val="28"/>
           <w:lang w:val="uk-UA"/>
         </w:rPr>
-        <w:t>, найкраще підходять сонячні схилясті місцевості на висоті</w:t>
+        <w:t xml:space="preserve">, </w:t>
+      </w:r>
+      <w:r>
+        <w:rPr>
+          <w:szCs w:val="28"/>
+          <w:lang w:val="uk-UA"/>
+        </w:rPr>
+        <w:t>для вирощування</w:t>
+      </w:r>
+      <w:r>
+        <w:rPr>
+          <w:szCs w:val="28"/>
+          <w:lang w:val="uk-UA"/>
+        </w:rPr>
+        <w:t xml:space="preserve"> </w:t>
+      </w:r>
+      <w:r>
+        <w:rPr>
+          <w:szCs w:val="28"/>
+          <w:lang w:val="uk-UA"/>
+        </w:rPr>
+        <w:t>найкраще підходять сонячні схилясті місцевості на висоті</w:t>
       </w:r>
       <w:r>
         <w:rPr>
@@ -4557,7 +4629,21 @@
           <w:szCs w:val="28"/>
           <w:lang w:val="uk-UA"/>
         </w:rPr>
-        <w:t>Другий клас може мати значні зовнішні пошкодження і призначається для переробки або на продаж за нижчою ціною.</w:t>
+        <w:t xml:space="preserve">Другий клас може мати значні зовнішні пошкодження і </w:t>
+      </w:r>
+      <w:r>
+        <w:rPr>
+          <w:szCs w:val="28"/>
+          <w:lang w:val="uk-UA"/>
+        </w:rPr>
+        <w:t>призначений</w:t>
+      </w:r>
+      <w:r>
+        <w:rPr>
+          <w:szCs w:val="28"/>
+          <w:lang w:val="uk-UA"/>
+        </w:rPr>
+        <w:t xml:space="preserve"> для переробки або на продаж за нижчою ціною.</w:t>
       </w:r>
     </w:p>
     <w:p>
@@ -4666,21 +4752,77 @@
           <w:szCs w:val="28"/>
           <w:lang w:val="uk-UA"/>
         </w:rPr>
-        <w:t>У програмах контролю якості користувач може отримувати зворотній зв’язок в режими реального часу про показники продуктів.</w:t>
+        <w:t>У програмах контролю якості користувач може отримувати зворотній зв’язок в режими реального часу про</w:t>
       </w:r>
       <w:r>
         <w:rPr>
           <w:szCs w:val="28"/>
           <w:lang w:val="uk-UA"/>
         </w:rPr>
-        <w:t xml:space="preserve"> Краще щоб такі програми давали можливість колаборації: роботи кілької користувачів над одним проєктом, доступ до нього, коментування різних процесів, тощо.</w:t>
+        <w:t xml:space="preserve"> результати перевірок</w:t>
       </w:r>
       <w:r>
         <w:rPr>
           <w:szCs w:val="28"/>
           <w:lang w:val="uk-UA"/>
         </w:rPr>
-        <w:t xml:space="preserve"> Через програму контролю якості нові люди в компанії можуть швидше зрозуміти її процеси</w:t>
+        <w:t>.</w:t>
+      </w:r>
+      <w:r>
+        <w:rPr>
+          <w:szCs w:val="28"/>
+          <w:lang w:val="uk-UA"/>
+        </w:rPr>
+        <w:t xml:space="preserve"> Краще</w:t>
+      </w:r>
+      <w:r>
+        <w:rPr>
+          <w:szCs w:val="28"/>
+          <w:lang w:val="uk-UA"/>
+        </w:rPr>
+        <w:t>,</w:t>
+      </w:r>
+      <w:r>
+        <w:rPr>
+          <w:szCs w:val="28"/>
+          <w:lang w:val="uk-UA"/>
+        </w:rPr>
+        <w:t xml:space="preserve"> щоб такі програми давали можливість колаборації: роботи кілько</w:t>
+      </w:r>
+      <w:r>
+        <w:rPr>
+          <w:szCs w:val="28"/>
+          <w:lang w:val="uk-UA"/>
+        </w:rPr>
+        <w:t>х</w:t>
+      </w:r>
+      <w:r>
+        <w:rPr>
+          <w:szCs w:val="28"/>
+          <w:lang w:val="uk-UA"/>
+        </w:rPr>
+        <w:t xml:space="preserve"> користувачів над одним проєктом, доступ до нього, коментування різних процесів.</w:t>
+      </w:r>
+      <w:r>
+        <w:rPr>
+          <w:szCs w:val="28"/>
+          <w:lang w:val="uk-UA"/>
+        </w:rPr>
+        <w:t xml:space="preserve"> Через програму контролю якості нові люди в компанії можуть швидше зрозуміти </w:t>
+      </w:r>
+      <w:r>
+        <w:rPr>
+          <w:szCs w:val="28"/>
+          <w:lang w:val="uk-UA"/>
+        </w:rPr>
+        <w:t xml:space="preserve">виробничі </w:t>
+      </w:r>
+      <w:r>
+        <w:rPr>
+          <w:szCs w:val="28"/>
+          <w:lang w:val="uk-UA"/>
+        </w:rPr>
+        <w:t>процеси</w:t>
       </w:r>
       <w:r>
         <w:rPr>
@@ -4711,7 +4853,21 @@
           <w:szCs w:val="28"/>
           <w:lang w:val="uk-UA"/>
         </w:rPr>
-        <w:t>Актуальність програми: може бути корисна для відстеження ланцюжку постачання компанії з виготовлення винограду.</w:t>
+        <w:t xml:space="preserve">Актуальність програми: може бути корисна для </w:t>
+      </w:r>
+      <w:r>
+        <w:rPr>
+          <w:szCs w:val="28"/>
+          <w:lang w:val="uk-UA"/>
+        </w:rPr>
+        <w:t>виноградарів і покупців для відстеження якості ягід</w:t>
+      </w:r>
+      <w:r>
+        <w:rPr>
+          <w:szCs w:val="28"/>
+          <w:lang w:val="uk-UA"/>
+        </w:rPr>
+        <w:t>.</w:t>
       </w:r>
     </w:p>
     <w:p>
@@ -4769,7 +4925,31 @@
         <w:rPr>
           <w:lang w:val="uk-UA"/>
         </w:rPr>
-        <w:t xml:space="preserve">Програми контролю якості загалом можуть на основі провалених тестів показувати пропозиції для покращення. Для програми контролю якості винограду теж може бути корисним показувати поради як покращити виробництво аби помічених дефектів не було. </w:t>
+        <w:t xml:space="preserve">Програми контролю якості </w:t>
+      </w:r>
+      <w:r>
+        <w:rPr>
+          <w:lang w:val="uk-UA"/>
+        </w:rPr>
+        <w:t xml:space="preserve">будь-чого </w:t>
+      </w:r>
+      <w:r>
+        <w:rPr>
+          <w:lang w:val="uk-UA"/>
+        </w:rPr>
+        <w:t xml:space="preserve">можуть </w:t>
+      </w:r>
+      <w:r>
+        <w:rPr>
+          <w:lang w:val="uk-UA"/>
+        </w:rPr>
+        <w:t xml:space="preserve">також </w:t>
+      </w:r>
+      <w:r>
+        <w:rPr>
+          <w:lang w:val="uk-UA"/>
+        </w:rPr>
+        <w:t xml:space="preserve">на основі провалених тестів показувати пропозиції для покращення. Для програми контролю якості винограду може бути корисним показувати поради як покращити виробництво аби дефектів не було. </w:t>
       </w:r>
     </w:p>
     <w:p>
@@ -4811,31 +4991,7 @@
         <w:rPr>
           <w:lang w:val="uk-UA"/>
         </w:rPr>
-        <w:t xml:space="preserve">Знайдені приклади є </w:t>
-      </w:r>
-      <w:r>
-        <w:rPr>
-          <w:lang w:val="uk-UA"/>
-        </w:rPr>
-        <w:t xml:space="preserve">переважно </w:t>
-      </w:r>
-      <w:r>
-        <w:rPr>
-          <w:lang w:val="uk-UA"/>
-        </w:rPr>
-        <w:t xml:space="preserve">мобільними </w:t>
-      </w:r>
-      <w:r>
-        <w:rPr>
-          <w:lang w:val="uk-UA"/>
-        </w:rPr>
-        <w:t xml:space="preserve">або веб </w:t>
-      </w:r>
-      <w:r>
-        <w:rPr>
-          <w:lang w:val="uk-UA"/>
-        </w:rPr>
-        <w:t>застосунками, що дозволя</w:t>
+        <w:t>Знайдені приклади є застосунками, що дозволя</w:t>
       </w:r>
       <w:r>
         <w:rPr>
@@ -4847,21 +5003,33 @@
         <w:rPr>
           <w:lang w:val="uk-UA"/>
         </w:rPr>
-        <w:t xml:space="preserve"> використовувати камеру для перевірки зовнішніх пошкоджень ягід. </w:t>
-      </w:r>
-    </w:p>
-    <w:p>
-      <w:pPr>
-        <w:pStyle w:val="Common"/>
-        <w:rPr>
-          <w:lang w:val="uk-UA"/>
-        </w:rPr>
-      </w:pPr>
-      <w:r>
-        <w:rPr>
-          <w:lang w:val="uk-UA"/>
-        </w:rPr>
-        <w:t>В цих програмах користувач може або вручну додавати параметри кольору, розміру, кислотності, зовнішніх пошкоджень, або додавати фото, а програма їх аналізуватиме. У будь-якому випадку такі програми в кінці показують результати перевірок і можливо виводять статистку.</w:t>
+        <w:t xml:space="preserve"> використовувати камеру для перевірки зовнішніх пошкоджень ягід</w:t>
+      </w:r>
+      <w:r>
+        <w:rPr>
+          <w:lang w:val="uk-UA"/>
+        </w:rPr>
+        <w:t xml:space="preserve"> або давати інформація про можливі загрози</w:t>
+      </w:r>
+      <w:r>
+        <w:rPr>
+          <w:lang w:val="uk-UA"/>
+        </w:rPr>
+        <w:t xml:space="preserve">. </w:t>
+      </w:r>
+    </w:p>
+    <w:p>
+      <w:pPr>
+        <w:pStyle w:val="Common"/>
+        <w:rPr>
+          <w:lang w:val="uk-UA"/>
+        </w:rPr>
+      </w:pPr>
+      <w:r>
+        <w:rPr>
+          <w:lang w:val="uk-UA"/>
+        </w:rPr>
+        <w:t>В цих програмах користувач може або вручну додавати параметри кольору, розміру, кислотності, або додавати фото, а програма їх аналізуватиме. У будь-якому випадку такі програми в кінці показують результати перевірок і можливо виводять статистку.</w:t>
       </w:r>
     </w:p>
     <w:p>
@@ -4954,20 +5122,26 @@
         <w:rPr>
           <w:lang w:val="uk-UA"/>
         </w:rPr>
-        <w:t xml:space="preserve">є одним з рішень компанії для перевірки якості продуктів. Застосунок є безкоштовним і дозволяє використовувати камеру для перевірки зовнішніх пошкоджень. Програма розглядає багато параметрів, кілька з них: розмір, колір, зовнішні пошкодження, ушкодження від комах, </w:t>
+        <w:t>є одним з рішень компанії для перевірки якості продуктів. Застосунок є безкоштовним і дозволяє використовувати камеру для перевірки зовнішніх пошкоджень. Програма розглядає багато параметрів: розмір, колір, зовнішні пошкодження, ушкодження від комах, м’якість.</w:t>
+      </w:r>
+      <w:r>
+        <w:rPr>
+          <w:lang w:val="uk-UA"/>
+        </w:rPr>
+        <w:t xml:space="preserve"> Після </w:t>
       </w:r>
       <w:r>
         <w:rPr>
           <w:lang w:val="uk-UA"/>
         </w:rPr>
         <w:lastRenderedPageBreak/>
-        <w:t>м’якість.</w:t>
-      </w:r>
-      <w:r>
-        <w:rPr>
-          <w:lang w:val="uk-UA"/>
-        </w:rPr>
-        <w:t xml:space="preserve"> Після додавання даних про виноград програма показує результати перевірки та надсилає їх на електронну пошту.</w:t>
+        <w:t>введення</w:t>
+      </w:r>
+      <w:r>
+        <w:rPr>
+          <w:lang w:val="uk-UA"/>
+        </w:rPr>
+        <w:t xml:space="preserve"> даних про виноград програма показує результати перевірки та надсилає їх на електронну пошту.</w:t>
       </w:r>
     </w:p>
     <w:p>
@@ -5342,7 +5516,19 @@
         <w:rPr>
           <w:lang w:val="uk-UA"/>
         </w:rPr>
-        <w:t>професійним застосунком для полегшення утримання винограднику, отримання звітів про зрілість, стан грунту, потенційних проблем, тощо.</w:t>
+        <w:t xml:space="preserve">професійним застосунком для полегшення утримання винограднику, отримання звітів про зрілість, стан грунту, потенційних проблем, </w:t>
+      </w:r>
+      <w:r>
+        <w:rPr>
+          <w:lang w:val="uk-UA"/>
+        </w:rPr>
+        <w:t>та інше</w:t>
+      </w:r>
+      <w:r>
+        <w:rPr>
+          <w:lang w:val="uk-UA"/>
+        </w:rPr>
+        <w:t>.</w:t>
       </w:r>
       <w:r>
         <w:rPr>
@@ -5354,7 +5540,13 @@
         <w:rPr>
           <w:lang w:val="uk-UA"/>
         </w:rPr>
-        <w:t xml:space="preserve"> Різні рівні</w:t>
+        <w:t xml:space="preserve"> </w:t>
+      </w:r>
+      <w:r>
+        <w:rPr>
+          <w:lang w:val="uk-UA"/>
+        </w:rPr>
+        <w:t>Різні версії</w:t>
       </w:r>
       <w:r>
         <w:rPr>
@@ -5512,7 +5704,7 @@
         <w:rPr>
           <w:lang w:val="uk-UA"/>
         </w:rPr>
-        <w:t>Програма також дозволяє вводити дані про виноград через телефон, в тому числі додавати фото</w:t>
+        <w:t>Програма також дозволяє вводити дані про виноград через телефон, в тому числі фото</w:t>
       </w:r>
       <w:r>
         <w:rPr>

--- a/32K Kursach/KNT-122_Onyshchenko_Variant-19_PZ.docx
+++ b/32K Kursach/KNT-122_Onyshchenko_Variant-19_PZ.docx
@@ -1554,7 +1554,7 @@
         </w:rPr>
       </w:pPr>
       <w:bookmarkStart w:id="1" w:name="_Toc27554778"/>
-      <w:bookmarkStart w:id="2" w:name="_Toc194399886"/>
+      <w:bookmarkStart w:id="2" w:name="_Toc194497503"/>
       <w:r>
         <w:rPr>
           <w:lang w:val="uk-UA"/>
@@ -1719,7 +1719,46 @@
         <w:pStyle w:val="Common"/>
         <w:rPr>
           <w:szCs w:val="28"/>
-          <w:lang w:val="uk-UA"/>
+          <w:lang w:val="en-US"/>
+        </w:rPr>
+      </w:pPr>
+    </w:p>
+    <w:p>
+      <w:pPr>
+        <w:pStyle w:val="Common"/>
+        <w:rPr>
+          <w:szCs w:val="28"/>
+          <w:lang w:val="en-US"/>
+        </w:rPr>
+      </w:pPr>
+      <w:r>
+        <w:rPr>
+          <w:szCs w:val="28"/>
+          <w:lang w:val="uk-UA"/>
+        </w:rPr>
+        <w:t xml:space="preserve">ПРОГРАМНЕ ЗАБЕЗПЕЧЕННЯ КОНТРОЛЮ ЯКОСТІ ВИНОГРАДУ, ФУЛ-СТАК ВЕБ ЗАСТОСУНОК, </w:t>
+      </w:r>
+      <w:r>
+        <w:rPr>
+          <w:szCs w:val="28"/>
+          <w:lang w:val="en-US"/>
+        </w:rPr>
+        <w:t>DJANGO</w:t>
+      </w:r>
+      <w:r>
+        <w:rPr>
+          <w:szCs w:val="28"/>
+          <w:lang w:val="uk-UA"/>
+        </w:rPr>
+        <w:t>.</w:t>
+      </w:r>
+    </w:p>
+    <w:p>
+      <w:pPr>
+        <w:pStyle w:val="Common"/>
+        <w:rPr>
+          <w:szCs w:val="28"/>
+          <w:lang w:val="en-US"/>
         </w:rPr>
       </w:pPr>
     </w:p>
@@ -1876,87 +1915,6 @@
         </w:rPr>
         <w:t>.</w:t>
       </w:r>
-    </w:p>
-    <w:p>
-      <w:pPr>
-        <w:pStyle w:val="Common"/>
-        <w:rPr>
-          <w:szCs w:val="28"/>
-          <w:lang w:val="uk-UA"/>
-        </w:rPr>
-      </w:pPr>
-    </w:p>
-    <w:p>
-      <w:pPr>
-        <w:pStyle w:val="Common"/>
-        <w:rPr>
-          <w:szCs w:val="28"/>
-          <w:lang w:val="uk-UA"/>
-        </w:rPr>
-      </w:pPr>
-      <w:r>
-        <w:rPr>
-          <w:szCs w:val="28"/>
-          <w:lang w:val="uk-UA"/>
-        </w:rPr>
-        <w:t xml:space="preserve">Контроль якості винограду, </w:t>
-      </w:r>
-      <w:r>
-        <w:rPr>
-          <w:szCs w:val="28"/>
-          <w:lang w:val="uk-UA"/>
-        </w:rPr>
-        <w:t>перевірка якості винограду</w:t>
-      </w:r>
-      <w:r>
-        <w:rPr>
-          <w:szCs w:val="28"/>
-          <w:lang w:val="uk-UA"/>
-        </w:rPr>
-        <w:t xml:space="preserve">, </w:t>
-      </w:r>
-      <w:r>
-        <w:rPr>
-          <w:szCs w:val="28"/>
-          <w:lang w:val="uk-UA"/>
-        </w:rPr>
-        <w:t>програмне забезпечення контролю якості винограду</w:t>
-      </w:r>
-      <w:r>
-        <w:rPr>
-          <w:szCs w:val="28"/>
-          <w:lang w:val="uk-UA"/>
-        </w:rPr>
-        <w:t xml:space="preserve">, </w:t>
-      </w:r>
-      <w:r>
-        <w:rPr>
-          <w:szCs w:val="28"/>
-          <w:lang w:val="uk-UA"/>
-        </w:rPr>
-        <w:t xml:space="preserve">програма для виноградарів, </w:t>
-      </w:r>
-      <w:r>
-        <w:rPr>
-          <w:szCs w:val="28"/>
-          <w:lang w:val="uk-UA"/>
-        </w:rPr>
-        <w:t xml:space="preserve">фул-стак веб застосунок, </w:t>
-      </w:r>
-      <w:r>
-        <w:rPr>
-          <w:szCs w:val="28"/>
-          <w:lang w:val="en-US"/>
-        </w:rPr>
-        <w:t>Django, Python</w:t>
-      </w:r>
-      <w:r>
-        <w:rPr>
-          <w:szCs w:val="28"/>
-          <w:lang w:val="uk-UA"/>
-        </w:rPr>
-        <w:t>.</w:t>
-      </w:r>
       <w:r>
         <w:rPr>
           <w:b/>
@@ -1973,7 +1931,7 @@
           <w:lang w:val="uk-UA"/>
         </w:rPr>
       </w:pPr>
-      <w:bookmarkStart w:id="3" w:name="_Toc194399887"/>
+      <w:bookmarkStart w:id="3" w:name="_Toc194497504"/>
       <w:r>
         <w:rPr>
           <w:lang w:val="uk-UA"/>
@@ -2021,7 +1979,7 @@
         </w:rPr>
         <w:fldChar w:fldCharType="separate"/>
       </w:r>
-      <w:hyperlink w:anchor="_Toc194399886" w:history="1">
+      <w:hyperlink w:anchor="_Toc194497503" w:history="1">
         <w:r>
           <w:rPr>
             <w:rStyle w:val="af2"/>
@@ -2049,7 +2007,7 @@
             <w:noProof/>
             <w:webHidden/>
           </w:rPr>
-          <w:instrText xml:space="preserve"> PAGEREF _Toc194399886 \h </w:instrText>
+          <w:instrText xml:space="preserve"> PAGEREF _Toc194497503 \h </w:instrText>
         </w:r>
         <w:r>
           <w:rPr>
@@ -2094,7 +2052,7 @@
           <w14:ligatures w14:val="standardContextual"/>
         </w:rPr>
       </w:pPr>
-      <w:hyperlink w:anchor="_Toc194399887" w:history="1">
+      <w:hyperlink w:anchor="_Toc194497504" w:history="1">
         <w:r>
           <w:rPr>
             <w:rStyle w:val="af2"/>
@@ -2122,7 +2080,7 @@
             <w:noProof/>
             <w:webHidden/>
           </w:rPr>
-          <w:instrText xml:space="preserve"> PAGEREF _Toc194399887 \h </w:instrText>
+          <w:instrText xml:space="preserve"> PAGEREF _Toc194497504 \h </w:instrText>
         </w:r>
         <w:r>
           <w:rPr>
@@ -2167,7 +2125,7 @@
           <w14:ligatures w14:val="standardContextual"/>
         </w:rPr>
       </w:pPr>
-      <w:hyperlink w:anchor="_Toc194399888" w:history="1">
+      <w:hyperlink w:anchor="_Toc194497505" w:history="1">
         <w:r>
           <w:rPr>
             <w:rStyle w:val="af2"/>
@@ -2195,7 +2153,7 @@
             <w:noProof/>
             <w:webHidden/>
           </w:rPr>
-          <w:instrText xml:space="preserve"> PAGEREF _Toc194399888 \h </w:instrText>
+          <w:instrText xml:space="preserve"> PAGEREF _Toc194497505 \h </w:instrText>
         </w:r>
         <w:r>
           <w:rPr>
@@ -2240,7 +2198,7 @@
           <w14:ligatures w14:val="standardContextual"/>
         </w:rPr>
       </w:pPr>
-      <w:hyperlink w:anchor="_Toc194399889" w:history="1">
+      <w:hyperlink w:anchor="_Toc194497506" w:history="1">
         <w:r>
           <w:rPr>
             <w:rStyle w:val="af2"/>
@@ -2268,7 +2226,7 @@
             <w:noProof/>
             <w:webHidden/>
           </w:rPr>
-          <w:instrText xml:space="preserve"> PAGEREF _Toc194399889 \h </w:instrText>
+          <w:instrText xml:space="preserve"> PAGEREF _Toc194497506 \h </w:instrText>
         </w:r>
         <w:r>
           <w:rPr>
@@ -2313,7 +2271,7 @@
           <w14:ligatures w14:val="standardContextual"/>
         </w:rPr>
       </w:pPr>
-      <w:hyperlink w:anchor="_Toc194399890" w:history="1">
+      <w:hyperlink w:anchor="_Toc194497507" w:history="1">
         <w:r>
           <w:rPr>
             <w:rStyle w:val="af2"/>
@@ -2340,7 +2298,7 @@
             <w:noProof/>
             <w:webHidden/>
           </w:rPr>
-          <w:instrText xml:space="preserve"> PAGEREF _Toc194399890 \h </w:instrText>
+          <w:instrText xml:space="preserve"> PAGEREF _Toc194497507 \h </w:instrText>
         </w:r>
         <w:r>
           <w:rPr>
@@ -2386,7 +2344,7 @@
           <w14:ligatures w14:val="standardContextual"/>
         </w:rPr>
       </w:pPr>
-      <w:hyperlink w:anchor="_Toc194399891" w:history="1">
+      <w:hyperlink w:anchor="_Toc194497508" w:history="1">
         <w:r>
           <w:rPr>
             <w:rStyle w:val="af2"/>
@@ -2413,7 +2371,7 @@
             <w:noProof/>
             <w:webHidden/>
           </w:rPr>
-          <w:instrText xml:space="preserve"> PAGEREF _Toc194399891 \h </w:instrText>
+          <w:instrText xml:space="preserve"> PAGEREF _Toc194497508 \h </w:instrText>
         </w:r>
         <w:r>
           <w:rPr>
@@ -2459,7 +2417,7 @@
           <w14:ligatures w14:val="standardContextual"/>
         </w:rPr>
       </w:pPr>
-      <w:hyperlink w:anchor="_Toc194399892" w:history="1">
+      <w:hyperlink w:anchor="_Toc194497509" w:history="1">
         <w:r>
           <w:rPr>
             <w:rStyle w:val="af2"/>
@@ -2494,7 +2452,7 @@
             <w:noProof/>
             <w:webHidden/>
           </w:rPr>
-          <w:instrText xml:space="preserve"> PAGEREF _Toc194399892 \h </w:instrText>
+          <w:instrText xml:space="preserve"> PAGEREF _Toc194497509 \h </w:instrText>
         </w:r>
         <w:r>
           <w:rPr>
@@ -2540,7 +2498,7 @@
           <w14:ligatures w14:val="standardContextual"/>
         </w:rPr>
       </w:pPr>
-      <w:hyperlink w:anchor="_Toc194399893" w:history="1">
+      <w:hyperlink w:anchor="_Toc194497510" w:history="1">
         <w:r>
           <w:rPr>
             <w:rStyle w:val="af2"/>
@@ -2576,7 +2534,7 @@
             <w:noProof/>
             <w:webHidden/>
           </w:rPr>
-          <w:instrText xml:space="preserve"> PAGEREF _Toc194399893 \h </w:instrText>
+          <w:instrText xml:space="preserve"> PAGEREF _Toc194497510 \h </w:instrText>
         </w:r>
         <w:r>
           <w:rPr>
@@ -2622,7 +2580,7 @@
           <w14:ligatures w14:val="standardContextual"/>
         </w:rPr>
       </w:pPr>
-      <w:hyperlink w:anchor="_Toc194399894" w:history="1">
+      <w:hyperlink w:anchor="_Toc194497511" w:history="1">
         <w:r>
           <w:rPr>
             <w:rStyle w:val="af2"/>
@@ -2658,7 +2616,7 @@
             <w:noProof/>
             <w:webHidden/>
           </w:rPr>
-          <w:instrText xml:space="preserve"> PAGEREF _Toc194399894 \h </w:instrText>
+          <w:instrText xml:space="preserve"> PAGEREF _Toc194497511 \h </w:instrText>
         </w:r>
         <w:r>
           <w:rPr>
@@ -2704,7 +2662,7 @@
           <w14:ligatures w14:val="standardContextual"/>
         </w:rPr>
       </w:pPr>
-      <w:hyperlink w:anchor="_Toc194399895" w:history="1">
+      <w:hyperlink w:anchor="_Toc194497512" w:history="1">
         <w:r>
           <w:rPr>
             <w:rStyle w:val="af2"/>
@@ -2740,7 +2698,7 @@
             <w:noProof/>
             <w:webHidden/>
           </w:rPr>
-          <w:instrText xml:space="preserve"> PAGEREF _Toc194399895 \h </w:instrText>
+          <w:instrText xml:space="preserve"> PAGEREF _Toc194497512 \h </w:instrText>
         </w:r>
         <w:r>
           <w:rPr>
@@ -2786,7 +2744,7 @@
           <w14:ligatures w14:val="standardContextual"/>
         </w:rPr>
       </w:pPr>
-      <w:hyperlink w:anchor="_Toc194399896" w:history="1">
+      <w:hyperlink w:anchor="_Toc194497513" w:history="1">
         <w:r>
           <w:rPr>
             <w:rStyle w:val="af2"/>
@@ -2828,7 +2786,7 @@
             <w:noProof/>
             <w:webHidden/>
           </w:rPr>
-          <w:instrText xml:space="preserve"> PAGEREF _Toc194399896 \h </w:instrText>
+          <w:instrText xml:space="preserve"> PAGEREF _Toc194497513 \h </w:instrText>
         </w:r>
         <w:r>
           <w:rPr>
@@ -2874,7 +2832,7 @@
           <w14:ligatures w14:val="standardContextual"/>
         </w:rPr>
       </w:pPr>
-      <w:hyperlink w:anchor="_Toc194399897" w:history="1">
+      <w:hyperlink w:anchor="_Toc194497514" w:history="1">
         <w:r>
           <w:rPr>
             <w:rStyle w:val="af2"/>
@@ -2916,7 +2874,7 @@
             <w:noProof/>
             <w:webHidden/>
           </w:rPr>
-          <w:instrText xml:space="preserve"> PAGEREF _Toc194399897 \h </w:instrText>
+          <w:instrText xml:space="preserve"> PAGEREF _Toc194497514 \h </w:instrText>
         </w:r>
         <w:r>
           <w:rPr>
@@ -2962,7 +2920,7 @@
           <w14:ligatures w14:val="standardContextual"/>
         </w:rPr>
       </w:pPr>
-      <w:hyperlink w:anchor="_Toc194399898" w:history="1">
+      <w:hyperlink w:anchor="_Toc194497515" w:history="1">
         <w:r>
           <w:rPr>
             <w:rStyle w:val="af2"/>
@@ -3004,7 +2962,7 @@
             <w:noProof/>
             <w:webHidden/>
           </w:rPr>
-          <w:instrText xml:space="preserve"> PAGEREF _Toc194399898 \h </w:instrText>
+          <w:instrText xml:space="preserve"> PAGEREF _Toc194497515 \h </w:instrText>
         </w:r>
         <w:r>
           <w:rPr>
@@ -3049,7 +3007,7 @@
           <w14:ligatures w14:val="standardContextual"/>
         </w:rPr>
       </w:pPr>
-      <w:hyperlink w:anchor="_Toc194399899" w:history="1">
+      <w:hyperlink w:anchor="_Toc194497516" w:history="1">
         <w:r>
           <w:rPr>
             <w:rStyle w:val="af2"/>
@@ -3077,7 +3035,7 @@
             <w:noProof/>
             <w:webHidden/>
           </w:rPr>
-          <w:instrText xml:space="preserve"> PAGEREF _Toc194399899 \h </w:instrText>
+          <w:instrText xml:space="preserve"> PAGEREF _Toc194497516 \h </w:instrText>
         </w:r>
         <w:r>
           <w:rPr>
@@ -3122,7 +3080,7 @@
           <w14:ligatures w14:val="standardContextual"/>
         </w:rPr>
       </w:pPr>
-      <w:hyperlink w:anchor="_Toc194399900" w:history="1">
+      <w:hyperlink w:anchor="_Toc194497517" w:history="1">
         <w:r>
           <w:rPr>
             <w:rStyle w:val="af2"/>
@@ -3150,7 +3108,7 @@
             <w:noProof/>
             <w:webHidden/>
           </w:rPr>
-          <w:instrText xml:space="preserve"> PAGEREF _Toc194399900 \h </w:instrText>
+          <w:instrText xml:space="preserve"> PAGEREF _Toc194497517 \h </w:instrText>
         </w:r>
         <w:r>
           <w:rPr>
@@ -3196,7 +3154,7 @@
           <w14:ligatures w14:val="standardContextual"/>
         </w:rPr>
       </w:pPr>
-      <w:hyperlink w:anchor="_Toc194399901" w:history="1">
+      <w:hyperlink w:anchor="_Toc194497518" w:history="1">
         <w:r>
           <w:rPr>
             <w:rStyle w:val="af2"/>
@@ -3223,7 +3181,7 @@
             <w:noProof/>
             <w:webHidden/>
           </w:rPr>
-          <w:instrText xml:space="preserve"> PAGEREF _Toc194399901 \h </w:instrText>
+          <w:instrText xml:space="preserve"> PAGEREF _Toc194497518 \h </w:instrText>
         </w:r>
         <w:r>
           <w:rPr>
@@ -3269,7 +3227,7 @@
           <w14:ligatures w14:val="standardContextual"/>
         </w:rPr>
       </w:pPr>
-      <w:hyperlink w:anchor="_Toc194399902" w:history="1">
+      <w:hyperlink w:anchor="_Toc194497519" w:history="1">
         <w:r>
           <w:rPr>
             <w:rStyle w:val="af2"/>
@@ -3297,7 +3255,7 @@
             <w:noProof/>
             <w:webHidden/>
           </w:rPr>
-          <w:instrText xml:space="preserve"> PAGEREF _Toc194399902 \h </w:instrText>
+          <w:instrText xml:space="preserve"> PAGEREF _Toc194497519 \h </w:instrText>
         </w:r>
         <w:r>
           <w:rPr>
@@ -3343,7 +3301,7 @@
           <w14:ligatures w14:val="standardContextual"/>
         </w:rPr>
       </w:pPr>
-      <w:hyperlink w:anchor="_Toc194399903" w:history="1">
+      <w:hyperlink w:anchor="_Toc194497520" w:history="1">
         <w:r>
           <w:rPr>
             <w:rStyle w:val="af2"/>
@@ -3371,7 +3329,7 @@
             <w:noProof/>
             <w:webHidden/>
           </w:rPr>
-          <w:instrText xml:space="preserve"> PAGEREF _Toc194399903 \h </w:instrText>
+          <w:instrText xml:space="preserve"> PAGEREF _Toc194497520 \h </w:instrText>
         </w:r>
         <w:r>
           <w:rPr>
@@ -3417,7 +3375,7 @@
           <w14:ligatures w14:val="standardContextual"/>
         </w:rPr>
       </w:pPr>
-      <w:hyperlink w:anchor="_Toc194399904" w:history="1">
+      <w:hyperlink w:anchor="_Toc194497521" w:history="1">
         <w:r>
           <w:rPr>
             <w:rStyle w:val="af2"/>
@@ -3444,7 +3402,7 @@
             <w:noProof/>
             <w:webHidden/>
           </w:rPr>
-          <w:instrText xml:space="preserve"> PAGEREF _Toc194399904 \h </w:instrText>
+          <w:instrText xml:space="preserve"> PAGEREF _Toc194497521 \h </w:instrText>
         </w:r>
         <w:r>
           <w:rPr>
@@ -3490,7 +3448,7 @@
           <w14:ligatures w14:val="standardContextual"/>
         </w:rPr>
       </w:pPr>
-      <w:hyperlink w:anchor="_Toc194399905" w:history="1">
+      <w:hyperlink w:anchor="_Toc194497522" w:history="1">
         <w:r>
           <w:rPr>
             <w:rStyle w:val="af2"/>
@@ -3517,7 +3475,7 @@
             <w:noProof/>
             <w:webHidden/>
           </w:rPr>
-          <w:instrText xml:space="preserve"> PAGEREF _Toc194399905 \h </w:instrText>
+          <w:instrText xml:space="preserve"> PAGEREF _Toc194497522 \h </w:instrText>
         </w:r>
         <w:r>
           <w:rPr>
@@ -3563,7 +3521,7 @@
           <w14:ligatures w14:val="standardContextual"/>
         </w:rPr>
       </w:pPr>
-      <w:hyperlink w:anchor="_Toc194399906" w:history="1">
+      <w:hyperlink w:anchor="_Toc194497523" w:history="1">
         <w:r>
           <w:rPr>
             <w:rStyle w:val="af2"/>
@@ -3590,7 +3548,7 @@
             <w:noProof/>
             <w:webHidden/>
           </w:rPr>
-          <w:instrText xml:space="preserve"> PAGEREF _Toc194399906 \h </w:instrText>
+          <w:instrText xml:space="preserve"> PAGEREF _Toc194497523 \h </w:instrText>
         </w:r>
         <w:r>
           <w:rPr>
@@ -3636,7 +3594,7 @@
           <w14:ligatures w14:val="standardContextual"/>
         </w:rPr>
       </w:pPr>
-      <w:hyperlink w:anchor="_Toc194399907" w:history="1">
+      <w:hyperlink w:anchor="_Toc194497524" w:history="1">
         <w:r>
           <w:rPr>
             <w:rStyle w:val="af2"/>
@@ -3664,7 +3622,7 @@
             <w:noProof/>
             <w:webHidden/>
           </w:rPr>
-          <w:instrText xml:space="preserve"> PAGEREF _Toc194399907 \h </w:instrText>
+          <w:instrText xml:space="preserve"> PAGEREF _Toc194497524 \h </w:instrText>
         </w:r>
         <w:r>
           <w:rPr>
@@ -3710,7 +3668,7 @@
           <w14:ligatures w14:val="standardContextual"/>
         </w:rPr>
       </w:pPr>
-      <w:hyperlink w:anchor="_Toc194399908" w:history="1">
+      <w:hyperlink w:anchor="_Toc194497525" w:history="1">
         <w:r>
           <w:rPr>
             <w:rStyle w:val="af2"/>
@@ -3738,7 +3696,7 @@
             <w:noProof/>
             <w:webHidden/>
           </w:rPr>
-          <w:instrText xml:space="preserve"> PAGEREF _Toc194399908 \h </w:instrText>
+          <w:instrText xml:space="preserve"> PAGEREF _Toc194497525 \h </w:instrText>
         </w:r>
         <w:r>
           <w:rPr>
@@ -3784,7 +3742,7 @@
           <w14:ligatures w14:val="standardContextual"/>
         </w:rPr>
       </w:pPr>
-      <w:hyperlink w:anchor="_Toc194399909" w:history="1">
+      <w:hyperlink w:anchor="_Toc194497526" w:history="1">
         <w:r>
           <w:rPr>
             <w:rStyle w:val="af2"/>
@@ -3812,7 +3770,7 @@
             <w:noProof/>
             <w:webHidden/>
           </w:rPr>
-          <w:instrText xml:space="preserve"> PAGEREF _Toc194399909 \h </w:instrText>
+          <w:instrText xml:space="preserve"> PAGEREF _Toc194497526 \h </w:instrText>
         </w:r>
         <w:r>
           <w:rPr>
@@ -3858,7 +3816,7 @@
           <w14:ligatures w14:val="standardContextual"/>
         </w:rPr>
       </w:pPr>
-      <w:hyperlink w:anchor="_Toc194399910" w:history="1">
+      <w:hyperlink w:anchor="_Toc194497527" w:history="1">
         <w:r>
           <w:rPr>
             <w:rStyle w:val="af2"/>
@@ -3885,7 +3843,7 @@
             <w:noProof/>
             <w:webHidden/>
           </w:rPr>
-          <w:instrText xml:space="preserve"> PAGEREF _Toc194399910 \h </w:instrText>
+          <w:instrText xml:space="preserve"> PAGEREF _Toc194497527 \h </w:instrText>
         </w:r>
         <w:r>
           <w:rPr>
@@ -3931,7 +3889,7 @@
           <w14:ligatures w14:val="standardContextual"/>
         </w:rPr>
       </w:pPr>
-      <w:hyperlink w:anchor="_Toc194399911" w:history="1">
+      <w:hyperlink w:anchor="_Toc194497528" w:history="1">
         <w:r>
           <w:rPr>
             <w:rStyle w:val="af2"/>
@@ -3958,7 +3916,7 @@
             <w:noProof/>
             <w:webHidden/>
           </w:rPr>
-          <w:instrText xml:space="preserve"> PAGEREF _Toc194399911 \h </w:instrText>
+          <w:instrText xml:space="preserve"> PAGEREF _Toc194497528 \h </w:instrText>
         </w:r>
         <w:r>
           <w:rPr>
@@ -4004,7 +3962,7 @@
           <w14:ligatures w14:val="standardContextual"/>
         </w:rPr>
       </w:pPr>
-      <w:hyperlink w:anchor="_Toc194399912" w:history="1">
+      <w:hyperlink w:anchor="_Toc194497529" w:history="1">
         <w:r>
           <w:rPr>
             <w:rStyle w:val="af2"/>
@@ -4032,7 +3990,7 @@
             <w:noProof/>
             <w:webHidden/>
           </w:rPr>
-          <w:instrText xml:space="preserve"> PAGEREF _Toc194399912 \h </w:instrText>
+          <w:instrText xml:space="preserve"> PAGEREF _Toc194497529 \h </w:instrText>
         </w:r>
         <w:r>
           <w:rPr>
@@ -4078,7 +4036,7 @@
           <w14:ligatures w14:val="standardContextual"/>
         </w:rPr>
       </w:pPr>
-      <w:hyperlink w:anchor="_Toc194399913" w:history="1">
+      <w:hyperlink w:anchor="_Toc194497530" w:history="1">
         <w:r>
           <w:rPr>
             <w:rStyle w:val="af2"/>
@@ -4106,7 +4064,7 @@
             <w:noProof/>
             <w:webHidden/>
           </w:rPr>
-          <w:instrText xml:space="preserve"> PAGEREF _Toc194399913 \h </w:instrText>
+          <w:instrText xml:space="preserve"> PAGEREF _Toc194497530 \h </w:instrText>
         </w:r>
         <w:r>
           <w:rPr>
@@ -4152,7 +4110,7 @@
           <w14:ligatures w14:val="standardContextual"/>
         </w:rPr>
       </w:pPr>
-      <w:hyperlink w:anchor="_Toc194399914" w:history="1">
+      <w:hyperlink w:anchor="_Toc194497531" w:history="1">
         <w:r>
           <w:rPr>
             <w:rStyle w:val="af2"/>
@@ -4180,7 +4138,7 @@
             <w:noProof/>
             <w:webHidden/>
           </w:rPr>
-          <w:instrText xml:space="preserve"> PAGEREF _Toc194399914 \h </w:instrText>
+          <w:instrText xml:space="preserve"> PAGEREF _Toc194497531 \h </w:instrText>
         </w:r>
         <w:r>
           <w:rPr>
@@ -4243,7 +4201,7 @@
       </w:pPr>
       <w:bookmarkStart w:id="4" w:name="_Toc533520912"/>
       <w:bookmarkStart w:id="5" w:name="_Toc27554779"/>
-      <w:bookmarkStart w:id="6" w:name="_Toc194399888"/>
+      <w:bookmarkStart w:id="6" w:name="_Toc194497505"/>
       <w:r>
         <w:rPr>
           <w:lang w:val="uk-UA"/>
@@ -4336,7 +4294,7 @@
       </w:pPr>
       <w:bookmarkStart w:id="7" w:name="_Toc533520911"/>
       <w:bookmarkStart w:id="8" w:name="_Toc27554780"/>
-      <w:bookmarkStart w:id="9" w:name="_Toc194399889"/>
+      <w:bookmarkStart w:id="9" w:name="_Toc194497506"/>
       <w:r>
         <w:rPr>
           <w:lang w:val="uk-UA"/>
@@ -4891,7 +4849,7 @@
       </w:pPr>
       <w:bookmarkStart w:id="10" w:name="_Toc533520913"/>
       <w:bookmarkStart w:id="11" w:name="_Toc27554781"/>
-      <w:bookmarkStart w:id="12" w:name="_Toc194399890"/>
+      <w:bookmarkStart w:id="12" w:name="_Toc194497507"/>
       <w:r>
         <w:lastRenderedPageBreak/>
         <w:t>1 Аналіз предметної області</w:t>
@@ -4965,7 +4923,7 @@
         <w:pStyle w:val="Title2nd"/>
       </w:pPr>
       <w:bookmarkStart w:id="13" w:name="_Toc27554782"/>
-      <w:bookmarkStart w:id="14" w:name="_Toc194399891"/>
+      <w:bookmarkStart w:id="14" w:name="_Toc194497508"/>
       <w:r>
         <w:t xml:space="preserve">1.1 </w:t>
       </w:r>
@@ -5049,7 +5007,7 @@
       </w:pPr>
       <w:bookmarkStart w:id="15" w:name="_Toc533520914"/>
       <w:bookmarkStart w:id="16" w:name="_Toc27554783"/>
-      <w:bookmarkStart w:id="17" w:name="_Toc194399892"/>
+      <w:bookmarkStart w:id="17" w:name="_Toc194497509"/>
       <w:r>
         <w:t xml:space="preserve">1.2 </w:t>
       </w:r>
@@ -5070,7 +5028,7 @@
           <w:lang w:val="uk-UA"/>
         </w:rPr>
       </w:pPr>
-      <w:bookmarkStart w:id="18" w:name="_Toc194399893"/>
+      <w:bookmarkStart w:id="18" w:name="_Toc194497510"/>
       <w:r>
         <w:rPr>
           <w:lang w:val="uk-UA"/>
@@ -5122,7 +5080,44 @@
         <w:rPr>
           <w:lang w:val="uk-UA"/>
         </w:rPr>
-        <w:t>є одним з рішень компанії для перевірки якості продуктів. Застосунок є безкоштовним і дозволяє використовувати камеру для перевірки зовнішніх пошкоджень. Програма розглядає багато параметрів: розмір, колір, зовнішні пошкодження, ушкодження від комах, м’якість.</w:t>
+        <w:t>є одним з рішень компанії</w:t>
+      </w:r>
+      <w:r>
+        <w:rPr>
+          <w:lang w:val="en-US"/>
+        </w:rPr>
+        <w:t>-</w:t>
+      </w:r>
+      <w:r>
+        <w:rPr>
+          <w:lang w:val="uk-UA"/>
+        </w:rPr>
+        <w:t>розробника</w:t>
+      </w:r>
+      <w:r>
+        <w:rPr>
+          <w:lang w:val="uk-UA"/>
+        </w:rPr>
+        <w:t xml:space="preserve"> для перевірки якості продуктів. Застосунок є безкоштовним і дозволяє використовувати камеру для перевірки зовнішніх пошкоджень. Програма </w:t>
+      </w:r>
+      <w:r>
+        <w:rPr>
+          <w:lang w:val="uk-UA"/>
+        </w:rPr>
+        <w:t>приймає</w:t>
+      </w:r>
+      <w:r>
+        <w:rPr>
+          <w:lang w:val="uk-UA"/>
+        </w:rPr>
+        <w:t xml:space="preserve"> багато параметрів: розмір, колір, зовнішні пошкодження, </w:t>
+      </w:r>
+      <w:r>
+        <w:rPr>
+          <w:lang w:val="uk-UA"/>
+        </w:rPr>
+        <w:lastRenderedPageBreak/>
+        <w:t>ушкодження від комах, м’якість.</w:t>
       </w:r>
       <w:r>
         <w:rPr>
@@ -5134,7 +5129,6 @@
         <w:rPr>
           <w:lang w:val="uk-UA"/>
         </w:rPr>
-        <w:lastRenderedPageBreak/>
         <w:t>введення</w:t>
       </w:r>
       <w:r>
@@ -5446,7 +5440,7 @@
           <w:lang w:val="uk-UA"/>
         </w:rPr>
       </w:pPr>
-      <w:bookmarkStart w:id="19" w:name="_Toc194399894"/>
+      <w:bookmarkStart w:id="19" w:name="_Toc194497511"/>
       <w:r>
         <w:rPr>
           <w:lang w:val="uk-UA"/>
@@ -5498,31 +5492,37 @@
         <w:rPr>
           <w:lang w:val="en-US"/>
         </w:rPr>
-        <w:t>Vidacycle Sectormentor</w:t>
-      </w:r>
-      <w:r>
-        <w:rPr>
-          <w:lang w:val="en-US"/>
-        </w:rPr>
-        <w:t xml:space="preserve"> </w:t>
-      </w:r>
-      <w:r>
-        <w:rPr>
-          <w:lang w:val="uk-UA"/>
-        </w:rPr>
-        <w:t xml:space="preserve">є </w:t>
-      </w:r>
-      <w:r>
-        <w:rPr>
-          <w:lang w:val="uk-UA"/>
-        </w:rPr>
-        <w:t xml:space="preserve">професійним застосунком для полегшення утримання винограднику, отримання звітів про зрілість, стан грунту, потенційних проблем, </w:t>
-      </w:r>
-      <w:r>
-        <w:rPr>
-          <w:lang w:val="uk-UA"/>
-        </w:rPr>
-        <w:t>та інше</w:t>
+        <w:t xml:space="preserve">Vidacycle Sectormentor </w:t>
+      </w:r>
+      <w:r>
+        <w:rPr>
+          <w:lang w:val="uk-UA"/>
+        </w:rPr>
+        <w:t>є професійним застосунком для полегшення утримання виноградник</w:t>
+      </w:r>
+      <w:r>
+        <w:rPr>
+          <w:lang w:val="uk-UA"/>
+        </w:rPr>
+        <w:t>ів</w:t>
+      </w:r>
+      <w:r>
+        <w:rPr>
+          <w:lang w:val="uk-UA"/>
+        </w:rPr>
+        <w:t xml:space="preserve">, отримання звітів про зрілість, стан грунту, потенційних проблем, </w:t>
+      </w:r>
+      <w:r>
+        <w:rPr>
+          <w:lang w:val="uk-UA"/>
+        </w:rPr>
+        <w:t>та інш</w:t>
+      </w:r>
+      <w:r>
+        <w:rPr>
+          <w:lang w:val="uk-UA"/>
+        </w:rPr>
+        <w:t>ого</w:t>
       </w:r>
       <w:r>
         <w:rPr>
@@ -5610,7 +5610,19 @@
         <w:rPr>
           <w:lang w:val="uk-UA"/>
         </w:rPr>
-        <w:t>показує кількість часу витрачену на різні роботи;</w:t>
+        <w:t xml:space="preserve">показує кількість часу витрачену на різні </w:t>
+      </w:r>
+      <w:r>
+        <w:rPr>
+          <w:lang w:val="uk-UA"/>
+        </w:rPr>
+        <w:t>заняття</w:t>
+      </w:r>
+      <w:r>
+        <w:rPr>
+          <w:lang w:val="uk-UA"/>
+        </w:rPr>
+        <w:t>;</w:t>
       </w:r>
     </w:p>
     <w:p>
@@ -5704,7 +5716,19 @@
         <w:rPr>
           <w:lang w:val="uk-UA"/>
         </w:rPr>
-        <w:t>Програма також дозволяє вводити дані про виноград через телефон, в тому числі фото</w:t>
+        <w:t xml:space="preserve">Програма також дозволяє вводити дані про виноград через телефон, в тому числі </w:t>
+      </w:r>
+      <w:r>
+        <w:rPr>
+          <w:lang w:val="uk-UA"/>
+        </w:rPr>
+        <w:t xml:space="preserve">додавати </w:t>
+      </w:r>
+      <w:r>
+        <w:rPr>
+          <w:lang w:val="uk-UA"/>
+        </w:rPr>
+        <w:t>фото</w:t>
       </w:r>
       <w:r>
         <w:rPr>
@@ -5893,10 +5917,65 @@
       <w:pPr>
         <w:pStyle w:val="Picture"/>
         <w:rPr>
+          <w:lang w:val="en-US"/>
+        </w:rPr>
+      </w:pPr>
+      <w:r>
+        <w:rPr>
           <w:noProof/>
-          <w:lang w:val="en-US"/>
-        </w:rPr>
-      </w:pPr>
+        </w:rPr>
+        <w:drawing>
+          <wp:inline distT="0" distB="0" distL="0" distR="0" wp14:anchorId="4EA5960A" wp14:editId="602934CB">
+            <wp:extent cx="4946650" cy="3799954"/>
+            <wp:effectExtent l="0" t="0" r="6350" b="0"/>
+            <wp:docPr id="579091614" name="Рисунок 3" descr="Зображення, що містить текст, електроніка, знімок екрана, програмне забезпечення&#10;&#10;Вміст, створений ШІ, може бути неправильним."/>
+            <wp:cNvGraphicFramePr>
+              <a:graphicFrameLocks xmlns:a="http://schemas.openxmlformats.org/drawingml/2006/main" noChangeAspect="1"/>
+            </wp:cNvGraphicFramePr>
+            <a:graphic xmlns:a="http://schemas.openxmlformats.org/drawingml/2006/main">
+              <a:graphicData uri="http://schemas.openxmlformats.org/drawingml/2006/picture">
+                <pic:pic xmlns:pic="http://schemas.openxmlformats.org/drawingml/2006/picture">
+                  <pic:nvPicPr>
+                    <pic:cNvPr id="579091614" name="Рисунок 3" descr="Зображення, що містить текст, електроніка, знімок екрана, програмне забезпечення&#10;&#10;Вміст, створений ШІ, може бути неправильним."/>
+                    <pic:cNvPicPr>
+                      <a:picLocks noChangeAspect="1" noChangeArrowheads="1"/>
+                    </pic:cNvPicPr>
+                  </pic:nvPicPr>
+                  <pic:blipFill rotWithShape="1">
+                    <a:blip r:embed="rId12" cstate="print">
+                      <a:extLst>
+                        <a:ext uri="{28A0092B-C50C-407E-A947-70E740481C1C}">
+                          <a14:useLocalDpi xmlns:a14="http://schemas.microsoft.com/office/drawing/2010/main" val="0"/>
+                        </a:ext>
+                      </a:extLst>
+                    </a:blip>
+                    <a:srcRect l="6307" t="3189" r="6992" b="2232"/>
+                    <a:stretch/>
+                  </pic:blipFill>
+                  <pic:spPr bwMode="auto">
+                    <a:xfrm>
+                      <a:off x="0" y="0"/>
+                      <a:ext cx="4970810" cy="3818514"/>
+                    </a:xfrm>
+                    <a:prstGeom prst="rect">
+                      <a:avLst/>
+                    </a:prstGeom>
+                    <a:noFill/>
+                    <a:ln>
+                      <a:noFill/>
+                    </a:ln>
+                    <a:extLst>
+                      <a:ext uri="{53640926-AAD7-44D8-BBD7-CCE9431645EC}">
+                        <a14:shadowObscured xmlns:a14="http://schemas.microsoft.com/office/drawing/2010/main"/>
+                      </a:ext>
+                    </a:extLst>
+                  </pic:spPr>
+                </pic:pic>
+              </a:graphicData>
+            </a:graphic>
+          </wp:inline>
+        </w:drawing>
+      </w:r>
     </w:p>
     <w:p>
       <w:pPr>
@@ -5906,10 +5985,42 @@
         </w:rPr>
       </w:pPr>
       <w:r>
+        <w:t>Рисунок 1.</w:t>
+      </w:r>
+      <w:r>
+        <w:t>5</w:t>
+      </w:r>
+      <w:r>
+        <w:t xml:space="preserve"> – Сторінка аналізу грунту</w:t>
+      </w:r>
+      <w:r>
+        <w:rPr>
+          <w:vertAlign w:val="superscript"/>
+          <w:lang w:val="en-US"/>
+        </w:rPr>
+        <w:t>[18]</w:t>
+      </w:r>
+    </w:p>
+    <w:p>
+      <w:pPr>
+        <w:pStyle w:val="Picture"/>
         <w:rPr>
           <w:noProof/>
-        </w:rPr>
-        <w:lastRenderedPageBreak/>
+          <w:lang w:val="en-US"/>
+        </w:rPr>
+      </w:pPr>
+    </w:p>
+    <w:p>
+      <w:pPr>
+        <w:pStyle w:val="Picture"/>
+        <w:rPr>
+          <w:lang w:val="en-US"/>
+        </w:rPr>
+      </w:pPr>
+      <w:r>
+        <w:rPr>
+          <w:noProof/>
+        </w:rPr>
         <w:drawing>
           <wp:inline distT="0" distB="0" distL="0" distR="0" wp14:anchorId="6FEDB16E" wp14:editId="73FCA23A">
             <wp:extent cx="4114800" cy="8356600"/>
@@ -5928,7 +6039,7 @@
                     </pic:cNvPicPr>
                   </pic:nvPicPr>
                   <pic:blipFill rotWithShape="1">
-                    <a:blip r:embed="rId12" cstate="print">
+                    <a:blip r:embed="rId13" cstate="print">
                       <a:extLst>
                         <a:ext uri="{28A0092B-C50C-407E-A947-70E740481C1C}">
                           <a14:useLocalDpi xmlns:a14="http://schemas.microsoft.com/office/drawing/2010/main" val="0"/>
@@ -5971,7 +6082,13 @@
         </w:rPr>
       </w:pPr>
       <w:r>
-        <w:t>Рисунок 1.5 – Форма локацій виноградників</w:t>
+        <w:t>Рисунок 1.</w:t>
+      </w:r>
+      <w:r>
+        <w:t>6</w:t>
+      </w:r>
+      <w:r>
+        <w:t xml:space="preserve"> – Форма локацій виноградників</w:t>
       </w:r>
       <w:r>
         <w:rPr>
@@ -5983,100 +6100,10 @@
     </w:p>
     <w:p>
       <w:pPr>
-        <w:pStyle w:val="Picture"/>
-        <w:rPr>
-          <w:lang w:val="en-US"/>
-        </w:rPr>
-      </w:pPr>
-    </w:p>
-    <w:p>
-      <w:pPr>
-        <w:pStyle w:val="Picture"/>
-        <w:rPr>
-          <w:lang w:val="en-US"/>
-        </w:rPr>
-      </w:pPr>
-      <w:r>
-        <w:rPr>
-          <w:noProof/>
-        </w:rPr>
-        <w:lastRenderedPageBreak/>
-        <w:drawing>
-          <wp:inline distT="0" distB="0" distL="0" distR="0" wp14:anchorId="555D888F" wp14:editId="33548870">
-            <wp:extent cx="5149850" cy="3956050"/>
-            <wp:effectExtent l="0" t="0" r="0" b="6350"/>
-            <wp:docPr id="579091614" name="Рисунок 3" descr="Зображення, що містить текст, електроніка, знімок екрана, програмне забезпечення&#10;&#10;Вміст, створений ШІ, може бути неправильним."/>
-            <wp:cNvGraphicFramePr>
-              <a:graphicFrameLocks xmlns:a="http://schemas.openxmlformats.org/drawingml/2006/main" noChangeAspect="1"/>
-            </wp:cNvGraphicFramePr>
-            <a:graphic xmlns:a="http://schemas.openxmlformats.org/drawingml/2006/main">
-              <a:graphicData uri="http://schemas.openxmlformats.org/drawingml/2006/picture">
-                <pic:pic xmlns:pic="http://schemas.openxmlformats.org/drawingml/2006/picture">
-                  <pic:nvPicPr>
-                    <pic:cNvPr id="579091614" name="Рисунок 3" descr="Зображення, що містить текст, електроніка, знімок екрана, програмне забезпечення&#10;&#10;Вміст, створений ШІ, може бути неправильним."/>
-                    <pic:cNvPicPr>
-                      <a:picLocks noChangeAspect="1" noChangeArrowheads="1"/>
-                    </pic:cNvPicPr>
-                  </pic:nvPicPr>
-                  <pic:blipFill rotWithShape="1">
-                    <a:blip r:embed="rId13" cstate="print">
-                      <a:extLst>
-                        <a:ext uri="{28A0092B-C50C-407E-A947-70E740481C1C}">
-                          <a14:useLocalDpi xmlns:a14="http://schemas.microsoft.com/office/drawing/2010/main" val="0"/>
-                        </a:ext>
-                      </a:extLst>
-                    </a:blip>
-                    <a:srcRect l="6307" t="3189" r="6992" b="2232"/>
-                    <a:stretch/>
-                  </pic:blipFill>
-                  <pic:spPr bwMode="auto">
-                    <a:xfrm>
-                      <a:off x="0" y="0"/>
-                      <a:ext cx="5149850" cy="3956050"/>
-                    </a:xfrm>
-                    <a:prstGeom prst="rect">
-                      <a:avLst/>
-                    </a:prstGeom>
-                    <a:noFill/>
-                    <a:ln>
-                      <a:noFill/>
-                    </a:ln>
-                    <a:extLst>
-                      <a:ext uri="{53640926-AAD7-44D8-BBD7-CCE9431645EC}">
-                        <a14:shadowObscured xmlns:a14="http://schemas.microsoft.com/office/drawing/2010/main"/>
-                      </a:ext>
-                    </a:extLst>
-                  </pic:spPr>
-                </pic:pic>
-              </a:graphicData>
-            </a:graphic>
-          </wp:inline>
-        </w:drawing>
-      </w:r>
-    </w:p>
-    <w:p>
-      <w:pPr>
-        <w:pStyle w:val="Picture"/>
-        <w:rPr>
-          <w:lang w:val="en-US"/>
-        </w:rPr>
-      </w:pPr>
-      <w:r>
-        <w:t>Рисунок 1.6 – Сторінка аналізу грунту</w:t>
-      </w:r>
-      <w:r>
-        <w:rPr>
-          <w:vertAlign w:val="superscript"/>
-          <w:lang w:val="en-US"/>
-        </w:rPr>
-        <w:t>[18]</w:t>
-      </w:r>
-    </w:p>
-    <w:p>
-      <w:pPr>
-        <w:pStyle w:val="Common"/>
-        <w:rPr>
-          <w:lang w:val="en-US"/>
+        <w:pStyle w:val="Common"/>
+        <w:ind w:firstLine="0"/>
+        <w:rPr>
+          <w:lang w:val="uk-UA"/>
         </w:rPr>
       </w:pPr>
     </w:p>
@@ -6087,7 +6114,7 @@
           <w:lang w:val="uk-UA"/>
         </w:rPr>
       </w:pPr>
-      <w:bookmarkStart w:id="20" w:name="_Toc194399895"/>
+      <w:bookmarkStart w:id="20" w:name="_Toc194497512"/>
       <w:r>
         <w:rPr>
           <w:lang w:val="uk-UA"/>
@@ -6177,7 +6204,19 @@
         <w:rPr>
           <w:lang w:val="uk-UA"/>
         </w:rPr>
-        <w:t>Можливість оцінки точності;</w:t>
+        <w:t>Можливість оцінки точності</w:t>
+      </w:r>
+      <w:r>
+        <w:rPr>
+          <w:lang w:val="uk-UA"/>
+        </w:rPr>
+        <w:t xml:space="preserve"> попереджень</w:t>
+      </w:r>
+      <w:r>
+        <w:rPr>
+          <w:lang w:val="uk-UA"/>
+        </w:rPr>
+        <w:t>;</w:t>
       </w:r>
     </w:p>
     <w:p>
@@ -6298,7 +6337,7 @@
           <w:lang w:val="en-US"/>
         </w:rPr>
       </w:pPr>
-      <w:bookmarkStart w:id="21" w:name="_Toc194399896"/>
+      <w:bookmarkStart w:id="21" w:name="_Toc194497513"/>
       <w:r>
         <w:t>1.</w:t>
       </w:r>
@@ -6331,27 +6370,78 @@
       <w:pPr>
         <w:pStyle w:val="Common"/>
         <w:rPr>
-          <w:lang w:val="uk-UA"/>
-        </w:rPr>
-      </w:pPr>
-      <w:r>
-        <w:rPr>
-          <w:lang w:val="uk-UA"/>
-        </w:rPr>
-        <w:t>Всі три застосунки можуть бути корисні для різних розмірів виноградників і для різних способів використання.</w:t>
-      </w:r>
-    </w:p>
-    <w:p>
-      <w:pPr>
-        <w:pStyle w:val="Common"/>
-        <w:rPr>
-          <w:lang w:val="uk-UA"/>
-        </w:rPr>
-      </w:pPr>
-      <w:r>
-        <w:rPr>
-          <w:lang w:val="uk-UA"/>
-        </w:rPr>
+          <w:lang w:val="en-US"/>
+        </w:rPr>
+      </w:pPr>
+      <w:r>
+        <w:rPr>
+          <w:lang w:val="uk-UA"/>
+        </w:rPr>
+        <w:t xml:space="preserve">Всі три застосунки можуть бути корисні для </w:t>
+      </w:r>
+      <w:r>
+        <w:rPr>
+          <w:lang w:val="uk-UA"/>
+        </w:rPr>
+        <w:t xml:space="preserve">виноградників </w:t>
+      </w:r>
+      <w:r>
+        <w:rPr>
+          <w:lang w:val="uk-UA"/>
+        </w:rPr>
+        <w:t>різних розмірів і для різних способів використання.</w:t>
+      </w:r>
+    </w:p>
+    <w:p>
+      <w:pPr>
+        <w:pStyle w:val="Common"/>
+        <w:rPr>
+          <w:lang w:val="en-US"/>
+        </w:rPr>
+      </w:pPr>
+      <w:r>
+        <w:rPr>
+          <w:lang w:val="uk-UA"/>
+        </w:rPr>
+        <w:t xml:space="preserve">Програма </w:t>
+      </w:r>
+      <w:r>
+        <w:rPr>
+          <w:lang w:val="en-US"/>
+        </w:rPr>
+        <w:t xml:space="preserve">Grape Compass </w:t>
+      </w:r>
+      <w:r>
+        <w:rPr>
+          <w:lang w:val="uk-UA"/>
+        </w:rPr>
+        <w:t xml:space="preserve">не підходить для покупців винограду, бо разрахована на власників виноградників. Програма </w:t>
+      </w:r>
+      <w:r>
+        <w:rPr>
+          <w:lang w:val="en-US"/>
+        </w:rPr>
+        <w:t xml:space="preserve">Vidacycle Sectromentor </w:t>
+      </w:r>
+      <w:r>
+        <w:rPr>
+          <w:lang w:val="uk-UA"/>
+        </w:rPr>
+        <w:t>може бути складною для опанування вперше.</w:t>
+      </w:r>
+    </w:p>
+    <w:p>
+      <w:pPr>
+        <w:pStyle w:val="Common"/>
+        <w:rPr>
+          <w:lang w:val="uk-UA"/>
+        </w:rPr>
+      </w:pPr>
+      <w:r>
+        <w:rPr>
+          <w:lang w:val="uk-UA"/>
+        </w:rPr>
+        <w:lastRenderedPageBreak/>
         <w:t xml:space="preserve">Для кращого розуміння </w:t>
       </w:r>
       <w:r>
@@ -6392,7 +6482,6 @@
         <w:rPr>
           <w:lang w:val="uk-UA"/>
         </w:rPr>
-        <w:lastRenderedPageBreak/>
         <w:t>Таблиця 1.1 Порівняння програм-прикладів</w:t>
       </w:r>
     </w:p>
@@ -6766,7 +6855,7 @@
       <w:pPr>
         <w:pStyle w:val="Title2nd"/>
       </w:pPr>
-      <w:bookmarkStart w:id="22" w:name="_Toc194399897"/>
+      <w:bookmarkStart w:id="22" w:name="_Toc194497514"/>
       <w:r>
         <w:t>1.</w:t>
       </w:r>
@@ -6872,7 +6961,7 @@
       <w:pPr>
         <w:pStyle w:val="Title2nd"/>
       </w:pPr>
-      <w:bookmarkStart w:id="23" w:name="_Toc194399898"/>
+      <w:bookmarkStart w:id="23" w:name="_Toc194497515"/>
       <w:r>
         <w:t>1.</w:t>
       </w:r>
@@ -6909,7 +6998,19 @@
         <w:rPr>
           <w:lang w:val="uk-UA"/>
         </w:rPr>
-        <w:t xml:space="preserve">В першому розділі були розглянуті програми аналізу якості винограду </w:t>
+        <w:t xml:space="preserve">В першому розділі були розглянуті програми </w:t>
+      </w:r>
+      <w:r>
+        <w:rPr>
+          <w:lang w:val="uk-UA"/>
+        </w:rPr>
+        <w:t>допомоги власникам виногра</w:t>
+      </w:r>
+      <w:r>
+        <w:rPr>
+          <w:lang w:val="uk-UA"/>
+        </w:rPr>
+        <w:t xml:space="preserve">дників </w:t>
       </w:r>
       <w:r>
         <w:rPr>
@@ -6947,61 +7048,17 @@
         </w:rPr>
         <w:t>Grape Compass.</w:t>
       </w:r>
-    </w:p>
-    <w:p>
-      <w:pPr>
-        <w:pStyle w:val="Common"/>
-        <w:rPr>
-          <w:lang w:val="uk-UA"/>
-        </w:rPr>
-      </w:pPr>
-      <w:r>
-        <w:rPr>
-          <w:lang w:val="uk-UA"/>
-        </w:rPr>
-        <w:t xml:space="preserve">Розглянуті програми мають різні рівні складності, бо призначені для різних видів задач. Програма </w:t>
-      </w:r>
-      <w:r>
-        <w:rPr>
-          <w:lang w:val="en-US"/>
-        </w:rPr>
-        <w:t xml:space="preserve">Grape Compass </w:t>
-      </w:r>
-      <w:r>
-        <w:rPr>
-          <w:lang w:val="uk-UA"/>
-        </w:rPr>
-        <w:t xml:space="preserve">призначення для виноградників і виведення статистики про потенційні ризики протягом року. Програма </w:t>
-      </w:r>
-      <w:r>
-        <w:rPr>
-          <w:lang w:val="en-US"/>
-        </w:rPr>
-        <w:t xml:space="preserve">Clarifruit </w:t>
-      </w:r>
-      <w:r>
-        <w:rPr>
-          <w:lang w:val="uk-UA"/>
-        </w:rPr>
-        <w:t xml:space="preserve">може використовуватись і покупцями для оцінки якості придбаного винограду. Програма </w:t>
-      </w:r>
-      <w:r>
-        <w:rPr>
-          <w:lang w:val="en-US"/>
-        </w:rPr>
-        <w:t xml:space="preserve">Vidacycle </w:t>
-      </w:r>
-      <w:r>
-        <w:rPr>
-          <w:lang w:val="uk-UA"/>
-        </w:rPr>
-        <w:t xml:space="preserve">розрахована на професіоналів, які потребують детальної статистики </w:t>
-      </w:r>
-      <w:r>
-        <w:rPr>
-          <w:lang w:val="uk-UA"/>
-        </w:rPr>
-        <w:t>та звітів про виробництво.</w:t>
+      <w:r>
+        <w:rPr>
+          <w:lang w:val="uk-UA"/>
+        </w:rPr>
+        <w:t xml:space="preserve"> </w:t>
+      </w:r>
+      <w:r>
+        <w:rPr>
+          <w:lang w:val="uk-UA"/>
+        </w:rPr>
+        <w:t>Розглянуті програми мають різні рівні складності, бо призначені для різних видів задач.</w:t>
       </w:r>
     </w:p>
     <w:p>
@@ -7039,7 +7096,7 @@
           <w:lang w:val="uk-UA"/>
         </w:rPr>
       </w:pPr>
-      <w:bookmarkStart w:id="24" w:name="_Toc194399899"/>
+      <w:bookmarkStart w:id="24" w:name="_Toc194497516"/>
       <w:r>
         <w:rPr>
           <w:lang w:val="uk-UA"/>
@@ -8007,7 +8064,7 @@
           <w:lang w:val="en-US"/>
         </w:rPr>
       </w:pPr>
-      <w:bookmarkStart w:id="25" w:name="_Toc194399900"/>
+      <w:bookmarkStart w:id="25" w:name="_Toc194497517"/>
       <w:r>
         <w:rPr>
           <w:lang w:val="uk-UA"/>
@@ -8054,7 +8111,7 @@
           <w:lang w:val="en-US"/>
         </w:rPr>
       </w:pPr>
-      <w:bookmarkStart w:id="26" w:name="_Toc194399901"/>
+      <w:bookmarkStart w:id="26" w:name="_Toc194497518"/>
       <w:r>
         <w:lastRenderedPageBreak/>
         <w:t>А.1 Вступ</w:t>
@@ -8068,7 +8125,7 @@
           <w:lang w:val="en-US"/>
         </w:rPr>
       </w:pPr>
-      <w:bookmarkStart w:id="27" w:name="_Toc194399902"/>
+      <w:bookmarkStart w:id="27" w:name="_Toc194497519"/>
       <w:r>
         <w:rPr>
           <w:lang w:val="uk-UA"/>
@@ -8114,7 +8171,7 @@
           <w:lang w:val="uk-UA"/>
         </w:rPr>
       </w:pPr>
-      <w:bookmarkStart w:id="28" w:name="_Toc194399903"/>
+      <w:bookmarkStart w:id="28" w:name="_Toc194497520"/>
       <w:r>
         <w:rPr>
           <w:lang w:val="uk-UA"/>
@@ -8156,7 +8213,19 @@
         <w:rPr>
           <w:lang w:val="uk-UA"/>
         </w:rPr>
-        <w:t>Програма може застосуватися власниками виноградників</w:t>
+        <w:t xml:space="preserve">Програма може </w:t>
+      </w:r>
+      <w:r>
+        <w:rPr>
+          <w:lang w:val="uk-UA"/>
+        </w:rPr>
+        <w:t>використовуватися</w:t>
+      </w:r>
+      <w:r>
+        <w:rPr>
+          <w:lang w:val="uk-UA"/>
+        </w:rPr>
+        <w:t xml:space="preserve"> власниками виноградників</w:t>
       </w:r>
       <w:r>
         <w:rPr>
@@ -8168,7 +8237,19 @@
         <w:rPr>
           <w:lang w:val="uk-UA"/>
         </w:rPr>
-        <w:t>для спрощення ланцюжку постачання і економії часу на сортуванні винограду.</w:t>
+        <w:t xml:space="preserve">для спрощення ланцюжку постачання і економії часу на </w:t>
+      </w:r>
+      <w:r>
+        <w:rPr>
+          <w:lang w:val="uk-UA"/>
+        </w:rPr>
+        <w:t xml:space="preserve">обробці </w:t>
+      </w:r>
+      <w:r>
+        <w:rPr>
+          <w:lang w:val="uk-UA"/>
+        </w:rPr>
+        <w:t>винограду.</w:t>
       </w:r>
     </w:p>
     <w:p>
@@ -8183,7 +8264,7 @@
       <w:pPr>
         <w:pStyle w:val="Title2nd"/>
       </w:pPr>
-      <w:bookmarkStart w:id="29" w:name="_Toc194399904"/>
+      <w:bookmarkStart w:id="29" w:name="_Toc194497521"/>
       <w:r>
         <w:t>А.2 Підстави для розробки</w:t>
       </w:r>
@@ -8208,7 +8289,19 @@
         <w:rPr>
           <w:lang w:val="uk-UA"/>
         </w:rPr>
-        <w:t>Підставою розробки програми є створення застосунок, що має полегшити перевірку якості винограду на виробництві.</w:t>
+        <w:t xml:space="preserve">Підставою розробки програми є створення </w:t>
+      </w:r>
+      <w:r>
+        <w:rPr>
+          <w:lang w:val="uk-UA"/>
+        </w:rPr>
+        <w:t>застосунку</w:t>
+      </w:r>
+      <w:r>
+        <w:rPr>
+          <w:lang w:val="uk-UA"/>
+        </w:rPr>
+        <w:t>, що має полегшити перевірку якості винограду на виробництві.</w:t>
       </w:r>
     </w:p>
     <w:p>
@@ -8223,7 +8316,7 @@
       <w:pPr>
         <w:pStyle w:val="Title2nd"/>
       </w:pPr>
-      <w:bookmarkStart w:id="30" w:name="_Toc194399905"/>
+      <w:bookmarkStart w:id="30" w:name="_Toc194497522"/>
       <w:r>
         <w:t>А.3 Призначення розробки</w:t>
       </w:r>
@@ -8262,7 +8355,19 @@
         <w:rPr>
           <w:lang w:val="uk-UA"/>
         </w:rPr>
-        <w:t>Це може бути корисним для швидшої оцінки і огляду ягід та їх подальшого сортування.</w:t>
+        <w:t xml:space="preserve">Це може бути корисним для швидшої оцінки і огляду ягід </w:t>
+      </w:r>
+      <w:r>
+        <w:rPr>
+          <w:lang w:val="uk-UA"/>
+        </w:rPr>
+        <w:t>для</w:t>
+      </w:r>
+      <w:r>
+        <w:rPr>
+          <w:lang w:val="uk-UA"/>
+        </w:rPr>
+        <w:t xml:space="preserve"> їх подальшого сортування.</w:t>
       </w:r>
     </w:p>
     <w:p>
@@ -8280,7 +8385,7 @@
           <w:lang w:val="en-US"/>
         </w:rPr>
       </w:pPr>
-      <w:bookmarkStart w:id="31" w:name="_Toc194399906"/>
+      <w:bookmarkStart w:id="31" w:name="_Toc194497523"/>
       <w:r>
         <w:t>А.4 Вимоги до програми</w:t>
       </w:r>
@@ -8359,7 +8464,7 @@
           <w:lang w:val="en-US"/>
         </w:rPr>
       </w:pPr>
-      <w:bookmarkStart w:id="32" w:name="_Toc194399907"/>
+      <w:bookmarkStart w:id="32" w:name="_Toc194497524"/>
       <w:r>
         <w:rPr>
           <w:lang w:val="uk-UA"/>
@@ -8500,7 +8605,7 @@
           <w:lang w:val="en-US"/>
         </w:rPr>
       </w:pPr>
-      <w:bookmarkStart w:id="33" w:name="_Toc194399908"/>
+      <w:bookmarkStart w:id="33" w:name="_Toc194497525"/>
       <w:r>
         <w:rPr>
           <w:lang w:val="uk-UA"/>
@@ -8528,21 +8633,45 @@
         <w:rPr>
           <w:lang w:val="uk-UA"/>
         </w:rPr>
-        <w:t>Програма має містити обробники виключних ситуацій аби не допустити непланове завершення роботи.</w:t>
-      </w:r>
-    </w:p>
-    <w:p>
-      <w:pPr>
-        <w:pStyle w:val="Common"/>
-        <w:rPr>
-          <w:lang w:val="uk-UA"/>
-        </w:rPr>
-      </w:pPr>
-      <w:r>
-        <w:rPr>
-          <w:lang w:val="uk-UA"/>
-        </w:rPr>
-        <w:t>Для надійності даних програма має дозволяти зберігати їх на базі даних і отримувати коли потрібно. Доступ до бази даних має бути обмежений паролем.</w:t>
+        <w:t>Програма має містити обробники виключних ситуацій аби не допустити непланов</w:t>
+      </w:r>
+      <w:r>
+        <w:rPr>
+          <w:lang w:val="uk-UA"/>
+        </w:rPr>
+        <w:t>ого</w:t>
+      </w:r>
+      <w:r>
+        <w:rPr>
+          <w:lang w:val="uk-UA"/>
+        </w:rPr>
+        <w:t xml:space="preserve"> завершення роботи.</w:t>
+      </w:r>
+    </w:p>
+    <w:p>
+      <w:pPr>
+        <w:pStyle w:val="Common"/>
+        <w:rPr>
+          <w:lang w:val="uk-UA"/>
+        </w:rPr>
+      </w:pPr>
+      <w:r>
+        <w:rPr>
+          <w:lang w:val="uk-UA"/>
+        </w:rPr>
+        <w:t xml:space="preserve">Для надійності даних програма має дозволяти зберігати їх на базі даних і отримувати </w:t>
+      </w:r>
+      <w:r>
+        <w:rPr>
+          <w:lang w:val="uk-UA"/>
+        </w:rPr>
+        <w:t>за потребою</w:t>
+      </w:r>
+      <w:r>
+        <w:rPr>
+          <w:lang w:val="uk-UA"/>
+        </w:rPr>
+        <w:t>. Доступ до бази даних має бути обмежений паролем.</w:t>
       </w:r>
     </w:p>
     <w:p>
@@ -8560,7 +8689,7 @@
           <w:lang w:val="uk-UA"/>
         </w:rPr>
       </w:pPr>
-      <w:bookmarkStart w:id="34" w:name="_Toc194399909"/>
+      <w:bookmarkStart w:id="34" w:name="_Toc194497526"/>
       <w:r>
         <w:rPr>
           <w:lang w:val="uk-UA"/>
@@ -8731,7 +8860,6 @@
         <w:rPr>
           <w:lang w:val="en-US"/>
         </w:rPr>
-        <w:lastRenderedPageBreak/>
         <w:t>Django</w:t>
       </w:r>
       <w:r>
@@ -8762,6 +8890,7 @@
         <w:rPr>
           <w:lang w:val="en-US"/>
         </w:rPr>
+        <w:lastRenderedPageBreak/>
         <w:t xml:space="preserve">MongoDB: </w:t>
       </w:r>
       <w:r>
@@ -8865,7 +8994,7 @@
       <w:pPr>
         <w:pStyle w:val="Title2nd"/>
       </w:pPr>
-      <w:bookmarkStart w:id="35" w:name="_Toc194399910"/>
+      <w:bookmarkStart w:id="35" w:name="_Toc194497527"/>
       <w:r>
         <w:t>А.5 Вимоги до програмної документації</w:t>
       </w:r>
@@ -8940,7 +9069,7 @@
         <w:rPr>
           <w:lang w:val="uk-UA"/>
         </w:rPr>
-        <w:t>Код програми має бути написаний із зрозумілими назвами змінних/класів/методів і також може включати коментарі.</w:t>
+        <w:t>Код програми має бути написаний із зрозумілими назвами змінних/класів/методів і може включати коментарі.</w:t>
       </w:r>
     </w:p>
     <w:p>
@@ -8955,7 +9084,7 @@
       <w:pPr>
         <w:pStyle w:val="Title2nd"/>
       </w:pPr>
-      <w:bookmarkStart w:id="36" w:name="_Toc194399911"/>
+      <w:bookmarkStart w:id="36" w:name="_Toc194497528"/>
       <w:r>
         <w:t>А.6 Стадії і етапи розробки</w:t>
       </w:r>
@@ -8968,7 +9097,7 @@
           <w:lang w:val="uk-UA"/>
         </w:rPr>
       </w:pPr>
-      <w:bookmarkStart w:id="37" w:name="_Toc194399912"/>
+      <w:bookmarkStart w:id="37" w:name="_Toc194497529"/>
       <w:r>
         <w:rPr>
           <w:lang w:val="uk-UA"/>
@@ -9068,7 +9197,7 @@
           <w:lang w:val="uk-UA"/>
         </w:rPr>
       </w:pPr>
-      <w:bookmarkStart w:id="38" w:name="_Toc194399913"/>
+      <w:bookmarkStart w:id="38" w:name="_Toc194497530"/>
       <w:r>
         <w:rPr>
           <w:lang w:val="uk-UA"/>
@@ -9174,7 +9303,7 @@
           <w:lang w:val="uk-UA"/>
         </w:rPr>
       </w:pPr>
-      <w:bookmarkStart w:id="39" w:name="_Toc194399914"/>
+      <w:bookmarkStart w:id="39" w:name="_Toc194497531"/>
       <w:r>
         <w:rPr>
           <w:lang w:val="uk-UA"/>
@@ -11660,6 +11789,7 @@
   <w:style w:type="character" w:default="1" w:styleId="a6">
     <w:name w:val="Default Paragraph Font"/>
     <w:uiPriority w:val="1"/>
+    <w:semiHidden/>
     <w:unhideWhenUsed/>
   </w:style>
   <w:style w:type="table" w:default="1" w:styleId="a7">

--- a/32K Kursach/KNT-122_Onyshchenko_Variant-19_PZ.docx
+++ b/32K Kursach/KNT-122_Onyshchenko_Variant-19_PZ.docx
@@ -6332,7 +6332,7 @@
     </w:p>
     <w:p>
       <w:pPr>
-        <w:pStyle w:val="Title2nd"/>
+        <w:pStyle w:val="Title3rd"/>
         <w:rPr>
           <w:lang w:val="en-US"/>
         </w:rPr>
@@ -6345,7 +6345,7 @@
         <w:rPr>
           <w:lang w:val="en-US"/>
         </w:rPr>
-        <w:t>3</w:t>
+        <w:t>2.4</w:t>
       </w:r>
       <w:r>
         <w:t xml:space="preserve"> </w:t>
@@ -6863,7 +6863,7 @@
         <w:rPr>
           <w:lang w:val="en-US"/>
         </w:rPr>
-        <w:t>4</w:t>
+        <w:t>3</w:t>
       </w:r>
       <w:r>
         <w:t xml:space="preserve"> </w:t>
@@ -6892,7 +6892,7 @@
         <w:rPr>
           <w:lang w:val="uk-UA"/>
         </w:rPr>
-        <w:t>Програма має забезпечувати:</w:t>
+        <w:t>Мінімально програма має виводити список оброблених ягід та посилання на сторінку додавання нових. Сторінка додавання має питати інформацію про:</w:t>
       </w:r>
     </w:p>
     <w:p>
@@ -6910,7 +6910,7 @@
         <w:rPr>
           <w:lang w:val="uk-UA"/>
         </w:rPr>
-        <w:t>Додавання інформації про виноград;</w:t>
+        <w:t>Кількість ягід;</w:t>
       </w:r>
     </w:p>
     <w:p>
@@ -6928,7 +6928,7 @@
         <w:rPr>
           <w:lang w:val="uk-UA"/>
         </w:rPr>
-        <w:t>Аналіз доданих ягід;</w:t>
+        <w:t>Зовнішні пошкодження;</w:t>
       </w:r>
     </w:p>
     <w:p>
@@ -6946,7 +6946,49 @@
         <w:rPr>
           <w:lang w:val="uk-UA"/>
         </w:rPr>
-        <w:t>Вивід результатів користувачеві.</w:t>
+        <w:t>Твердість ягід.</w:t>
+      </w:r>
+    </w:p>
+    <w:p>
+      <w:pPr>
+        <w:pStyle w:val="Common"/>
+        <w:rPr>
+          <w:lang w:val="uk-UA"/>
+        </w:rPr>
+      </w:pPr>
+      <w:r>
+        <w:rPr>
+          <w:lang w:val="uk-UA"/>
+        </w:rPr>
+        <w:t>Після обробки сторінка має виводити як результат стадію куди направити виноград.</w:t>
+      </w:r>
+    </w:p>
+    <w:p>
+      <w:pPr>
+        <w:pStyle w:val="Common"/>
+        <w:rPr>
+          <w:lang w:val="uk-UA"/>
+        </w:rPr>
+      </w:pPr>
+      <w:r>
+        <w:rPr>
+          <w:lang w:val="uk-UA"/>
+        </w:rPr>
+        <w:t>Після обробки партія має бути додана до списку оброблених ягід.</w:t>
+      </w:r>
+    </w:p>
+    <w:p>
+      <w:pPr>
+        <w:pStyle w:val="Common"/>
+        <w:rPr>
+          <w:lang w:val="uk-UA"/>
+        </w:rPr>
+      </w:pPr>
+      <w:r>
+        <w:rPr>
+          <w:lang w:val="uk-UA"/>
+        </w:rPr>
+        <w:t>Кожна оброблена партія повинна мати окрему сторінку з інформацію про неї та результати.</w:t>
       </w:r>
     </w:p>
     <w:p>
@@ -6969,7 +7011,7 @@
         <w:rPr>
           <w:lang w:val="en-US"/>
         </w:rPr>
-        <w:t>5</w:t>
+        <w:t>4</w:t>
       </w:r>
       <w:r>
         <w:t xml:space="preserve"> </w:t>
@@ -7065,7 +7107,7 @@
       <w:pPr>
         <w:pStyle w:val="Common"/>
         <w:rPr>
-          <w:lang w:val="en-US"/>
+          <w:lang w:val="uk-UA"/>
         </w:rPr>
       </w:pPr>
       <w:r>
@@ -7077,17 +7119,591 @@
     </w:p>
     <w:p>
       <w:pPr>
-        <w:pStyle w:val="Common"/>
-        <w:rPr>
-          <w:lang w:val="en-US"/>
-        </w:rPr>
-      </w:pPr>
-      <w:r>
-        <w:rPr>
-          <w:lang w:val="uk-UA"/>
-        </w:rPr>
-        <w:br w:type="page"/>
-      </w:r>
+        <w:pStyle w:val="Title1st"/>
+        <w:rPr>
+          <w:lang w:val="uk-UA"/>
+        </w:rPr>
+      </w:pPr>
+      <w:r>
+        <w:rPr>
+          <w:lang w:val="uk-UA"/>
+        </w:rPr>
+        <w:lastRenderedPageBreak/>
+        <w:t>2 Вибір та обґрунтування структури системи, яка проєктується</w:t>
+      </w:r>
+    </w:p>
+    <w:p>
+      <w:pPr>
+        <w:pStyle w:val="Title2nd"/>
+      </w:pPr>
+      <w:r>
+        <w:t xml:space="preserve">2.1 </w:t>
+      </w:r>
+      <w:r>
+        <w:t>Вибір інструментарію розробки програмного забезпечення</w:t>
+      </w:r>
+    </w:p>
+    <w:p>
+      <w:pPr>
+        <w:pStyle w:val="Common"/>
+        <w:rPr>
+          <w:lang w:val="uk-UA"/>
+        </w:rPr>
+      </w:pPr>
+    </w:p>
+    <w:p>
+      <w:pPr>
+        <w:pStyle w:val="Common"/>
+        <w:rPr>
+          <w:lang w:val="uk-UA"/>
+        </w:rPr>
+      </w:pPr>
+    </w:p>
+    <w:p>
+      <w:pPr>
+        <w:pStyle w:val="Common"/>
+        <w:rPr>
+          <w:lang w:val="uk-UA"/>
+        </w:rPr>
+      </w:pPr>
+    </w:p>
+    <w:p>
+      <w:pPr>
+        <w:pStyle w:val="Title3rd"/>
+        <w:rPr>
+          <w:lang w:val="uk-UA"/>
+        </w:rPr>
+      </w:pPr>
+      <w:r>
+        <w:rPr>
+          <w:lang w:val="uk-UA"/>
+        </w:rPr>
+        <w:t>2.1.1 Огляд особливостей мови програмування</w:t>
+      </w:r>
+    </w:p>
+    <w:p>
+      <w:pPr>
+        <w:pStyle w:val="Common"/>
+        <w:rPr>
+          <w:lang w:val="uk-UA"/>
+        </w:rPr>
+      </w:pPr>
+    </w:p>
+    <w:p>
+      <w:pPr>
+        <w:pStyle w:val="Title3rd"/>
+        <w:rPr>
+          <w:lang w:val="uk-UA"/>
+        </w:rPr>
+      </w:pPr>
+      <w:r>
+        <w:rPr>
+          <w:lang w:val="uk-UA"/>
+        </w:rPr>
+        <w:t>2.1.2 Огляд особливостей обраного середовища розробки</w:t>
+      </w:r>
+    </w:p>
+    <w:p>
+      <w:pPr>
+        <w:pStyle w:val="Common"/>
+        <w:rPr>
+          <w:lang w:val="uk-UA"/>
+        </w:rPr>
+      </w:pPr>
+    </w:p>
+    <w:p>
+      <w:pPr>
+        <w:pStyle w:val="Common"/>
+        <w:rPr>
+          <w:lang w:val="uk-UA"/>
+        </w:rPr>
+      </w:pPr>
+      <w:r>
+        <w:rPr>
+          <w:lang w:val="uk-UA"/>
+        </w:rPr>
+        <w:t>Таблиця 2.1 – Порівняння середовищ розробки</w:t>
+      </w:r>
+    </w:p>
+    <w:tbl>
+      <w:tblPr>
+        <w:tblStyle w:val="50"/>
+        <w:tblW w:w="0" w:type="auto"/>
+        <w:tblLook w:val="04A0" w:firstRow="1" w:lastRow="0" w:firstColumn="1" w:lastColumn="0" w:noHBand="0" w:noVBand="1"/>
+      </w:tblPr>
+      <w:tblGrid>
+        <w:gridCol w:w="2972"/>
+        <w:gridCol w:w="1189"/>
+        <w:gridCol w:w="1671"/>
+        <w:gridCol w:w="1290"/>
+      </w:tblGrid>
+      <w:tr>
+        <w:trPr>
+          <w:cnfStyle w:val="100000000000" w:firstRow="1" w:lastRow="0" w:firstColumn="0" w:lastColumn="0" w:oddVBand="0" w:evenVBand="0" w:oddHBand="0" w:evenHBand="0" w:firstRowFirstColumn="0" w:firstRowLastColumn="0" w:lastRowFirstColumn="0" w:lastRowLastColumn="0"/>
+        </w:trPr>
+        <w:tc>
+          <w:tcPr>
+            <w:cnfStyle w:val="001000000100" w:firstRow="0" w:lastRow="0" w:firstColumn="1" w:lastColumn="0" w:oddVBand="0" w:evenVBand="0" w:oddHBand="0" w:evenHBand="0" w:firstRowFirstColumn="1" w:firstRowLastColumn="0" w:lastRowFirstColumn="0" w:lastRowLastColumn="0"/>
+            <w:tcW w:w="0" w:type="auto"/>
+          </w:tcPr>
+          <w:p>
+            <w:pPr>
+              <w:pStyle w:val="Common"/>
+              <w:ind w:firstLine="0"/>
+              <w:rPr>
+                <w:lang w:val="uk-UA"/>
+              </w:rPr>
+            </w:pPr>
+            <w:r>
+              <w:rPr>
+                <w:lang w:val="uk-UA"/>
+              </w:rPr>
+              <w:t>Критерій</w:t>
+            </w:r>
+          </w:p>
+        </w:tc>
+        <w:tc>
+          <w:tcPr>
+            <w:tcW w:w="0" w:type="auto"/>
+          </w:tcPr>
+          <w:p>
+            <w:pPr>
+              <w:pStyle w:val="Common"/>
+              <w:ind w:firstLine="0"/>
+              <w:cnfStyle w:val="100000000000" w:firstRow="1" w:lastRow="0" w:firstColumn="0" w:lastColumn="0" w:oddVBand="0" w:evenVBand="0" w:oddHBand="0" w:evenHBand="0" w:firstRowFirstColumn="0" w:firstRowLastColumn="0" w:lastRowFirstColumn="0" w:lastRowLastColumn="0"/>
+              <w:rPr>
+                <w:lang w:val="en-US"/>
+              </w:rPr>
+            </w:pPr>
+            <w:r>
+              <w:rPr>
+                <w:lang w:val="en-US"/>
+              </w:rPr>
+              <w:t>VS Code</w:t>
+            </w:r>
+          </w:p>
+        </w:tc>
+        <w:tc>
+          <w:tcPr>
+            <w:tcW w:w="0" w:type="auto"/>
+          </w:tcPr>
+          <w:p>
+            <w:pPr>
+              <w:pStyle w:val="Common"/>
+              <w:ind w:firstLine="0"/>
+              <w:cnfStyle w:val="100000000000" w:firstRow="1" w:lastRow="0" w:firstColumn="0" w:lastColumn="0" w:oddVBand="0" w:evenVBand="0" w:oddHBand="0" w:evenHBand="0" w:firstRowFirstColumn="0" w:firstRowLastColumn="0" w:lastRowFirstColumn="0" w:lastRowLastColumn="0"/>
+              <w:rPr>
+                <w:lang w:val="en-US"/>
+              </w:rPr>
+            </w:pPr>
+            <w:r>
+              <w:rPr>
+                <w:lang w:val="en-US"/>
+              </w:rPr>
+              <w:t>Sublime Text</w:t>
+            </w:r>
+          </w:p>
+        </w:tc>
+        <w:tc>
+          <w:tcPr>
+            <w:tcW w:w="0" w:type="auto"/>
+          </w:tcPr>
+          <w:p>
+            <w:pPr>
+              <w:pStyle w:val="Common"/>
+              <w:ind w:firstLine="0"/>
+              <w:cnfStyle w:val="100000000000" w:firstRow="1" w:lastRow="0" w:firstColumn="0" w:lastColumn="0" w:oddVBand="0" w:evenVBand="0" w:oddHBand="0" w:evenHBand="0" w:firstRowFirstColumn="0" w:firstRowLastColumn="0" w:lastRowFirstColumn="0" w:lastRowLastColumn="0"/>
+              <w:rPr>
+                <w:lang w:val="en-US"/>
+              </w:rPr>
+            </w:pPr>
+            <w:r>
+              <w:rPr>
+                <w:lang w:val="en-US"/>
+              </w:rPr>
+              <w:t>PyCharm</w:t>
+            </w:r>
+          </w:p>
+        </w:tc>
+      </w:tr>
+      <w:tr>
+        <w:trPr>
+          <w:cnfStyle w:val="000000100000" w:firstRow="0" w:lastRow="0" w:firstColumn="0" w:lastColumn="0" w:oddVBand="0" w:evenVBand="0" w:oddHBand="1" w:evenHBand="0" w:firstRowFirstColumn="0" w:firstRowLastColumn="0" w:lastRowFirstColumn="0" w:lastRowLastColumn="0"/>
+        </w:trPr>
+        <w:tc>
+          <w:tcPr>
+            <w:cnfStyle w:val="001000000000" w:firstRow="0" w:lastRow="0" w:firstColumn="1" w:lastColumn="0" w:oddVBand="0" w:evenVBand="0" w:oddHBand="0" w:evenHBand="0" w:firstRowFirstColumn="0" w:firstRowLastColumn="0" w:lastRowFirstColumn="0" w:lastRowLastColumn="0"/>
+            <w:tcW w:w="0" w:type="auto"/>
+          </w:tcPr>
+          <w:p>
+            <w:pPr>
+              <w:pStyle w:val="Common"/>
+              <w:ind w:firstLine="0"/>
+              <w:rPr>
+                <w:lang w:val="uk-UA"/>
+              </w:rPr>
+            </w:pPr>
+            <w:r>
+              <w:rPr>
+                <w:lang w:val="uk-UA"/>
+              </w:rPr>
+              <w:t>Простота інтерфейсу</w:t>
+            </w:r>
+          </w:p>
+        </w:tc>
+        <w:tc>
+          <w:tcPr>
+            <w:tcW w:w="0" w:type="auto"/>
+          </w:tcPr>
+          <w:p>
+            <w:pPr>
+              <w:pStyle w:val="Common"/>
+              <w:ind w:firstLine="0"/>
+              <w:cnfStyle w:val="000000100000" w:firstRow="0" w:lastRow="0" w:firstColumn="0" w:lastColumn="0" w:oddVBand="0" w:evenVBand="0" w:oddHBand="1" w:evenHBand="0" w:firstRowFirstColumn="0" w:firstRowLastColumn="0" w:lastRowFirstColumn="0" w:lastRowLastColumn="0"/>
+              <w:rPr>
+                <w:lang w:val="uk-UA"/>
+              </w:rPr>
+            </w:pPr>
+            <w:r>
+              <w:rPr>
+                <w:lang w:val="uk-UA"/>
+              </w:rPr>
+              <w:t>Висока</w:t>
+            </w:r>
+          </w:p>
+        </w:tc>
+        <w:tc>
+          <w:tcPr>
+            <w:tcW w:w="0" w:type="auto"/>
+          </w:tcPr>
+          <w:p>
+            <w:pPr>
+              <w:pStyle w:val="Common"/>
+              <w:ind w:firstLine="0"/>
+              <w:cnfStyle w:val="000000100000" w:firstRow="0" w:lastRow="0" w:firstColumn="0" w:lastColumn="0" w:oddVBand="0" w:evenVBand="0" w:oddHBand="1" w:evenHBand="0" w:firstRowFirstColumn="0" w:firstRowLastColumn="0" w:lastRowFirstColumn="0" w:lastRowLastColumn="0"/>
+              <w:rPr>
+                <w:lang w:val="uk-UA"/>
+              </w:rPr>
+            </w:pPr>
+            <w:r>
+              <w:rPr>
+                <w:lang w:val="uk-UA"/>
+              </w:rPr>
+              <w:t>Висока</w:t>
+            </w:r>
+          </w:p>
+        </w:tc>
+        <w:tc>
+          <w:tcPr>
+            <w:tcW w:w="0" w:type="auto"/>
+          </w:tcPr>
+          <w:p>
+            <w:pPr>
+              <w:pStyle w:val="Common"/>
+              <w:ind w:firstLine="0"/>
+              <w:cnfStyle w:val="000000100000" w:firstRow="0" w:lastRow="0" w:firstColumn="0" w:lastColumn="0" w:oddVBand="0" w:evenVBand="0" w:oddHBand="1" w:evenHBand="0" w:firstRowFirstColumn="0" w:firstRowLastColumn="0" w:lastRowFirstColumn="0" w:lastRowLastColumn="0"/>
+              <w:rPr>
+                <w:lang w:val="uk-UA"/>
+              </w:rPr>
+            </w:pPr>
+            <w:r>
+              <w:rPr>
+                <w:lang w:val="uk-UA"/>
+              </w:rPr>
+              <w:t>Середня</w:t>
+            </w:r>
+          </w:p>
+        </w:tc>
+      </w:tr>
+      <w:tr>
+        <w:tc>
+          <w:tcPr>
+            <w:cnfStyle w:val="001000000000" w:firstRow="0" w:lastRow="0" w:firstColumn="1" w:lastColumn="0" w:oddVBand="0" w:evenVBand="0" w:oddHBand="0" w:evenHBand="0" w:firstRowFirstColumn="0" w:firstRowLastColumn="0" w:lastRowFirstColumn="0" w:lastRowLastColumn="0"/>
+            <w:tcW w:w="0" w:type="auto"/>
+          </w:tcPr>
+          <w:p>
+            <w:pPr>
+              <w:pStyle w:val="Common"/>
+              <w:ind w:firstLine="0"/>
+              <w:rPr>
+                <w:lang w:val="en-US"/>
+              </w:rPr>
+            </w:pPr>
+            <w:r>
+              <w:rPr>
+                <w:lang w:val="uk-UA"/>
+              </w:rPr>
+              <w:t xml:space="preserve">Підтримка </w:t>
+            </w:r>
+            <w:r>
+              <w:rPr>
+                <w:lang w:val="en-US"/>
+              </w:rPr>
+              <w:t>Python</w:t>
+            </w:r>
+          </w:p>
+        </w:tc>
+        <w:tc>
+          <w:tcPr>
+            <w:tcW w:w="0" w:type="auto"/>
+          </w:tcPr>
+          <w:p>
+            <w:pPr>
+              <w:pStyle w:val="Common"/>
+              <w:ind w:firstLine="0"/>
+              <w:cnfStyle w:val="000000000000" w:firstRow="0" w:lastRow="0" w:firstColumn="0" w:lastColumn="0" w:oddVBand="0" w:evenVBand="0" w:oddHBand="0" w:evenHBand="0" w:firstRowFirstColumn="0" w:firstRowLastColumn="0" w:lastRowFirstColumn="0" w:lastRowLastColumn="0"/>
+              <w:rPr>
+                <w:lang w:val="en-US"/>
+              </w:rPr>
+            </w:pPr>
+            <w:r>
+              <w:rPr>
+                <w:lang w:val="uk-UA"/>
+              </w:rPr>
+              <w:t>Висока</w:t>
+            </w:r>
+          </w:p>
+        </w:tc>
+        <w:tc>
+          <w:tcPr>
+            <w:tcW w:w="0" w:type="auto"/>
+          </w:tcPr>
+          <w:p>
+            <w:pPr>
+              <w:pStyle w:val="Common"/>
+              <w:ind w:firstLine="0"/>
+              <w:cnfStyle w:val="000000000000" w:firstRow="0" w:lastRow="0" w:firstColumn="0" w:lastColumn="0" w:oddVBand="0" w:evenVBand="0" w:oddHBand="0" w:evenHBand="0" w:firstRowFirstColumn="0" w:firstRowLastColumn="0" w:lastRowFirstColumn="0" w:lastRowLastColumn="0"/>
+              <w:rPr>
+                <w:lang w:val="uk-UA"/>
+              </w:rPr>
+            </w:pPr>
+            <w:r>
+              <w:rPr>
+                <w:lang w:val="uk-UA"/>
+              </w:rPr>
+              <w:t>Середня</w:t>
+            </w:r>
+          </w:p>
+        </w:tc>
+        <w:tc>
+          <w:tcPr>
+            <w:tcW w:w="0" w:type="auto"/>
+          </w:tcPr>
+          <w:p>
+            <w:pPr>
+              <w:pStyle w:val="Common"/>
+              <w:ind w:firstLine="0"/>
+              <w:cnfStyle w:val="000000000000" w:firstRow="0" w:lastRow="0" w:firstColumn="0" w:lastColumn="0" w:oddVBand="0" w:evenVBand="0" w:oddHBand="0" w:evenHBand="0" w:firstRowFirstColumn="0" w:firstRowLastColumn="0" w:lastRowFirstColumn="0" w:lastRowLastColumn="0"/>
+              <w:rPr>
+                <w:lang w:val="uk-UA"/>
+              </w:rPr>
+            </w:pPr>
+            <w:r>
+              <w:rPr>
+                <w:lang w:val="uk-UA"/>
+              </w:rPr>
+              <w:t>Висока</w:t>
+            </w:r>
+          </w:p>
+        </w:tc>
+      </w:tr>
+      <w:tr>
+        <w:trPr>
+          <w:cnfStyle w:val="000000100000" w:firstRow="0" w:lastRow="0" w:firstColumn="0" w:lastColumn="0" w:oddVBand="0" w:evenVBand="0" w:oddHBand="1" w:evenHBand="0" w:firstRowFirstColumn="0" w:firstRowLastColumn="0" w:lastRowFirstColumn="0" w:lastRowLastColumn="0"/>
+        </w:trPr>
+        <w:tc>
+          <w:tcPr>
+            <w:cnfStyle w:val="001000000000" w:firstRow="0" w:lastRow="0" w:firstColumn="1" w:lastColumn="0" w:oddVBand="0" w:evenVBand="0" w:oddHBand="0" w:evenHBand="0" w:firstRowFirstColumn="0" w:firstRowLastColumn="0" w:lastRowFirstColumn="0" w:lastRowLastColumn="0"/>
+            <w:tcW w:w="0" w:type="auto"/>
+          </w:tcPr>
+          <w:p>
+            <w:pPr>
+              <w:pStyle w:val="Common"/>
+              <w:ind w:firstLine="0"/>
+              <w:rPr>
+                <w:lang w:val="uk-UA"/>
+              </w:rPr>
+            </w:pPr>
+            <w:r>
+              <w:rPr>
+                <w:lang w:val="uk-UA"/>
+              </w:rPr>
+              <w:t xml:space="preserve">Підтримка </w:t>
+            </w:r>
+            <w:r>
+              <w:rPr>
+                <w:lang w:val="en-US"/>
+              </w:rPr>
+              <w:t>JavaScript</w:t>
+            </w:r>
+          </w:p>
+        </w:tc>
+        <w:tc>
+          <w:tcPr>
+            <w:tcW w:w="0" w:type="auto"/>
+          </w:tcPr>
+          <w:p>
+            <w:pPr>
+              <w:pStyle w:val="Common"/>
+              <w:ind w:firstLine="0"/>
+              <w:cnfStyle w:val="000000100000" w:firstRow="0" w:lastRow="0" w:firstColumn="0" w:lastColumn="0" w:oddVBand="0" w:evenVBand="0" w:oddHBand="1" w:evenHBand="0" w:firstRowFirstColumn="0" w:firstRowLastColumn="0" w:lastRowFirstColumn="0" w:lastRowLastColumn="0"/>
+              <w:rPr>
+                <w:lang w:val="uk-UA"/>
+              </w:rPr>
+            </w:pPr>
+            <w:r>
+              <w:rPr>
+                <w:lang w:val="uk-UA"/>
+              </w:rPr>
+              <w:t>Висока</w:t>
+            </w:r>
+          </w:p>
+        </w:tc>
+        <w:tc>
+          <w:tcPr>
+            <w:tcW w:w="0" w:type="auto"/>
+          </w:tcPr>
+          <w:p>
+            <w:pPr>
+              <w:pStyle w:val="Common"/>
+              <w:ind w:firstLine="0"/>
+              <w:cnfStyle w:val="000000100000" w:firstRow="0" w:lastRow="0" w:firstColumn="0" w:lastColumn="0" w:oddVBand="0" w:evenVBand="0" w:oddHBand="1" w:evenHBand="0" w:firstRowFirstColumn="0" w:firstRowLastColumn="0" w:lastRowFirstColumn="0" w:lastRowLastColumn="0"/>
+              <w:rPr>
+                <w:lang w:val="en-US"/>
+              </w:rPr>
+            </w:pPr>
+            <w:r>
+              <w:rPr>
+                <w:lang w:val="uk-UA"/>
+              </w:rPr>
+              <w:t>Середня</w:t>
+            </w:r>
+          </w:p>
+        </w:tc>
+        <w:tc>
+          <w:tcPr>
+            <w:tcW w:w="0" w:type="auto"/>
+          </w:tcPr>
+          <w:p>
+            <w:pPr>
+              <w:pStyle w:val="Common"/>
+              <w:ind w:firstLine="0"/>
+              <w:cnfStyle w:val="000000100000" w:firstRow="0" w:lastRow="0" w:firstColumn="0" w:lastColumn="0" w:oddVBand="0" w:evenVBand="0" w:oddHBand="1" w:evenHBand="0" w:firstRowFirstColumn="0" w:firstRowLastColumn="0" w:lastRowFirstColumn="0" w:lastRowLastColumn="0"/>
+              <w:rPr>
+                <w:lang w:val="en-US"/>
+              </w:rPr>
+            </w:pPr>
+            <w:r>
+              <w:rPr>
+                <w:lang w:val="uk-UA"/>
+              </w:rPr>
+              <w:t>Середня</w:t>
+            </w:r>
+          </w:p>
+        </w:tc>
+      </w:tr>
+    </w:tbl>
+    <w:p>
+      <w:pPr>
+        <w:pStyle w:val="Common"/>
+        <w:rPr>
+          <w:lang w:val="en-US"/>
+        </w:rPr>
+      </w:pPr>
+    </w:p>
+    <w:p>
+      <w:pPr>
+        <w:pStyle w:val="Common"/>
+        <w:rPr>
+          <w:lang w:val="uk-UA"/>
+        </w:rPr>
+      </w:pPr>
+    </w:p>
+    <w:p>
+      <w:pPr>
+        <w:pStyle w:val="Title3rd"/>
+        <w:rPr>
+          <w:lang w:val="uk-UA"/>
+        </w:rPr>
+      </w:pPr>
+      <w:r>
+        <w:rPr>
+          <w:lang w:val="uk-UA"/>
+        </w:rPr>
+        <w:t>2.1.3 Огляд особливостей обраної системи управління базами даних</w:t>
+      </w:r>
+    </w:p>
+    <w:p>
+      <w:pPr>
+        <w:pStyle w:val="Common"/>
+        <w:rPr>
+          <w:lang w:val="uk-UA"/>
+        </w:rPr>
+      </w:pPr>
+    </w:p>
+    <w:p>
+      <w:pPr>
+        <w:pStyle w:val="Title2nd"/>
+      </w:pPr>
+      <w:r>
+        <w:t>2.2 Структура схеми програми</w:t>
+      </w:r>
+    </w:p>
+    <w:p>
+      <w:pPr>
+        <w:pStyle w:val="Common"/>
+        <w:rPr>
+          <w:lang w:val="uk-UA"/>
+        </w:rPr>
+      </w:pPr>
+    </w:p>
+    <w:p>
+      <w:pPr>
+        <w:pStyle w:val="Title2nd"/>
+      </w:pPr>
+      <w:r>
+        <w:t>2.3 Опис модулів розроблюваної системи</w:t>
+      </w:r>
+    </w:p>
+    <w:p>
+      <w:pPr>
+        <w:pStyle w:val="Common"/>
+        <w:rPr>
+          <w:lang w:val="uk-UA"/>
+        </w:rPr>
+      </w:pPr>
+    </w:p>
+    <w:p>
+      <w:pPr>
+        <w:pStyle w:val="Common"/>
+        <w:rPr>
+          <w:lang w:val="uk-UA"/>
+        </w:rPr>
+      </w:pPr>
+    </w:p>
+    <w:p>
+      <w:pPr>
+        <w:pStyle w:val="Common"/>
+        <w:rPr>
+          <w:lang w:val="uk-UA"/>
+        </w:rPr>
+      </w:pPr>
+    </w:p>
+    <w:p>
+      <w:pPr>
+        <w:pStyle w:val="Title2nd"/>
+      </w:pPr>
+      <w:r>
+        <w:t>2.4 Висновки за другим розділом</w:t>
+      </w:r>
+    </w:p>
+    <w:p>
+      <w:pPr>
+        <w:pStyle w:val="Common"/>
+        <w:rPr>
+          <w:lang w:val="uk-UA"/>
+        </w:rPr>
+      </w:pPr>
     </w:p>
     <w:p>
       <w:pPr>
@@ -11789,7 +12405,6 @@
   <w:style w:type="character" w:default="1" w:styleId="a6">
     <w:name w:val="Default Paragraph Font"/>
     <w:uiPriority w:val="1"/>
-    <w:semiHidden/>
     <w:unhideWhenUsed/>
   </w:style>
   <w:style w:type="table" w:default="1" w:styleId="a7">
@@ -11914,12 +12529,14 @@
     <w:name w:val="Title_1st"/>
     <w:basedOn w:val="1"/>
     <w:qFormat/>
-    <w:rsid w:val="003508EA"/>
+    <w:rsid w:val="00C8788E"/>
     <w:pPr>
       <w:spacing w:before="600" w:after="600"/>
     </w:pPr>
     <w:rPr>
-      <w:rFonts w:ascii="Times New Roman" w:hAnsi="Times New Roman"/>
+      <w:rFonts w:ascii="Times New Roman" w:hAnsi="Times New Roman" w:cstheme="minorHAnsi"/>
+      <w:caps w:val="0"/>
+      <w:smallCaps/>
     </w:rPr>
   </w:style>
   <w:style w:type="numbering" w:customStyle="1" w:styleId="Markedlist">
@@ -12943,6 +13560,345 @@
       <w:u w:val="single"/>
     </w:rPr>
   </w:style>
+  <w:style w:type="table" w:styleId="32">
+    <w:name w:val="Plain Table 3"/>
+    <w:basedOn w:val="a7"/>
+    <w:uiPriority w:val="43"/>
+    <w:rsid w:val="00B13412"/>
+    <w:pPr>
+      <w:spacing w:after="0" w:line="240" w:lineRule="auto"/>
+    </w:pPr>
+    <w:tblPr>
+      <w:tblStyleRowBandSize w:val="1"/>
+      <w:tblStyleColBandSize w:val="1"/>
+    </w:tblPr>
+    <w:tblStylePr w:type="firstRow">
+      <w:rPr>
+        <w:b/>
+        <w:bCs/>
+        <w:caps/>
+      </w:rPr>
+      <w:tblPr/>
+      <w:tcPr>
+        <w:tcBorders>
+          <w:bottom w:val="single" w:sz="4" w:space="0" w:color="7F7F7F" w:themeColor="text1" w:themeTint="80"/>
+        </w:tcBorders>
+      </w:tcPr>
+    </w:tblStylePr>
+    <w:tblStylePr w:type="lastRow">
+      <w:rPr>
+        <w:b/>
+        <w:bCs/>
+        <w:caps/>
+      </w:rPr>
+      <w:tblPr/>
+      <w:tcPr>
+        <w:tcBorders>
+          <w:top w:val="nil"/>
+        </w:tcBorders>
+      </w:tcPr>
+    </w:tblStylePr>
+    <w:tblStylePr w:type="firstCol">
+      <w:rPr>
+        <w:b/>
+        <w:bCs/>
+        <w:caps/>
+      </w:rPr>
+      <w:tblPr/>
+      <w:tcPr>
+        <w:tcBorders>
+          <w:right w:val="single" w:sz="4" w:space="0" w:color="7F7F7F" w:themeColor="text1" w:themeTint="80"/>
+        </w:tcBorders>
+      </w:tcPr>
+    </w:tblStylePr>
+    <w:tblStylePr w:type="lastCol">
+      <w:rPr>
+        <w:b/>
+        <w:bCs/>
+        <w:caps/>
+      </w:rPr>
+      <w:tblPr/>
+      <w:tcPr>
+        <w:tcBorders>
+          <w:left w:val="nil"/>
+        </w:tcBorders>
+      </w:tcPr>
+    </w:tblStylePr>
+    <w:tblStylePr w:type="band1Vert">
+      <w:tblPr/>
+      <w:tcPr>
+        <w:shd w:val="clear" w:color="auto" w:fill="F2F2F2" w:themeFill="background1" w:themeFillShade="F2"/>
+      </w:tcPr>
+    </w:tblStylePr>
+    <w:tblStylePr w:type="band1Horz">
+      <w:tblPr/>
+      <w:tcPr>
+        <w:shd w:val="clear" w:color="auto" w:fill="F2F2F2" w:themeFill="background1" w:themeFillShade="F2"/>
+      </w:tcPr>
+    </w:tblStylePr>
+    <w:tblStylePr w:type="neCell">
+      <w:tblPr/>
+      <w:tcPr>
+        <w:tcBorders>
+          <w:left w:val="nil"/>
+        </w:tcBorders>
+      </w:tcPr>
+    </w:tblStylePr>
+    <w:tblStylePr w:type="nwCell">
+      <w:tblPr/>
+      <w:tcPr>
+        <w:tcBorders>
+          <w:right w:val="nil"/>
+        </w:tcBorders>
+      </w:tcPr>
+    </w:tblStylePr>
+  </w:style>
+  <w:style w:type="table" w:styleId="-76">
+    <w:name w:val="List Table 7 Colorful Accent 6"/>
+    <w:basedOn w:val="a7"/>
+    <w:uiPriority w:val="52"/>
+    <w:rsid w:val="00B13412"/>
+    <w:pPr>
+      <w:spacing w:after="0" w:line="240" w:lineRule="auto"/>
+    </w:pPr>
+    <w:rPr>
+      <w:color w:val="538135" w:themeColor="accent6" w:themeShade="BF"/>
+    </w:rPr>
+    <w:tblPr>
+      <w:tblStyleRowBandSize w:val="1"/>
+      <w:tblStyleColBandSize w:val="1"/>
+    </w:tblPr>
+    <w:tblStylePr w:type="firstRow">
+      <w:rPr>
+        <w:rFonts w:asciiTheme="majorHAnsi" w:eastAsiaTheme="majorEastAsia" w:hAnsiTheme="majorHAnsi" w:cstheme="majorBidi"/>
+        <w:i/>
+        <w:iCs/>
+        <w:sz w:val="26"/>
+      </w:rPr>
+      <w:tblPr/>
+      <w:tcPr>
+        <w:tcBorders>
+          <w:bottom w:val="single" w:sz="4" w:space="0" w:color="70AD47" w:themeColor="accent6"/>
+        </w:tcBorders>
+        <w:shd w:val="clear" w:color="auto" w:fill="FFFFFF" w:themeFill="background1"/>
+      </w:tcPr>
+    </w:tblStylePr>
+    <w:tblStylePr w:type="lastRow">
+      <w:rPr>
+        <w:rFonts w:asciiTheme="majorHAnsi" w:eastAsiaTheme="majorEastAsia" w:hAnsiTheme="majorHAnsi" w:cstheme="majorBidi"/>
+        <w:i/>
+        <w:iCs/>
+        <w:sz w:val="26"/>
+      </w:rPr>
+      <w:tblPr/>
+      <w:tcPr>
+        <w:tcBorders>
+          <w:top w:val="single" w:sz="4" w:space="0" w:color="70AD47" w:themeColor="accent6"/>
+        </w:tcBorders>
+        <w:shd w:val="clear" w:color="auto" w:fill="FFFFFF" w:themeFill="background1"/>
+      </w:tcPr>
+    </w:tblStylePr>
+    <w:tblStylePr w:type="firstCol">
+      <w:pPr>
+        <w:jc w:val="right"/>
+      </w:pPr>
+      <w:rPr>
+        <w:rFonts w:asciiTheme="majorHAnsi" w:eastAsiaTheme="majorEastAsia" w:hAnsiTheme="majorHAnsi" w:cstheme="majorBidi"/>
+        <w:i/>
+        <w:iCs/>
+        <w:sz w:val="26"/>
+      </w:rPr>
+      <w:tblPr/>
+      <w:tcPr>
+        <w:tcBorders>
+          <w:right w:val="single" w:sz="4" w:space="0" w:color="70AD47" w:themeColor="accent6"/>
+        </w:tcBorders>
+        <w:shd w:val="clear" w:color="auto" w:fill="FFFFFF" w:themeFill="background1"/>
+      </w:tcPr>
+    </w:tblStylePr>
+    <w:tblStylePr w:type="lastCol">
+      <w:rPr>
+        <w:rFonts w:asciiTheme="majorHAnsi" w:eastAsiaTheme="majorEastAsia" w:hAnsiTheme="majorHAnsi" w:cstheme="majorBidi"/>
+        <w:i/>
+        <w:iCs/>
+        <w:sz w:val="26"/>
+      </w:rPr>
+      <w:tblPr/>
+      <w:tcPr>
+        <w:tcBorders>
+          <w:left w:val="single" w:sz="4" w:space="0" w:color="70AD47" w:themeColor="accent6"/>
+        </w:tcBorders>
+        <w:shd w:val="clear" w:color="auto" w:fill="FFFFFF" w:themeFill="background1"/>
+      </w:tcPr>
+    </w:tblStylePr>
+    <w:tblStylePr w:type="band1Vert">
+      <w:tblPr/>
+      <w:tcPr>
+        <w:shd w:val="clear" w:color="auto" w:fill="E2EFD9" w:themeFill="accent6" w:themeFillTint="33"/>
+      </w:tcPr>
+    </w:tblStylePr>
+    <w:tblStylePr w:type="band1Horz">
+      <w:tblPr/>
+      <w:tcPr>
+        <w:shd w:val="clear" w:color="auto" w:fill="E2EFD9" w:themeFill="accent6" w:themeFillTint="33"/>
+      </w:tcPr>
+    </w:tblStylePr>
+    <w:tblStylePr w:type="neCell">
+      <w:tblPr/>
+      <w:tcPr>
+        <w:tcBorders>
+          <w:left w:val="nil"/>
+        </w:tcBorders>
+      </w:tcPr>
+    </w:tblStylePr>
+    <w:tblStylePr w:type="nwCell">
+      <w:tblPr/>
+      <w:tcPr>
+        <w:tcBorders>
+          <w:right w:val="nil"/>
+        </w:tcBorders>
+      </w:tcPr>
+    </w:tblStylePr>
+    <w:tblStylePr w:type="seCell">
+      <w:tblPr/>
+      <w:tcPr>
+        <w:tcBorders>
+          <w:left w:val="nil"/>
+        </w:tcBorders>
+      </w:tcPr>
+    </w:tblStylePr>
+    <w:tblStylePr w:type="swCell">
+      <w:tblPr/>
+      <w:tcPr>
+        <w:tcBorders>
+          <w:right w:val="nil"/>
+        </w:tcBorders>
+      </w:tcPr>
+    </w:tblStylePr>
+  </w:style>
+  <w:style w:type="table" w:styleId="-73">
+    <w:name w:val="List Table 7 Colorful Accent 3"/>
+    <w:basedOn w:val="a7"/>
+    <w:uiPriority w:val="52"/>
+    <w:rsid w:val="00B13412"/>
+    <w:pPr>
+      <w:spacing w:after="0" w:line="240" w:lineRule="auto"/>
+    </w:pPr>
+    <w:rPr>
+      <w:color w:val="7B7B7B" w:themeColor="accent3" w:themeShade="BF"/>
+    </w:rPr>
+    <w:tblPr>
+      <w:tblStyleRowBandSize w:val="1"/>
+      <w:tblStyleColBandSize w:val="1"/>
+    </w:tblPr>
+    <w:tblStylePr w:type="firstRow">
+      <w:rPr>
+        <w:rFonts w:asciiTheme="majorHAnsi" w:eastAsiaTheme="majorEastAsia" w:hAnsiTheme="majorHAnsi" w:cstheme="majorBidi"/>
+        <w:i/>
+        <w:iCs/>
+        <w:sz w:val="26"/>
+      </w:rPr>
+      <w:tblPr/>
+      <w:tcPr>
+        <w:tcBorders>
+          <w:bottom w:val="single" w:sz="4" w:space="0" w:color="A5A5A5" w:themeColor="accent3"/>
+        </w:tcBorders>
+        <w:shd w:val="clear" w:color="auto" w:fill="FFFFFF" w:themeFill="background1"/>
+      </w:tcPr>
+    </w:tblStylePr>
+    <w:tblStylePr w:type="lastRow">
+      <w:rPr>
+        <w:rFonts w:asciiTheme="majorHAnsi" w:eastAsiaTheme="majorEastAsia" w:hAnsiTheme="majorHAnsi" w:cstheme="majorBidi"/>
+        <w:i/>
+        <w:iCs/>
+        <w:sz w:val="26"/>
+      </w:rPr>
+      <w:tblPr/>
+      <w:tcPr>
+        <w:tcBorders>
+          <w:top w:val="single" w:sz="4" w:space="0" w:color="A5A5A5" w:themeColor="accent3"/>
+        </w:tcBorders>
+        <w:shd w:val="clear" w:color="auto" w:fill="FFFFFF" w:themeFill="background1"/>
+      </w:tcPr>
+    </w:tblStylePr>
+    <w:tblStylePr w:type="firstCol">
+      <w:pPr>
+        <w:jc w:val="right"/>
+      </w:pPr>
+      <w:rPr>
+        <w:rFonts w:asciiTheme="majorHAnsi" w:eastAsiaTheme="majorEastAsia" w:hAnsiTheme="majorHAnsi" w:cstheme="majorBidi"/>
+        <w:i/>
+        <w:iCs/>
+        <w:sz w:val="26"/>
+      </w:rPr>
+      <w:tblPr/>
+      <w:tcPr>
+        <w:tcBorders>
+          <w:right w:val="single" w:sz="4" w:space="0" w:color="A5A5A5" w:themeColor="accent3"/>
+        </w:tcBorders>
+        <w:shd w:val="clear" w:color="auto" w:fill="FFFFFF" w:themeFill="background1"/>
+      </w:tcPr>
+    </w:tblStylePr>
+    <w:tblStylePr w:type="lastCol">
+      <w:rPr>
+        <w:rFonts w:asciiTheme="majorHAnsi" w:eastAsiaTheme="majorEastAsia" w:hAnsiTheme="majorHAnsi" w:cstheme="majorBidi"/>
+        <w:i/>
+        <w:iCs/>
+        <w:sz w:val="26"/>
+      </w:rPr>
+      <w:tblPr/>
+      <w:tcPr>
+        <w:tcBorders>
+          <w:left w:val="single" w:sz="4" w:space="0" w:color="A5A5A5" w:themeColor="accent3"/>
+        </w:tcBorders>
+        <w:shd w:val="clear" w:color="auto" w:fill="FFFFFF" w:themeFill="background1"/>
+      </w:tcPr>
+    </w:tblStylePr>
+    <w:tblStylePr w:type="band1Vert">
+      <w:tblPr/>
+      <w:tcPr>
+        <w:shd w:val="clear" w:color="auto" w:fill="EDEDED" w:themeFill="accent3" w:themeFillTint="33"/>
+      </w:tcPr>
+    </w:tblStylePr>
+    <w:tblStylePr w:type="band1Horz">
+      <w:tblPr/>
+      <w:tcPr>
+        <w:shd w:val="clear" w:color="auto" w:fill="EDEDED" w:themeFill="accent3" w:themeFillTint="33"/>
+      </w:tcPr>
+    </w:tblStylePr>
+    <w:tblStylePr w:type="neCell">
+      <w:tblPr/>
+      <w:tcPr>
+        <w:tcBorders>
+          <w:left w:val="nil"/>
+        </w:tcBorders>
+      </w:tcPr>
+    </w:tblStylePr>
+    <w:tblStylePr w:type="nwCell">
+      <w:tblPr/>
+      <w:tcPr>
+        <w:tcBorders>
+          <w:right w:val="nil"/>
+        </w:tcBorders>
+      </w:tcPr>
+    </w:tblStylePr>
+    <w:tblStylePr w:type="seCell">
+      <w:tblPr/>
+      <w:tcPr>
+        <w:tcBorders>
+          <w:left w:val="nil"/>
+        </w:tcBorders>
+      </w:tcPr>
+    </w:tblStylePr>
+    <w:tblStylePr w:type="swCell">
+      <w:tblPr/>
+      <w:tcPr>
+        <w:tcBorders>
+          <w:right w:val="nil"/>
+        </w:tcBorders>
+      </w:tcPr>
+    </w:tblStylePr>
+  </w:style>
 </w:styles>
 </file>
 

--- a/32K Kursach/KNT-122_Onyshchenko_Variant-19_PZ.docx
+++ b/32K Kursach/KNT-122_Onyshchenko_Variant-19_PZ.docx
@@ -7158,6 +7158,48 @@
           <w:lang w:val="uk-UA"/>
         </w:rPr>
       </w:pPr>
+      <w:r>
+        <w:rPr>
+          <w:lang w:val="uk-UA"/>
+        </w:rPr>
+        <w:t xml:space="preserve">Розробка має здійснюватись з бібліотекою </w:t>
+      </w:r>
+      <w:r>
+        <w:rPr>
+          <w:lang w:val="en-US"/>
+        </w:rPr>
+        <w:t xml:space="preserve">Nuxt. </w:t>
+      </w:r>
+      <w:r>
+        <w:rPr>
+          <w:lang w:val="uk-UA"/>
+        </w:rPr>
+        <w:t xml:space="preserve">База даних обрана </w:t>
+      </w:r>
+      <w:r>
+        <w:rPr>
+          <w:lang w:val="en-US"/>
+        </w:rPr>
+        <w:t>MySQL</w:t>
+      </w:r>
+      <w:r>
+        <w:rPr>
+          <w:lang w:val="uk-UA"/>
+        </w:rPr>
+        <w:t xml:space="preserve">. Для інтерфейсу використано </w:t>
+      </w:r>
+      <w:r>
+        <w:rPr>
+          <w:lang w:val="en-US"/>
+        </w:rPr>
+        <w:t>Nuxt UI</w:t>
+      </w:r>
+      <w:r>
+        <w:rPr>
+          <w:lang w:val="uk-UA"/>
+        </w:rPr>
+        <w:t>.</w:t>
+      </w:r>
     </w:p>
     <w:p>
       <w:pPr>
@@ -7180,6 +7222,22 @@
         </w:rPr>
         <w:t>2.1.1 Огляд особливостей мови програмування</w:t>
       </w:r>
+    </w:p>
+    <w:p>
+      <w:pPr>
+        <w:pStyle w:val="Common"/>
+        <w:rPr>
+          <w:lang w:val="uk-UA"/>
+        </w:rPr>
+      </w:pPr>
+    </w:p>
+    <w:p>
+      <w:pPr>
+        <w:pStyle w:val="Common"/>
+        <w:rPr>
+          <w:lang w:val="uk-UA"/>
+        </w:rPr>
+      </w:pPr>
     </w:p>
     <w:p>
       <w:pPr>
@@ -7569,7 +7627,7 @@
               <w:ind w:firstLine="0"/>
               <w:cnfStyle w:val="000000100000" w:firstRow="0" w:lastRow="0" w:firstColumn="0" w:lastColumn="0" w:oddVBand="0" w:evenVBand="0" w:oddHBand="1" w:evenHBand="0" w:firstRowFirstColumn="0" w:firstRowLastColumn="0" w:lastRowFirstColumn="0" w:lastRowLastColumn="0"/>
               <w:rPr>
-                <w:lang w:val="en-US"/>
+                <w:lang w:val="uk-UA"/>
               </w:rPr>
             </w:pPr>
             <w:r>
@@ -7615,7 +7673,7 @@
       <w:pPr>
         <w:pStyle w:val="Common"/>
         <w:rPr>
-          <w:lang w:val="uk-UA"/>
+          <w:lang w:val="en-US"/>
         </w:rPr>
       </w:pPr>
     </w:p>
@@ -7694,6 +7752,7 @@
         <w:pStyle w:val="Title2nd"/>
       </w:pPr>
       <w:r>
+        <w:lastRenderedPageBreak/>
         <w:t>2.4 Висновки за другим розділом</w:t>
       </w:r>
     </w:p>
@@ -7717,7 +7776,6 @@
         <w:rPr>
           <w:lang w:val="uk-UA"/>
         </w:rPr>
-        <w:lastRenderedPageBreak/>
         <w:t>Список використаних джерел</w:t>
       </w:r>
       <w:bookmarkEnd w:id="24"/>
@@ -8114,6 +8172,7 @@
         <w:rPr>
           <w:lang w:val="uk-UA"/>
         </w:rPr>
+        <w:lastRenderedPageBreak/>
         <w:t>10</w:t>
       </w:r>
       <w:r>
@@ -8200,7 +8259,6 @@
         <w:rPr>
           <w:lang w:val="en-US"/>
         </w:rPr>
-        <w:lastRenderedPageBreak/>
         <w:t xml:space="preserve">12. </w:t>
       </w:r>
       <w:hyperlink r:id="rId37" w:anchor=":~:text=world%20%E2%80%93%20please-,enquire%20for%20pricing,-in%20different%20currencies" w:history="1">

--- a/32K Kursach/KNT-122_Onyshchenko_Variant-19_PZ.docx
+++ b/32K Kursach/KNT-122_Onyshchenko_Variant-19_PZ.docx
@@ -7155,89 +7155,113 @@
       <w:pPr>
         <w:pStyle w:val="Common"/>
         <w:rPr>
-          <w:lang w:val="uk-UA"/>
-        </w:rPr>
-      </w:pPr>
-      <w:r>
-        <w:rPr>
-          <w:lang w:val="uk-UA"/>
-        </w:rPr>
-        <w:t xml:space="preserve">Розробка має здійснюватись з бібліотекою </w:t>
-      </w:r>
-      <w:r>
-        <w:rPr>
-          <w:lang w:val="en-US"/>
-        </w:rPr>
-        <w:t xml:space="preserve">Nuxt. </w:t>
-      </w:r>
-      <w:r>
-        <w:rPr>
-          <w:lang w:val="uk-UA"/>
-        </w:rPr>
-        <w:t xml:space="preserve">База даних обрана </w:t>
-      </w:r>
-      <w:r>
-        <w:rPr>
-          <w:lang w:val="en-US"/>
-        </w:rPr>
-        <w:t>MySQL</w:t>
-      </w:r>
-      <w:r>
-        <w:rPr>
-          <w:lang w:val="uk-UA"/>
-        </w:rPr>
-        <w:t xml:space="preserve">. Для інтерфейсу використано </w:t>
-      </w:r>
-      <w:r>
-        <w:rPr>
-          <w:lang w:val="en-US"/>
-        </w:rPr>
-        <w:t>Nuxt UI</w:t>
-      </w:r>
-      <w:r>
-        <w:rPr>
-          <w:lang w:val="uk-UA"/>
+          <w:lang w:val="en-US"/>
+        </w:rPr>
+      </w:pPr>
+    </w:p>
+    <w:p>
+      <w:pPr>
+        <w:pStyle w:val="Common"/>
+        <w:rPr>
+          <w:lang w:val="en-US"/>
+        </w:rPr>
+      </w:pPr>
+    </w:p>
+    <w:p>
+      <w:pPr>
+        <w:pStyle w:val="Title3rd"/>
+        <w:rPr>
+          <w:lang w:val="uk-UA"/>
+        </w:rPr>
+      </w:pPr>
+      <w:r>
+        <w:rPr>
+          <w:lang w:val="uk-UA"/>
+        </w:rPr>
+        <w:t>2.1.1 Огляд особливостей мови програмування</w:t>
+      </w:r>
+    </w:p>
+    <w:p>
+      <w:pPr>
+        <w:pStyle w:val="Common"/>
+        <w:rPr>
+          <w:lang w:val="uk-UA"/>
+        </w:rPr>
+      </w:pPr>
+    </w:p>
+    <w:p>
+      <w:pPr>
+        <w:pStyle w:val="Common"/>
+        <w:rPr>
+          <w:lang w:val="uk-UA"/>
+        </w:rPr>
+      </w:pPr>
+      <w:r>
+        <w:rPr>
+          <w:lang w:val="uk-UA"/>
+        </w:rPr>
+        <w:t>Можливими бібліотеками розробки були:</w:t>
+      </w:r>
+    </w:p>
+    <w:p>
+      <w:pPr>
+        <w:pStyle w:val="Common"/>
+        <w:numPr>
+          <w:ilvl w:val="0"/>
+          <w:numId w:val="19"/>
+        </w:numPr>
+        <w:rPr>
+          <w:lang w:val="en-US"/>
+        </w:rPr>
+      </w:pPr>
+      <w:r>
+        <w:rPr>
+          <w:lang w:val="en-US"/>
+        </w:rPr>
+        <w:t>Django;</w:t>
+      </w:r>
+    </w:p>
+    <w:p>
+      <w:pPr>
+        <w:pStyle w:val="Common"/>
+        <w:numPr>
+          <w:ilvl w:val="0"/>
+          <w:numId w:val="19"/>
+        </w:numPr>
+        <w:rPr>
+          <w:lang w:val="en-US"/>
+        </w:rPr>
+      </w:pPr>
+      <w:r>
+        <w:rPr>
+          <w:lang w:val="en-US"/>
+        </w:rPr>
+        <w:t>Flask;</w:t>
+      </w:r>
+    </w:p>
+    <w:p>
+      <w:pPr>
+        <w:pStyle w:val="Common"/>
+        <w:numPr>
+          <w:ilvl w:val="0"/>
+          <w:numId w:val="19"/>
+        </w:numPr>
+        <w:rPr>
+          <w:lang w:val="en-US"/>
+        </w:rPr>
+      </w:pPr>
+      <w:r>
+        <w:rPr>
+          <w:lang w:val="en-US"/>
+        </w:rPr>
+        <w:t>Vue</w:t>
+      </w:r>
+      <w:r>
+        <w:rPr>
+          <w:lang w:val="en-US"/>
         </w:rPr>
         <w:t>.</w:t>
       </w:r>
-    </w:p>
-    <w:p>
-      <w:pPr>
-        <w:pStyle w:val="Common"/>
-        <w:rPr>
-          <w:lang w:val="uk-UA"/>
-        </w:rPr>
-      </w:pPr>
-    </w:p>
-    <w:p>
-      <w:pPr>
-        <w:pStyle w:val="Title3rd"/>
-        <w:rPr>
-          <w:lang w:val="uk-UA"/>
-        </w:rPr>
-      </w:pPr>
-      <w:r>
-        <w:rPr>
-          <w:lang w:val="uk-UA"/>
-        </w:rPr>
-        <w:t>2.1.1 Огляд особливостей мови програмування</w:t>
-      </w:r>
-    </w:p>
-    <w:p>
-      <w:pPr>
-        <w:pStyle w:val="Common"/>
-        <w:rPr>
-          <w:lang w:val="uk-UA"/>
-        </w:rPr>
-      </w:pPr>
-    </w:p>
-    <w:p>
-      <w:pPr>
-        <w:pStyle w:val="Common"/>
-        <w:rPr>
-          <w:lang w:val="uk-UA"/>
-        </w:rPr>
-      </w:pPr>
     </w:p>
     <w:p>
       <w:pPr>
@@ -7704,7 +7728,13 @@
         <w:pStyle w:val="Title2nd"/>
       </w:pPr>
       <w:r>
-        <w:t>2.2 Структура схеми програми</w:t>
+        <w:t>2.2 Структур</w:t>
+      </w:r>
+      <w:r>
+        <w:t>н</w:t>
+      </w:r>
+      <w:r>
+        <w:t>а схеми програми</w:t>
       </w:r>
     </w:p>
     <w:p>
@@ -7752,7 +7782,6 @@
         <w:pStyle w:val="Title2nd"/>
       </w:pPr>
       <w:r>
-        <w:lastRenderedPageBreak/>
         <w:t>2.4 Висновки за другим розділом</w:t>
       </w:r>
     </w:p>
@@ -8135,6 +8164,7 @@
         <w:rPr>
           <w:lang w:val="en-US"/>
         </w:rPr>
+        <w:lastRenderedPageBreak/>
         <w:t xml:space="preserve">9. </w:t>
       </w:r>
       <w:hyperlink r:id="rId31" w:history="1">
@@ -8172,7 +8202,6 @@
         <w:rPr>
           <w:lang w:val="uk-UA"/>
         </w:rPr>
-        <w:lastRenderedPageBreak/>
         <w:t>10</w:t>
       </w:r>
       <w:r>

--- a/32K Kursach/KNT-122_Onyshchenko_Variant-19_PZ.docx
+++ b/32K Kursach/KNT-122_Onyshchenko_Variant-19_PZ.docx
@@ -7155,9 +7155,51 @@
       <w:pPr>
         <w:pStyle w:val="Common"/>
         <w:rPr>
-          <w:lang w:val="en-US"/>
-        </w:rPr>
-      </w:pPr>
+          <w:lang w:val="uk-UA"/>
+        </w:rPr>
+      </w:pPr>
+      <w:r>
+        <w:rPr>
+          <w:lang w:val="uk-UA"/>
+        </w:rPr>
+        <w:t xml:space="preserve">Для розробки обрано фреймворк </w:t>
+      </w:r>
+      <w:r>
+        <w:rPr>
+          <w:lang w:val="en-US"/>
+        </w:rPr>
+        <w:t>Django</w:t>
+      </w:r>
+      <w:r>
+        <w:rPr>
+          <w:lang w:val="uk-UA"/>
+        </w:rPr>
+        <w:t xml:space="preserve"> через зрозумілість та легку мову програмування. Як база даних має бути використана </w:t>
+      </w:r>
+      <w:r>
+        <w:rPr>
+          <w:lang w:val="en-US"/>
+        </w:rPr>
+        <w:t xml:space="preserve">MySQL </w:t>
+      </w:r>
+      <w:r>
+        <w:rPr>
+          <w:lang w:val="uk-UA"/>
+        </w:rPr>
+        <w:t xml:space="preserve">через простоту та знайомість. Для стилізації використано фреймворк </w:t>
+      </w:r>
+      <w:r>
+        <w:rPr>
+          <w:lang w:val="en-US"/>
+        </w:rPr>
+        <w:t xml:space="preserve">Bootstrap </w:t>
+      </w:r>
+      <w:r>
+        <w:rPr>
+          <w:lang w:val="uk-UA"/>
+        </w:rPr>
+        <w:t>через його зрозумілість.</w:t>
+      </w:r>
     </w:p>
     <w:p>
       <w:pPr>
@@ -7200,7 +7242,31 @@
         <w:rPr>
           <w:lang w:val="uk-UA"/>
         </w:rPr>
-        <w:t>Можливими бібліотеками розробки були:</w:t>
+        <w:t xml:space="preserve">Мовою програмування для </w:t>
+      </w:r>
+      <w:r>
+        <w:rPr>
+          <w:lang w:val="en-US"/>
+        </w:rPr>
+        <w:t xml:space="preserve">Django </w:t>
+      </w:r>
+      <w:r>
+        <w:rPr>
+          <w:lang w:val="uk-UA"/>
+        </w:rPr>
+        <w:t xml:space="preserve">є </w:t>
+      </w:r>
+      <w:r>
+        <w:rPr>
+          <w:lang w:val="en-US"/>
+        </w:rPr>
+        <w:t xml:space="preserve">Python. </w:t>
+      </w:r>
+      <w:r>
+        <w:rPr>
+          <w:lang w:val="uk-UA"/>
+        </w:rPr>
+        <w:t>Ця мова має простий синтаксис:</w:t>
       </w:r>
     </w:p>
     <w:p>
@@ -7211,14 +7277,14 @@
           <w:numId w:val="19"/>
         </w:numPr>
         <w:rPr>
-          <w:lang w:val="en-US"/>
-        </w:rPr>
-      </w:pPr>
-      <w:r>
-        <w:rPr>
-          <w:lang w:val="en-US"/>
-        </w:rPr>
-        <w:t>Django;</w:t>
+          <w:lang w:val="uk-UA"/>
+        </w:rPr>
+      </w:pPr>
+      <w:r>
+        <w:rPr>
+          <w:lang w:val="uk-UA"/>
+        </w:rPr>
+        <w:t>Дозволяє швидко створювати списки;</w:t>
       </w:r>
     </w:p>
     <w:p>
@@ -7229,14 +7295,14 @@
           <w:numId w:val="19"/>
         </w:numPr>
         <w:rPr>
-          <w:lang w:val="en-US"/>
-        </w:rPr>
-      </w:pPr>
-      <w:r>
-        <w:rPr>
-          <w:lang w:val="en-US"/>
-        </w:rPr>
-        <w:t>Flask;</w:t>
+          <w:lang w:val="uk-UA"/>
+        </w:rPr>
+      </w:pPr>
+      <w:r>
+        <w:rPr>
+          <w:lang w:val="uk-UA"/>
+        </w:rPr>
+        <w:t>Має динамічну типізацію;</w:t>
       </w:r>
     </w:p>
     <w:p>
@@ -7247,18 +7313,18 @@
           <w:numId w:val="19"/>
         </w:numPr>
         <w:rPr>
-          <w:lang w:val="en-US"/>
-        </w:rPr>
-      </w:pPr>
-      <w:r>
-        <w:rPr>
-          <w:lang w:val="en-US"/>
-        </w:rPr>
-        <w:t>Vue</w:t>
-      </w:r>
-      <w:r>
-        <w:rPr>
-          <w:lang w:val="en-US"/>
+          <w:lang w:val="uk-UA"/>
+        </w:rPr>
+      </w:pPr>
+      <w:r>
+        <w:rPr>
+          <w:lang w:val="uk-UA"/>
+        </w:rPr>
+        <w:t>Блоки позначає відступами</w:t>
+      </w:r>
+      <w:r>
+        <w:rPr>
+          <w:lang w:val="uk-UA"/>
         </w:rPr>
         <w:t>.</w:t>
       </w:r>
@@ -7270,6 +7336,20 @@
           <w:lang w:val="uk-UA"/>
         </w:rPr>
       </w:pPr>
+      <w:r>
+        <w:rPr>
+          <w:lang w:val="uk-UA"/>
+        </w:rPr>
+        <w:t>Мова має багато бібліотек.</w:t>
+      </w:r>
+    </w:p>
+    <w:p>
+      <w:pPr>
+        <w:pStyle w:val="Common"/>
+        <w:rPr>
+          <w:lang w:val="uk-UA"/>
+        </w:rPr>
+      </w:pPr>
     </w:p>
     <w:p>
       <w:pPr>
@@ -7283,6 +7363,40 @@
           <w:lang w:val="uk-UA"/>
         </w:rPr>
         <w:t>2.1.2 Огляд особливостей обраного середовища розробки</w:t>
+      </w:r>
+    </w:p>
+    <w:p>
+      <w:pPr>
+        <w:pStyle w:val="Common"/>
+        <w:rPr>
+          <w:lang w:val="uk-UA"/>
+        </w:rPr>
+      </w:pPr>
+    </w:p>
+    <w:p>
+      <w:pPr>
+        <w:pStyle w:val="Common"/>
+        <w:rPr>
+          <w:lang w:val="uk-UA"/>
+        </w:rPr>
+      </w:pPr>
+      <w:r>
+        <w:rPr>
+          <w:lang w:val="uk-UA"/>
+        </w:rPr>
+        <w:t xml:space="preserve">Як середовище розробки використано </w:t>
+      </w:r>
+      <w:r>
+        <w:rPr>
+          <w:lang w:val="en-US"/>
+        </w:rPr>
+        <w:t>Visual Studio Code</w:t>
+      </w:r>
+      <w:r>
+        <w:rPr>
+          <w:lang w:val="uk-UA"/>
+        </w:rPr>
+        <w:t>. Воно є простим і має багато розширень.</w:t>
       </w:r>
     </w:p>
     <w:p>
@@ -8029,6 +8143,7 @@
         <w:rPr>
           <w:lang w:val="en-US"/>
         </w:rPr>
+        <w:lastRenderedPageBreak/>
         <w:t xml:space="preserve">6. </w:t>
       </w:r>
       <w:hyperlink r:id="rId25" w:history="1">
@@ -8164,7 +8279,6 @@
         <w:rPr>
           <w:lang w:val="en-US"/>
         </w:rPr>
-        <w:lastRenderedPageBreak/>
         <w:t xml:space="preserve">9. </w:t>
       </w:r>
       <w:hyperlink r:id="rId31" w:history="1">
@@ -8566,6 +8680,7 @@
         <w:rPr>
           <w:lang w:val="en-US"/>
         </w:rPr>
+        <w:lastRenderedPageBreak/>
         <w:t xml:space="preserve">18. </w:t>
       </w:r>
       <w:hyperlink r:id="rId49" w:history="1">
@@ -12492,6 +12607,7 @@
   <w:style w:type="character" w:default="1" w:styleId="a6">
     <w:name w:val="Default Paragraph Font"/>
     <w:uiPriority w:val="1"/>
+    <w:semiHidden/>
     <w:unhideWhenUsed/>
   </w:style>
   <w:style w:type="table" w:default="1" w:styleId="a7">

--- a/32K Kursach/KNT-122_Onyshchenko_Variant-19_PZ.docx
+++ b/32K Kursach/KNT-122_Onyshchenko_Variant-19_PZ.docx
@@ -7839,6 +7839,40 @@
     </w:p>
     <w:p>
       <w:pPr>
+        <w:pStyle w:val="Common"/>
+        <w:rPr>
+          <w:lang w:val="uk-UA"/>
+        </w:rPr>
+      </w:pPr>
+      <w:r>
+        <w:rPr>
+          <w:lang w:val="uk-UA"/>
+        </w:rPr>
+        <w:t xml:space="preserve">База даних </w:t>
+      </w:r>
+      <w:r>
+        <w:rPr>
+          <w:lang w:val="en-US"/>
+        </w:rPr>
+        <w:t xml:space="preserve">MySQL </w:t>
+      </w:r>
+      <w:r>
+        <w:rPr>
+          <w:lang w:val="uk-UA"/>
+        </w:rPr>
+        <w:t>є системою з відкритим кодом. Вона добре масштабується, має поширені типи даних</w:t>
+      </w:r>
+    </w:p>
+    <w:p>
+      <w:pPr>
+        <w:pStyle w:val="Common"/>
+        <w:rPr>
+          <w:lang w:val="uk-UA"/>
+        </w:rPr>
+      </w:pPr>
+    </w:p>
+    <w:p>
+      <w:pPr>
         <w:pStyle w:val="Title2nd"/>
       </w:pPr>
       <w:r>
@@ -8106,6 +8140,7 @@
         <w:rPr>
           <w:lang w:val="en-US"/>
         </w:rPr>
+        <w:lastRenderedPageBreak/>
         <w:t xml:space="preserve">5. </w:t>
       </w:r>
       <w:hyperlink r:id="rId23" w:anchor=":~:text=EU%20Standards%20for%20Grapes%20(Regulation%20Number%3A%20543/2011)" w:history="1">
@@ -8143,7 +8178,6 @@
         <w:rPr>
           <w:lang w:val="en-US"/>
         </w:rPr>
-        <w:lastRenderedPageBreak/>
         <w:t xml:space="preserve">6. </w:t>
       </w:r>
       <w:hyperlink r:id="rId25" w:history="1">
@@ -8630,6 +8664,7 @@
         <w:rPr>
           <w:lang w:val="en-US"/>
         </w:rPr>
+        <w:lastRenderedPageBreak/>
         <w:t xml:space="preserve">17. </w:t>
       </w:r>
       <w:hyperlink r:id="rId47" w:history="1">
@@ -8680,7 +8715,6 @@
         <w:rPr>
           <w:lang w:val="en-US"/>
         </w:rPr>
-        <w:lastRenderedPageBreak/>
         <w:t xml:space="preserve">18. </w:t>
       </w:r>
       <w:hyperlink r:id="rId49" w:history="1">

--- a/32K Kursach/KNT-122_Onyshchenko_Variant-19_PZ.docx
+++ b/32K Kursach/KNT-122_Onyshchenko_Variant-19_PZ.docx
@@ -7841,7 +7841,7 @@
       <w:pPr>
         <w:pStyle w:val="Common"/>
         <w:rPr>
-          <w:lang w:val="uk-UA"/>
+          <w:lang w:val="en-US"/>
         </w:rPr>
       </w:pPr>
       <w:r>
@@ -7860,7 +7860,37 @@
         <w:rPr>
           <w:lang w:val="uk-UA"/>
         </w:rPr>
-        <w:t>є системою з відкритим кодом. Вона добре масштабується, має поширені типи даних</w:t>
+        <w:t xml:space="preserve">є системою з відкритим кодом. Вона добре масштабується, має </w:t>
+      </w:r>
+      <w:r>
+        <w:rPr>
+          <w:lang w:val="uk-UA"/>
+        </w:rPr>
+        <w:t xml:space="preserve">багато </w:t>
+      </w:r>
+      <w:r>
+        <w:rPr>
+          <w:lang w:val="uk-UA"/>
+        </w:rPr>
+        <w:t>тип</w:t>
+      </w:r>
+      <w:r>
+        <w:rPr>
+          <w:lang w:val="uk-UA"/>
+        </w:rPr>
+        <w:t>ів</w:t>
+      </w:r>
+      <w:r>
+        <w:rPr>
+          <w:lang w:val="uk-UA"/>
+        </w:rPr>
+        <w:t xml:space="preserve"> даних</w:t>
+      </w:r>
+      <w:r>
+        <w:rPr>
+          <w:lang w:val="uk-UA"/>
+        </w:rPr>
+        <w:t>. Під’єднання до неї має здійснюватись через пароль та логін.</w:t>
       </w:r>
     </w:p>
     <w:p>
@@ -7889,6 +7919,486 @@
       <w:pPr>
         <w:pStyle w:val="Common"/>
         <w:rPr>
+          <w:lang w:val="en-US"/>
+        </w:rPr>
+      </w:pPr>
+    </w:p>
+    <w:p>
+      <w:pPr>
+        <w:pStyle w:val="Common"/>
+        <w:rPr>
+          <w:lang w:val="uk-UA"/>
+        </w:rPr>
+      </w:pPr>
+      <w:r>
+        <w:rPr>
+          <w:lang w:val="uk-UA"/>
+        </w:rPr>
+        <w:t>Мінімальна структурна схема програми має виглядати так:</w:t>
+      </w:r>
+    </w:p>
+    <w:p>
+      <w:pPr>
+        <w:pStyle w:val="Common"/>
+        <w:rPr>
+          <w:lang w:val="uk-UA"/>
+        </w:rPr>
+      </w:pPr>
+    </w:p>
+    <w:p>
+      <w:pPr>
+        <w:pStyle w:val="Common"/>
+        <w:rPr>
+          <w:lang w:val="uk-UA"/>
+        </w:rPr>
+      </w:pPr>
+      <w:r>
+        <w:rPr>
+          <w:lang w:val="uk-UA"/>
+        </w:rPr>
+        <w:t>Таблиця 2.2 – Структурна схема програми</w:t>
+      </w:r>
+    </w:p>
+    <w:tbl>
+      <w:tblPr>
+        <w:tblStyle w:val="50"/>
+        <w:tblW w:w="0" w:type="auto"/>
+        <w:tblLook w:val="04A0" w:firstRow="1" w:lastRow="0" w:firstColumn="1" w:lastColumn="0" w:noHBand="0" w:noVBand="1"/>
+      </w:tblPr>
+      <w:tblGrid>
+        <w:gridCol w:w="1769"/>
+        <w:gridCol w:w="1546"/>
+        <w:gridCol w:w="4028"/>
+      </w:tblGrid>
+      <w:tr>
+        <w:trPr>
+          <w:cnfStyle w:val="100000000000" w:firstRow="1" w:lastRow="0" w:firstColumn="0" w:lastColumn="0" w:oddVBand="0" w:evenVBand="0" w:oddHBand="0" w:evenHBand="0" w:firstRowFirstColumn="0" w:firstRowLastColumn="0" w:lastRowFirstColumn="0" w:lastRowLastColumn="0"/>
+        </w:trPr>
+        <w:tc>
+          <w:tcPr>
+            <w:cnfStyle w:val="001000000100" w:firstRow="0" w:lastRow="0" w:firstColumn="1" w:lastColumn="0" w:oddVBand="0" w:evenVBand="0" w:oddHBand="0" w:evenHBand="0" w:firstRowFirstColumn="1" w:firstRowLastColumn="0" w:lastRowFirstColumn="0" w:lastRowLastColumn="0"/>
+            <w:tcW w:w="0" w:type="auto"/>
+          </w:tcPr>
+          <w:p>
+            <w:pPr>
+              <w:pStyle w:val="Common"/>
+              <w:ind w:firstLine="0"/>
+              <w:rPr>
+                <w:lang w:val="uk-UA"/>
+              </w:rPr>
+            </w:pPr>
+            <w:r>
+              <w:rPr>
+                <w:lang w:val="uk-UA"/>
+              </w:rPr>
+              <w:t>Властивість</w:t>
+            </w:r>
+          </w:p>
+        </w:tc>
+        <w:tc>
+          <w:tcPr>
+            <w:tcW w:w="0" w:type="auto"/>
+          </w:tcPr>
+          <w:p>
+            <w:pPr>
+              <w:pStyle w:val="Common"/>
+              <w:ind w:firstLine="0"/>
+              <w:cnfStyle w:val="100000000000" w:firstRow="1" w:lastRow="0" w:firstColumn="0" w:lastColumn="0" w:oddVBand="0" w:evenVBand="0" w:oddHBand="0" w:evenHBand="0" w:firstRowFirstColumn="0" w:firstRowLastColumn="0" w:lastRowFirstColumn="0" w:lastRowLastColumn="0"/>
+              <w:rPr>
+                <w:lang w:val="uk-UA"/>
+              </w:rPr>
+            </w:pPr>
+            <w:r>
+              <w:rPr>
+                <w:lang w:val="uk-UA"/>
+              </w:rPr>
+              <w:t>Тип данних</w:t>
+            </w:r>
+          </w:p>
+        </w:tc>
+        <w:tc>
+          <w:tcPr>
+            <w:tcW w:w="0" w:type="auto"/>
+          </w:tcPr>
+          <w:p>
+            <w:pPr>
+              <w:pStyle w:val="Common"/>
+              <w:ind w:firstLine="0"/>
+              <w:cnfStyle w:val="100000000000" w:firstRow="1" w:lastRow="0" w:firstColumn="0" w:lastColumn="0" w:oddVBand="0" w:evenVBand="0" w:oddHBand="0" w:evenHBand="0" w:firstRowFirstColumn="0" w:firstRowLastColumn="0" w:lastRowFirstColumn="0" w:lastRowLastColumn="0"/>
+              <w:rPr>
+                <w:lang w:val="uk-UA"/>
+              </w:rPr>
+            </w:pPr>
+            <w:r>
+              <w:rPr>
+                <w:lang w:val="uk-UA"/>
+              </w:rPr>
+              <w:t>Опис</w:t>
+            </w:r>
+          </w:p>
+        </w:tc>
+      </w:tr>
+      <w:tr>
+        <w:trPr>
+          <w:cnfStyle w:val="000000100000" w:firstRow="0" w:lastRow="0" w:firstColumn="0" w:lastColumn="0" w:oddVBand="0" w:evenVBand="0" w:oddHBand="1" w:evenHBand="0" w:firstRowFirstColumn="0" w:firstRowLastColumn="0" w:lastRowFirstColumn="0" w:lastRowLastColumn="0"/>
+        </w:trPr>
+        <w:tc>
+          <w:tcPr>
+            <w:cnfStyle w:val="001000000000" w:firstRow="0" w:lastRow="0" w:firstColumn="1" w:lastColumn="0" w:oddVBand="0" w:evenVBand="0" w:oddHBand="0" w:evenHBand="0" w:firstRowFirstColumn="0" w:firstRowLastColumn="0" w:lastRowFirstColumn="0" w:lastRowLastColumn="0"/>
+            <w:tcW w:w="0" w:type="auto"/>
+          </w:tcPr>
+          <w:p>
+            <w:pPr>
+              <w:pStyle w:val="Common"/>
+              <w:ind w:firstLine="0"/>
+              <w:rPr>
+                <w:lang w:val="en-US"/>
+              </w:rPr>
+            </w:pPr>
+            <w:r>
+              <w:rPr>
+                <w:lang w:val="en-US"/>
+              </w:rPr>
+              <w:t>count</w:t>
+            </w:r>
+          </w:p>
+        </w:tc>
+        <w:tc>
+          <w:tcPr>
+            <w:tcW w:w="0" w:type="auto"/>
+          </w:tcPr>
+          <w:p>
+            <w:pPr>
+              <w:pStyle w:val="Common"/>
+              <w:ind w:firstLine="0"/>
+              <w:cnfStyle w:val="000000100000" w:firstRow="0" w:lastRow="0" w:firstColumn="0" w:lastColumn="0" w:oddVBand="0" w:evenVBand="0" w:oddHBand="1" w:evenHBand="0" w:firstRowFirstColumn="0" w:firstRowLastColumn="0" w:lastRowFirstColumn="0" w:lastRowLastColumn="0"/>
+              <w:rPr>
+                <w:lang w:val="en-US"/>
+              </w:rPr>
+            </w:pPr>
+            <w:r>
+              <w:rPr>
+                <w:lang w:val="en-US"/>
+              </w:rPr>
+              <w:t>int</w:t>
+            </w:r>
+          </w:p>
+        </w:tc>
+        <w:tc>
+          <w:tcPr>
+            <w:tcW w:w="0" w:type="auto"/>
+          </w:tcPr>
+          <w:p>
+            <w:pPr>
+              <w:pStyle w:val="Common"/>
+              <w:ind w:firstLine="0"/>
+              <w:cnfStyle w:val="000000100000" w:firstRow="0" w:lastRow="0" w:firstColumn="0" w:lastColumn="0" w:oddVBand="0" w:evenVBand="0" w:oddHBand="1" w:evenHBand="0" w:firstRowFirstColumn="0" w:firstRowLastColumn="0" w:lastRowFirstColumn="0" w:lastRowLastColumn="0"/>
+              <w:rPr>
+                <w:lang w:val="uk-UA"/>
+              </w:rPr>
+            </w:pPr>
+            <w:r>
+              <w:rPr>
+                <w:lang w:val="uk-UA"/>
+              </w:rPr>
+              <w:t>Кількість виноград у партії</w:t>
+            </w:r>
+          </w:p>
+        </w:tc>
+      </w:tr>
+      <w:tr>
+        <w:tc>
+          <w:tcPr>
+            <w:cnfStyle w:val="001000000000" w:firstRow="0" w:lastRow="0" w:firstColumn="1" w:lastColumn="0" w:oddVBand="0" w:evenVBand="0" w:oddHBand="0" w:evenHBand="0" w:firstRowFirstColumn="0" w:firstRowLastColumn="0" w:lastRowFirstColumn="0" w:lastRowLastColumn="0"/>
+            <w:tcW w:w="0" w:type="auto"/>
+          </w:tcPr>
+          <w:p>
+            <w:pPr>
+              <w:pStyle w:val="Common"/>
+              <w:ind w:firstLine="0"/>
+              <w:rPr>
+                <w:lang w:val="en-US"/>
+              </w:rPr>
+            </w:pPr>
+            <w:r>
+              <w:rPr>
+                <w:lang w:val="en-US"/>
+              </w:rPr>
+              <w:t>outside</w:t>
+            </w:r>
+          </w:p>
+        </w:tc>
+        <w:tc>
+          <w:tcPr>
+            <w:tcW w:w="0" w:type="auto"/>
+          </w:tcPr>
+          <w:p>
+            <w:pPr>
+              <w:pStyle w:val="Common"/>
+              <w:ind w:firstLine="0"/>
+              <w:cnfStyle w:val="000000000000" w:firstRow="0" w:lastRow="0" w:firstColumn="0" w:lastColumn="0" w:oddVBand="0" w:evenVBand="0" w:oddHBand="0" w:evenHBand="0" w:firstRowFirstColumn="0" w:firstRowLastColumn="0" w:lastRowFirstColumn="0" w:lastRowLastColumn="0"/>
+              <w:rPr>
+                <w:lang w:val="en-US"/>
+              </w:rPr>
+            </w:pPr>
+            <w:r>
+              <w:rPr>
+                <w:lang w:val="en-US"/>
+              </w:rPr>
+              <w:t>bool</w:t>
+            </w:r>
+          </w:p>
+        </w:tc>
+        <w:tc>
+          <w:tcPr>
+            <w:tcW w:w="0" w:type="auto"/>
+          </w:tcPr>
+          <w:p>
+            <w:pPr>
+              <w:pStyle w:val="Common"/>
+              <w:ind w:firstLine="0"/>
+              <w:cnfStyle w:val="000000000000" w:firstRow="0" w:lastRow="0" w:firstColumn="0" w:lastColumn="0" w:oddVBand="0" w:evenVBand="0" w:oddHBand="0" w:evenHBand="0" w:firstRowFirstColumn="0" w:firstRowLastColumn="0" w:lastRowFirstColumn="0" w:lastRowLastColumn="0"/>
+              <w:rPr>
+                <w:lang w:val="uk-UA"/>
+              </w:rPr>
+            </w:pPr>
+            <w:r>
+              <w:rPr>
+                <w:lang w:val="uk-UA"/>
+              </w:rPr>
+              <w:t>Чи має зовнішні пошкодження?</w:t>
+            </w:r>
+          </w:p>
+        </w:tc>
+      </w:tr>
+      <w:tr>
+        <w:trPr>
+          <w:cnfStyle w:val="000000100000" w:firstRow="0" w:lastRow="0" w:firstColumn="0" w:lastColumn="0" w:oddVBand="0" w:evenVBand="0" w:oddHBand="1" w:evenHBand="0" w:firstRowFirstColumn="0" w:firstRowLastColumn="0" w:lastRowFirstColumn="0" w:lastRowLastColumn="0"/>
+        </w:trPr>
+        <w:tc>
+          <w:tcPr>
+            <w:cnfStyle w:val="001000000000" w:firstRow="0" w:lastRow="0" w:firstColumn="1" w:lastColumn="0" w:oddVBand="0" w:evenVBand="0" w:oddHBand="0" w:evenHBand="0" w:firstRowFirstColumn="0" w:firstRowLastColumn="0" w:lastRowFirstColumn="0" w:lastRowLastColumn="0"/>
+            <w:tcW w:w="0" w:type="auto"/>
+          </w:tcPr>
+          <w:p>
+            <w:pPr>
+              <w:pStyle w:val="Common"/>
+              <w:ind w:firstLine="0"/>
+              <w:rPr>
+                <w:lang w:val="en-US"/>
+              </w:rPr>
+            </w:pPr>
+            <w:r>
+              <w:rPr>
+                <w:lang w:val="en-US"/>
+              </w:rPr>
+              <w:t>sugar</w:t>
+            </w:r>
+          </w:p>
+        </w:tc>
+        <w:tc>
+          <w:tcPr>
+            <w:tcW w:w="0" w:type="auto"/>
+          </w:tcPr>
+          <w:p>
+            <w:pPr>
+              <w:pStyle w:val="Common"/>
+              <w:ind w:firstLine="0"/>
+              <w:cnfStyle w:val="000000100000" w:firstRow="0" w:lastRow="0" w:firstColumn="0" w:lastColumn="0" w:oddVBand="0" w:evenVBand="0" w:oddHBand="1" w:evenHBand="0" w:firstRowFirstColumn="0" w:firstRowLastColumn="0" w:lastRowFirstColumn="0" w:lastRowLastColumn="0"/>
+              <w:rPr>
+                <w:lang w:val="en-US"/>
+              </w:rPr>
+            </w:pPr>
+            <w:r>
+              <w:rPr>
+                <w:lang w:val="en-US"/>
+              </w:rPr>
+              <w:t>bool</w:t>
+            </w:r>
+          </w:p>
+        </w:tc>
+        <w:tc>
+          <w:tcPr>
+            <w:tcW w:w="0" w:type="auto"/>
+          </w:tcPr>
+          <w:p>
+            <w:pPr>
+              <w:pStyle w:val="Common"/>
+              <w:ind w:firstLine="0"/>
+              <w:cnfStyle w:val="000000100000" w:firstRow="0" w:lastRow="0" w:firstColumn="0" w:lastColumn="0" w:oddVBand="0" w:evenVBand="0" w:oddHBand="1" w:evenHBand="0" w:firstRowFirstColumn="0" w:firstRowLastColumn="0" w:lastRowFirstColumn="0" w:lastRowLastColumn="0"/>
+              <w:rPr>
+                <w:lang w:val="uk-UA"/>
+              </w:rPr>
+            </w:pPr>
+            <w:r>
+              <w:rPr>
+                <w:lang w:val="uk-UA"/>
+              </w:rPr>
+              <w:t>Чи має дизбаланс цукру?</w:t>
+            </w:r>
+          </w:p>
+        </w:tc>
+      </w:tr>
+      <w:tr>
+        <w:tc>
+          <w:tcPr>
+            <w:cnfStyle w:val="001000000000" w:firstRow="0" w:lastRow="0" w:firstColumn="1" w:lastColumn="0" w:oddVBand="0" w:evenVBand="0" w:oddHBand="0" w:evenHBand="0" w:firstRowFirstColumn="0" w:firstRowLastColumn="0" w:lastRowFirstColumn="0" w:lastRowLastColumn="0"/>
+            <w:tcW w:w="0" w:type="auto"/>
+          </w:tcPr>
+          <w:p>
+            <w:pPr>
+              <w:pStyle w:val="Common"/>
+              <w:ind w:firstLine="0"/>
+              <w:rPr>
+                <w:lang w:val="en-US"/>
+              </w:rPr>
+            </w:pPr>
+            <w:r>
+              <w:rPr>
+                <w:lang w:val="en-US"/>
+              </w:rPr>
+              <w:t>shape</w:t>
+            </w:r>
+          </w:p>
+        </w:tc>
+        <w:tc>
+          <w:tcPr>
+            <w:tcW w:w="0" w:type="auto"/>
+          </w:tcPr>
+          <w:p>
+            <w:pPr>
+              <w:pStyle w:val="Common"/>
+              <w:ind w:firstLine="0"/>
+              <w:cnfStyle w:val="000000000000" w:firstRow="0" w:lastRow="0" w:firstColumn="0" w:lastColumn="0" w:oddVBand="0" w:evenVBand="0" w:oddHBand="0" w:evenHBand="0" w:firstRowFirstColumn="0" w:firstRowLastColumn="0" w:lastRowFirstColumn="0" w:lastRowLastColumn="0"/>
+              <w:rPr>
+                <w:lang w:val="en-US"/>
+              </w:rPr>
+            </w:pPr>
+            <w:r>
+              <w:rPr>
+                <w:lang w:val="en-US"/>
+              </w:rPr>
+              <w:t>bool</w:t>
+            </w:r>
+          </w:p>
+        </w:tc>
+        <w:tc>
+          <w:tcPr>
+            <w:tcW w:w="0" w:type="auto"/>
+          </w:tcPr>
+          <w:p>
+            <w:pPr>
+              <w:pStyle w:val="Common"/>
+              <w:ind w:firstLine="0"/>
+              <w:cnfStyle w:val="000000000000" w:firstRow="0" w:lastRow="0" w:firstColumn="0" w:lastColumn="0" w:oddVBand="0" w:evenVBand="0" w:oddHBand="0" w:evenHBand="0" w:firstRowFirstColumn="0" w:firstRowLastColumn="0" w:lastRowFirstColumn="0" w:lastRowLastColumn="0"/>
+              <w:rPr>
+                <w:lang w:val="uk-UA"/>
+              </w:rPr>
+            </w:pPr>
+            <w:r>
+              <w:rPr>
+                <w:lang w:val="uk-UA"/>
+              </w:rPr>
+              <w:t>Чи має нестабільну форму?</w:t>
+            </w:r>
+          </w:p>
+        </w:tc>
+      </w:tr>
+      <w:tr>
+        <w:trPr>
+          <w:cnfStyle w:val="000000100000" w:firstRow="0" w:lastRow="0" w:firstColumn="0" w:lastColumn="0" w:oddVBand="0" w:evenVBand="0" w:oddHBand="1" w:evenHBand="0" w:firstRowFirstColumn="0" w:firstRowLastColumn="0" w:lastRowFirstColumn="0" w:lastRowLastColumn="0"/>
+        </w:trPr>
+        <w:tc>
+          <w:tcPr>
+            <w:cnfStyle w:val="001000000000" w:firstRow="0" w:lastRow="0" w:firstColumn="1" w:lastColumn="0" w:oddVBand="0" w:evenVBand="0" w:oddHBand="0" w:evenHBand="0" w:firstRowFirstColumn="0" w:firstRowLastColumn="0" w:lastRowFirstColumn="0" w:lastRowLastColumn="0"/>
+            <w:tcW w:w="0" w:type="auto"/>
+          </w:tcPr>
+          <w:p>
+            <w:pPr>
+              <w:pStyle w:val="Common"/>
+              <w:ind w:firstLine="0"/>
+              <w:rPr>
+                <w:lang w:val="en-US"/>
+              </w:rPr>
+            </w:pPr>
+            <w:r>
+              <w:rPr>
+                <w:lang w:val="en-US"/>
+              </w:rPr>
+              <w:t>color</w:t>
+            </w:r>
+          </w:p>
+        </w:tc>
+        <w:tc>
+          <w:tcPr>
+            <w:tcW w:w="0" w:type="auto"/>
+          </w:tcPr>
+          <w:p>
+            <w:pPr>
+              <w:pStyle w:val="Common"/>
+              <w:ind w:firstLine="0"/>
+              <w:cnfStyle w:val="000000100000" w:firstRow="0" w:lastRow="0" w:firstColumn="0" w:lastColumn="0" w:oddVBand="0" w:evenVBand="0" w:oddHBand="1" w:evenHBand="0" w:firstRowFirstColumn="0" w:firstRowLastColumn="0" w:lastRowFirstColumn="0" w:lastRowLastColumn="0"/>
+              <w:rPr>
+                <w:lang w:val="en-US"/>
+              </w:rPr>
+            </w:pPr>
+            <w:r>
+              <w:rPr>
+                <w:lang w:val="en-US"/>
+              </w:rPr>
+              <w:t>bool</w:t>
+            </w:r>
+          </w:p>
+        </w:tc>
+        <w:tc>
+          <w:tcPr>
+            <w:tcW w:w="0" w:type="auto"/>
+          </w:tcPr>
+          <w:p>
+            <w:pPr>
+              <w:pStyle w:val="Common"/>
+              <w:ind w:firstLine="0"/>
+              <w:cnfStyle w:val="000000100000" w:firstRow="0" w:lastRow="0" w:firstColumn="0" w:lastColumn="0" w:oddVBand="0" w:evenVBand="0" w:oddHBand="1" w:evenHBand="0" w:firstRowFirstColumn="0" w:firstRowLastColumn="0" w:lastRowFirstColumn="0" w:lastRowLastColumn="0"/>
+              <w:rPr>
+                <w:lang w:val="uk-UA"/>
+              </w:rPr>
+            </w:pPr>
+            <w:r>
+              <w:rPr>
+                <w:lang w:val="uk-UA"/>
+              </w:rPr>
+              <w:t>Чи має пошкоджений колір?</w:t>
+            </w:r>
+          </w:p>
+        </w:tc>
+      </w:tr>
+    </w:tbl>
+    <w:p>
+      <w:pPr>
+        <w:pStyle w:val="Common"/>
+        <w:rPr>
+          <w:lang w:val="en-US"/>
+        </w:rPr>
+      </w:pPr>
+    </w:p>
+    <w:p>
+      <w:pPr>
+        <w:pStyle w:val="Common"/>
+        <w:rPr>
+          <w:lang w:val="uk-UA"/>
+        </w:rPr>
+      </w:pPr>
+      <w:r>
+        <w:rPr>
+          <w:lang w:val="uk-UA"/>
+        </w:rPr>
+        <w:t>Значення змінних мають бути середніми по партії.</w:t>
+      </w:r>
+    </w:p>
+    <w:p>
+      <w:pPr>
+        <w:pStyle w:val="Common"/>
+        <w:rPr>
           <w:lang w:val="uk-UA"/>
         </w:rPr>
       </w:pPr>
@@ -7916,7 +8426,557 @@
           <w:lang w:val="uk-UA"/>
         </w:rPr>
       </w:pPr>
-    </w:p>
+      <w:r>
+        <w:rPr>
+          <w:lang w:val="uk-UA"/>
+        </w:rPr>
+        <w:t>Загальна структура має виглядати так:</w:t>
+      </w:r>
+    </w:p>
+    <w:p>
+      <w:pPr>
+        <w:pStyle w:val="Code"/>
+      </w:pPr>
+      <w:r>
+        <w:t>grapes/</w:t>
+      </w:r>
+    </w:p>
+    <w:p>
+      <w:pPr>
+        <w:pStyle w:val="Code"/>
+      </w:pPr>
+      <w:r>
+        <w:t>├── templates/</w:t>
+      </w:r>
+    </w:p>
+    <w:p>
+      <w:pPr>
+        <w:pStyle w:val="Code"/>
+      </w:pPr>
+      <w:r>
+        <w:t>│   ├── index.html</w:t>
+      </w:r>
+    </w:p>
+    <w:p>
+      <w:pPr>
+        <w:pStyle w:val="Code"/>
+      </w:pPr>
+      <w:r>
+        <w:t>│   ├── new_bunch.html</w:t>
+      </w:r>
+    </w:p>
+    <w:p>
+      <w:pPr>
+        <w:pStyle w:val="Code"/>
+      </w:pPr>
+      <w:r>
+        <w:t>│   └── bunch.html</w:t>
+      </w:r>
+    </w:p>
+    <w:p>
+      <w:pPr>
+        <w:pStyle w:val="Code"/>
+      </w:pPr>
+      <w:r>
+        <w:t>├── models.py</w:t>
+      </w:r>
+    </w:p>
+    <w:p>
+      <w:pPr>
+        <w:pStyle w:val="Code"/>
+      </w:pPr>
+      <w:r>
+        <w:t>├── views.py</w:t>
+      </w:r>
+    </w:p>
+    <w:p>
+      <w:pPr>
+        <w:pStyle w:val="Code"/>
+      </w:pPr>
+      <w:r>
+        <w:t>└── urls.py</w:t>
+      </w:r>
+    </w:p>
+    <w:p>
+      <w:pPr>
+        <w:pStyle w:val="Code"/>
+      </w:pPr>
+      <w:r>
+        <w:t>runner/</w:t>
+      </w:r>
+    </w:p>
+    <w:p>
+      <w:pPr>
+        <w:pStyle w:val="Code"/>
+      </w:pPr>
+      <w:r>
+        <w:t>└── settings.py</w:t>
+      </w:r>
+    </w:p>
+    <w:p>
+      <w:pPr>
+        <w:pStyle w:val="Common"/>
+        <w:rPr>
+          <w:lang w:val="en-US"/>
+        </w:rPr>
+      </w:pPr>
+    </w:p>
+    <w:p>
+      <w:pPr>
+        <w:pStyle w:val="Common"/>
+        <w:rPr>
+          <w:lang w:val="uk-UA"/>
+        </w:rPr>
+      </w:pPr>
+      <w:r>
+        <w:rPr>
+          <w:lang w:val="uk-UA"/>
+        </w:rPr>
+        <w:t>Програма має включати такі модулі:</w:t>
+      </w:r>
+    </w:p>
+    <w:p>
+      <w:pPr>
+        <w:pStyle w:val="Common"/>
+        <w:rPr>
+          <w:lang w:val="uk-UA"/>
+        </w:rPr>
+      </w:pPr>
+    </w:p>
+    <w:p>
+      <w:pPr>
+        <w:pStyle w:val="Common"/>
+        <w:rPr>
+          <w:lang w:val="uk-UA"/>
+        </w:rPr>
+      </w:pPr>
+      <w:r>
+        <w:rPr>
+          <w:lang w:val="uk-UA"/>
+        </w:rPr>
+        <w:t>Таблиця 2.3 – Опис модулів програми</w:t>
+      </w:r>
+    </w:p>
+    <w:tbl>
+      <w:tblPr>
+        <w:tblStyle w:val="50"/>
+        <w:tblW w:w="0" w:type="auto"/>
+        <w:tblLook w:val="04A0" w:firstRow="1" w:lastRow="0" w:firstColumn="1" w:lastColumn="0" w:noHBand="0" w:noVBand="1"/>
+      </w:tblPr>
+      <w:tblGrid>
+        <w:gridCol w:w="2060"/>
+        <w:gridCol w:w="5118"/>
+        <w:gridCol w:w="2176"/>
+      </w:tblGrid>
+      <w:tr>
+        <w:trPr>
+          <w:cnfStyle w:val="100000000000" w:firstRow="1" w:lastRow="0" w:firstColumn="0" w:lastColumn="0" w:oddVBand="0" w:evenVBand="0" w:oddHBand="0" w:evenHBand="0" w:firstRowFirstColumn="0" w:firstRowLastColumn="0" w:lastRowFirstColumn="0" w:lastRowLastColumn="0"/>
+        </w:trPr>
+        <w:tc>
+          <w:tcPr>
+            <w:cnfStyle w:val="001000000100" w:firstRow="0" w:lastRow="0" w:firstColumn="1" w:lastColumn="0" w:oddVBand="0" w:evenVBand="0" w:oddHBand="0" w:evenHBand="0" w:firstRowFirstColumn="1" w:firstRowLastColumn="0" w:lastRowFirstColumn="0" w:lastRowLastColumn="0"/>
+            <w:tcW w:w="0" w:type="auto"/>
+          </w:tcPr>
+          <w:p>
+            <w:pPr>
+              <w:pStyle w:val="Common"/>
+              <w:ind w:firstLine="0"/>
+              <w:rPr>
+                <w:lang w:val="uk-UA"/>
+              </w:rPr>
+            </w:pPr>
+            <w:r>
+              <w:rPr>
+                <w:lang w:val="uk-UA"/>
+              </w:rPr>
+              <w:t>Назва</w:t>
+            </w:r>
+          </w:p>
+        </w:tc>
+        <w:tc>
+          <w:tcPr>
+            <w:tcW w:w="0" w:type="auto"/>
+          </w:tcPr>
+          <w:p>
+            <w:pPr>
+              <w:pStyle w:val="Common"/>
+              <w:ind w:firstLine="0"/>
+              <w:cnfStyle w:val="100000000000" w:firstRow="1" w:lastRow="0" w:firstColumn="0" w:lastColumn="0" w:oddVBand="0" w:evenVBand="0" w:oddHBand="0" w:evenHBand="0" w:firstRowFirstColumn="0" w:firstRowLastColumn="0" w:lastRowFirstColumn="0" w:lastRowLastColumn="0"/>
+              <w:rPr>
+                <w:lang w:val="uk-UA"/>
+              </w:rPr>
+            </w:pPr>
+            <w:r>
+              <w:rPr>
+                <w:lang w:val="uk-UA"/>
+              </w:rPr>
+              <w:t>Опис</w:t>
+            </w:r>
+          </w:p>
+        </w:tc>
+        <w:tc>
+          <w:tcPr>
+            <w:tcW w:w="0" w:type="auto"/>
+          </w:tcPr>
+          <w:p>
+            <w:pPr>
+              <w:pStyle w:val="Common"/>
+              <w:ind w:firstLine="0"/>
+              <w:cnfStyle w:val="100000000000" w:firstRow="1" w:lastRow="0" w:firstColumn="0" w:lastColumn="0" w:oddVBand="0" w:evenVBand="0" w:oddHBand="0" w:evenHBand="0" w:firstRowFirstColumn="0" w:firstRowLastColumn="0" w:lastRowFirstColumn="0" w:lastRowLastColumn="0"/>
+              <w:rPr>
+                <w:lang w:val="uk-UA"/>
+              </w:rPr>
+            </w:pPr>
+            <w:r>
+              <w:rPr>
+                <w:lang w:val="uk-UA"/>
+              </w:rPr>
+              <w:t>Розташування</w:t>
+            </w:r>
+          </w:p>
+        </w:tc>
+      </w:tr>
+      <w:tr>
+        <w:trPr>
+          <w:cnfStyle w:val="000000100000" w:firstRow="0" w:lastRow="0" w:firstColumn="0" w:lastColumn="0" w:oddVBand="0" w:evenVBand="0" w:oddHBand="1" w:evenHBand="0" w:firstRowFirstColumn="0" w:firstRowLastColumn="0" w:lastRowFirstColumn="0" w:lastRowLastColumn="0"/>
+        </w:trPr>
+        <w:tc>
+          <w:tcPr>
+            <w:cnfStyle w:val="001000000000" w:firstRow="0" w:lastRow="0" w:firstColumn="1" w:lastColumn="0" w:oddVBand="0" w:evenVBand="0" w:oddHBand="0" w:evenHBand="0" w:firstRowFirstColumn="0" w:firstRowLastColumn="0" w:lastRowFirstColumn="0" w:lastRowLastColumn="0"/>
+            <w:tcW w:w="0" w:type="auto"/>
+          </w:tcPr>
+          <w:p>
+            <w:pPr>
+              <w:pStyle w:val="Common"/>
+              <w:ind w:firstLine="0"/>
+              <w:rPr>
+                <w:lang w:val="en-US"/>
+              </w:rPr>
+            </w:pPr>
+            <w:r>
+              <w:rPr>
+                <w:lang w:val="en-US"/>
+              </w:rPr>
+              <w:t>models.py</w:t>
+            </w:r>
+          </w:p>
+        </w:tc>
+        <w:tc>
+          <w:tcPr>
+            <w:tcW w:w="0" w:type="auto"/>
+          </w:tcPr>
+          <w:p>
+            <w:pPr>
+              <w:pStyle w:val="Common"/>
+              <w:ind w:firstLine="0"/>
+              <w:cnfStyle w:val="000000100000" w:firstRow="0" w:lastRow="0" w:firstColumn="0" w:lastColumn="0" w:oddVBand="0" w:evenVBand="0" w:oddHBand="1" w:evenHBand="0" w:firstRowFirstColumn="0" w:firstRowLastColumn="0" w:lastRowFirstColumn="0" w:lastRowLastColumn="0"/>
+              <w:rPr>
+                <w:lang w:val="en-US"/>
+              </w:rPr>
+            </w:pPr>
+            <w:r>
+              <w:rPr>
+                <w:lang w:val="uk-UA"/>
+              </w:rPr>
+              <w:t xml:space="preserve">Файл додавання моделей (таблиць бази) </w:t>
+            </w:r>
+            <w:r>
+              <w:rPr>
+                <w:lang w:val="uk-UA"/>
+              </w:rPr>
+              <w:t>даних</w:t>
+            </w:r>
+          </w:p>
+        </w:tc>
+        <w:tc>
+          <w:tcPr>
+            <w:tcW w:w="0" w:type="auto"/>
+          </w:tcPr>
+          <w:p>
+            <w:pPr>
+              <w:pStyle w:val="Common"/>
+              <w:ind w:firstLine="0"/>
+              <w:cnfStyle w:val="000000100000" w:firstRow="0" w:lastRow="0" w:firstColumn="0" w:lastColumn="0" w:oddVBand="0" w:evenVBand="0" w:oddHBand="1" w:evenHBand="0" w:firstRowFirstColumn="0" w:firstRowLastColumn="0" w:lastRowFirstColumn="0" w:lastRowLastColumn="0"/>
+              <w:rPr>
+                <w:lang w:val="en-US"/>
+              </w:rPr>
+            </w:pPr>
+            <w:r>
+              <w:rPr>
+                <w:lang w:val="en-US"/>
+              </w:rPr>
+              <w:t>grapes/</w:t>
+            </w:r>
+          </w:p>
+        </w:tc>
+      </w:tr>
+      <w:tr>
+        <w:tc>
+          <w:tcPr>
+            <w:cnfStyle w:val="001000000000" w:firstRow="0" w:lastRow="0" w:firstColumn="1" w:lastColumn="0" w:oddVBand="0" w:evenVBand="0" w:oddHBand="0" w:evenHBand="0" w:firstRowFirstColumn="0" w:firstRowLastColumn="0" w:lastRowFirstColumn="0" w:lastRowLastColumn="0"/>
+            <w:tcW w:w="0" w:type="auto"/>
+          </w:tcPr>
+          <w:p>
+            <w:pPr>
+              <w:pStyle w:val="Common"/>
+              <w:ind w:firstLine="0"/>
+              <w:rPr>
+                <w:lang w:val="en-US"/>
+              </w:rPr>
+            </w:pPr>
+            <w:r>
+              <w:rPr>
+                <w:lang w:val="en-US"/>
+              </w:rPr>
+              <w:t>views.py</w:t>
+            </w:r>
+          </w:p>
+        </w:tc>
+        <w:tc>
+          <w:tcPr>
+            <w:tcW w:w="0" w:type="auto"/>
+          </w:tcPr>
+          <w:p>
+            <w:pPr>
+              <w:pStyle w:val="Common"/>
+              <w:ind w:firstLine="0"/>
+              <w:cnfStyle w:val="000000000000" w:firstRow="0" w:lastRow="0" w:firstColumn="0" w:lastColumn="0" w:oddVBand="0" w:evenVBand="0" w:oddHBand="0" w:evenHBand="0" w:firstRowFirstColumn="0" w:firstRowLastColumn="0" w:lastRowFirstColumn="0" w:lastRowLastColumn="0"/>
+              <w:rPr>
+                <w:lang w:val="en-US"/>
+              </w:rPr>
+            </w:pPr>
+            <w:r>
+              <w:rPr>
+                <w:lang w:val="uk-UA"/>
+              </w:rPr>
+              <w:t>Файл з функціями обробки запитів</w:t>
+            </w:r>
+          </w:p>
+        </w:tc>
+        <w:tc>
+          <w:tcPr>
+            <w:tcW w:w="0" w:type="auto"/>
+          </w:tcPr>
+          <w:p>
+            <w:pPr>
+              <w:pStyle w:val="Common"/>
+              <w:ind w:firstLine="0"/>
+              <w:cnfStyle w:val="000000000000" w:firstRow="0" w:lastRow="0" w:firstColumn="0" w:lastColumn="0" w:oddVBand="0" w:evenVBand="0" w:oddHBand="0" w:evenHBand="0" w:firstRowFirstColumn="0" w:firstRowLastColumn="0" w:lastRowFirstColumn="0" w:lastRowLastColumn="0"/>
+              <w:rPr>
+                <w:lang w:val="en-US"/>
+              </w:rPr>
+            </w:pPr>
+            <w:r>
+              <w:rPr>
+                <w:lang w:val="en-US"/>
+              </w:rPr>
+              <w:t>grapes/</w:t>
+            </w:r>
+          </w:p>
+        </w:tc>
+      </w:tr>
+      <w:tr>
+        <w:trPr>
+          <w:cnfStyle w:val="000000100000" w:firstRow="0" w:lastRow="0" w:firstColumn="0" w:lastColumn="0" w:oddVBand="0" w:evenVBand="0" w:oddHBand="1" w:evenHBand="0" w:firstRowFirstColumn="0" w:firstRowLastColumn="0" w:lastRowFirstColumn="0" w:lastRowLastColumn="0"/>
+        </w:trPr>
+        <w:tc>
+          <w:tcPr>
+            <w:cnfStyle w:val="001000000000" w:firstRow="0" w:lastRow="0" w:firstColumn="1" w:lastColumn="0" w:oddVBand="0" w:evenVBand="0" w:oddHBand="0" w:evenHBand="0" w:firstRowFirstColumn="0" w:firstRowLastColumn="0" w:lastRowFirstColumn="0" w:lastRowLastColumn="0"/>
+            <w:tcW w:w="0" w:type="auto"/>
+          </w:tcPr>
+          <w:p>
+            <w:pPr>
+              <w:pStyle w:val="Common"/>
+              <w:ind w:firstLine="0"/>
+              <w:rPr>
+                <w:lang w:val="en-US"/>
+              </w:rPr>
+            </w:pPr>
+            <w:r>
+              <w:rPr>
+                <w:lang w:val="en-US"/>
+              </w:rPr>
+              <w:t>index.html</w:t>
+            </w:r>
+          </w:p>
+        </w:tc>
+        <w:tc>
+          <w:tcPr>
+            <w:tcW w:w="0" w:type="auto"/>
+          </w:tcPr>
+          <w:p>
+            <w:pPr>
+              <w:pStyle w:val="Common"/>
+              <w:ind w:firstLine="0"/>
+              <w:cnfStyle w:val="000000100000" w:firstRow="0" w:lastRow="0" w:firstColumn="0" w:lastColumn="0" w:oddVBand="0" w:evenVBand="0" w:oddHBand="1" w:evenHBand="0" w:firstRowFirstColumn="0" w:firstRowLastColumn="0" w:lastRowFirstColumn="0" w:lastRowLastColumn="0"/>
+              <w:rPr>
+                <w:lang w:val="uk-UA"/>
+              </w:rPr>
+            </w:pPr>
+            <w:r>
+              <w:rPr>
+                <w:lang w:val="uk-UA"/>
+              </w:rPr>
+              <w:t>Головна сторінка програми</w:t>
+            </w:r>
+          </w:p>
+        </w:tc>
+        <w:tc>
+          <w:tcPr>
+            <w:tcW w:w="0" w:type="auto"/>
+          </w:tcPr>
+          <w:p>
+            <w:pPr>
+              <w:pStyle w:val="Common"/>
+              <w:ind w:firstLine="0"/>
+              <w:cnfStyle w:val="000000100000" w:firstRow="0" w:lastRow="0" w:firstColumn="0" w:lastColumn="0" w:oddVBand="0" w:evenVBand="0" w:oddHBand="1" w:evenHBand="0" w:firstRowFirstColumn="0" w:firstRowLastColumn="0" w:lastRowFirstColumn="0" w:lastRowLastColumn="0"/>
+              <w:rPr>
+                <w:lang w:val="en-US"/>
+              </w:rPr>
+            </w:pPr>
+            <w:r>
+              <w:rPr>
+                <w:lang w:val="en-US"/>
+              </w:rPr>
+              <w:t>grapes/templates/</w:t>
+            </w:r>
+          </w:p>
+        </w:tc>
+      </w:tr>
+      <w:tr>
+        <w:tc>
+          <w:tcPr>
+            <w:cnfStyle w:val="001000000000" w:firstRow="0" w:lastRow="0" w:firstColumn="1" w:lastColumn="0" w:oddVBand="0" w:evenVBand="0" w:oddHBand="0" w:evenHBand="0" w:firstRowFirstColumn="0" w:firstRowLastColumn="0" w:lastRowFirstColumn="0" w:lastRowLastColumn="0"/>
+            <w:tcW w:w="0" w:type="auto"/>
+          </w:tcPr>
+          <w:p>
+            <w:pPr>
+              <w:pStyle w:val="Common"/>
+              <w:ind w:firstLine="0"/>
+              <w:rPr>
+                <w:lang w:val="en-US"/>
+              </w:rPr>
+            </w:pPr>
+            <w:r>
+              <w:rPr>
+                <w:lang w:val="en-US"/>
+              </w:rPr>
+              <w:t>new_bunch.html</w:t>
+            </w:r>
+          </w:p>
+        </w:tc>
+        <w:tc>
+          <w:tcPr>
+            <w:tcW w:w="0" w:type="auto"/>
+          </w:tcPr>
+          <w:p>
+            <w:pPr>
+              <w:pStyle w:val="Common"/>
+              <w:ind w:firstLine="0"/>
+              <w:cnfStyle w:val="000000000000" w:firstRow="0" w:lastRow="0" w:firstColumn="0" w:lastColumn="0" w:oddVBand="0" w:evenVBand="0" w:oddHBand="0" w:evenHBand="0" w:firstRowFirstColumn="0" w:firstRowLastColumn="0" w:lastRowFirstColumn="0" w:lastRowLastColumn="0"/>
+              <w:rPr>
+                <w:lang w:val="uk-UA"/>
+              </w:rPr>
+            </w:pPr>
+            <w:r>
+              <w:rPr>
+                <w:lang w:val="uk-UA"/>
+              </w:rPr>
+              <w:t>Сторінка додавання нової партії</w:t>
+            </w:r>
+          </w:p>
+        </w:tc>
+        <w:tc>
+          <w:tcPr>
+            <w:tcW w:w="0" w:type="auto"/>
+          </w:tcPr>
+          <w:p>
+            <w:pPr>
+              <w:pStyle w:val="Common"/>
+              <w:ind w:firstLine="0"/>
+              <w:cnfStyle w:val="000000000000" w:firstRow="0" w:lastRow="0" w:firstColumn="0" w:lastColumn="0" w:oddVBand="0" w:evenVBand="0" w:oddHBand="0" w:evenHBand="0" w:firstRowFirstColumn="0" w:firstRowLastColumn="0" w:lastRowFirstColumn="0" w:lastRowLastColumn="0"/>
+              <w:rPr>
+                <w:lang w:val="en-US"/>
+              </w:rPr>
+            </w:pPr>
+            <w:r>
+              <w:rPr>
+                <w:lang w:val="en-US"/>
+              </w:rPr>
+              <w:t>grapes/templates/</w:t>
+            </w:r>
+          </w:p>
+        </w:tc>
+      </w:tr>
+      <w:tr>
+        <w:trPr>
+          <w:cnfStyle w:val="000000100000" w:firstRow="0" w:lastRow="0" w:firstColumn="0" w:lastColumn="0" w:oddVBand="0" w:evenVBand="0" w:oddHBand="1" w:evenHBand="0" w:firstRowFirstColumn="0" w:firstRowLastColumn="0" w:lastRowFirstColumn="0" w:lastRowLastColumn="0"/>
+        </w:trPr>
+        <w:tc>
+          <w:tcPr>
+            <w:cnfStyle w:val="001000000000" w:firstRow="0" w:lastRow="0" w:firstColumn="1" w:lastColumn="0" w:oddVBand="0" w:evenVBand="0" w:oddHBand="0" w:evenHBand="0" w:firstRowFirstColumn="0" w:firstRowLastColumn="0" w:lastRowFirstColumn="0" w:lastRowLastColumn="0"/>
+            <w:tcW w:w="0" w:type="auto"/>
+          </w:tcPr>
+          <w:p>
+            <w:pPr>
+              <w:pStyle w:val="Common"/>
+              <w:ind w:firstLine="0"/>
+              <w:rPr>
+                <w:lang w:val="en-US"/>
+              </w:rPr>
+            </w:pPr>
+            <w:r>
+              <w:rPr>
+                <w:lang w:val="en-US"/>
+              </w:rPr>
+              <w:t>bunches/&lt;id&gt;</w:t>
+            </w:r>
+          </w:p>
+        </w:tc>
+        <w:tc>
+          <w:tcPr>
+            <w:tcW w:w="0" w:type="auto"/>
+          </w:tcPr>
+          <w:p>
+            <w:pPr>
+              <w:pStyle w:val="Common"/>
+              <w:ind w:firstLine="0"/>
+              <w:cnfStyle w:val="000000100000" w:firstRow="0" w:lastRow="0" w:firstColumn="0" w:lastColumn="0" w:oddVBand="0" w:evenVBand="0" w:oddHBand="1" w:evenHBand="0" w:firstRowFirstColumn="0" w:firstRowLastColumn="0" w:lastRowFirstColumn="0" w:lastRowLastColumn="0"/>
+              <w:rPr>
+                <w:lang w:val="uk-UA"/>
+              </w:rPr>
+            </w:pPr>
+            <w:r>
+              <w:rPr>
+                <w:lang w:val="uk-UA"/>
+              </w:rPr>
+              <w:t>Сторінка для кожної партії</w:t>
+            </w:r>
+          </w:p>
+        </w:tc>
+        <w:tc>
+          <w:tcPr>
+            <w:tcW w:w="0" w:type="auto"/>
+          </w:tcPr>
+          <w:p>
+            <w:pPr>
+              <w:pStyle w:val="Common"/>
+              <w:ind w:firstLine="0"/>
+              <w:cnfStyle w:val="000000100000" w:firstRow="0" w:lastRow="0" w:firstColumn="0" w:lastColumn="0" w:oddVBand="0" w:evenVBand="0" w:oddHBand="1" w:evenHBand="0" w:firstRowFirstColumn="0" w:firstRowLastColumn="0" w:lastRowFirstColumn="0" w:lastRowLastColumn="0"/>
+              <w:rPr>
+                <w:lang w:val="en-US"/>
+              </w:rPr>
+            </w:pPr>
+            <w:r>
+              <w:rPr>
+                <w:lang w:val="en-US"/>
+              </w:rPr>
+              <w:t>grapes/templates/</w:t>
+            </w:r>
+          </w:p>
+        </w:tc>
+      </w:tr>
+    </w:tbl>
     <w:p>
       <w:pPr>
         <w:pStyle w:val="Common"/>
@@ -7943,16 +9003,96 @@
     </w:p>
     <w:p>
       <w:pPr>
+        <w:pStyle w:val="Common"/>
+        <w:rPr>
+          <w:lang w:val="uk-UA"/>
+        </w:rPr>
+      </w:pPr>
+      <w:r>
+        <w:rPr>
+          <w:lang w:val="uk-UA"/>
+        </w:rPr>
+        <w:t xml:space="preserve">Застосунок має бути розроблювано з використанням фреймворку </w:t>
+      </w:r>
+      <w:r>
+        <w:rPr>
+          <w:lang w:val="en-US"/>
+        </w:rPr>
+        <w:t xml:space="preserve">Django </w:t>
+      </w:r>
+      <w:r>
+        <w:rPr>
+          <w:lang w:val="uk-UA"/>
+        </w:rPr>
+        <w:t xml:space="preserve">у середовищі </w:t>
+      </w:r>
+      <w:r>
+        <w:rPr>
+          <w:lang w:val="en-US"/>
+        </w:rPr>
+        <w:t xml:space="preserve">VS Code </w:t>
+      </w:r>
+      <w:r>
+        <w:rPr>
+          <w:lang w:val="uk-UA"/>
+        </w:rPr>
+        <w:t xml:space="preserve">із застосуванням </w:t>
+      </w:r>
+      <w:r>
+        <w:rPr>
+          <w:lang w:val="en-US"/>
+        </w:rPr>
+        <w:t xml:space="preserve">Bootstrap </w:t>
+      </w:r>
+      <w:r>
+        <w:rPr>
+          <w:lang w:val="uk-UA"/>
+        </w:rPr>
+        <w:t xml:space="preserve">для стилізації та </w:t>
+      </w:r>
+      <w:r>
+        <w:rPr>
+          <w:lang w:val="en-US"/>
+        </w:rPr>
+        <w:t xml:space="preserve">MySQL </w:t>
+      </w:r>
+      <w:r>
+        <w:rPr>
+          <w:lang w:val="uk-UA"/>
+        </w:rPr>
+        <w:t>як базу даних.</w:t>
+      </w:r>
+    </w:p>
+    <w:p>
+      <w:pPr>
+        <w:rPr>
+          <w:rFonts w:ascii="Times New Roman" w:hAnsi="Times New Roman" w:cstheme="minorHAnsi"/>
+          <w:b/>
+          <w:smallCaps/>
+          <w:sz w:val="32"/>
+          <w:lang w:val="uk-UA" w:eastAsia="ar-SA"/>
+        </w:rPr>
+      </w:pPr>
+      <w:bookmarkStart w:id="24" w:name="_Toc194497516"/>
+      <w:r>
+        <w:rPr>
+          <w:lang w:val="uk-UA"/>
+        </w:rPr>
+        <w:br w:type="page"/>
+      </w:r>
+    </w:p>
+    <w:p>
+      <w:pPr>
         <w:pStyle w:val="Title1st"/>
         <w:rPr>
           <w:lang w:val="uk-UA"/>
         </w:rPr>
       </w:pPr>
-      <w:bookmarkStart w:id="24" w:name="_Toc194497516"/>
-      <w:r>
-        <w:rPr>
-          <w:lang w:val="uk-UA"/>
-        </w:rPr>
+      <w:r>
+        <w:rPr>
+          <w:lang w:val="uk-UA"/>
+        </w:rPr>
+        <w:lastRenderedPageBreak/>
         <w:t>Список використаних джерел</w:t>
       </w:r>
       <w:bookmarkEnd w:id="24"/>
@@ -8140,7 +9280,6 @@
         <w:rPr>
           <w:lang w:val="en-US"/>
         </w:rPr>
-        <w:lastRenderedPageBreak/>
         <w:t xml:space="preserve">5. </w:t>
       </w:r>
       <w:hyperlink r:id="rId23" w:anchor=":~:text=EU%20Standards%20for%20Grapes%20(Regulation%20Number%3A%20543/2011)" w:history="1">
@@ -8436,6 +9575,7 @@
         <w:rPr>
           <w:lang w:val="en-US"/>
         </w:rPr>
+        <w:lastRenderedPageBreak/>
         <w:t xml:space="preserve">12. </w:t>
       </w:r>
       <w:hyperlink r:id="rId37" w:anchor=":~:text=world%20%E2%80%93%20please-,enquire%20for%20pricing,-in%20different%20currencies" w:history="1">
@@ -8664,7 +9804,6 @@
         <w:rPr>
           <w:lang w:val="en-US"/>
         </w:rPr>
-        <w:lastRenderedPageBreak/>
         <w:t xml:space="preserve">17. </w:t>
       </w:r>
       <w:hyperlink r:id="rId47" w:history="1">

--- a/32K Kursach/KNT-122_Onyshchenko_Variant-19_PZ.docx
+++ b/32K Kursach/KNT-122_Onyshchenko_Variant-19_PZ.docx
@@ -1554,7 +1554,7 @@
         </w:rPr>
       </w:pPr>
       <w:bookmarkStart w:id="1" w:name="_Toc27554778"/>
-      <w:bookmarkStart w:id="2" w:name="_Toc194497503"/>
+      <w:bookmarkStart w:id="2" w:name="_Toc196825859"/>
       <w:r>
         <w:rPr>
           <w:lang w:val="uk-UA"/>
@@ -1931,7 +1931,7 @@
           <w:lang w:val="uk-UA"/>
         </w:rPr>
       </w:pPr>
-      <w:bookmarkStart w:id="3" w:name="_Toc194497504"/>
+      <w:bookmarkStart w:id="3" w:name="_Toc196825860"/>
       <w:r>
         <w:rPr>
           <w:lang w:val="uk-UA"/>
@@ -1951,88 +1951,121 @@
       <w:pPr>
         <w:pStyle w:val="13"/>
         <w:rPr>
-          <w:rFonts w:asciiTheme="minorHAnsi" w:eastAsiaTheme="minorEastAsia" w:hAnsiTheme="minorHAnsi"/>
+          <w:rFonts w:eastAsiaTheme="minorEastAsia" w:cs="Times New Roman"/>
           <w:caps w:val="0"/>
           <w:noProof/>
           <w:kern w:val="2"/>
-          <w:sz w:val="24"/>
-          <w:szCs w:val="24"/>
+          <w:sz w:val="20"/>
+          <w:szCs w:val="20"/>
           <w:lang w:val="uk-UA" w:eastAsia="uk-UA"/>
           <w14:ligatures w14:val="standardContextual"/>
         </w:rPr>
       </w:pPr>
       <w:r>
         <w:rPr>
+          <w:rFonts w:cs="Times New Roman"/>
+          <w:sz w:val="20"/>
+          <w:szCs w:val="20"/>
           <w:lang w:val="uk-UA"/>
         </w:rPr>
         <w:fldChar w:fldCharType="begin"/>
       </w:r>
       <w:r>
         <w:rPr>
+          <w:rFonts w:cs="Times New Roman"/>
+          <w:sz w:val="20"/>
+          <w:szCs w:val="20"/>
           <w:lang w:val="uk-UA"/>
         </w:rPr>
         <w:instrText xml:space="preserve"> TOC \h \z \t "Title_1st;1;Title_2nd;2;Title_3rd;3;Title_4th;4" </w:instrText>
       </w:r>
       <w:r>
         <w:rPr>
+          <w:rFonts w:cs="Times New Roman"/>
+          <w:sz w:val="20"/>
+          <w:szCs w:val="20"/>
           <w:lang w:val="uk-UA"/>
         </w:rPr>
         <w:fldChar w:fldCharType="separate"/>
       </w:r>
-      <w:hyperlink w:anchor="_Toc194497503" w:history="1">
+      <w:hyperlink w:anchor="_Toc196825859" w:history="1">
         <w:r>
           <w:rPr>
             <w:rStyle w:val="af2"/>
-            <w:noProof/>
+            <w:rFonts w:cs="Times New Roman"/>
+            <w:noProof/>
+            <w:sz w:val="20"/>
+            <w:szCs w:val="20"/>
             <w:lang w:val="uk-UA"/>
           </w:rPr>
           <w:t>Реферат</w:t>
         </w:r>
         <w:r>
           <w:rPr>
-            <w:noProof/>
-            <w:webHidden/>
+            <w:rFonts w:cs="Times New Roman"/>
+            <w:noProof/>
+            <w:webHidden/>
+            <w:sz w:val="20"/>
+            <w:szCs w:val="20"/>
           </w:rPr>
           <w:tab/>
         </w:r>
         <w:r>
           <w:rPr>
-            <w:noProof/>
-            <w:webHidden/>
+            <w:rFonts w:cs="Times New Roman"/>
+            <w:noProof/>
+            <w:webHidden/>
+            <w:sz w:val="20"/>
+            <w:szCs w:val="20"/>
           </w:rPr>
           <w:fldChar w:fldCharType="begin"/>
         </w:r>
         <w:r>
           <w:rPr>
-            <w:noProof/>
-            <w:webHidden/>
-          </w:rPr>
-          <w:instrText xml:space="preserve"> PAGEREF _Toc194497503 \h </w:instrText>
-        </w:r>
-        <w:r>
-          <w:rPr>
-            <w:noProof/>
-            <w:webHidden/>
-          </w:rPr>
-        </w:r>
-        <w:r>
-          <w:rPr>
-            <w:noProof/>
-            <w:webHidden/>
+            <w:rFonts w:cs="Times New Roman"/>
+            <w:noProof/>
+            <w:webHidden/>
+            <w:sz w:val="20"/>
+            <w:szCs w:val="20"/>
+          </w:rPr>
+          <w:instrText xml:space="preserve"> PAGEREF _Toc196825859 \h </w:instrText>
+        </w:r>
+        <w:r>
+          <w:rPr>
+            <w:rFonts w:cs="Times New Roman"/>
+            <w:noProof/>
+            <w:webHidden/>
+            <w:sz w:val="20"/>
+            <w:szCs w:val="20"/>
+          </w:rPr>
+        </w:r>
+        <w:r>
+          <w:rPr>
+            <w:rFonts w:cs="Times New Roman"/>
+            <w:noProof/>
+            <w:webHidden/>
+            <w:sz w:val="20"/>
+            <w:szCs w:val="20"/>
           </w:rPr>
           <w:fldChar w:fldCharType="separate"/>
         </w:r>
         <w:r>
           <w:rPr>
-            <w:noProof/>
-            <w:webHidden/>
+            <w:rFonts w:cs="Times New Roman"/>
+            <w:noProof/>
+            <w:webHidden/>
+            <w:sz w:val="20"/>
+            <w:szCs w:val="20"/>
           </w:rPr>
           <w:t>2</w:t>
         </w:r>
         <w:r>
           <w:rPr>
-            <w:noProof/>
-            <w:webHidden/>
+            <w:rFonts w:cs="Times New Roman"/>
+            <w:noProof/>
+            <w:webHidden/>
+            <w:sz w:val="20"/>
+            <w:szCs w:val="20"/>
           </w:rPr>
           <w:fldChar w:fldCharType="end"/>
         </w:r>
@@ -2042,70 +2075,94 @@
       <w:pPr>
         <w:pStyle w:val="13"/>
         <w:rPr>
-          <w:rFonts w:asciiTheme="minorHAnsi" w:eastAsiaTheme="minorEastAsia" w:hAnsiTheme="minorHAnsi"/>
+          <w:rFonts w:eastAsiaTheme="minorEastAsia" w:cs="Times New Roman"/>
           <w:caps w:val="0"/>
           <w:noProof/>
           <w:kern w:val="2"/>
-          <w:sz w:val="24"/>
-          <w:szCs w:val="24"/>
+          <w:sz w:val="20"/>
+          <w:szCs w:val="20"/>
           <w:lang w:val="uk-UA" w:eastAsia="uk-UA"/>
           <w14:ligatures w14:val="standardContextual"/>
         </w:rPr>
       </w:pPr>
-      <w:hyperlink w:anchor="_Toc194497504" w:history="1">
+      <w:hyperlink w:anchor="_Toc196825860" w:history="1">
         <w:r>
           <w:rPr>
             <w:rStyle w:val="af2"/>
-            <w:noProof/>
+            <w:rFonts w:cs="Times New Roman"/>
+            <w:noProof/>
+            <w:sz w:val="20"/>
+            <w:szCs w:val="20"/>
             <w:lang w:val="uk-UA"/>
           </w:rPr>
           <w:t>Зміст</w:t>
         </w:r>
         <w:r>
           <w:rPr>
-            <w:noProof/>
-            <w:webHidden/>
+            <w:rFonts w:cs="Times New Roman"/>
+            <w:noProof/>
+            <w:webHidden/>
+            <w:sz w:val="20"/>
+            <w:szCs w:val="20"/>
           </w:rPr>
           <w:tab/>
         </w:r>
         <w:r>
           <w:rPr>
-            <w:noProof/>
-            <w:webHidden/>
+            <w:rFonts w:cs="Times New Roman"/>
+            <w:noProof/>
+            <w:webHidden/>
+            <w:sz w:val="20"/>
+            <w:szCs w:val="20"/>
           </w:rPr>
           <w:fldChar w:fldCharType="begin"/>
         </w:r>
         <w:r>
           <w:rPr>
-            <w:noProof/>
-            <w:webHidden/>
-          </w:rPr>
-          <w:instrText xml:space="preserve"> PAGEREF _Toc194497504 \h </w:instrText>
-        </w:r>
-        <w:r>
-          <w:rPr>
-            <w:noProof/>
-            <w:webHidden/>
-          </w:rPr>
-        </w:r>
-        <w:r>
-          <w:rPr>
-            <w:noProof/>
-            <w:webHidden/>
+            <w:rFonts w:cs="Times New Roman"/>
+            <w:noProof/>
+            <w:webHidden/>
+            <w:sz w:val="20"/>
+            <w:szCs w:val="20"/>
+          </w:rPr>
+          <w:instrText xml:space="preserve"> PAGEREF _Toc196825860 \h </w:instrText>
+        </w:r>
+        <w:r>
+          <w:rPr>
+            <w:rFonts w:cs="Times New Roman"/>
+            <w:noProof/>
+            <w:webHidden/>
+            <w:sz w:val="20"/>
+            <w:szCs w:val="20"/>
+          </w:rPr>
+        </w:r>
+        <w:r>
+          <w:rPr>
+            <w:rFonts w:cs="Times New Roman"/>
+            <w:noProof/>
+            <w:webHidden/>
+            <w:sz w:val="20"/>
+            <w:szCs w:val="20"/>
           </w:rPr>
           <w:fldChar w:fldCharType="separate"/>
         </w:r>
         <w:r>
           <w:rPr>
-            <w:noProof/>
-            <w:webHidden/>
+            <w:rFonts w:cs="Times New Roman"/>
+            <w:noProof/>
+            <w:webHidden/>
+            <w:sz w:val="20"/>
+            <w:szCs w:val="20"/>
           </w:rPr>
           <w:t>3</w:t>
         </w:r>
         <w:r>
           <w:rPr>
-            <w:noProof/>
-            <w:webHidden/>
+            <w:rFonts w:cs="Times New Roman"/>
+            <w:noProof/>
+            <w:webHidden/>
+            <w:sz w:val="20"/>
+            <w:szCs w:val="20"/>
           </w:rPr>
           <w:fldChar w:fldCharType="end"/>
         </w:r>
@@ -2115,70 +2172,94 @@
       <w:pPr>
         <w:pStyle w:val="13"/>
         <w:rPr>
-          <w:rFonts w:asciiTheme="minorHAnsi" w:eastAsiaTheme="minorEastAsia" w:hAnsiTheme="minorHAnsi"/>
+          <w:rFonts w:eastAsiaTheme="minorEastAsia" w:cs="Times New Roman"/>
           <w:caps w:val="0"/>
           <w:noProof/>
           <w:kern w:val="2"/>
-          <w:sz w:val="24"/>
-          <w:szCs w:val="24"/>
+          <w:sz w:val="20"/>
+          <w:szCs w:val="20"/>
           <w:lang w:val="uk-UA" w:eastAsia="uk-UA"/>
           <w14:ligatures w14:val="standardContextual"/>
         </w:rPr>
       </w:pPr>
-      <w:hyperlink w:anchor="_Toc194497505" w:history="1">
+      <w:hyperlink w:anchor="_Toc196825861" w:history="1">
         <w:r>
           <w:rPr>
             <w:rStyle w:val="af2"/>
-            <w:noProof/>
+            <w:rFonts w:cs="Times New Roman"/>
+            <w:noProof/>
+            <w:sz w:val="20"/>
+            <w:szCs w:val="20"/>
             <w:lang w:val="uk-UA"/>
           </w:rPr>
           <w:t>Перелік умовних позначень, символів, одиниць, скорочень і термінів</w:t>
         </w:r>
         <w:r>
           <w:rPr>
-            <w:noProof/>
-            <w:webHidden/>
+            <w:rFonts w:cs="Times New Roman"/>
+            <w:noProof/>
+            <w:webHidden/>
+            <w:sz w:val="20"/>
+            <w:szCs w:val="20"/>
           </w:rPr>
           <w:tab/>
         </w:r>
         <w:r>
           <w:rPr>
-            <w:noProof/>
-            <w:webHidden/>
+            <w:rFonts w:cs="Times New Roman"/>
+            <w:noProof/>
+            <w:webHidden/>
+            <w:sz w:val="20"/>
+            <w:szCs w:val="20"/>
           </w:rPr>
           <w:fldChar w:fldCharType="begin"/>
         </w:r>
         <w:r>
           <w:rPr>
-            <w:noProof/>
-            <w:webHidden/>
-          </w:rPr>
-          <w:instrText xml:space="preserve"> PAGEREF _Toc194497505 \h </w:instrText>
-        </w:r>
-        <w:r>
-          <w:rPr>
-            <w:noProof/>
-            <w:webHidden/>
-          </w:rPr>
-        </w:r>
-        <w:r>
-          <w:rPr>
-            <w:noProof/>
-            <w:webHidden/>
+            <w:rFonts w:cs="Times New Roman"/>
+            <w:noProof/>
+            <w:webHidden/>
+            <w:sz w:val="20"/>
+            <w:szCs w:val="20"/>
+          </w:rPr>
+          <w:instrText xml:space="preserve"> PAGEREF _Toc196825861 \h </w:instrText>
+        </w:r>
+        <w:r>
+          <w:rPr>
+            <w:rFonts w:cs="Times New Roman"/>
+            <w:noProof/>
+            <w:webHidden/>
+            <w:sz w:val="20"/>
+            <w:szCs w:val="20"/>
+          </w:rPr>
+        </w:r>
+        <w:r>
+          <w:rPr>
+            <w:rFonts w:cs="Times New Roman"/>
+            <w:noProof/>
+            <w:webHidden/>
+            <w:sz w:val="20"/>
+            <w:szCs w:val="20"/>
           </w:rPr>
           <w:fldChar w:fldCharType="separate"/>
         </w:r>
         <w:r>
           <w:rPr>
-            <w:noProof/>
-            <w:webHidden/>
-          </w:rPr>
-          <w:t>4</w:t>
-        </w:r>
-        <w:r>
-          <w:rPr>
-            <w:noProof/>
-            <w:webHidden/>
+            <w:rFonts w:cs="Times New Roman"/>
+            <w:noProof/>
+            <w:webHidden/>
+            <w:sz w:val="20"/>
+            <w:szCs w:val="20"/>
+          </w:rPr>
+          <w:t>5</w:t>
+        </w:r>
+        <w:r>
+          <w:rPr>
+            <w:rFonts w:cs="Times New Roman"/>
+            <w:noProof/>
+            <w:webHidden/>
+            <w:sz w:val="20"/>
+            <w:szCs w:val="20"/>
           </w:rPr>
           <w:fldChar w:fldCharType="end"/>
         </w:r>
@@ -2188,70 +2269,94 @@
       <w:pPr>
         <w:pStyle w:val="13"/>
         <w:rPr>
-          <w:rFonts w:asciiTheme="minorHAnsi" w:eastAsiaTheme="minorEastAsia" w:hAnsiTheme="minorHAnsi"/>
+          <w:rFonts w:eastAsiaTheme="minorEastAsia" w:cs="Times New Roman"/>
           <w:caps w:val="0"/>
           <w:noProof/>
           <w:kern w:val="2"/>
-          <w:sz w:val="24"/>
-          <w:szCs w:val="24"/>
+          <w:sz w:val="20"/>
+          <w:szCs w:val="20"/>
           <w:lang w:val="uk-UA" w:eastAsia="uk-UA"/>
           <w14:ligatures w14:val="standardContextual"/>
         </w:rPr>
       </w:pPr>
-      <w:hyperlink w:anchor="_Toc194497506" w:history="1">
+      <w:hyperlink w:anchor="_Toc196825862" w:history="1">
         <w:r>
           <w:rPr>
             <w:rStyle w:val="af2"/>
-            <w:noProof/>
+            <w:rFonts w:cs="Times New Roman"/>
+            <w:noProof/>
+            <w:sz w:val="20"/>
+            <w:szCs w:val="20"/>
             <w:lang w:val="uk-UA"/>
           </w:rPr>
           <w:t>Вступ</w:t>
         </w:r>
         <w:r>
           <w:rPr>
-            <w:noProof/>
-            <w:webHidden/>
+            <w:rFonts w:cs="Times New Roman"/>
+            <w:noProof/>
+            <w:webHidden/>
+            <w:sz w:val="20"/>
+            <w:szCs w:val="20"/>
           </w:rPr>
           <w:tab/>
         </w:r>
         <w:r>
           <w:rPr>
-            <w:noProof/>
-            <w:webHidden/>
+            <w:rFonts w:cs="Times New Roman"/>
+            <w:noProof/>
+            <w:webHidden/>
+            <w:sz w:val="20"/>
+            <w:szCs w:val="20"/>
           </w:rPr>
           <w:fldChar w:fldCharType="begin"/>
         </w:r>
         <w:r>
           <w:rPr>
-            <w:noProof/>
-            <w:webHidden/>
-          </w:rPr>
-          <w:instrText xml:space="preserve"> PAGEREF _Toc194497506 \h </w:instrText>
-        </w:r>
-        <w:r>
-          <w:rPr>
-            <w:noProof/>
-            <w:webHidden/>
-          </w:rPr>
-        </w:r>
-        <w:r>
-          <w:rPr>
-            <w:noProof/>
-            <w:webHidden/>
+            <w:rFonts w:cs="Times New Roman"/>
+            <w:noProof/>
+            <w:webHidden/>
+            <w:sz w:val="20"/>
+            <w:szCs w:val="20"/>
+          </w:rPr>
+          <w:instrText xml:space="preserve"> PAGEREF _Toc196825862 \h </w:instrText>
+        </w:r>
+        <w:r>
+          <w:rPr>
+            <w:rFonts w:cs="Times New Roman"/>
+            <w:noProof/>
+            <w:webHidden/>
+            <w:sz w:val="20"/>
+            <w:szCs w:val="20"/>
+          </w:rPr>
+        </w:r>
+        <w:r>
+          <w:rPr>
+            <w:rFonts w:cs="Times New Roman"/>
+            <w:noProof/>
+            <w:webHidden/>
+            <w:sz w:val="20"/>
+            <w:szCs w:val="20"/>
           </w:rPr>
           <w:fldChar w:fldCharType="separate"/>
         </w:r>
         <w:r>
           <w:rPr>
-            <w:noProof/>
-            <w:webHidden/>
-          </w:rPr>
-          <w:t>5</w:t>
-        </w:r>
-        <w:r>
-          <w:rPr>
-            <w:noProof/>
-            <w:webHidden/>
+            <w:rFonts w:cs="Times New Roman"/>
+            <w:noProof/>
+            <w:webHidden/>
+            <w:sz w:val="20"/>
+            <w:szCs w:val="20"/>
+          </w:rPr>
+          <w:t>6</w:t>
+        </w:r>
+        <w:r>
+          <w:rPr>
+            <w:rFonts w:cs="Times New Roman"/>
+            <w:noProof/>
+            <w:webHidden/>
+            <w:sz w:val="20"/>
+            <w:szCs w:val="20"/>
           </w:rPr>
           <w:fldChar w:fldCharType="end"/>
         </w:r>
@@ -2261,69 +2366,93 @@
       <w:pPr>
         <w:pStyle w:val="13"/>
         <w:rPr>
-          <w:rFonts w:asciiTheme="minorHAnsi" w:eastAsiaTheme="minorEastAsia" w:hAnsiTheme="minorHAnsi"/>
+          <w:rFonts w:eastAsiaTheme="minorEastAsia" w:cs="Times New Roman"/>
           <w:caps w:val="0"/>
           <w:noProof/>
           <w:kern w:val="2"/>
-          <w:sz w:val="24"/>
-          <w:szCs w:val="24"/>
+          <w:sz w:val="20"/>
+          <w:szCs w:val="20"/>
           <w:lang w:val="uk-UA" w:eastAsia="uk-UA"/>
           <w14:ligatures w14:val="standardContextual"/>
         </w:rPr>
       </w:pPr>
-      <w:hyperlink w:anchor="_Toc194497507" w:history="1">
+      <w:hyperlink w:anchor="_Toc196825863" w:history="1">
         <w:r>
           <w:rPr>
             <w:rStyle w:val="af2"/>
-            <w:noProof/>
+            <w:rFonts w:cs="Times New Roman"/>
+            <w:noProof/>
+            <w:sz w:val="20"/>
+            <w:szCs w:val="20"/>
           </w:rPr>
           <w:t>1 Аналіз предметної області</w:t>
         </w:r>
         <w:r>
           <w:rPr>
-            <w:noProof/>
-            <w:webHidden/>
+            <w:rFonts w:cs="Times New Roman"/>
+            <w:noProof/>
+            <w:webHidden/>
+            <w:sz w:val="20"/>
+            <w:szCs w:val="20"/>
           </w:rPr>
           <w:tab/>
         </w:r>
         <w:r>
           <w:rPr>
-            <w:noProof/>
-            <w:webHidden/>
+            <w:rFonts w:cs="Times New Roman"/>
+            <w:noProof/>
+            <w:webHidden/>
+            <w:sz w:val="20"/>
+            <w:szCs w:val="20"/>
           </w:rPr>
           <w:fldChar w:fldCharType="begin"/>
         </w:r>
         <w:r>
           <w:rPr>
-            <w:noProof/>
-            <w:webHidden/>
-          </w:rPr>
-          <w:instrText xml:space="preserve"> PAGEREF _Toc194497507 \h </w:instrText>
-        </w:r>
-        <w:r>
-          <w:rPr>
-            <w:noProof/>
-            <w:webHidden/>
-          </w:rPr>
-        </w:r>
-        <w:r>
-          <w:rPr>
-            <w:noProof/>
-            <w:webHidden/>
+            <w:rFonts w:cs="Times New Roman"/>
+            <w:noProof/>
+            <w:webHidden/>
+            <w:sz w:val="20"/>
+            <w:szCs w:val="20"/>
+          </w:rPr>
+          <w:instrText xml:space="preserve"> PAGEREF _Toc196825863 \h </w:instrText>
+        </w:r>
+        <w:r>
+          <w:rPr>
+            <w:rFonts w:cs="Times New Roman"/>
+            <w:noProof/>
+            <w:webHidden/>
+            <w:sz w:val="20"/>
+            <w:szCs w:val="20"/>
+          </w:rPr>
+        </w:r>
+        <w:r>
+          <w:rPr>
+            <w:rFonts w:cs="Times New Roman"/>
+            <w:noProof/>
+            <w:webHidden/>
+            <w:sz w:val="20"/>
+            <w:szCs w:val="20"/>
           </w:rPr>
           <w:fldChar w:fldCharType="separate"/>
         </w:r>
         <w:r>
           <w:rPr>
-            <w:noProof/>
-            <w:webHidden/>
-          </w:rPr>
-          <w:t>6</w:t>
-        </w:r>
-        <w:r>
-          <w:rPr>
-            <w:noProof/>
-            <w:webHidden/>
+            <w:rFonts w:cs="Times New Roman"/>
+            <w:noProof/>
+            <w:webHidden/>
+            <w:sz w:val="20"/>
+            <w:szCs w:val="20"/>
+          </w:rPr>
+          <w:t>7</w:t>
+        </w:r>
+        <w:r>
+          <w:rPr>
+            <w:rFonts w:cs="Times New Roman"/>
+            <w:noProof/>
+            <w:webHidden/>
+            <w:sz w:val="20"/>
+            <w:szCs w:val="20"/>
           </w:rPr>
           <w:fldChar w:fldCharType="end"/>
         </w:r>
@@ -2336,67 +2465,92 @@
           <w:tab w:val="right" w:leader="dot" w:pos="9344"/>
         </w:tabs>
         <w:rPr>
-          <w:rFonts w:asciiTheme="minorHAnsi" w:eastAsiaTheme="minorEastAsia" w:hAnsiTheme="minorHAnsi"/>
+          <w:rFonts w:eastAsiaTheme="minorEastAsia" w:cs="Times New Roman"/>
           <w:noProof/>
           <w:kern w:val="2"/>
-          <w:szCs w:val="24"/>
+          <w:sz w:val="20"/>
+          <w:szCs w:val="20"/>
           <w:lang w:val="uk-UA" w:eastAsia="uk-UA"/>
           <w14:ligatures w14:val="standardContextual"/>
         </w:rPr>
       </w:pPr>
-      <w:hyperlink w:anchor="_Toc194497508" w:history="1">
+      <w:hyperlink w:anchor="_Toc196825864" w:history="1">
         <w:r>
           <w:rPr>
             <w:rStyle w:val="af2"/>
-            <w:noProof/>
+            <w:rFonts w:cs="Times New Roman"/>
+            <w:noProof/>
+            <w:sz w:val="20"/>
+            <w:szCs w:val="20"/>
           </w:rPr>
           <w:t>1.1 Огляд існуючих методів вирішення завдання</w:t>
         </w:r>
         <w:r>
           <w:rPr>
-            <w:noProof/>
-            <w:webHidden/>
+            <w:rFonts w:cs="Times New Roman"/>
+            <w:noProof/>
+            <w:webHidden/>
+            <w:sz w:val="20"/>
+            <w:szCs w:val="20"/>
           </w:rPr>
           <w:tab/>
         </w:r>
         <w:r>
           <w:rPr>
-            <w:noProof/>
-            <w:webHidden/>
+            <w:rFonts w:cs="Times New Roman"/>
+            <w:noProof/>
+            <w:webHidden/>
+            <w:sz w:val="20"/>
+            <w:szCs w:val="20"/>
           </w:rPr>
           <w:fldChar w:fldCharType="begin"/>
         </w:r>
         <w:r>
           <w:rPr>
-            <w:noProof/>
-            <w:webHidden/>
-          </w:rPr>
-          <w:instrText xml:space="preserve"> PAGEREF _Toc194497508 \h </w:instrText>
-        </w:r>
-        <w:r>
-          <w:rPr>
-            <w:noProof/>
-            <w:webHidden/>
-          </w:rPr>
-        </w:r>
-        <w:r>
-          <w:rPr>
-            <w:noProof/>
-            <w:webHidden/>
+            <w:rFonts w:cs="Times New Roman"/>
+            <w:noProof/>
+            <w:webHidden/>
+            <w:sz w:val="20"/>
+            <w:szCs w:val="20"/>
+          </w:rPr>
+          <w:instrText xml:space="preserve"> PAGEREF _Toc196825864 \h </w:instrText>
+        </w:r>
+        <w:r>
+          <w:rPr>
+            <w:rFonts w:cs="Times New Roman"/>
+            <w:noProof/>
+            <w:webHidden/>
+            <w:sz w:val="20"/>
+            <w:szCs w:val="20"/>
+          </w:rPr>
+        </w:r>
+        <w:r>
+          <w:rPr>
+            <w:rFonts w:cs="Times New Roman"/>
+            <w:noProof/>
+            <w:webHidden/>
+            <w:sz w:val="20"/>
+            <w:szCs w:val="20"/>
           </w:rPr>
           <w:fldChar w:fldCharType="separate"/>
         </w:r>
         <w:r>
           <w:rPr>
-            <w:noProof/>
-            <w:webHidden/>
-          </w:rPr>
-          <w:t>6</w:t>
-        </w:r>
-        <w:r>
-          <w:rPr>
-            <w:noProof/>
-            <w:webHidden/>
+            <w:rFonts w:cs="Times New Roman"/>
+            <w:noProof/>
+            <w:webHidden/>
+            <w:sz w:val="20"/>
+            <w:szCs w:val="20"/>
+          </w:rPr>
+          <w:t>7</w:t>
+        </w:r>
+        <w:r>
+          <w:rPr>
+            <w:rFonts w:cs="Times New Roman"/>
+            <w:noProof/>
+            <w:webHidden/>
+            <w:sz w:val="20"/>
+            <w:szCs w:val="20"/>
           </w:rPr>
           <w:fldChar w:fldCharType="end"/>
         </w:r>
@@ -2409,75 +2563,103 @@
           <w:tab w:val="right" w:leader="dot" w:pos="9344"/>
         </w:tabs>
         <w:rPr>
-          <w:rFonts w:asciiTheme="minorHAnsi" w:eastAsiaTheme="minorEastAsia" w:hAnsiTheme="minorHAnsi"/>
+          <w:rFonts w:eastAsiaTheme="minorEastAsia" w:cs="Times New Roman"/>
           <w:noProof/>
           <w:kern w:val="2"/>
-          <w:szCs w:val="24"/>
+          <w:sz w:val="20"/>
+          <w:szCs w:val="20"/>
           <w:lang w:val="uk-UA" w:eastAsia="uk-UA"/>
           <w14:ligatures w14:val="standardContextual"/>
         </w:rPr>
       </w:pPr>
-      <w:hyperlink w:anchor="_Toc194497509" w:history="1">
+      <w:hyperlink w:anchor="_Toc196825865" w:history="1">
         <w:r>
           <w:rPr>
             <w:rStyle w:val="af2"/>
-            <w:noProof/>
+            <w:rFonts w:cs="Times New Roman"/>
+            <w:noProof/>
+            <w:sz w:val="20"/>
+            <w:szCs w:val="20"/>
           </w:rPr>
           <w:t xml:space="preserve">1.2 </w:t>
         </w:r>
         <w:r>
           <w:rPr>
             <w:rStyle w:val="af2"/>
+            <w:rFonts w:cs="Times New Roman"/>
             <w:bCs/>
             <w:noProof/>
+            <w:sz w:val="20"/>
+            <w:szCs w:val="20"/>
           </w:rPr>
           <w:t>Огляд існуючих програмних засобів, що вирішують аналогічні завдання</w:t>
         </w:r>
         <w:r>
           <w:rPr>
-            <w:noProof/>
-            <w:webHidden/>
+            <w:rFonts w:cs="Times New Roman"/>
+            <w:noProof/>
+            <w:webHidden/>
+            <w:sz w:val="20"/>
+            <w:szCs w:val="20"/>
           </w:rPr>
           <w:tab/>
         </w:r>
         <w:r>
           <w:rPr>
-            <w:noProof/>
-            <w:webHidden/>
+            <w:rFonts w:cs="Times New Roman"/>
+            <w:noProof/>
+            <w:webHidden/>
+            <w:sz w:val="20"/>
+            <w:szCs w:val="20"/>
           </w:rPr>
           <w:fldChar w:fldCharType="begin"/>
         </w:r>
         <w:r>
           <w:rPr>
-            <w:noProof/>
-            <w:webHidden/>
-          </w:rPr>
-          <w:instrText xml:space="preserve"> PAGEREF _Toc194497509 \h </w:instrText>
-        </w:r>
-        <w:r>
-          <w:rPr>
-            <w:noProof/>
-            <w:webHidden/>
-          </w:rPr>
-        </w:r>
-        <w:r>
-          <w:rPr>
-            <w:noProof/>
-            <w:webHidden/>
+            <w:rFonts w:cs="Times New Roman"/>
+            <w:noProof/>
+            <w:webHidden/>
+            <w:sz w:val="20"/>
+            <w:szCs w:val="20"/>
+          </w:rPr>
+          <w:instrText xml:space="preserve"> PAGEREF _Toc196825865 \h </w:instrText>
+        </w:r>
+        <w:r>
+          <w:rPr>
+            <w:rFonts w:cs="Times New Roman"/>
+            <w:noProof/>
+            <w:webHidden/>
+            <w:sz w:val="20"/>
+            <w:szCs w:val="20"/>
+          </w:rPr>
+        </w:r>
+        <w:r>
+          <w:rPr>
+            <w:rFonts w:cs="Times New Roman"/>
+            <w:noProof/>
+            <w:webHidden/>
+            <w:sz w:val="20"/>
+            <w:szCs w:val="20"/>
           </w:rPr>
           <w:fldChar w:fldCharType="separate"/>
         </w:r>
         <w:r>
           <w:rPr>
-            <w:noProof/>
-            <w:webHidden/>
-          </w:rPr>
-          <w:t>6</w:t>
-        </w:r>
-        <w:r>
-          <w:rPr>
-            <w:noProof/>
-            <w:webHidden/>
+            <w:rFonts w:cs="Times New Roman"/>
+            <w:noProof/>
+            <w:webHidden/>
+            <w:sz w:val="20"/>
+            <w:szCs w:val="20"/>
+          </w:rPr>
+          <w:t>7</w:t>
+        </w:r>
+        <w:r>
+          <w:rPr>
+            <w:rFonts w:cs="Times New Roman"/>
+            <w:noProof/>
+            <w:webHidden/>
+            <w:sz w:val="20"/>
+            <w:szCs w:val="20"/>
           </w:rPr>
           <w:fldChar w:fldCharType="end"/>
         </w:r>
@@ -2490,19 +2672,23 @@
           <w:tab w:val="right" w:leader="dot" w:pos="9344"/>
         </w:tabs>
         <w:rPr>
-          <w:rFonts w:asciiTheme="minorHAnsi" w:eastAsiaTheme="minorEastAsia" w:hAnsiTheme="minorHAnsi"/>
+          <w:rFonts w:eastAsiaTheme="minorEastAsia" w:cs="Times New Roman"/>
           <w:noProof/>
           <w:kern w:val="2"/>
-          <w:szCs w:val="24"/>
+          <w:sz w:val="20"/>
+          <w:szCs w:val="20"/>
           <w:lang w:val="uk-UA" w:eastAsia="uk-UA"/>
           <w14:ligatures w14:val="standardContextual"/>
         </w:rPr>
       </w:pPr>
-      <w:hyperlink w:anchor="_Toc194497510" w:history="1">
+      <w:hyperlink w:anchor="_Toc196825866" w:history="1">
         <w:r>
           <w:rPr>
             <w:rStyle w:val="af2"/>
-            <w:noProof/>
+            <w:rFonts w:cs="Times New Roman"/>
+            <w:noProof/>
+            <w:sz w:val="20"/>
+            <w:szCs w:val="20"/>
             <w:lang w:val="uk-UA"/>
           </w:rPr>
           <w:t xml:space="preserve">1.2.1 Програма </w:t>
@@ -2510,56 +2696,80 @@
         <w:r>
           <w:rPr>
             <w:rStyle w:val="af2"/>
-            <w:noProof/>
+            <w:rFonts w:cs="Times New Roman"/>
+            <w:noProof/>
+            <w:sz w:val="20"/>
+            <w:szCs w:val="20"/>
             <w:lang w:val="en-US"/>
           </w:rPr>
           <w:t>Clarisfresh</w:t>
         </w:r>
         <w:r>
           <w:rPr>
-            <w:noProof/>
-            <w:webHidden/>
+            <w:rFonts w:cs="Times New Roman"/>
+            <w:noProof/>
+            <w:webHidden/>
+            <w:sz w:val="20"/>
+            <w:szCs w:val="20"/>
           </w:rPr>
           <w:tab/>
         </w:r>
         <w:r>
           <w:rPr>
-            <w:noProof/>
-            <w:webHidden/>
+            <w:rFonts w:cs="Times New Roman"/>
+            <w:noProof/>
+            <w:webHidden/>
+            <w:sz w:val="20"/>
+            <w:szCs w:val="20"/>
           </w:rPr>
           <w:fldChar w:fldCharType="begin"/>
         </w:r>
         <w:r>
           <w:rPr>
-            <w:noProof/>
-            <w:webHidden/>
-          </w:rPr>
-          <w:instrText xml:space="preserve"> PAGEREF _Toc194497510 \h </w:instrText>
-        </w:r>
-        <w:r>
-          <w:rPr>
-            <w:noProof/>
-            <w:webHidden/>
-          </w:rPr>
-        </w:r>
-        <w:r>
-          <w:rPr>
-            <w:noProof/>
-            <w:webHidden/>
+            <w:rFonts w:cs="Times New Roman"/>
+            <w:noProof/>
+            <w:webHidden/>
+            <w:sz w:val="20"/>
+            <w:szCs w:val="20"/>
+          </w:rPr>
+          <w:instrText xml:space="preserve"> PAGEREF _Toc196825866 \h </w:instrText>
+        </w:r>
+        <w:r>
+          <w:rPr>
+            <w:rFonts w:cs="Times New Roman"/>
+            <w:noProof/>
+            <w:webHidden/>
+            <w:sz w:val="20"/>
+            <w:szCs w:val="20"/>
+          </w:rPr>
+        </w:r>
+        <w:r>
+          <w:rPr>
+            <w:rFonts w:cs="Times New Roman"/>
+            <w:noProof/>
+            <w:webHidden/>
+            <w:sz w:val="20"/>
+            <w:szCs w:val="20"/>
           </w:rPr>
           <w:fldChar w:fldCharType="separate"/>
         </w:r>
         <w:r>
           <w:rPr>
-            <w:noProof/>
-            <w:webHidden/>
-          </w:rPr>
-          <w:t>6</w:t>
-        </w:r>
-        <w:r>
-          <w:rPr>
-            <w:noProof/>
-            <w:webHidden/>
+            <w:rFonts w:cs="Times New Roman"/>
+            <w:noProof/>
+            <w:webHidden/>
+            <w:sz w:val="20"/>
+            <w:szCs w:val="20"/>
+          </w:rPr>
+          <w:t>7</w:t>
+        </w:r>
+        <w:r>
+          <w:rPr>
+            <w:rFonts w:cs="Times New Roman"/>
+            <w:noProof/>
+            <w:webHidden/>
+            <w:sz w:val="20"/>
+            <w:szCs w:val="20"/>
           </w:rPr>
           <w:fldChar w:fldCharType="end"/>
         </w:r>
@@ -2572,19 +2782,23 @@
           <w:tab w:val="right" w:leader="dot" w:pos="9344"/>
         </w:tabs>
         <w:rPr>
-          <w:rFonts w:asciiTheme="minorHAnsi" w:eastAsiaTheme="minorEastAsia" w:hAnsiTheme="minorHAnsi"/>
+          <w:rFonts w:eastAsiaTheme="minorEastAsia" w:cs="Times New Roman"/>
           <w:noProof/>
           <w:kern w:val="2"/>
-          <w:szCs w:val="24"/>
+          <w:sz w:val="20"/>
+          <w:szCs w:val="20"/>
           <w:lang w:val="uk-UA" w:eastAsia="uk-UA"/>
           <w14:ligatures w14:val="standardContextual"/>
         </w:rPr>
       </w:pPr>
-      <w:hyperlink w:anchor="_Toc194497511" w:history="1">
+      <w:hyperlink w:anchor="_Toc196825867" w:history="1">
         <w:r>
           <w:rPr>
             <w:rStyle w:val="af2"/>
-            <w:noProof/>
+            <w:rFonts w:cs="Times New Roman"/>
+            <w:noProof/>
+            <w:sz w:val="20"/>
+            <w:szCs w:val="20"/>
             <w:lang w:val="uk-UA"/>
           </w:rPr>
           <w:t xml:space="preserve">1.2.2 Програма </w:t>
@@ -2592,56 +2806,80 @@
         <w:r>
           <w:rPr>
             <w:rStyle w:val="af2"/>
-            <w:noProof/>
+            <w:rFonts w:cs="Times New Roman"/>
+            <w:noProof/>
+            <w:sz w:val="20"/>
+            <w:szCs w:val="20"/>
             <w:lang w:val="en-US"/>
           </w:rPr>
           <w:t>Vidacycle Sectormentor</w:t>
         </w:r>
         <w:r>
           <w:rPr>
-            <w:noProof/>
-            <w:webHidden/>
+            <w:rFonts w:cs="Times New Roman"/>
+            <w:noProof/>
+            <w:webHidden/>
+            <w:sz w:val="20"/>
+            <w:szCs w:val="20"/>
           </w:rPr>
           <w:tab/>
         </w:r>
         <w:r>
           <w:rPr>
-            <w:noProof/>
-            <w:webHidden/>
+            <w:rFonts w:cs="Times New Roman"/>
+            <w:noProof/>
+            <w:webHidden/>
+            <w:sz w:val="20"/>
+            <w:szCs w:val="20"/>
           </w:rPr>
           <w:fldChar w:fldCharType="begin"/>
         </w:r>
         <w:r>
           <w:rPr>
-            <w:noProof/>
-            <w:webHidden/>
-          </w:rPr>
-          <w:instrText xml:space="preserve"> PAGEREF _Toc194497511 \h </w:instrText>
-        </w:r>
-        <w:r>
-          <w:rPr>
-            <w:noProof/>
-            <w:webHidden/>
-          </w:rPr>
-        </w:r>
-        <w:r>
-          <w:rPr>
-            <w:noProof/>
-            <w:webHidden/>
+            <w:rFonts w:cs="Times New Roman"/>
+            <w:noProof/>
+            <w:webHidden/>
+            <w:sz w:val="20"/>
+            <w:szCs w:val="20"/>
+          </w:rPr>
+          <w:instrText xml:space="preserve"> PAGEREF _Toc196825867 \h </w:instrText>
+        </w:r>
+        <w:r>
+          <w:rPr>
+            <w:rFonts w:cs="Times New Roman"/>
+            <w:noProof/>
+            <w:webHidden/>
+            <w:sz w:val="20"/>
+            <w:szCs w:val="20"/>
+          </w:rPr>
+        </w:r>
+        <w:r>
+          <w:rPr>
+            <w:rFonts w:cs="Times New Roman"/>
+            <w:noProof/>
+            <w:webHidden/>
+            <w:sz w:val="20"/>
+            <w:szCs w:val="20"/>
           </w:rPr>
           <w:fldChar w:fldCharType="separate"/>
         </w:r>
         <w:r>
           <w:rPr>
-            <w:noProof/>
-            <w:webHidden/>
-          </w:rPr>
-          <w:t>10</w:t>
-        </w:r>
-        <w:r>
-          <w:rPr>
-            <w:noProof/>
-            <w:webHidden/>
+            <w:rFonts w:cs="Times New Roman"/>
+            <w:noProof/>
+            <w:webHidden/>
+            <w:sz w:val="20"/>
+            <w:szCs w:val="20"/>
+          </w:rPr>
+          <w:t>11</w:t>
+        </w:r>
+        <w:r>
+          <w:rPr>
+            <w:rFonts w:cs="Times New Roman"/>
+            <w:noProof/>
+            <w:webHidden/>
+            <w:sz w:val="20"/>
+            <w:szCs w:val="20"/>
           </w:rPr>
           <w:fldChar w:fldCharType="end"/>
         </w:r>
@@ -2654,19 +2892,23 @@
           <w:tab w:val="right" w:leader="dot" w:pos="9344"/>
         </w:tabs>
         <w:rPr>
-          <w:rFonts w:asciiTheme="minorHAnsi" w:eastAsiaTheme="minorEastAsia" w:hAnsiTheme="minorHAnsi"/>
+          <w:rFonts w:eastAsiaTheme="minorEastAsia" w:cs="Times New Roman"/>
           <w:noProof/>
           <w:kern w:val="2"/>
-          <w:szCs w:val="24"/>
+          <w:sz w:val="20"/>
+          <w:szCs w:val="20"/>
           <w:lang w:val="uk-UA" w:eastAsia="uk-UA"/>
           <w14:ligatures w14:val="standardContextual"/>
         </w:rPr>
       </w:pPr>
-      <w:hyperlink w:anchor="_Toc194497512" w:history="1">
+      <w:hyperlink w:anchor="_Toc196825868" w:history="1">
         <w:r>
           <w:rPr>
             <w:rStyle w:val="af2"/>
-            <w:noProof/>
+            <w:rFonts w:cs="Times New Roman"/>
+            <w:noProof/>
+            <w:sz w:val="20"/>
+            <w:szCs w:val="20"/>
             <w:lang w:val="uk-UA"/>
           </w:rPr>
           <w:t xml:space="preserve">1.2.3 Програма </w:t>
@@ -2674,56 +2916,199 @@
         <w:r>
           <w:rPr>
             <w:rStyle w:val="af2"/>
-            <w:noProof/>
+            <w:rFonts w:cs="Times New Roman"/>
+            <w:noProof/>
+            <w:sz w:val="20"/>
+            <w:szCs w:val="20"/>
             <w:lang w:val="en-US"/>
           </w:rPr>
           <w:t>Grape Compass</w:t>
         </w:r>
         <w:r>
           <w:rPr>
-            <w:noProof/>
-            <w:webHidden/>
+            <w:rFonts w:cs="Times New Roman"/>
+            <w:noProof/>
+            <w:webHidden/>
+            <w:sz w:val="20"/>
+            <w:szCs w:val="20"/>
           </w:rPr>
           <w:tab/>
         </w:r>
         <w:r>
           <w:rPr>
-            <w:noProof/>
-            <w:webHidden/>
+            <w:rFonts w:cs="Times New Roman"/>
+            <w:noProof/>
+            <w:webHidden/>
+            <w:sz w:val="20"/>
+            <w:szCs w:val="20"/>
           </w:rPr>
           <w:fldChar w:fldCharType="begin"/>
         </w:r>
         <w:r>
           <w:rPr>
-            <w:noProof/>
-            <w:webHidden/>
-          </w:rPr>
-          <w:instrText xml:space="preserve"> PAGEREF _Toc194497512 \h </w:instrText>
-        </w:r>
-        <w:r>
-          <w:rPr>
-            <w:noProof/>
-            <w:webHidden/>
-          </w:rPr>
-        </w:r>
-        <w:r>
-          <w:rPr>
-            <w:noProof/>
-            <w:webHidden/>
+            <w:rFonts w:cs="Times New Roman"/>
+            <w:noProof/>
+            <w:webHidden/>
+            <w:sz w:val="20"/>
+            <w:szCs w:val="20"/>
+          </w:rPr>
+          <w:instrText xml:space="preserve"> PAGEREF _Toc196825868 \h </w:instrText>
+        </w:r>
+        <w:r>
+          <w:rPr>
+            <w:rFonts w:cs="Times New Roman"/>
+            <w:noProof/>
+            <w:webHidden/>
+            <w:sz w:val="20"/>
+            <w:szCs w:val="20"/>
+          </w:rPr>
+        </w:r>
+        <w:r>
+          <w:rPr>
+            <w:rFonts w:cs="Times New Roman"/>
+            <w:noProof/>
+            <w:webHidden/>
+            <w:sz w:val="20"/>
+            <w:szCs w:val="20"/>
           </w:rPr>
           <w:fldChar w:fldCharType="separate"/>
         </w:r>
         <w:r>
           <w:rPr>
-            <w:noProof/>
-            <w:webHidden/>
-          </w:rPr>
-          <w:t>13</w:t>
-        </w:r>
-        <w:r>
-          <w:rPr>
-            <w:noProof/>
-            <w:webHidden/>
+            <w:rFonts w:cs="Times New Roman"/>
+            <w:noProof/>
+            <w:webHidden/>
+            <w:sz w:val="20"/>
+            <w:szCs w:val="20"/>
+          </w:rPr>
+          <w:t>14</w:t>
+        </w:r>
+        <w:r>
+          <w:rPr>
+            <w:rFonts w:cs="Times New Roman"/>
+            <w:noProof/>
+            <w:webHidden/>
+            <w:sz w:val="20"/>
+            <w:szCs w:val="20"/>
+          </w:rPr>
+          <w:fldChar w:fldCharType="end"/>
+        </w:r>
+      </w:hyperlink>
+    </w:p>
+    <w:p>
+      <w:pPr>
+        <w:pStyle w:val="31"/>
+        <w:tabs>
+          <w:tab w:val="right" w:leader="dot" w:pos="9344"/>
+        </w:tabs>
+        <w:rPr>
+          <w:rFonts w:eastAsiaTheme="minorEastAsia" w:cs="Times New Roman"/>
+          <w:noProof/>
+          <w:kern w:val="2"/>
+          <w:sz w:val="20"/>
+          <w:szCs w:val="20"/>
+          <w:lang w:val="uk-UA" w:eastAsia="uk-UA"/>
+          <w14:ligatures w14:val="standardContextual"/>
+        </w:rPr>
+      </w:pPr>
+      <w:hyperlink w:anchor="_Toc196825869" w:history="1">
+        <w:r>
+          <w:rPr>
+            <w:rStyle w:val="af2"/>
+            <w:rFonts w:cs="Times New Roman"/>
+            <w:noProof/>
+            <w:sz w:val="20"/>
+            <w:szCs w:val="20"/>
+          </w:rPr>
+          <w:t>1.</w:t>
+        </w:r>
+        <w:r>
+          <w:rPr>
+            <w:rStyle w:val="af2"/>
+            <w:rFonts w:cs="Times New Roman"/>
+            <w:noProof/>
+            <w:sz w:val="20"/>
+            <w:szCs w:val="20"/>
+            <w:lang w:val="en-US"/>
+          </w:rPr>
+          <w:t>2.4</w:t>
+        </w:r>
+        <w:r>
+          <w:rPr>
+            <w:rStyle w:val="af2"/>
+            <w:rFonts w:cs="Times New Roman"/>
+            <w:noProof/>
+            <w:sz w:val="20"/>
+            <w:szCs w:val="20"/>
+          </w:rPr>
+          <w:t xml:space="preserve"> Порівняльна таблиця розглянутих програм</w:t>
+        </w:r>
+        <w:r>
+          <w:rPr>
+            <w:rFonts w:cs="Times New Roman"/>
+            <w:noProof/>
+            <w:webHidden/>
+            <w:sz w:val="20"/>
+            <w:szCs w:val="20"/>
+          </w:rPr>
+          <w:tab/>
+        </w:r>
+        <w:r>
+          <w:rPr>
+            <w:rFonts w:cs="Times New Roman"/>
+            <w:noProof/>
+            <w:webHidden/>
+            <w:sz w:val="20"/>
+            <w:szCs w:val="20"/>
+          </w:rPr>
+          <w:fldChar w:fldCharType="begin"/>
+        </w:r>
+        <w:r>
+          <w:rPr>
+            <w:rFonts w:cs="Times New Roman"/>
+            <w:noProof/>
+            <w:webHidden/>
+            <w:sz w:val="20"/>
+            <w:szCs w:val="20"/>
+          </w:rPr>
+          <w:instrText xml:space="preserve"> PAGEREF _Toc196825869 \h </w:instrText>
+        </w:r>
+        <w:r>
+          <w:rPr>
+            <w:rFonts w:cs="Times New Roman"/>
+            <w:noProof/>
+            <w:webHidden/>
+            <w:sz w:val="20"/>
+            <w:szCs w:val="20"/>
+          </w:rPr>
+        </w:r>
+        <w:r>
+          <w:rPr>
+            <w:rFonts w:cs="Times New Roman"/>
+            <w:noProof/>
+            <w:webHidden/>
+            <w:sz w:val="20"/>
+            <w:szCs w:val="20"/>
+          </w:rPr>
+          <w:fldChar w:fldCharType="separate"/>
+        </w:r>
+        <w:r>
+          <w:rPr>
+            <w:rFonts w:cs="Times New Roman"/>
+            <w:noProof/>
+            <w:webHidden/>
+            <w:sz w:val="20"/>
+            <w:szCs w:val="20"/>
+          </w:rPr>
+          <w:t>15</w:t>
+        </w:r>
+        <w:r>
+          <w:rPr>
+            <w:rFonts w:cs="Times New Roman"/>
+            <w:noProof/>
+            <w:webHidden/>
+            <w:sz w:val="20"/>
+            <w:szCs w:val="20"/>
           </w:rPr>
           <w:fldChar w:fldCharType="end"/>
         </w:r>
@@ -2736,26 +3121,33 @@
           <w:tab w:val="right" w:leader="dot" w:pos="9344"/>
         </w:tabs>
         <w:rPr>
-          <w:rFonts w:asciiTheme="minorHAnsi" w:eastAsiaTheme="minorEastAsia" w:hAnsiTheme="minorHAnsi"/>
+          <w:rFonts w:eastAsiaTheme="minorEastAsia" w:cs="Times New Roman"/>
           <w:noProof/>
           <w:kern w:val="2"/>
-          <w:szCs w:val="24"/>
+          <w:sz w:val="20"/>
+          <w:szCs w:val="20"/>
           <w:lang w:val="uk-UA" w:eastAsia="uk-UA"/>
           <w14:ligatures w14:val="standardContextual"/>
         </w:rPr>
       </w:pPr>
-      <w:hyperlink w:anchor="_Toc194497513" w:history="1">
+      <w:hyperlink w:anchor="_Toc196825870" w:history="1">
         <w:r>
           <w:rPr>
             <w:rStyle w:val="af2"/>
-            <w:noProof/>
+            <w:rFonts w:cs="Times New Roman"/>
+            <w:noProof/>
+            <w:sz w:val="20"/>
+            <w:szCs w:val="20"/>
           </w:rPr>
           <w:t>1.</w:t>
         </w:r>
         <w:r>
           <w:rPr>
             <w:rStyle w:val="af2"/>
-            <w:noProof/>
+            <w:rFonts w:cs="Times New Roman"/>
+            <w:noProof/>
+            <w:sz w:val="20"/>
+            <w:szCs w:val="20"/>
             <w:lang w:val="en-US"/>
           </w:rPr>
           <w:t>3</w:t>
@@ -2763,55 +3155,79 @@
         <w:r>
           <w:rPr>
             <w:rStyle w:val="af2"/>
-            <w:noProof/>
-          </w:rPr>
-          <w:t xml:space="preserve"> Порівняльна таблиця розглянутих програм</w:t>
-        </w:r>
-        <w:r>
-          <w:rPr>
-            <w:noProof/>
-            <w:webHidden/>
+            <w:rFonts w:cs="Times New Roman"/>
+            <w:noProof/>
+            <w:sz w:val="20"/>
+            <w:szCs w:val="20"/>
+          </w:rPr>
+          <w:t xml:space="preserve"> Постановка завдання роботи</w:t>
+        </w:r>
+        <w:r>
+          <w:rPr>
+            <w:rFonts w:cs="Times New Roman"/>
+            <w:noProof/>
+            <w:webHidden/>
+            <w:sz w:val="20"/>
+            <w:szCs w:val="20"/>
           </w:rPr>
           <w:tab/>
         </w:r>
         <w:r>
           <w:rPr>
-            <w:noProof/>
-            <w:webHidden/>
+            <w:rFonts w:cs="Times New Roman"/>
+            <w:noProof/>
+            <w:webHidden/>
+            <w:sz w:val="20"/>
+            <w:szCs w:val="20"/>
           </w:rPr>
           <w:fldChar w:fldCharType="begin"/>
         </w:r>
         <w:r>
           <w:rPr>
-            <w:noProof/>
-            <w:webHidden/>
-          </w:rPr>
-          <w:instrText xml:space="preserve"> PAGEREF _Toc194497513 \h </w:instrText>
-        </w:r>
-        <w:r>
-          <w:rPr>
-            <w:noProof/>
-            <w:webHidden/>
-          </w:rPr>
-        </w:r>
-        <w:r>
-          <w:rPr>
-            <w:noProof/>
-            <w:webHidden/>
+            <w:rFonts w:cs="Times New Roman"/>
+            <w:noProof/>
+            <w:webHidden/>
+            <w:sz w:val="20"/>
+            <w:szCs w:val="20"/>
+          </w:rPr>
+          <w:instrText xml:space="preserve"> PAGEREF _Toc196825870 \h </w:instrText>
+        </w:r>
+        <w:r>
+          <w:rPr>
+            <w:rFonts w:cs="Times New Roman"/>
+            <w:noProof/>
+            <w:webHidden/>
+            <w:sz w:val="20"/>
+            <w:szCs w:val="20"/>
+          </w:rPr>
+        </w:r>
+        <w:r>
+          <w:rPr>
+            <w:rFonts w:cs="Times New Roman"/>
+            <w:noProof/>
+            <w:webHidden/>
+            <w:sz w:val="20"/>
+            <w:szCs w:val="20"/>
           </w:rPr>
           <w:fldChar w:fldCharType="separate"/>
         </w:r>
         <w:r>
           <w:rPr>
-            <w:noProof/>
-            <w:webHidden/>
-          </w:rPr>
-          <w:t>14</w:t>
-        </w:r>
-        <w:r>
-          <w:rPr>
-            <w:noProof/>
-            <w:webHidden/>
+            <w:rFonts w:cs="Times New Roman"/>
+            <w:noProof/>
+            <w:webHidden/>
+            <w:sz w:val="20"/>
+            <w:szCs w:val="20"/>
+          </w:rPr>
+          <w:t>16</w:t>
+        </w:r>
+        <w:r>
+          <w:rPr>
+            <w:rFonts w:cs="Times New Roman"/>
+            <w:noProof/>
+            <w:webHidden/>
+            <w:sz w:val="20"/>
+            <w:szCs w:val="20"/>
           </w:rPr>
           <w:fldChar w:fldCharType="end"/>
         </w:r>
@@ -2824,26 +3240,33 @@
           <w:tab w:val="right" w:leader="dot" w:pos="9344"/>
         </w:tabs>
         <w:rPr>
-          <w:rFonts w:asciiTheme="minorHAnsi" w:eastAsiaTheme="minorEastAsia" w:hAnsiTheme="minorHAnsi"/>
+          <w:rFonts w:eastAsiaTheme="minorEastAsia" w:cs="Times New Roman"/>
           <w:noProof/>
           <w:kern w:val="2"/>
-          <w:szCs w:val="24"/>
+          <w:sz w:val="20"/>
+          <w:szCs w:val="20"/>
           <w:lang w:val="uk-UA" w:eastAsia="uk-UA"/>
           <w14:ligatures w14:val="standardContextual"/>
         </w:rPr>
       </w:pPr>
-      <w:hyperlink w:anchor="_Toc194497514" w:history="1">
+      <w:hyperlink w:anchor="_Toc196825871" w:history="1">
         <w:r>
           <w:rPr>
             <w:rStyle w:val="af2"/>
-            <w:noProof/>
+            <w:rFonts w:cs="Times New Roman"/>
+            <w:noProof/>
+            <w:sz w:val="20"/>
+            <w:szCs w:val="20"/>
           </w:rPr>
           <w:t>1.</w:t>
         </w:r>
         <w:r>
           <w:rPr>
             <w:rStyle w:val="af2"/>
-            <w:noProof/>
+            <w:rFonts w:cs="Times New Roman"/>
+            <w:noProof/>
+            <w:sz w:val="20"/>
+            <w:szCs w:val="20"/>
             <w:lang w:val="en-US"/>
           </w:rPr>
           <w:t>4</w:t>
@@ -2851,55 +3274,176 @@
         <w:r>
           <w:rPr>
             <w:rStyle w:val="af2"/>
-            <w:noProof/>
-          </w:rPr>
-          <w:t xml:space="preserve"> Постановка завдання роботи</w:t>
-        </w:r>
-        <w:r>
-          <w:rPr>
-            <w:noProof/>
-            <w:webHidden/>
+            <w:rFonts w:cs="Times New Roman"/>
+            <w:noProof/>
+            <w:sz w:val="20"/>
+            <w:szCs w:val="20"/>
+          </w:rPr>
+          <w:t xml:space="preserve"> Висновки за першим розділом</w:t>
+        </w:r>
+        <w:r>
+          <w:rPr>
+            <w:rFonts w:cs="Times New Roman"/>
+            <w:noProof/>
+            <w:webHidden/>
+            <w:sz w:val="20"/>
+            <w:szCs w:val="20"/>
           </w:rPr>
           <w:tab/>
         </w:r>
         <w:r>
           <w:rPr>
-            <w:noProof/>
-            <w:webHidden/>
+            <w:rFonts w:cs="Times New Roman"/>
+            <w:noProof/>
+            <w:webHidden/>
+            <w:sz w:val="20"/>
+            <w:szCs w:val="20"/>
           </w:rPr>
           <w:fldChar w:fldCharType="begin"/>
         </w:r>
         <w:r>
           <w:rPr>
-            <w:noProof/>
-            <w:webHidden/>
-          </w:rPr>
-          <w:instrText xml:space="preserve"> PAGEREF _Toc194497514 \h </w:instrText>
-        </w:r>
-        <w:r>
-          <w:rPr>
-            <w:noProof/>
-            <w:webHidden/>
-          </w:rPr>
-        </w:r>
-        <w:r>
-          <w:rPr>
-            <w:noProof/>
-            <w:webHidden/>
+            <w:rFonts w:cs="Times New Roman"/>
+            <w:noProof/>
+            <w:webHidden/>
+            <w:sz w:val="20"/>
+            <w:szCs w:val="20"/>
+          </w:rPr>
+          <w:instrText xml:space="preserve"> PAGEREF _Toc196825871 \h </w:instrText>
+        </w:r>
+        <w:r>
+          <w:rPr>
+            <w:rFonts w:cs="Times New Roman"/>
+            <w:noProof/>
+            <w:webHidden/>
+            <w:sz w:val="20"/>
+            <w:szCs w:val="20"/>
+          </w:rPr>
+        </w:r>
+        <w:r>
+          <w:rPr>
+            <w:rFonts w:cs="Times New Roman"/>
+            <w:noProof/>
+            <w:webHidden/>
+            <w:sz w:val="20"/>
+            <w:szCs w:val="20"/>
           </w:rPr>
           <w:fldChar w:fldCharType="separate"/>
         </w:r>
         <w:r>
           <w:rPr>
-            <w:noProof/>
-            <w:webHidden/>
-          </w:rPr>
-          <w:t>15</w:t>
-        </w:r>
-        <w:r>
-          <w:rPr>
-            <w:noProof/>
-            <w:webHidden/>
+            <w:rFonts w:cs="Times New Roman"/>
+            <w:noProof/>
+            <w:webHidden/>
+            <w:sz w:val="20"/>
+            <w:szCs w:val="20"/>
+          </w:rPr>
+          <w:t>16</w:t>
+        </w:r>
+        <w:r>
+          <w:rPr>
+            <w:rFonts w:cs="Times New Roman"/>
+            <w:noProof/>
+            <w:webHidden/>
+            <w:sz w:val="20"/>
+            <w:szCs w:val="20"/>
+          </w:rPr>
+          <w:fldChar w:fldCharType="end"/>
+        </w:r>
+      </w:hyperlink>
+    </w:p>
+    <w:p>
+      <w:pPr>
+        <w:pStyle w:val="13"/>
+        <w:rPr>
+          <w:rFonts w:eastAsiaTheme="minorEastAsia" w:cs="Times New Roman"/>
+          <w:caps w:val="0"/>
+          <w:noProof/>
+          <w:kern w:val="2"/>
+          <w:sz w:val="20"/>
+          <w:szCs w:val="20"/>
+          <w:lang w:val="uk-UA" w:eastAsia="uk-UA"/>
+          <w14:ligatures w14:val="standardContextual"/>
+        </w:rPr>
+      </w:pPr>
+      <w:hyperlink w:anchor="_Toc196825872" w:history="1">
+        <w:r>
+          <w:rPr>
+            <w:rStyle w:val="af2"/>
+            <w:rFonts w:cs="Times New Roman"/>
+            <w:noProof/>
+            <w:sz w:val="20"/>
+            <w:szCs w:val="20"/>
+            <w:lang w:val="uk-UA"/>
+          </w:rPr>
+          <w:t>2 Вибір та обґрунтування структури системи, яка проєктується</w:t>
+        </w:r>
+        <w:r>
+          <w:rPr>
+            <w:rFonts w:cs="Times New Roman"/>
+            <w:noProof/>
+            <w:webHidden/>
+            <w:sz w:val="20"/>
+            <w:szCs w:val="20"/>
+          </w:rPr>
+          <w:tab/>
+        </w:r>
+        <w:r>
+          <w:rPr>
+            <w:rFonts w:cs="Times New Roman"/>
+            <w:noProof/>
+            <w:webHidden/>
+            <w:sz w:val="20"/>
+            <w:szCs w:val="20"/>
+          </w:rPr>
+          <w:fldChar w:fldCharType="begin"/>
+        </w:r>
+        <w:r>
+          <w:rPr>
+            <w:rFonts w:cs="Times New Roman"/>
+            <w:noProof/>
+            <w:webHidden/>
+            <w:sz w:val="20"/>
+            <w:szCs w:val="20"/>
+          </w:rPr>
+          <w:instrText xml:space="preserve"> PAGEREF _Toc196825872 \h </w:instrText>
+        </w:r>
+        <w:r>
+          <w:rPr>
+            <w:rFonts w:cs="Times New Roman"/>
+            <w:noProof/>
+            <w:webHidden/>
+            <w:sz w:val="20"/>
+            <w:szCs w:val="20"/>
+          </w:rPr>
+        </w:r>
+        <w:r>
+          <w:rPr>
+            <w:rFonts w:cs="Times New Roman"/>
+            <w:noProof/>
+            <w:webHidden/>
+            <w:sz w:val="20"/>
+            <w:szCs w:val="20"/>
+          </w:rPr>
+          <w:fldChar w:fldCharType="separate"/>
+        </w:r>
+        <w:r>
+          <w:rPr>
+            <w:rFonts w:cs="Times New Roman"/>
+            <w:noProof/>
+            <w:webHidden/>
+            <w:sz w:val="20"/>
+            <w:szCs w:val="20"/>
+          </w:rPr>
+          <w:t>17</w:t>
+        </w:r>
+        <w:r>
+          <w:rPr>
+            <w:rFonts w:cs="Times New Roman"/>
+            <w:noProof/>
+            <w:webHidden/>
+            <w:sz w:val="20"/>
+            <w:szCs w:val="20"/>
           </w:rPr>
           <w:fldChar w:fldCharType="end"/>
         </w:r>
@@ -2912,82 +3456,92 @@
           <w:tab w:val="right" w:leader="dot" w:pos="9344"/>
         </w:tabs>
         <w:rPr>
-          <w:rFonts w:asciiTheme="minorHAnsi" w:eastAsiaTheme="minorEastAsia" w:hAnsiTheme="minorHAnsi"/>
+          <w:rFonts w:eastAsiaTheme="minorEastAsia" w:cs="Times New Roman"/>
           <w:noProof/>
           <w:kern w:val="2"/>
-          <w:szCs w:val="24"/>
+          <w:sz w:val="20"/>
+          <w:szCs w:val="20"/>
           <w:lang w:val="uk-UA" w:eastAsia="uk-UA"/>
           <w14:ligatures w14:val="standardContextual"/>
         </w:rPr>
       </w:pPr>
-      <w:hyperlink w:anchor="_Toc194497515" w:history="1">
+      <w:hyperlink w:anchor="_Toc196825873" w:history="1">
         <w:r>
           <w:rPr>
             <w:rStyle w:val="af2"/>
-            <w:noProof/>
-          </w:rPr>
-          <w:t>1.</w:t>
-        </w:r>
-        <w:r>
-          <w:rPr>
-            <w:rStyle w:val="af2"/>
-            <w:noProof/>
-            <w:lang w:val="en-US"/>
-          </w:rPr>
-          <w:t>5</w:t>
-        </w:r>
-        <w:r>
-          <w:rPr>
-            <w:rStyle w:val="af2"/>
-            <w:noProof/>
-          </w:rPr>
-          <w:t xml:space="preserve"> Висновки за першим розділом</w:t>
-        </w:r>
-        <w:r>
-          <w:rPr>
-            <w:noProof/>
-            <w:webHidden/>
+            <w:rFonts w:cs="Times New Roman"/>
+            <w:noProof/>
+            <w:sz w:val="20"/>
+            <w:szCs w:val="20"/>
+          </w:rPr>
+          <w:t>2.1 Вибір інструментарію розробки програмного забезпечення</w:t>
+        </w:r>
+        <w:r>
+          <w:rPr>
+            <w:rFonts w:cs="Times New Roman"/>
+            <w:noProof/>
+            <w:webHidden/>
+            <w:sz w:val="20"/>
+            <w:szCs w:val="20"/>
           </w:rPr>
           <w:tab/>
         </w:r>
         <w:r>
           <w:rPr>
-            <w:noProof/>
-            <w:webHidden/>
+            <w:rFonts w:cs="Times New Roman"/>
+            <w:noProof/>
+            <w:webHidden/>
+            <w:sz w:val="20"/>
+            <w:szCs w:val="20"/>
           </w:rPr>
           <w:fldChar w:fldCharType="begin"/>
         </w:r>
         <w:r>
           <w:rPr>
-            <w:noProof/>
-            <w:webHidden/>
-          </w:rPr>
-          <w:instrText xml:space="preserve"> PAGEREF _Toc194497515 \h </w:instrText>
-        </w:r>
-        <w:r>
-          <w:rPr>
-            <w:noProof/>
-            <w:webHidden/>
-          </w:rPr>
-        </w:r>
-        <w:r>
-          <w:rPr>
-            <w:noProof/>
-            <w:webHidden/>
+            <w:rFonts w:cs="Times New Roman"/>
+            <w:noProof/>
+            <w:webHidden/>
+            <w:sz w:val="20"/>
+            <w:szCs w:val="20"/>
+          </w:rPr>
+          <w:instrText xml:space="preserve"> PAGEREF _Toc196825873 \h </w:instrText>
+        </w:r>
+        <w:r>
+          <w:rPr>
+            <w:rFonts w:cs="Times New Roman"/>
+            <w:noProof/>
+            <w:webHidden/>
+            <w:sz w:val="20"/>
+            <w:szCs w:val="20"/>
+          </w:rPr>
+        </w:r>
+        <w:r>
+          <w:rPr>
+            <w:rFonts w:cs="Times New Roman"/>
+            <w:noProof/>
+            <w:webHidden/>
+            <w:sz w:val="20"/>
+            <w:szCs w:val="20"/>
           </w:rPr>
           <w:fldChar w:fldCharType="separate"/>
         </w:r>
         <w:r>
           <w:rPr>
-            <w:noProof/>
-            <w:webHidden/>
-          </w:rPr>
-          <w:t>15</w:t>
-        </w:r>
-        <w:r>
-          <w:rPr>
-            <w:noProof/>
-            <w:webHidden/>
+            <w:rFonts w:cs="Times New Roman"/>
+            <w:noProof/>
+            <w:webHidden/>
+            <w:sz w:val="20"/>
+            <w:szCs w:val="20"/>
+          </w:rPr>
+          <w:t>17</w:t>
+        </w:r>
+        <w:r>
+          <w:rPr>
+            <w:rFonts w:cs="Times New Roman"/>
+            <w:noProof/>
+            <w:webHidden/>
+            <w:sz w:val="20"/>
+            <w:szCs w:val="20"/>
           </w:rPr>
           <w:fldChar w:fldCharType="end"/>
         </w:r>
@@ -2995,72 +3549,98 @@
     </w:p>
     <w:p>
       <w:pPr>
-        <w:pStyle w:val="13"/>
-        <w:rPr>
-          <w:rFonts w:asciiTheme="minorHAnsi" w:eastAsiaTheme="minorEastAsia" w:hAnsiTheme="minorHAnsi"/>
-          <w:caps w:val="0"/>
+        <w:pStyle w:val="31"/>
+        <w:tabs>
+          <w:tab w:val="right" w:leader="dot" w:pos="9344"/>
+        </w:tabs>
+        <w:rPr>
+          <w:rFonts w:eastAsiaTheme="minorEastAsia" w:cs="Times New Roman"/>
           <w:noProof/>
           <w:kern w:val="2"/>
-          <w:sz w:val="24"/>
-          <w:szCs w:val="24"/>
+          <w:sz w:val="20"/>
+          <w:szCs w:val="20"/>
           <w:lang w:val="uk-UA" w:eastAsia="uk-UA"/>
           <w14:ligatures w14:val="standardContextual"/>
         </w:rPr>
       </w:pPr>
-      <w:hyperlink w:anchor="_Toc194497516" w:history="1">
+      <w:hyperlink w:anchor="_Toc196825874" w:history="1">
         <w:r>
           <w:rPr>
             <w:rStyle w:val="af2"/>
-            <w:noProof/>
+            <w:rFonts w:cs="Times New Roman"/>
+            <w:noProof/>
+            <w:sz w:val="20"/>
+            <w:szCs w:val="20"/>
             <w:lang w:val="uk-UA"/>
           </w:rPr>
-          <w:t>Список використаних джерел</w:t>
-        </w:r>
-        <w:r>
-          <w:rPr>
-            <w:noProof/>
-            <w:webHidden/>
+          <w:t>2.1.1 Огляд особливостей мови програмування</w:t>
+        </w:r>
+        <w:r>
+          <w:rPr>
+            <w:rFonts w:cs="Times New Roman"/>
+            <w:noProof/>
+            <w:webHidden/>
+            <w:sz w:val="20"/>
+            <w:szCs w:val="20"/>
           </w:rPr>
           <w:tab/>
         </w:r>
         <w:r>
           <w:rPr>
-            <w:noProof/>
-            <w:webHidden/>
+            <w:rFonts w:cs="Times New Roman"/>
+            <w:noProof/>
+            <w:webHidden/>
+            <w:sz w:val="20"/>
+            <w:szCs w:val="20"/>
           </w:rPr>
           <w:fldChar w:fldCharType="begin"/>
         </w:r>
         <w:r>
           <w:rPr>
-            <w:noProof/>
-            <w:webHidden/>
-          </w:rPr>
-          <w:instrText xml:space="preserve"> PAGEREF _Toc194497516 \h </w:instrText>
-        </w:r>
-        <w:r>
-          <w:rPr>
-            <w:noProof/>
-            <w:webHidden/>
-          </w:rPr>
-        </w:r>
-        <w:r>
-          <w:rPr>
-            <w:noProof/>
-            <w:webHidden/>
+            <w:rFonts w:cs="Times New Roman"/>
+            <w:noProof/>
+            <w:webHidden/>
+            <w:sz w:val="20"/>
+            <w:szCs w:val="20"/>
+          </w:rPr>
+          <w:instrText xml:space="preserve"> PAGEREF _Toc196825874 \h </w:instrText>
+        </w:r>
+        <w:r>
+          <w:rPr>
+            <w:rFonts w:cs="Times New Roman"/>
+            <w:noProof/>
+            <w:webHidden/>
+            <w:sz w:val="20"/>
+            <w:szCs w:val="20"/>
+          </w:rPr>
+        </w:r>
+        <w:r>
+          <w:rPr>
+            <w:rFonts w:cs="Times New Roman"/>
+            <w:noProof/>
+            <w:webHidden/>
+            <w:sz w:val="20"/>
+            <w:szCs w:val="20"/>
           </w:rPr>
           <w:fldChar w:fldCharType="separate"/>
         </w:r>
         <w:r>
           <w:rPr>
-            <w:noProof/>
-            <w:webHidden/>
-          </w:rPr>
-          <w:t>16</w:t>
-        </w:r>
-        <w:r>
-          <w:rPr>
-            <w:noProof/>
-            <w:webHidden/>
+            <w:rFonts w:cs="Times New Roman"/>
+            <w:noProof/>
+            <w:webHidden/>
+            <w:sz w:val="20"/>
+            <w:szCs w:val="20"/>
+          </w:rPr>
+          <w:t>17</w:t>
+        </w:r>
+        <w:r>
+          <w:rPr>
+            <w:rFonts w:cs="Times New Roman"/>
+            <w:noProof/>
+            <w:webHidden/>
+            <w:sz w:val="20"/>
+            <w:szCs w:val="20"/>
           </w:rPr>
           <w:fldChar w:fldCharType="end"/>
         </w:r>
@@ -3068,72 +3648,197 @@
     </w:p>
     <w:p>
       <w:pPr>
-        <w:pStyle w:val="13"/>
-        <w:rPr>
-          <w:rFonts w:asciiTheme="minorHAnsi" w:eastAsiaTheme="minorEastAsia" w:hAnsiTheme="minorHAnsi"/>
-          <w:caps w:val="0"/>
+        <w:pStyle w:val="31"/>
+        <w:tabs>
+          <w:tab w:val="right" w:leader="dot" w:pos="9344"/>
+        </w:tabs>
+        <w:rPr>
+          <w:rFonts w:eastAsiaTheme="minorEastAsia" w:cs="Times New Roman"/>
           <w:noProof/>
           <w:kern w:val="2"/>
-          <w:sz w:val="24"/>
-          <w:szCs w:val="24"/>
+          <w:sz w:val="20"/>
+          <w:szCs w:val="20"/>
           <w:lang w:val="uk-UA" w:eastAsia="uk-UA"/>
           <w14:ligatures w14:val="standardContextual"/>
         </w:rPr>
       </w:pPr>
-      <w:hyperlink w:anchor="_Toc194497517" w:history="1">
+      <w:hyperlink w:anchor="_Toc196825875" w:history="1">
         <w:r>
           <w:rPr>
             <w:rStyle w:val="af2"/>
-            <w:noProof/>
+            <w:rFonts w:cs="Times New Roman"/>
+            <w:noProof/>
+            <w:sz w:val="20"/>
+            <w:szCs w:val="20"/>
             <w:lang w:val="uk-UA"/>
           </w:rPr>
-          <w:t>Додаток А</w:t>
-        </w:r>
-        <w:r>
-          <w:rPr>
-            <w:noProof/>
-            <w:webHidden/>
+          <w:t>2.1.2 Огляд особливостей обраного середовища розробки</w:t>
+        </w:r>
+        <w:r>
+          <w:rPr>
+            <w:rFonts w:cs="Times New Roman"/>
+            <w:noProof/>
+            <w:webHidden/>
+            <w:sz w:val="20"/>
+            <w:szCs w:val="20"/>
           </w:rPr>
           <w:tab/>
         </w:r>
         <w:r>
           <w:rPr>
-            <w:noProof/>
-            <w:webHidden/>
+            <w:rFonts w:cs="Times New Roman"/>
+            <w:noProof/>
+            <w:webHidden/>
+            <w:sz w:val="20"/>
+            <w:szCs w:val="20"/>
           </w:rPr>
           <w:fldChar w:fldCharType="begin"/>
         </w:r>
         <w:r>
           <w:rPr>
-            <w:noProof/>
-            <w:webHidden/>
-          </w:rPr>
-          <w:instrText xml:space="preserve"> PAGEREF _Toc194497517 \h </w:instrText>
-        </w:r>
-        <w:r>
-          <w:rPr>
-            <w:noProof/>
-            <w:webHidden/>
-          </w:rPr>
-        </w:r>
-        <w:r>
-          <w:rPr>
-            <w:noProof/>
-            <w:webHidden/>
+            <w:rFonts w:cs="Times New Roman"/>
+            <w:noProof/>
+            <w:webHidden/>
+            <w:sz w:val="20"/>
+            <w:szCs w:val="20"/>
+          </w:rPr>
+          <w:instrText xml:space="preserve"> PAGEREF _Toc196825875 \h </w:instrText>
+        </w:r>
+        <w:r>
+          <w:rPr>
+            <w:rFonts w:cs="Times New Roman"/>
+            <w:noProof/>
+            <w:webHidden/>
+            <w:sz w:val="20"/>
+            <w:szCs w:val="20"/>
+          </w:rPr>
+        </w:r>
+        <w:r>
+          <w:rPr>
+            <w:rFonts w:cs="Times New Roman"/>
+            <w:noProof/>
+            <w:webHidden/>
+            <w:sz w:val="20"/>
+            <w:szCs w:val="20"/>
           </w:rPr>
           <w:fldChar w:fldCharType="separate"/>
         </w:r>
         <w:r>
           <w:rPr>
-            <w:noProof/>
-            <w:webHidden/>
+            <w:rFonts w:cs="Times New Roman"/>
+            <w:noProof/>
+            <w:webHidden/>
+            <w:sz w:val="20"/>
+            <w:szCs w:val="20"/>
+          </w:rPr>
+          <w:t>17</w:t>
+        </w:r>
+        <w:r>
+          <w:rPr>
+            <w:rFonts w:cs="Times New Roman"/>
+            <w:noProof/>
+            <w:webHidden/>
+            <w:sz w:val="20"/>
+            <w:szCs w:val="20"/>
+          </w:rPr>
+          <w:fldChar w:fldCharType="end"/>
+        </w:r>
+      </w:hyperlink>
+    </w:p>
+    <w:p>
+      <w:pPr>
+        <w:pStyle w:val="31"/>
+        <w:tabs>
+          <w:tab w:val="right" w:leader="dot" w:pos="9344"/>
+        </w:tabs>
+        <w:rPr>
+          <w:rFonts w:eastAsiaTheme="minorEastAsia" w:cs="Times New Roman"/>
+          <w:noProof/>
+          <w:kern w:val="2"/>
+          <w:sz w:val="20"/>
+          <w:szCs w:val="20"/>
+          <w:lang w:val="uk-UA" w:eastAsia="uk-UA"/>
+          <w14:ligatures w14:val="standardContextual"/>
+        </w:rPr>
+      </w:pPr>
+      <w:hyperlink w:anchor="_Toc196825876" w:history="1">
+        <w:r>
+          <w:rPr>
+            <w:rStyle w:val="af2"/>
+            <w:rFonts w:cs="Times New Roman"/>
+            <w:noProof/>
+            <w:sz w:val="20"/>
+            <w:szCs w:val="20"/>
+            <w:lang w:val="uk-UA"/>
+          </w:rPr>
+          <w:t>2.1.3 Огляд особливостей обраної системи управління базами даних</w:t>
+        </w:r>
+        <w:r>
+          <w:rPr>
+            <w:rFonts w:cs="Times New Roman"/>
+            <w:noProof/>
+            <w:webHidden/>
+            <w:sz w:val="20"/>
+            <w:szCs w:val="20"/>
+          </w:rPr>
+          <w:tab/>
+        </w:r>
+        <w:r>
+          <w:rPr>
+            <w:rFonts w:cs="Times New Roman"/>
+            <w:noProof/>
+            <w:webHidden/>
+            <w:sz w:val="20"/>
+            <w:szCs w:val="20"/>
+          </w:rPr>
+          <w:fldChar w:fldCharType="begin"/>
+        </w:r>
+        <w:r>
+          <w:rPr>
+            <w:rFonts w:cs="Times New Roman"/>
+            <w:noProof/>
+            <w:webHidden/>
+            <w:sz w:val="20"/>
+            <w:szCs w:val="20"/>
+          </w:rPr>
+          <w:instrText xml:space="preserve"> PAGEREF _Toc196825876 \h </w:instrText>
+        </w:r>
+        <w:r>
+          <w:rPr>
+            <w:rFonts w:cs="Times New Roman"/>
+            <w:noProof/>
+            <w:webHidden/>
+            <w:sz w:val="20"/>
+            <w:szCs w:val="20"/>
+          </w:rPr>
+        </w:r>
+        <w:r>
+          <w:rPr>
+            <w:rFonts w:cs="Times New Roman"/>
+            <w:noProof/>
+            <w:webHidden/>
+            <w:sz w:val="20"/>
+            <w:szCs w:val="20"/>
+          </w:rPr>
+          <w:fldChar w:fldCharType="separate"/>
+        </w:r>
+        <w:r>
+          <w:rPr>
+            <w:rFonts w:cs="Times New Roman"/>
+            <w:noProof/>
+            <w:webHidden/>
+            <w:sz w:val="20"/>
+            <w:szCs w:val="20"/>
           </w:rPr>
           <w:t>18</w:t>
         </w:r>
         <w:r>
           <w:rPr>
-            <w:noProof/>
-            <w:webHidden/>
+            <w:rFonts w:cs="Times New Roman"/>
+            <w:noProof/>
+            <w:webHidden/>
+            <w:sz w:val="20"/>
+            <w:szCs w:val="20"/>
           </w:rPr>
           <w:fldChar w:fldCharType="end"/>
         </w:r>
@@ -3146,67 +3851,580 @@
           <w:tab w:val="right" w:leader="dot" w:pos="9344"/>
         </w:tabs>
         <w:rPr>
-          <w:rFonts w:asciiTheme="minorHAnsi" w:eastAsiaTheme="minorEastAsia" w:hAnsiTheme="minorHAnsi"/>
+          <w:rFonts w:eastAsiaTheme="minorEastAsia" w:cs="Times New Roman"/>
           <w:noProof/>
           <w:kern w:val="2"/>
-          <w:szCs w:val="24"/>
+          <w:sz w:val="20"/>
+          <w:szCs w:val="20"/>
           <w:lang w:val="uk-UA" w:eastAsia="uk-UA"/>
           <w14:ligatures w14:val="standardContextual"/>
         </w:rPr>
       </w:pPr>
-      <w:hyperlink w:anchor="_Toc194497518" w:history="1">
+      <w:hyperlink w:anchor="_Toc196825877" w:history="1">
         <w:r>
           <w:rPr>
             <w:rStyle w:val="af2"/>
-            <w:noProof/>
+            <w:rFonts w:cs="Times New Roman"/>
+            <w:noProof/>
+            <w:sz w:val="20"/>
+            <w:szCs w:val="20"/>
+          </w:rPr>
+          <w:t>2.2 Структурна схеми програми</w:t>
+        </w:r>
+        <w:r>
+          <w:rPr>
+            <w:rFonts w:cs="Times New Roman"/>
+            <w:noProof/>
+            <w:webHidden/>
+            <w:sz w:val="20"/>
+            <w:szCs w:val="20"/>
+          </w:rPr>
+          <w:tab/>
+        </w:r>
+        <w:r>
+          <w:rPr>
+            <w:rFonts w:cs="Times New Roman"/>
+            <w:noProof/>
+            <w:webHidden/>
+            <w:sz w:val="20"/>
+            <w:szCs w:val="20"/>
+          </w:rPr>
+          <w:fldChar w:fldCharType="begin"/>
+        </w:r>
+        <w:r>
+          <w:rPr>
+            <w:rFonts w:cs="Times New Roman"/>
+            <w:noProof/>
+            <w:webHidden/>
+            <w:sz w:val="20"/>
+            <w:szCs w:val="20"/>
+          </w:rPr>
+          <w:instrText xml:space="preserve"> PAGEREF _Toc196825877 \h </w:instrText>
+        </w:r>
+        <w:r>
+          <w:rPr>
+            <w:rFonts w:cs="Times New Roman"/>
+            <w:noProof/>
+            <w:webHidden/>
+            <w:sz w:val="20"/>
+            <w:szCs w:val="20"/>
+          </w:rPr>
+        </w:r>
+        <w:r>
+          <w:rPr>
+            <w:rFonts w:cs="Times New Roman"/>
+            <w:noProof/>
+            <w:webHidden/>
+            <w:sz w:val="20"/>
+            <w:szCs w:val="20"/>
+          </w:rPr>
+          <w:fldChar w:fldCharType="separate"/>
+        </w:r>
+        <w:r>
+          <w:rPr>
+            <w:rFonts w:cs="Times New Roman"/>
+            <w:noProof/>
+            <w:webHidden/>
+            <w:sz w:val="20"/>
+            <w:szCs w:val="20"/>
+          </w:rPr>
+          <w:t>18</w:t>
+        </w:r>
+        <w:r>
+          <w:rPr>
+            <w:rFonts w:cs="Times New Roman"/>
+            <w:noProof/>
+            <w:webHidden/>
+            <w:sz w:val="20"/>
+            <w:szCs w:val="20"/>
+          </w:rPr>
+          <w:fldChar w:fldCharType="end"/>
+        </w:r>
+      </w:hyperlink>
+    </w:p>
+    <w:p>
+      <w:pPr>
+        <w:pStyle w:val="21"/>
+        <w:tabs>
+          <w:tab w:val="right" w:leader="dot" w:pos="9344"/>
+        </w:tabs>
+        <w:rPr>
+          <w:rFonts w:eastAsiaTheme="minorEastAsia" w:cs="Times New Roman"/>
+          <w:noProof/>
+          <w:kern w:val="2"/>
+          <w:sz w:val="20"/>
+          <w:szCs w:val="20"/>
+          <w:lang w:val="uk-UA" w:eastAsia="uk-UA"/>
+          <w14:ligatures w14:val="standardContextual"/>
+        </w:rPr>
+      </w:pPr>
+      <w:hyperlink w:anchor="_Toc196825878" w:history="1">
+        <w:r>
+          <w:rPr>
+            <w:rStyle w:val="af2"/>
+            <w:rFonts w:cs="Times New Roman"/>
+            <w:noProof/>
+            <w:sz w:val="20"/>
+            <w:szCs w:val="20"/>
+          </w:rPr>
+          <w:t>2.3 Опис модулів розроблюваної системи</w:t>
+        </w:r>
+        <w:r>
+          <w:rPr>
+            <w:rFonts w:cs="Times New Roman"/>
+            <w:noProof/>
+            <w:webHidden/>
+            <w:sz w:val="20"/>
+            <w:szCs w:val="20"/>
+          </w:rPr>
+          <w:tab/>
+        </w:r>
+        <w:r>
+          <w:rPr>
+            <w:rFonts w:cs="Times New Roman"/>
+            <w:noProof/>
+            <w:webHidden/>
+            <w:sz w:val="20"/>
+            <w:szCs w:val="20"/>
+          </w:rPr>
+          <w:fldChar w:fldCharType="begin"/>
+        </w:r>
+        <w:r>
+          <w:rPr>
+            <w:rFonts w:cs="Times New Roman"/>
+            <w:noProof/>
+            <w:webHidden/>
+            <w:sz w:val="20"/>
+            <w:szCs w:val="20"/>
+          </w:rPr>
+          <w:instrText xml:space="preserve"> PAGEREF _Toc196825878 \h </w:instrText>
+        </w:r>
+        <w:r>
+          <w:rPr>
+            <w:rFonts w:cs="Times New Roman"/>
+            <w:noProof/>
+            <w:webHidden/>
+            <w:sz w:val="20"/>
+            <w:szCs w:val="20"/>
+          </w:rPr>
+        </w:r>
+        <w:r>
+          <w:rPr>
+            <w:rFonts w:cs="Times New Roman"/>
+            <w:noProof/>
+            <w:webHidden/>
+            <w:sz w:val="20"/>
+            <w:szCs w:val="20"/>
+          </w:rPr>
+          <w:fldChar w:fldCharType="separate"/>
+        </w:r>
+        <w:r>
+          <w:rPr>
+            <w:rFonts w:cs="Times New Roman"/>
+            <w:noProof/>
+            <w:webHidden/>
+            <w:sz w:val="20"/>
+            <w:szCs w:val="20"/>
+          </w:rPr>
+          <w:t>18</w:t>
+        </w:r>
+        <w:r>
+          <w:rPr>
+            <w:rFonts w:cs="Times New Roman"/>
+            <w:noProof/>
+            <w:webHidden/>
+            <w:sz w:val="20"/>
+            <w:szCs w:val="20"/>
+          </w:rPr>
+          <w:fldChar w:fldCharType="end"/>
+        </w:r>
+      </w:hyperlink>
+    </w:p>
+    <w:p>
+      <w:pPr>
+        <w:pStyle w:val="21"/>
+        <w:tabs>
+          <w:tab w:val="right" w:leader="dot" w:pos="9344"/>
+        </w:tabs>
+        <w:rPr>
+          <w:rFonts w:eastAsiaTheme="minorEastAsia" w:cs="Times New Roman"/>
+          <w:noProof/>
+          <w:kern w:val="2"/>
+          <w:sz w:val="20"/>
+          <w:szCs w:val="20"/>
+          <w:lang w:val="uk-UA" w:eastAsia="uk-UA"/>
+          <w14:ligatures w14:val="standardContextual"/>
+        </w:rPr>
+      </w:pPr>
+      <w:hyperlink w:anchor="_Toc196825879" w:history="1">
+        <w:r>
+          <w:rPr>
+            <w:rStyle w:val="af2"/>
+            <w:rFonts w:cs="Times New Roman"/>
+            <w:noProof/>
+            <w:sz w:val="20"/>
+            <w:szCs w:val="20"/>
+          </w:rPr>
+          <w:t>2.4 Висновки за другим розділом</w:t>
+        </w:r>
+        <w:r>
+          <w:rPr>
+            <w:rFonts w:cs="Times New Roman"/>
+            <w:noProof/>
+            <w:webHidden/>
+            <w:sz w:val="20"/>
+            <w:szCs w:val="20"/>
+          </w:rPr>
+          <w:tab/>
+        </w:r>
+        <w:r>
+          <w:rPr>
+            <w:rFonts w:cs="Times New Roman"/>
+            <w:noProof/>
+            <w:webHidden/>
+            <w:sz w:val="20"/>
+            <w:szCs w:val="20"/>
+          </w:rPr>
+          <w:fldChar w:fldCharType="begin"/>
+        </w:r>
+        <w:r>
+          <w:rPr>
+            <w:rFonts w:cs="Times New Roman"/>
+            <w:noProof/>
+            <w:webHidden/>
+            <w:sz w:val="20"/>
+            <w:szCs w:val="20"/>
+          </w:rPr>
+          <w:instrText xml:space="preserve"> PAGEREF _Toc196825879 \h </w:instrText>
+        </w:r>
+        <w:r>
+          <w:rPr>
+            <w:rFonts w:cs="Times New Roman"/>
+            <w:noProof/>
+            <w:webHidden/>
+            <w:sz w:val="20"/>
+            <w:szCs w:val="20"/>
+          </w:rPr>
+        </w:r>
+        <w:r>
+          <w:rPr>
+            <w:rFonts w:cs="Times New Roman"/>
+            <w:noProof/>
+            <w:webHidden/>
+            <w:sz w:val="20"/>
+            <w:szCs w:val="20"/>
+          </w:rPr>
+          <w:fldChar w:fldCharType="separate"/>
+        </w:r>
+        <w:r>
+          <w:rPr>
+            <w:rFonts w:cs="Times New Roman"/>
+            <w:noProof/>
+            <w:webHidden/>
+            <w:sz w:val="20"/>
+            <w:szCs w:val="20"/>
+          </w:rPr>
+          <w:t>19</w:t>
+        </w:r>
+        <w:r>
+          <w:rPr>
+            <w:rFonts w:cs="Times New Roman"/>
+            <w:noProof/>
+            <w:webHidden/>
+            <w:sz w:val="20"/>
+            <w:szCs w:val="20"/>
+          </w:rPr>
+          <w:fldChar w:fldCharType="end"/>
+        </w:r>
+      </w:hyperlink>
+    </w:p>
+    <w:p>
+      <w:pPr>
+        <w:pStyle w:val="13"/>
+        <w:rPr>
+          <w:rFonts w:eastAsiaTheme="minorEastAsia" w:cs="Times New Roman"/>
+          <w:caps w:val="0"/>
+          <w:noProof/>
+          <w:kern w:val="2"/>
+          <w:sz w:val="20"/>
+          <w:szCs w:val="20"/>
+          <w:lang w:val="uk-UA" w:eastAsia="uk-UA"/>
+          <w14:ligatures w14:val="standardContextual"/>
+        </w:rPr>
+      </w:pPr>
+      <w:hyperlink w:anchor="_Toc196825880" w:history="1">
+        <w:r>
+          <w:rPr>
+            <w:rStyle w:val="af2"/>
+            <w:rFonts w:cs="Times New Roman"/>
+            <w:noProof/>
+            <w:sz w:val="20"/>
+            <w:szCs w:val="20"/>
+            <w:lang w:val="uk-UA"/>
+          </w:rPr>
+          <w:t>Список використаних джерел</w:t>
+        </w:r>
+        <w:r>
+          <w:rPr>
+            <w:rFonts w:cs="Times New Roman"/>
+            <w:noProof/>
+            <w:webHidden/>
+            <w:sz w:val="20"/>
+            <w:szCs w:val="20"/>
+          </w:rPr>
+          <w:tab/>
+        </w:r>
+        <w:r>
+          <w:rPr>
+            <w:rFonts w:cs="Times New Roman"/>
+            <w:noProof/>
+            <w:webHidden/>
+            <w:sz w:val="20"/>
+            <w:szCs w:val="20"/>
+          </w:rPr>
+          <w:fldChar w:fldCharType="begin"/>
+        </w:r>
+        <w:r>
+          <w:rPr>
+            <w:rFonts w:cs="Times New Roman"/>
+            <w:noProof/>
+            <w:webHidden/>
+            <w:sz w:val="20"/>
+            <w:szCs w:val="20"/>
+          </w:rPr>
+          <w:instrText xml:space="preserve"> PAGEREF _Toc196825880 \h </w:instrText>
+        </w:r>
+        <w:r>
+          <w:rPr>
+            <w:rFonts w:cs="Times New Roman"/>
+            <w:noProof/>
+            <w:webHidden/>
+            <w:sz w:val="20"/>
+            <w:szCs w:val="20"/>
+          </w:rPr>
+        </w:r>
+        <w:r>
+          <w:rPr>
+            <w:rFonts w:cs="Times New Roman"/>
+            <w:noProof/>
+            <w:webHidden/>
+            <w:sz w:val="20"/>
+            <w:szCs w:val="20"/>
+          </w:rPr>
+          <w:fldChar w:fldCharType="separate"/>
+        </w:r>
+        <w:r>
+          <w:rPr>
+            <w:rFonts w:cs="Times New Roman"/>
+            <w:noProof/>
+            <w:webHidden/>
+            <w:sz w:val="20"/>
+            <w:szCs w:val="20"/>
+          </w:rPr>
+          <w:t>20</w:t>
+        </w:r>
+        <w:r>
+          <w:rPr>
+            <w:rFonts w:cs="Times New Roman"/>
+            <w:noProof/>
+            <w:webHidden/>
+            <w:sz w:val="20"/>
+            <w:szCs w:val="20"/>
+          </w:rPr>
+          <w:fldChar w:fldCharType="end"/>
+        </w:r>
+      </w:hyperlink>
+    </w:p>
+    <w:p>
+      <w:pPr>
+        <w:pStyle w:val="13"/>
+        <w:rPr>
+          <w:rFonts w:eastAsiaTheme="minorEastAsia" w:cs="Times New Roman"/>
+          <w:caps w:val="0"/>
+          <w:noProof/>
+          <w:kern w:val="2"/>
+          <w:sz w:val="20"/>
+          <w:szCs w:val="20"/>
+          <w:lang w:val="uk-UA" w:eastAsia="uk-UA"/>
+          <w14:ligatures w14:val="standardContextual"/>
+        </w:rPr>
+      </w:pPr>
+      <w:hyperlink w:anchor="_Toc196825881" w:history="1">
+        <w:r>
+          <w:rPr>
+            <w:rStyle w:val="af2"/>
+            <w:rFonts w:cs="Times New Roman"/>
+            <w:noProof/>
+            <w:sz w:val="20"/>
+            <w:szCs w:val="20"/>
+            <w:lang w:val="uk-UA"/>
+          </w:rPr>
+          <w:t>Додаток А</w:t>
+        </w:r>
+        <w:r>
+          <w:rPr>
+            <w:rFonts w:cs="Times New Roman"/>
+            <w:noProof/>
+            <w:webHidden/>
+            <w:sz w:val="20"/>
+            <w:szCs w:val="20"/>
+          </w:rPr>
+          <w:tab/>
+        </w:r>
+        <w:r>
+          <w:rPr>
+            <w:rFonts w:cs="Times New Roman"/>
+            <w:noProof/>
+            <w:webHidden/>
+            <w:sz w:val="20"/>
+            <w:szCs w:val="20"/>
+          </w:rPr>
+          <w:fldChar w:fldCharType="begin"/>
+        </w:r>
+        <w:r>
+          <w:rPr>
+            <w:rFonts w:cs="Times New Roman"/>
+            <w:noProof/>
+            <w:webHidden/>
+            <w:sz w:val="20"/>
+            <w:szCs w:val="20"/>
+          </w:rPr>
+          <w:instrText xml:space="preserve"> PAGEREF _Toc196825881 \h </w:instrText>
+        </w:r>
+        <w:r>
+          <w:rPr>
+            <w:rFonts w:cs="Times New Roman"/>
+            <w:noProof/>
+            <w:webHidden/>
+            <w:sz w:val="20"/>
+            <w:szCs w:val="20"/>
+          </w:rPr>
+        </w:r>
+        <w:r>
+          <w:rPr>
+            <w:rFonts w:cs="Times New Roman"/>
+            <w:noProof/>
+            <w:webHidden/>
+            <w:sz w:val="20"/>
+            <w:szCs w:val="20"/>
+          </w:rPr>
+          <w:fldChar w:fldCharType="separate"/>
+        </w:r>
+        <w:r>
+          <w:rPr>
+            <w:rFonts w:cs="Times New Roman"/>
+            <w:noProof/>
+            <w:webHidden/>
+            <w:sz w:val="20"/>
+            <w:szCs w:val="20"/>
+          </w:rPr>
+          <w:t>22</w:t>
+        </w:r>
+        <w:r>
+          <w:rPr>
+            <w:rFonts w:cs="Times New Roman"/>
+            <w:noProof/>
+            <w:webHidden/>
+            <w:sz w:val="20"/>
+            <w:szCs w:val="20"/>
+          </w:rPr>
+          <w:fldChar w:fldCharType="end"/>
+        </w:r>
+      </w:hyperlink>
+    </w:p>
+    <w:p>
+      <w:pPr>
+        <w:pStyle w:val="21"/>
+        <w:tabs>
+          <w:tab w:val="right" w:leader="dot" w:pos="9344"/>
+        </w:tabs>
+        <w:rPr>
+          <w:rFonts w:eastAsiaTheme="minorEastAsia" w:cs="Times New Roman"/>
+          <w:noProof/>
+          <w:kern w:val="2"/>
+          <w:sz w:val="20"/>
+          <w:szCs w:val="20"/>
+          <w:lang w:val="uk-UA" w:eastAsia="uk-UA"/>
+          <w14:ligatures w14:val="standardContextual"/>
+        </w:rPr>
+      </w:pPr>
+      <w:hyperlink w:anchor="_Toc196825882" w:history="1">
+        <w:r>
+          <w:rPr>
+            <w:rStyle w:val="af2"/>
+            <w:rFonts w:cs="Times New Roman"/>
+            <w:noProof/>
+            <w:sz w:val="20"/>
+            <w:szCs w:val="20"/>
           </w:rPr>
           <w:t>А.1 Вступ</w:t>
         </w:r>
         <w:r>
           <w:rPr>
-            <w:noProof/>
-            <w:webHidden/>
+            <w:rFonts w:cs="Times New Roman"/>
+            <w:noProof/>
+            <w:webHidden/>
+            <w:sz w:val="20"/>
+            <w:szCs w:val="20"/>
           </w:rPr>
           <w:tab/>
         </w:r>
         <w:r>
           <w:rPr>
-            <w:noProof/>
-            <w:webHidden/>
+            <w:rFonts w:cs="Times New Roman"/>
+            <w:noProof/>
+            <w:webHidden/>
+            <w:sz w:val="20"/>
+            <w:szCs w:val="20"/>
           </w:rPr>
           <w:fldChar w:fldCharType="begin"/>
         </w:r>
         <w:r>
           <w:rPr>
-            <w:noProof/>
-            <w:webHidden/>
-          </w:rPr>
-          <w:instrText xml:space="preserve"> PAGEREF _Toc194497518 \h </w:instrText>
-        </w:r>
-        <w:r>
-          <w:rPr>
-            <w:noProof/>
-            <w:webHidden/>
-          </w:rPr>
-        </w:r>
-        <w:r>
-          <w:rPr>
-            <w:noProof/>
-            <w:webHidden/>
+            <w:rFonts w:cs="Times New Roman"/>
+            <w:noProof/>
+            <w:webHidden/>
+            <w:sz w:val="20"/>
+            <w:szCs w:val="20"/>
+          </w:rPr>
+          <w:instrText xml:space="preserve"> PAGEREF _Toc196825882 \h </w:instrText>
+        </w:r>
+        <w:r>
+          <w:rPr>
+            <w:rFonts w:cs="Times New Roman"/>
+            <w:noProof/>
+            <w:webHidden/>
+            <w:sz w:val="20"/>
+            <w:szCs w:val="20"/>
+          </w:rPr>
+        </w:r>
+        <w:r>
+          <w:rPr>
+            <w:rFonts w:cs="Times New Roman"/>
+            <w:noProof/>
+            <w:webHidden/>
+            <w:sz w:val="20"/>
+            <w:szCs w:val="20"/>
           </w:rPr>
           <w:fldChar w:fldCharType="separate"/>
         </w:r>
         <w:r>
           <w:rPr>
-            <w:noProof/>
-            <w:webHidden/>
-          </w:rPr>
-          <w:t>19</w:t>
-        </w:r>
-        <w:r>
-          <w:rPr>
-            <w:noProof/>
-            <w:webHidden/>
+            <w:rFonts w:cs="Times New Roman"/>
+            <w:noProof/>
+            <w:webHidden/>
+            <w:sz w:val="20"/>
+            <w:szCs w:val="20"/>
+          </w:rPr>
+          <w:t>23</w:t>
+        </w:r>
+        <w:r>
+          <w:rPr>
+            <w:rFonts w:cs="Times New Roman"/>
+            <w:noProof/>
+            <w:webHidden/>
+            <w:sz w:val="20"/>
+            <w:szCs w:val="20"/>
           </w:rPr>
           <w:fldChar w:fldCharType="end"/>
         </w:r>
@@ -3219,68 +4437,93 @@
           <w:tab w:val="right" w:leader="dot" w:pos="9344"/>
         </w:tabs>
         <w:rPr>
-          <w:rFonts w:asciiTheme="minorHAnsi" w:eastAsiaTheme="minorEastAsia" w:hAnsiTheme="minorHAnsi"/>
+          <w:rFonts w:eastAsiaTheme="minorEastAsia" w:cs="Times New Roman"/>
           <w:noProof/>
           <w:kern w:val="2"/>
-          <w:szCs w:val="24"/>
+          <w:sz w:val="20"/>
+          <w:szCs w:val="20"/>
           <w:lang w:val="uk-UA" w:eastAsia="uk-UA"/>
           <w14:ligatures w14:val="standardContextual"/>
         </w:rPr>
       </w:pPr>
-      <w:hyperlink w:anchor="_Toc194497519" w:history="1">
+      <w:hyperlink w:anchor="_Toc196825883" w:history="1">
         <w:r>
           <w:rPr>
             <w:rStyle w:val="af2"/>
-            <w:noProof/>
+            <w:rFonts w:cs="Times New Roman"/>
+            <w:noProof/>
+            <w:sz w:val="20"/>
+            <w:szCs w:val="20"/>
             <w:lang w:val="uk-UA"/>
           </w:rPr>
           <w:t>А.1.1 Назва програми</w:t>
         </w:r>
         <w:r>
           <w:rPr>
-            <w:noProof/>
-            <w:webHidden/>
+            <w:rFonts w:cs="Times New Roman"/>
+            <w:noProof/>
+            <w:webHidden/>
+            <w:sz w:val="20"/>
+            <w:szCs w:val="20"/>
           </w:rPr>
           <w:tab/>
         </w:r>
         <w:r>
           <w:rPr>
-            <w:noProof/>
-            <w:webHidden/>
+            <w:rFonts w:cs="Times New Roman"/>
+            <w:noProof/>
+            <w:webHidden/>
+            <w:sz w:val="20"/>
+            <w:szCs w:val="20"/>
           </w:rPr>
           <w:fldChar w:fldCharType="begin"/>
         </w:r>
         <w:r>
           <w:rPr>
-            <w:noProof/>
-            <w:webHidden/>
-          </w:rPr>
-          <w:instrText xml:space="preserve"> PAGEREF _Toc194497519 \h </w:instrText>
-        </w:r>
-        <w:r>
-          <w:rPr>
-            <w:noProof/>
-            <w:webHidden/>
-          </w:rPr>
-        </w:r>
-        <w:r>
-          <w:rPr>
-            <w:noProof/>
-            <w:webHidden/>
+            <w:rFonts w:cs="Times New Roman"/>
+            <w:noProof/>
+            <w:webHidden/>
+            <w:sz w:val="20"/>
+            <w:szCs w:val="20"/>
+          </w:rPr>
+          <w:instrText xml:space="preserve"> PAGEREF _Toc196825883 \h </w:instrText>
+        </w:r>
+        <w:r>
+          <w:rPr>
+            <w:rFonts w:cs="Times New Roman"/>
+            <w:noProof/>
+            <w:webHidden/>
+            <w:sz w:val="20"/>
+            <w:szCs w:val="20"/>
+          </w:rPr>
+        </w:r>
+        <w:r>
+          <w:rPr>
+            <w:rFonts w:cs="Times New Roman"/>
+            <w:noProof/>
+            <w:webHidden/>
+            <w:sz w:val="20"/>
+            <w:szCs w:val="20"/>
           </w:rPr>
           <w:fldChar w:fldCharType="separate"/>
         </w:r>
         <w:r>
           <w:rPr>
-            <w:noProof/>
-            <w:webHidden/>
-          </w:rPr>
-          <w:t>19</w:t>
-        </w:r>
-        <w:r>
-          <w:rPr>
-            <w:noProof/>
-            <w:webHidden/>
+            <w:rFonts w:cs="Times New Roman"/>
+            <w:noProof/>
+            <w:webHidden/>
+            <w:sz w:val="20"/>
+            <w:szCs w:val="20"/>
+          </w:rPr>
+          <w:t>23</w:t>
+        </w:r>
+        <w:r>
+          <w:rPr>
+            <w:rFonts w:cs="Times New Roman"/>
+            <w:noProof/>
+            <w:webHidden/>
+            <w:sz w:val="20"/>
+            <w:szCs w:val="20"/>
           </w:rPr>
           <w:fldChar w:fldCharType="end"/>
         </w:r>
@@ -3293,68 +4536,93 @@
           <w:tab w:val="right" w:leader="dot" w:pos="9344"/>
         </w:tabs>
         <w:rPr>
-          <w:rFonts w:asciiTheme="minorHAnsi" w:eastAsiaTheme="minorEastAsia" w:hAnsiTheme="minorHAnsi"/>
+          <w:rFonts w:eastAsiaTheme="minorEastAsia" w:cs="Times New Roman"/>
           <w:noProof/>
           <w:kern w:val="2"/>
-          <w:szCs w:val="24"/>
+          <w:sz w:val="20"/>
+          <w:szCs w:val="20"/>
           <w:lang w:val="uk-UA" w:eastAsia="uk-UA"/>
           <w14:ligatures w14:val="standardContextual"/>
         </w:rPr>
       </w:pPr>
-      <w:hyperlink w:anchor="_Toc194497520" w:history="1">
+      <w:hyperlink w:anchor="_Toc196825884" w:history="1">
         <w:r>
           <w:rPr>
             <w:rStyle w:val="af2"/>
-            <w:noProof/>
+            <w:rFonts w:cs="Times New Roman"/>
+            <w:noProof/>
+            <w:sz w:val="20"/>
+            <w:szCs w:val="20"/>
             <w:lang w:val="uk-UA"/>
           </w:rPr>
           <w:t>А.1.2 Призначення та область застосування</w:t>
         </w:r>
         <w:r>
           <w:rPr>
-            <w:noProof/>
-            <w:webHidden/>
+            <w:rFonts w:cs="Times New Roman"/>
+            <w:noProof/>
+            <w:webHidden/>
+            <w:sz w:val="20"/>
+            <w:szCs w:val="20"/>
           </w:rPr>
           <w:tab/>
         </w:r>
         <w:r>
           <w:rPr>
-            <w:noProof/>
-            <w:webHidden/>
+            <w:rFonts w:cs="Times New Roman"/>
+            <w:noProof/>
+            <w:webHidden/>
+            <w:sz w:val="20"/>
+            <w:szCs w:val="20"/>
           </w:rPr>
           <w:fldChar w:fldCharType="begin"/>
         </w:r>
         <w:r>
           <w:rPr>
-            <w:noProof/>
-            <w:webHidden/>
-          </w:rPr>
-          <w:instrText xml:space="preserve"> PAGEREF _Toc194497520 \h </w:instrText>
-        </w:r>
-        <w:r>
-          <w:rPr>
-            <w:noProof/>
-            <w:webHidden/>
-          </w:rPr>
-        </w:r>
-        <w:r>
-          <w:rPr>
-            <w:noProof/>
-            <w:webHidden/>
+            <w:rFonts w:cs="Times New Roman"/>
+            <w:noProof/>
+            <w:webHidden/>
+            <w:sz w:val="20"/>
+            <w:szCs w:val="20"/>
+          </w:rPr>
+          <w:instrText xml:space="preserve"> PAGEREF _Toc196825884 \h </w:instrText>
+        </w:r>
+        <w:r>
+          <w:rPr>
+            <w:rFonts w:cs="Times New Roman"/>
+            <w:noProof/>
+            <w:webHidden/>
+            <w:sz w:val="20"/>
+            <w:szCs w:val="20"/>
+          </w:rPr>
+        </w:r>
+        <w:r>
+          <w:rPr>
+            <w:rFonts w:cs="Times New Roman"/>
+            <w:noProof/>
+            <w:webHidden/>
+            <w:sz w:val="20"/>
+            <w:szCs w:val="20"/>
           </w:rPr>
           <w:fldChar w:fldCharType="separate"/>
         </w:r>
         <w:r>
           <w:rPr>
-            <w:noProof/>
-            <w:webHidden/>
-          </w:rPr>
-          <w:t>19</w:t>
-        </w:r>
-        <w:r>
-          <w:rPr>
-            <w:noProof/>
-            <w:webHidden/>
+            <w:rFonts w:cs="Times New Roman"/>
+            <w:noProof/>
+            <w:webHidden/>
+            <w:sz w:val="20"/>
+            <w:szCs w:val="20"/>
+          </w:rPr>
+          <w:t>23</w:t>
+        </w:r>
+        <w:r>
+          <w:rPr>
+            <w:rFonts w:cs="Times New Roman"/>
+            <w:noProof/>
+            <w:webHidden/>
+            <w:sz w:val="20"/>
+            <w:szCs w:val="20"/>
           </w:rPr>
           <w:fldChar w:fldCharType="end"/>
         </w:r>
@@ -3367,67 +4635,92 @@
           <w:tab w:val="right" w:leader="dot" w:pos="9344"/>
         </w:tabs>
         <w:rPr>
-          <w:rFonts w:asciiTheme="minorHAnsi" w:eastAsiaTheme="minorEastAsia" w:hAnsiTheme="minorHAnsi"/>
+          <w:rFonts w:eastAsiaTheme="minorEastAsia" w:cs="Times New Roman"/>
           <w:noProof/>
           <w:kern w:val="2"/>
-          <w:szCs w:val="24"/>
+          <w:sz w:val="20"/>
+          <w:szCs w:val="20"/>
           <w:lang w:val="uk-UA" w:eastAsia="uk-UA"/>
           <w14:ligatures w14:val="standardContextual"/>
         </w:rPr>
       </w:pPr>
-      <w:hyperlink w:anchor="_Toc194497521" w:history="1">
+      <w:hyperlink w:anchor="_Toc196825885" w:history="1">
         <w:r>
           <w:rPr>
             <w:rStyle w:val="af2"/>
-            <w:noProof/>
+            <w:rFonts w:cs="Times New Roman"/>
+            <w:noProof/>
+            <w:sz w:val="20"/>
+            <w:szCs w:val="20"/>
           </w:rPr>
           <w:t>А.2 Підстави для розробки</w:t>
         </w:r>
         <w:r>
           <w:rPr>
-            <w:noProof/>
-            <w:webHidden/>
+            <w:rFonts w:cs="Times New Roman"/>
+            <w:noProof/>
+            <w:webHidden/>
+            <w:sz w:val="20"/>
+            <w:szCs w:val="20"/>
           </w:rPr>
           <w:tab/>
         </w:r>
         <w:r>
           <w:rPr>
-            <w:noProof/>
-            <w:webHidden/>
+            <w:rFonts w:cs="Times New Roman"/>
+            <w:noProof/>
+            <w:webHidden/>
+            <w:sz w:val="20"/>
+            <w:szCs w:val="20"/>
           </w:rPr>
           <w:fldChar w:fldCharType="begin"/>
         </w:r>
         <w:r>
           <w:rPr>
-            <w:noProof/>
-            <w:webHidden/>
-          </w:rPr>
-          <w:instrText xml:space="preserve"> PAGEREF _Toc194497521 \h </w:instrText>
-        </w:r>
-        <w:r>
-          <w:rPr>
-            <w:noProof/>
-            <w:webHidden/>
-          </w:rPr>
-        </w:r>
-        <w:r>
-          <w:rPr>
-            <w:noProof/>
-            <w:webHidden/>
+            <w:rFonts w:cs="Times New Roman"/>
+            <w:noProof/>
+            <w:webHidden/>
+            <w:sz w:val="20"/>
+            <w:szCs w:val="20"/>
+          </w:rPr>
+          <w:instrText xml:space="preserve"> PAGEREF _Toc196825885 \h </w:instrText>
+        </w:r>
+        <w:r>
+          <w:rPr>
+            <w:rFonts w:cs="Times New Roman"/>
+            <w:noProof/>
+            <w:webHidden/>
+            <w:sz w:val="20"/>
+            <w:szCs w:val="20"/>
+          </w:rPr>
+        </w:r>
+        <w:r>
+          <w:rPr>
+            <w:rFonts w:cs="Times New Roman"/>
+            <w:noProof/>
+            <w:webHidden/>
+            <w:sz w:val="20"/>
+            <w:szCs w:val="20"/>
           </w:rPr>
           <w:fldChar w:fldCharType="separate"/>
         </w:r>
         <w:r>
           <w:rPr>
-            <w:noProof/>
-            <w:webHidden/>
-          </w:rPr>
-          <w:t>19</w:t>
-        </w:r>
-        <w:r>
-          <w:rPr>
-            <w:noProof/>
-            <w:webHidden/>
+            <w:rFonts w:cs="Times New Roman"/>
+            <w:noProof/>
+            <w:webHidden/>
+            <w:sz w:val="20"/>
+            <w:szCs w:val="20"/>
+          </w:rPr>
+          <w:t>23</w:t>
+        </w:r>
+        <w:r>
+          <w:rPr>
+            <w:rFonts w:cs="Times New Roman"/>
+            <w:noProof/>
+            <w:webHidden/>
+            <w:sz w:val="20"/>
+            <w:szCs w:val="20"/>
           </w:rPr>
           <w:fldChar w:fldCharType="end"/>
         </w:r>
@@ -3440,67 +4733,92 @@
           <w:tab w:val="right" w:leader="dot" w:pos="9344"/>
         </w:tabs>
         <w:rPr>
-          <w:rFonts w:asciiTheme="minorHAnsi" w:eastAsiaTheme="minorEastAsia" w:hAnsiTheme="minorHAnsi"/>
+          <w:rFonts w:eastAsiaTheme="minorEastAsia" w:cs="Times New Roman"/>
           <w:noProof/>
           <w:kern w:val="2"/>
-          <w:szCs w:val="24"/>
+          <w:sz w:val="20"/>
+          <w:szCs w:val="20"/>
           <w:lang w:val="uk-UA" w:eastAsia="uk-UA"/>
           <w14:ligatures w14:val="standardContextual"/>
         </w:rPr>
       </w:pPr>
-      <w:hyperlink w:anchor="_Toc194497522" w:history="1">
+      <w:hyperlink w:anchor="_Toc196825886" w:history="1">
         <w:r>
           <w:rPr>
             <w:rStyle w:val="af2"/>
-            <w:noProof/>
+            <w:rFonts w:cs="Times New Roman"/>
+            <w:noProof/>
+            <w:sz w:val="20"/>
+            <w:szCs w:val="20"/>
           </w:rPr>
           <w:t>А.3 Призначення розробки</w:t>
         </w:r>
         <w:r>
           <w:rPr>
-            <w:noProof/>
-            <w:webHidden/>
+            <w:rFonts w:cs="Times New Roman"/>
+            <w:noProof/>
+            <w:webHidden/>
+            <w:sz w:val="20"/>
+            <w:szCs w:val="20"/>
           </w:rPr>
           <w:tab/>
         </w:r>
         <w:r>
           <w:rPr>
-            <w:noProof/>
-            <w:webHidden/>
+            <w:rFonts w:cs="Times New Roman"/>
+            <w:noProof/>
+            <w:webHidden/>
+            <w:sz w:val="20"/>
+            <w:szCs w:val="20"/>
           </w:rPr>
           <w:fldChar w:fldCharType="begin"/>
         </w:r>
         <w:r>
           <w:rPr>
-            <w:noProof/>
-            <w:webHidden/>
-          </w:rPr>
-          <w:instrText xml:space="preserve"> PAGEREF _Toc194497522 \h </w:instrText>
-        </w:r>
-        <w:r>
-          <w:rPr>
-            <w:noProof/>
-            <w:webHidden/>
-          </w:rPr>
-        </w:r>
-        <w:r>
-          <w:rPr>
-            <w:noProof/>
-            <w:webHidden/>
+            <w:rFonts w:cs="Times New Roman"/>
+            <w:noProof/>
+            <w:webHidden/>
+            <w:sz w:val="20"/>
+            <w:szCs w:val="20"/>
+          </w:rPr>
+          <w:instrText xml:space="preserve"> PAGEREF _Toc196825886 \h </w:instrText>
+        </w:r>
+        <w:r>
+          <w:rPr>
+            <w:rFonts w:cs="Times New Roman"/>
+            <w:noProof/>
+            <w:webHidden/>
+            <w:sz w:val="20"/>
+            <w:szCs w:val="20"/>
+          </w:rPr>
+        </w:r>
+        <w:r>
+          <w:rPr>
+            <w:rFonts w:cs="Times New Roman"/>
+            <w:noProof/>
+            <w:webHidden/>
+            <w:sz w:val="20"/>
+            <w:szCs w:val="20"/>
           </w:rPr>
           <w:fldChar w:fldCharType="separate"/>
         </w:r>
         <w:r>
           <w:rPr>
-            <w:noProof/>
-            <w:webHidden/>
-          </w:rPr>
-          <w:t>19</w:t>
-        </w:r>
-        <w:r>
-          <w:rPr>
-            <w:noProof/>
-            <w:webHidden/>
+            <w:rFonts w:cs="Times New Roman"/>
+            <w:noProof/>
+            <w:webHidden/>
+            <w:sz w:val="20"/>
+            <w:szCs w:val="20"/>
+          </w:rPr>
+          <w:t>23</w:t>
+        </w:r>
+        <w:r>
+          <w:rPr>
+            <w:rFonts w:cs="Times New Roman"/>
+            <w:noProof/>
+            <w:webHidden/>
+            <w:sz w:val="20"/>
+            <w:szCs w:val="20"/>
           </w:rPr>
           <w:fldChar w:fldCharType="end"/>
         </w:r>
@@ -3513,67 +4831,92 @@
           <w:tab w:val="right" w:leader="dot" w:pos="9344"/>
         </w:tabs>
         <w:rPr>
-          <w:rFonts w:asciiTheme="minorHAnsi" w:eastAsiaTheme="minorEastAsia" w:hAnsiTheme="minorHAnsi"/>
+          <w:rFonts w:eastAsiaTheme="minorEastAsia" w:cs="Times New Roman"/>
           <w:noProof/>
           <w:kern w:val="2"/>
-          <w:szCs w:val="24"/>
+          <w:sz w:val="20"/>
+          <w:szCs w:val="20"/>
           <w:lang w:val="uk-UA" w:eastAsia="uk-UA"/>
           <w14:ligatures w14:val="standardContextual"/>
         </w:rPr>
       </w:pPr>
-      <w:hyperlink w:anchor="_Toc194497523" w:history="1">
+      <w:hyperlink w:anchor="_Toc196825887" w:history="1">
         <w:r>
           <w:rPr>
             <w:rStyle w:val="af2"/>
-            <w:noProof/>
+            <w:rFonts w:cs="Times New Roman"/>
+            <w:noProof/>
+            <w:sz w:val="20"/>
+            <w:szCs w:val="20"/>
           </w:rPr>
           <w:t>А.4 Вимоги до програми</w:t>
         </w:r>
         <w:r>
           <w:rPr>
-            <w:noProof/>
-            <w:webHidden/>
+            <w:rFonts w:cs="Times New Roman"/>
+            <w:noProof/>
+            <w:webHidden/>
+            <w:sz w:val="20"/>
+            <w:szCs w:val="20"/>
           </w:rPr>
           <w:tab/>
         </w:r>
         <w:r>
           <w:rPr>
-            <w:noProof/>
-            <w:webHidden/>
+            <w:rFonts w:cs="Times New Roman"/>
+            <w:noProof/>
+            <w:webHidden/>
+            <w:sz w:val="20"/>
+            <w:szCs w:val="20"/>
           </w:rPr>
           <w:fldChar w:fldCharType="begin"/>
         </w:r>
         <w:r>
           <w:rPr>
-            <w:noProof/>
-            <w:webHidden/>
-          </w:rPr>
-          <w:instrText xml:space="preserve"> PAGEREF _Toc194497523 \h </w:instrText>
-        </w:r>
-        <w:r>
-          <w:rPr>
-            <w:noProof/>
-            <w:webHidden/>
-          </w:rPr>
-        </w:r>
-        <w:r>
-          <w:rPr>
-            <w:noProof/>
-            <w:webHidden/>
+            <w:rFonts w:cs="Times New Roman"/>
+            <w:noProof/>
+            <w:webHidden/>
+            <w:sz w:val="20"/>
+            <w:szCs w:val="20"/>
+          </w:rPr>
+          <w:instrText xml:space="preserve"> PAGEREF _Toc196825887 \h </w:instrText>
+        </w:r>
+        <w:r>
+          <w:rPr>
+            <w:rFonts w:cs="Times New Roman"/>
+            <w:noProof/>
+            <w:webHidden/>
+            <w:sz w:val="20"/>
+            <w:szCs w:val="20"/>
+          </w:rPr>
+        </w:r>
+        <w:r>
+          <w:rPr>
+            <w:rFonts w:cs="Times New Roman"/>
+            <w:noProof/>
+            <w:webHidden/>
+            <w:sz w:val="20"/>
+            <w:szCs w:val="20"/>
           </w:rPr>
           <w:fldChar w:fldCharType="separate"/>
         </w:r>
         <w:r>
           <w:rPr>
-            <w:noProof/>
-            <w:webHidden/>
-          </w:rPr>
-          <w:t>19</w:t>
-        </w:r>
-        <w:r>
-          <w:rPr>
-            <w:noProof/>
-            <w:webHidden/>
+            <w:rFonts w:cs="Times New Roman"/>
+            <w:noProof/>
+            <w:webHidden/>
+            <w:sz w:val="20"/>
+            <w:szCs w:val="20"/>
+          </w:rPr>
+          <w:t>23</w:t>
+        </w:r>
+        <w:r>
+          <w:rPr>
+            <w:rFonts w:cs="Times New Roman"/>
+            <w:noProof/>
+            <w:webHidden/>
+            <w:sz w:val="20"/>
+            <w:szCs w:val="20"/>
           </w:rPr>
           <w:fldChar w:fldCharType="end"/>
         </w:r>
@@ -3586,68 +4929,93 @@
           <w:tab w:val="right" w:leader="dot" w:pos="9344"/>
         </w:tabs>
         <w:rPr>
-          <w:rFonts w:asciiTheme="minorHAnsi" w:eastAsiaTheme="minorEastAsia" w:hAnsiTheme="minorHAnsi"/>
+          <w:rFonts w:eastAsiaTheme="minorEastAsia" w:cs="Times New Roman"/>
           <w:noProof/>
           <w:kern w:val="2"/>
-          <w:szCs w:val="24"/>
+          <w:sz w:val="20"/>
+          <w:szCs w:val="20"/>
           <w:lang w:val="uk-UA" w:eastAsia="uk-UA"/>
           <w14:ligatures w14:val="standardContextual"/>
         </w:rPr>
       </w:pPr>
-      <w:hyperlink w:anchor="_Toc194497524" w:history="1">
+      <w:hyperlink w:anchor="_Toc196825888" w:history="1">
         <w:r>
           <w:rPr>
             <w:rStyle w:val="af2"/>
-            <w:noProof/>
+            <w:rFonts w:cs="Times New Roman"/>
+            <w:noProof/>
+            <w:sz w:val="20"/>
+            <w:szCs w:val="20"/>
             <w:lang w:val="uk-UA"/>
           </w:rPr>
           <w:t>А.4.1 Вимоги до функціональних характеристик</w:t>
         </w:r>
         <w:r>
           <w:rPr>
-            <w:noProof/>
-            <w:webHidden/>
+            <w:rFonts w:cs="Times New Roman"/>
+            <w:noProof/>
+            <w:webHidden/>
+            <w:sz w:val="20"/>
+            <w:szCs w:val="20"/>
           </w:rPr>
           <w:tab/>
         </w:r>
         <w:r>
           <w:rPr>
-            <w:noProof/>
-            <w:webHidden/>
+            <w:rFonts w:cs="Times New Roman"/>
+            <w:noProof/>
+            <w:webHidden/>
+            <w:sz w:val="20"/>
+            <w:szCs w:val="20"/>
           </w:rPr>
           <w:fldChar w:fldCharType="begin"/>
         </w:r>
         <w:r>
           <w:rPr>
-            <w:noProof/>
-            <w:webHidden/>
-          </w:rPr>
-          <w:instrText xml:space="preserve"> PAGEREF _Toc194497524 \h </w:instrText>
-        </w:r>
-        <w:r>
-          <w:rPr>
-            <w:noProof/>
-            <w:webHidden/>
-          </w:rPr>
-        </w:r>
-        <w:r>
-          <w:rPr>
-            <w:noProof/>
-            <w:webHidden/>
+            <w:rFonts w:cs="Times New Roman"/>
+            <w:noProof/>
+            <w:webHidden/>
+            <w:sz w:val="20"/>
+            <w:szCs w:val="20"/>
+          </w:rPr>
+          <w:instrText xml:space="preserve"> PAGEREF _Toc196825888 \h </w:instrText>
+        </w:r>
+        <w:r>
+          <w:rPr>
+            <w:rFonts w:cs="Times New Roman"/>
+            <w:noProof/>
+            <w:webHidden/>
+            <w:sz w:val="20"/>
+            <w:szCs w:val="20"/>
+          </w:rPr>
+        </w:r>
+        <w:r>
+          <w:rPr>
+            <w:rFonts w:cs="Times New Roman"/>
+            <w:noProof/>
+            <w:webHidden/>
+            <w:sz w:val="20"/>
+            <w:szCs w:val="20"/>
           </w:rPr>
           <w:fldChar w:fldCharType="separate"/>
         </w:r>
         <w:r>
           <w:rPr>
-            <w:noProof/>
-            <w:webHidden/>
-          </w:rPr>
-          <w:t>20</w:t>
-        </w:r>
-        <w:r>
-          <w:rPr>
-            <w:noProof/>
-            <w:webHidden/>
+            <w:rFonts w:cs="Times New Roman"/>
+            <w:noProof/>
+            <w:webHidden/>
+            <w:sz w:val="20"/>
+            <w:szCs w:val="20"/>
+          </w:rPr>
+          <w:t>24</w:t>
+        </w:r>
+        <w:r>
+          <w:rPr>
+            <w:rFonts w:cs="Times New Roman"/>
+            <w:noProof/>
+            <w:webHidden/>
+            <w:sz w:val="20"/>
+            <w:szCs w:val="20"/>
           </w:rPr>
           <w:fldChar w:fldCharType="end"/>
         </w:r>
@@ -3660,68 +5028,93 @@
           <w:tab w:val="right" w:leader="dot" w:pos="9344"/>
         </w:tabs>
         <w:rPr>
-          <w:rFonts w:asciiTheme="minorHAnsi" w:eastAsiaTheme="minorEastAsia" w:hAnsiTheme="minorHAnsi"/>
+          <w:rFonts w:eastAsiaTheme="minorEastAsia" w:cs="Times New Roman"/>
           <w:noProof/>
           <w:kern w:val="2"/>
-          <w:szCs w:val="24"/>
+          <w:sz w:val="20"/>
+          <w:szCs w:val="20"/>
           <w:lang w:val="uk-UA" w:eastAsia="uk-UA"/>
           <w14:ligatures w14:val="standardContextual"/>
         </w:rPr>
       </w:pPr>
-      <w:hyperlink w:anchor="_Toc194497525" w:history="1">
+      <w:hyperlink w:anchor="_Toc196825889" w:history="1">
         <w:r>
           <w:rPr>
             <w:rStyle w:val="af2"/>
-            <w:noProof/>
+            <w:rFonts w:cs="Times New Roman"/>
+            <w:noProof/>
+            <w:sz w:val="20"/>
+            <w:szCs w:val="20"/>
             <w:lang w:val="uk-UA"/>
           </w:rPr>
           <w:t>А.4.2 Вимоги до надійності</w:t>
         </w:r>
         <w:r>
           <w:rPr>
-            <w:noProof/>
-            <w:webHidden/>
+            <w:rFonts w:cs="Times New Roman"/>
+            <w:noProof/>
+            <w:webHidden/>
+            <w:sz w:val="20"/>
+            <w:szCs w:val="20"/>
           </w:rPr>
           <w:tab/>
         </w:r>
         <w:r>
           <w:rPr>
-            <w:noProof/>
-            <w:webHidden/>
+            <w:rFonts w:cs="Times New Roman"/>
+            <w:noProof/>
+            <w:webHidden/>
+            <w:sz w:val="20"/>
+            <w:szCs w:val="20"/>
           </w:rPr>
           <w:fldChar w:fldCharType="begin"/>
         </w:r>
         <w:r>
           <w:rPr>
-            <w:noProof/>
-            <w:webHidden/>
-          </w:rPr>
-          <w:instrText xml:space="preserve"> PAGEREF _Toc194497525 \h </w:instrText>
-        </w:r>
-        <w:r>
-          <w:rPr>
-            <w:noProof/>
-            <w:webHidden/>
-          </w:rPr>
-        </w:r>
-        <w:r>
-          <w:rPr>
-            <w:noProof/>
-            <w:webHidden/>
+            <w:rFonts w:cs="Times New Roman"/>
+            <w:noProof/>
+            <w:webHidden/>
+            <w:sz w:val="20"/>
+            <w:szCs w:val="20"/>
+          </w:rPr>
+          <w:instrText xml:space="preserve"> PAGEREF _Toc196825889 \h </w:instrText>
+        </w:r>
+        <w:r>
+          <w:rPr>
+            <w:rFonts w:cs="Times New Roman"/>
+            <w:noProof/>
+            <w:webHidden/>
+            <w:sz w:val="20"/>
+            <w:szCs w:val="20"/>
+          </w:rPr>
+        </w:r>
+        <w:r>
+          <w:rPr>
+            <w:rFonts w:cs="Times New Roman"/>
+            <w:noProof/>
+            <w:webHidden/>
+            <w:sz w:val="20"/>
+            <w:szCs w:val="20"/>
           </w:rPr>
           <w:fldChar w:fldCharType="separate"/>
         </w:r>
         <w:r>
           <w:rPr>
-            <w:noProof/>
-            <w:webHidden/>
-          </w:rPr>
-          <w:t>20</w:t>
-        </w:r>
-        <w:r>
-          <w:rPr>
-            <w:noProof/>
-            <w:webHidden/>
+            <w:rFonts w:cs="Times New Roman"/>
+            <w:noProof/>
+            <w:webHidden/>
+            <w:sz w:val="20"/>
+            <w:szCs w:val="20"/>
+          </w:rPr>
+          <w:t>24</w:t>
+        </w:r>
+        <w:r>
+          <w:rPr>
+            <w:rFonts w:cs="Times New Roman"/>
+            <w:noProof/>
+            <w:webHidden/>
+            <w:sz w:val="20"/>
+            <w:szCs w:val="20"/>
           </w:rPr>
           <w:fldChar w:fldCharType="end"/>
         </w:r>
@@ -3734,68 +5127,93 @@
           <w:tab w:val="right" w:leader="dot" w:pos="9344"/>
         </w:tabs>
         <w:rPr>
-          <w:rFonts w:asciiTheme="minorHAnsi" w:eastAsiaTheme="minorEastAsia" w:hAnsiTheme="minorHAnsi"/>
+          <w:rFonts w:eastAsiaTheme="minorEastAsia" w:cs="Times New Roman"/>
           <w:noProof/>
           <w:kern w:val="2"/>
-          <w:szCs w:val="24"/>
+          <w:sz w:val="20"/>
+          <w:szCs w:val="20"/>
           <w:lang w:val="uk-UA" w:eastAsia="uk-UA"/>
           <w14:ligatures w14:val="standardContextual"/>
         </w:rPr>
       </w:pPr>
-      <w:hyperlink w:anchor="_Toc194497526" w:history="1">
+      <w:hyperlink w:anchor="_Toc196825890" w:history="1">
         <w:r>
           <w:rPr>
             <w:rStyle w:val="af2"/>
-            <w:noProof/>
+            <w:rFonts w:cs="Times New Roman"/>
+            <w:noProof/>
+            <w:sz w:val="20"/>
+            <w:szCs w:val="20"/>
             <w:lang w:val="uk-UA"/>
           </w:rPr>
           <w:t>А.4.3 Вимоги до технічних та програмних засобів</w:t>
         </w:r>
         <w:r>
           <w:rPr>
-            <w:noProof/>
-            <w:webHidden/>
+            <w:rFonts w:cs="Times New Roman"/>
+            <w:noProof/>
+            <w:webHidden/>
+            <w:sz w:val="20"/>
+            <w:szCs w:val="20"/>
           </w:rPr>
           <w:tab/>
         </w:r>
         <w:r>
           <w:rPr>
-            <w:noProof/>
-            <w:webHidden/>
+            <w:rFonts w:cs="Times New Roman"/>
+            <w:noProof/>
+            <w:webHidden/>
+            <w:sz w:val="20"/>
+            <w:szCs w:val="20"/>
           </w:rPr>
           <w:fldChar w:fldCharType="begin"/>
         </w:r>
         <w:r>
           <w:rPr>
-            <w:noProof/>
-            <w:webHidden/>
-          </w:rPr>
-          <w:instrText xml:space="preserve"> PAGEREF _Toc194497526 \h </w:instrText>
-        </w:r>
-        <w:r>
-          <w:rPr>
-            <w:noProof/>
-            <w:webHidden/>
-          </w:rPr>
-        </w:r>
-        <w:r>
-          <w:rPr>
-            <w:noProof/>
-            <w:webHidden/>
+            <w:rFonts w:cs="Times New Roman"/>
+            <w:noProof/>
+            <w:webHidden/>
+            <w:sz w:val="20"/>
+            <w:szCs w:val="20"/>
+          </w:rPr>
+          <w:instrText xml:space="preserve"> PAGEREF _Toc196825890 \h </w:instrText>
+        </w:r>
+        <w:r>
+          <w:rPr>
+            <w:rFonts w:cs="Times New Roman"/>
+            <w:noProof/>
+            <w:webHidden/>
+            <w:sz w:val="20"/>
+            <w:szCs w:val="20"/>
+          </w:rPr>
+        </w:r>
+        <w:r>
+          <w:rPr>
+            <w:rFonts w:cs="Times New Roman"/>
+            <w:noProof/>
+            <w:webHidden/>
+            <w:sz w:val="20"/>
+            <w:szCs w:val="20"/>
           </w:rPr>
           <w:fldChar w:fldCharType="separate"/>
         </w:r>
         <w:r>
           <w:rPr>
-            <w:noProof/>
-            <w:webHidden/>
-          </w:rPr>
-          <w:t>20</w:t>
-        </w:r>
-        <w:r>
-          <w:rPr>
-            <w:noProof/>
-            <w:webHidden/>
+            <w:rFonts w:cs="Times New Roman"/>
+            <w:noProof/>
+            <w:webHidden/>
+            <w:sz w:val="20"/>
+            <w:szCs w:val="20"/>
+          </w:rPr>
+          <w:t>24</w:t>
+        </w:r>
+        <w:r>
+          <w:rPr>
+            <w:rFonts w:cs="Times New Roman"/>
+            <w:noProof/>
+            <w:webHidden/>
+            <w:sz w:val="20"/>
+            <w:szCs w:val="20"/>
           </w:rPr>
           <w:fldChar w:fldCharType="end"/>
         </w:r>
@@ -3808,67 +5226,92 @@
           <w:tab w:val="right" w:leader="dot" w:pos="9344"/>
         </w:tabs>
         <w:rPr>
-          <w:rFonts w:asciiTheme="minorHAnsi" w:eastAsiaTheme="minorEastAsia" w:hAnsiTheme="minorHAnsi"/>
+          <w:rFonts w:eastAsiaTheme="minorEastAsia" w:cs="Times New Roman"/>
           <w:noProof/>
           <w:kern w:val="2"/>
-          <w:szCs w:val="24"/>
+          <w:sz w:val="20"/>
+          <w:szCs w:val="20"/>
           <w:lang w:val="uk-UA" w:eastAsia="uk-UA"/>
           <w14:ligatures w14:val="standardContextual"/>
         </w:rPr>
       </w:pPr>
-      <w:hyperlink w:anchor="_Toc194497527" w:history="1">
+      <w:hyperlink w:anchor="_Toc196825891" w:history="1">
         <w:r>
           <w:rPr>
             <w:rStyle w:val="af2"/>
-            <w:noProof/>
+            <w:rFonts w:cs="Times New Roman"/>
+            <w:noProof/>
+            <w:sz w:val="20"/>
+            <w:szCs w:val="20"/>
           </w:rPr>
           <w:t>А.5 Вимоги до програмної документації</w:t>
         </w:r>
         <w:r>
           <w:rPr>
-            <w:noProof/>
-            <w:webHidden/>
+            <w:rFonts w:cs="Times New Roman"/>
+            <w:noProof/>
+            <w:webHidden/>
+            <w:sz w:val="20"/>
+            <w:szCs w:val="20"/>
           </w:rPr>
           <w:tab/>
         </w:r>
         <w:r>
           <w:rPr>
-            <w:noProof/>
-            <w:webHidden/>
+            <w:rFonts w:cs="Times New Roman"/>
+            <w:noProof/>
+            <w:webHidden/>
+            <w:sz w:val="20"/>
+            <w:szCs w:val="20"/>
           </w:rPr>
           <w:fldChar w:fldCharType="begin"/>
         </w:r>
         <w:r>
           <w:rPr>
-            <w:noProof/>
-            <w:webHidden/>
-          </w:rPr>
-          <w:instrText xml:space="preserve"> PAGEREF _Toc194497527 \h </w:instrText>
-        </w:r>
-        <w:r>
-          <w:rPr>
-            <w:noProof/>
-            <w:webHidden/>
-          </w:rPr>
-        </w:r>
-        <w:r>
-          <w:rPr>
-            <w:noProof/>
-            <w:webHidden/>
+            <w:rFonts w:cs="Times New Roman"/>
+            <w:noProof/>
+            <w:webHidden/>
+            <w:sz w:val="20"/>
+            <w:szCs w:val="20"/>
+          </w:rPr>
+          <w:instrText xml:space="preserve"> PAGEREF _Toc196825891 \h </w:instrText>
+        </w:r>
+        <w:r>
+          <w:rPr>
+            <w:rFonts w:cs="Times New Roman"/>
+            <w:noProof/>
+            <w:webHidden/>
+            <w:sz w:val="20"/>
+            <w:szCs w:val="20"/>
+          </w:rPr>
+        </w:r>
+        <w:r>
+          <w:rPr>
+            <w:rFonts w:cs="Times New Roman"/>
+            <w:noProof/>
+            <w:webHidden/>
+            <w:sz w:val="20"/>
+            <w:szCs w:val="20"/>
           </w:rPr>
           <w:fldChar w:fldCharType="separate"/>
         </w:r>
         <w:r>
           <w:rPr>
-            <w:noProof/>
-            <w:webHidden/>
-          </w:rPr>
-          <w:t>21</w:t>
-        </w:r>
-        <w:r>
-          <w:rPr>
-            <w:noProof/>
-            <w:webHidden/>
+            <w:rFonts w:cs="Times New Roman"/>
+            <w:noProof/>
+            <w:webHidden/>
+            <w:sz w:val="20"/>
+            <w:szCs w:val="20"/>
+          </w:rPr>
+          <w:t>25</w:t>
+        </w:r>
+        <w:r>
+          <w:rPr>
+            <w:rFonts w:cs="Times New Roman"/>
+            <w:noProof/>
+            <w:webHidden/>
+            <w:sz w:val="20"/>
+            <w:szCs w:val="20"/>
           </w:rPr>
           <w:fldChar w:fldCharType="end"/>
         </w:r>
@@ -3881,67 +5324,92 @@
           <w:tab w:val="right" w:leader="dot" w:pos="9344"/>
         </w:tabs>
         <w:rPr>
-          <w:rFonts w:asciiTheme="minorHAnsi" w:eastAsiaTheme="minorEastAsia" w:hAnsiTheme="minorHAnsi"/>
+          <w:rFonts w:eastAsiaTheme="minorEastAsia" w:cs="Times New Roman"/>
           <w:noProof/>
           <w:kern w:val="2"/>
-          <w:szCs w:val="24"/>
+          <w:sz w:val="20"/>
+          <w:szCs w:val="20"/>
           <w:lang w:val="uk-UA" w:eastAsia="uk-UA"/>
           <w14:ligatures w14:val="standardContextual"/>
         </w:rPr>
       </w:pPr>
-      <w:hyperlink w:anchor="_Toc194497528" w:history="1">
+      <w:hyperlink w:anchor="_Toc196825892" w:history="1">
         <w:r>
           <w:rPr>
             <w:rStyle w:val="af2"/>
-            <w:noProof/>
+            <w:rFonts w:cs="Times New Roman"/>
+            <w:noProof/>
+            <w:sz w:val="20"/>
+            <w:szCs w:val="20"/>
           </w:rPr>
           <w:t>А.6 Стадії і етапи розробки</w:t>
         </w:r>
         <w:r>
           <w:rPr>
-            <w:noProof/>
-            <w:webHidden/>
+            <w:rFonts w:cs="Times New Roman"/>
+            <w:noProof/>
+            <w:webHidden/>
+            <w:sz w:val="20"/>
+            <w:szCs w:val="20"/>
           </w:rPr>
           <w:tab/>
         </w:r>
         <w:r>
           <w:rPr>
-            <w:noProof/>
-            <w:webHidden/>
+            <w:rFonts w:cs="Times New Roman"/>
+            <w:noProof/>
+            <w:webHidden/>
+            <w:sz w:val="20"/>
+            <w:szCs w:val="20"/>
           </w:rPr>
           <w:fldChar w:fldCharType="begin"/>
         </w:r>
         <w:r>
           <w:rPr>
-            <w:noProof/>
-            <w:webHidden/>
-          </w:rPr>
-          <w:instrText xml:space="preserve"> PAGEREF _Toc194497528 \h </w:instrText>
-        </w:r>
-        <w:r>
-          <w:rPr>
-            <w:noProof/>
-            <w:webHidden/>
-          </w:rPr>
-        </w:r>
-        <w:r>
-          <w:rPr>
-            <w:noProof/>
-            <w:webHidden/>
+            <w:rFonts w:cs="Times New Roman"/>
+            <w:noProof/>
+            <w:webHidden/>
+            <w:sz w:val="20"/>
+            <w:szCs w:val="20"/>
+          </w:rPr>
+          <w:instrText xml:space="preserve"> PAGEREF _Toc196825892 \h </w:instrText>
+        </w:r>
+        <w:r>
+          <w:rPr>
+            <w:rFonts w:cs="Times New Roman"/>
+            <w:noProof/>
+            <w:webHidden/>
+            <w:sz w:val="20"/>
+            <w:szCs w:val="20"/>
+          </w:rPr>
+        </w:r>
+        <w:r>
+          <w:rPr>
+            <w:rFonts w:cs="Times New Roman"/>
+            <w:noProof/>
+            <w:webHidden/>
+            <w:sz w:val="20"/>
+            <w:szCs w:val="20"/>
           </w:rPr>
           <w:fldChar w:fldCharType="separate"/>
         </w:r>
         <w:r>
           <w:rPr>
-            <w:noProof/>
-            <w:webHidden/>
-          </w:rPr>
-          <w:t>21</w:t>
-        </w:r>
-        <w:r>
-          <w:rPr>
-            <w:noProof/>
-            <w:webHidden/>
+            <w:rFonts w:cs="Times New Roman"/>
+            <w:noProof/>
+            <w:webHidden/>
+            <w:sz w:val="20"/>
+            <w:szCs w:val="20"/>
+          </w:rPr>
+          <w:t>25</w:t>
+        </w:r>
+        <w:r>
+          <w:rPr>
+            <w:rFonts w:cs="Times New Roman"/>
+            <w:noProof/>
+            <w:webHidden/>
+            <w:sz w:val="20"/>
+            <w:szCs w:val="20"/>
           </w:rPr>
           <w:fldChar w:fldCharType="end"/>
         </w:r>
@@ -3954,68 +5422,93 @@
           <w:tab w:val="right" w:leader="dot" w:pos="9344"/>
         </w:tabs>
         <w:rPr>
-          <w:rFonts w:asciiTheme="minorHAnsi" w:eastAsiaTheme="minorEastAsia" w:hAnsiTheme="minorHAnsi"/>
+          <w:rFonts w:eastAsiaTheme="minorEastAsia" w:cs="Times New Roman"/>
           <w:noProof/>
           <w:kern w:val="2"/>
-          <w:szCs w:val="24"/>
+          <w:sz w:val="20"/>
+          <w:szCs w:val="20"/>
           <w:lang w:val="uk-UA" w:eastAsia="uk-UA"/>
           <w14:ligatures w14:val="standardContextual"/>
         </w:rPr>
       </w:pPr>
-      <w:hyperlink w:anchor="_Toc194497529" w:history="1">
+      <w:hyperlink w:anchor="_Toc196825893" w:history="1">
         <w:r>
           <w:rPr>
             <w:rStyle w:val="af2"/>
-            <w:noProof/>
+            <w:rFonts w:cs="Times New Roman"/>
+            <w:noProof/>
+            <w:sz w:val="20"/>
+            <w:szCs w:val="20"/>
             <w:lang w:val="uk-UA"/>
           </w:rPr>
           <w:t>А.6.1 Стадії розробки</w:t>
         </w:r>
         <w:r>
           <w:rPr>
-            <w:noProof/>
-            <w:webHidden/>
+            <w:rFonts w:cs="Times New Roman"/>
+            <w:noProof/>
+            <w:webHidden/>
+            <w:sz w:val="20"/>
+            <w:szCs w:val="20"/>
           </w:rPr>
           <w:tab/>
         </w:r>
         <w:r>
           <w:rPr>
-            <w:noProof/>
-            <w:webHidden/>
+            <w:rFonts w:cs="Times New Roman"/>
+            <w:noProof/>
+            <w:webHidden/>
+            <w:sz w:val="20"/>
+            <w:szCs w:val="20"/>
           </w:rPr>
           <w:fldChar w:fldCharType="begin"/>
         </w:r>
         <w:r>
           <w:rPr>
-            <w:noProof/>
-            <w:webHidden/>
-          </w:rPr>
-          <w:instrText xml:space="preserve"> PAGEREF _Toc194497529 \h </w:instrText>
-        </w:r>
-        <w:r>
-          <w:rPr>
-            <w:noProof/>
-            <w:webHidden/>
-          </w:rPr>
-        </w:r>
-        <w:r>
-          <w:rPr>
-            <w:noProof/>
-            <w:webHidden/>
+            <w:rFonts w:cs="Times New Roman"/>
+            <w:noProof/>
+            <w:webHidden/>
+            <w:sz w:val="20"/>
+            <w:szCs w:val="20"/>
+          </w:rPr>
+          <w:instrText xml:space="preserve"> PAGEREF _Toc196825893 \h </w:instrText>
+        </w:r>
+        <w:r>
+          <w:rPr>
+            <w:rFonts w:cs="Times New Roman"/>
+            <w:noProof/>
+            <w:webHidden/>
+            <w:sz w:val="20"/>
+            <w:szCs w:val="20"/>
+          </w:rPr>
+        </w:r>
+        <w:r>
+          <w:rPr>
+            <w:rFonts w:cs="Times New Roman"/>
+            <w:noProof/>
+            <w:webHidden/>
+            <w:sz w:val="20"/>
+            <w:szCs w:val="20"/>
           </w:rPr>
           <w:fldChar w:fldCharType="separate"/>
         </w:r>
         <w:r>
           <w:rPr>
-            <w:noProof/>
-            <w:webHidden/>
-          </w:rPr>
-          <w:t>21</w:t>
-        </w:r>
-        <w:r>
-          <w:rPr>
-            <w:noProof/>
-            <w:webHidden/>
+            <w:rFonts w:cs="Times New Roman"/>
+            <w:noProof/>
+            <w:webHidden/>
+            <w:sz w:val="20"/>
+            <w:szCs w:val="20"/>
+          </w:rPr>
+          <w:t>25</w:t>
+        </w:r>
+        <w:r>
+          <w:rPr>
+            <w:rFonts w:cs="Times New Roman"/>
+            <w:noProof/>
+            <w:webHidden/>
+            <w:sz w:val="20"/>
+            <w:szCs w:val="20"/>
           </w:rPr>
           <w:fldChar w:fldCharType="end"/>
         </w:r>
@@ -4028,68 +5521,93 @@
           <w:tab w:val="right" w:leader="dot" w:pos="9344"/>
         </w:tabs>
         <w:rPr>
-          <w:rFonts w:asciiTheme="minorHAnsi" w:eastAsiaTheme="minorEastAsia" w:hAnsiTheme="minorHAnsi"/>
+          <w:rFonts w:eastAsiaTheme="minorEastAsia" w:cs="Times New Roman"/>
           <w:noProof/>
           <w:kern w:val="2"/>
-          <w:szCs w:val="24"/>
+          <w:sz w:val="20"/>
+          <w:szCs w:val="20"/>
           <w:lang w:val="uk-UA" w:eastAsia="uk-UA"/>
           <w14:ligatures w14:val="standardContextual"/>
         </w:rPr>
       </w:pPr>
-      <w:hyperlink w:anchor="_Toc194497530" w:history="1">
+      <w:hyperlink w:anchor="_Toc196825894" w:history="1">
         <w:r>
           <w:rPr>
             <w:rStyle w:val="af2"/>
-            <w:noProof/>
+            <w:rFonts w:cs="Times New Roman"/>
+            <w:noProof/>
+            <w:sz w:val="20"/>
+            <w:szCs w:val="20"/>
             <w:lang w:val="uk-UA"/>
           </w:rPr>
           <w:t>А.6.2 Етапи розробки</w:t>
         </w:r>
         <w:r>
           <w:rPr>
-            <w:noProof/>
-            <w:webHidden/>
+            <w:rFonts w:cs="Times New Roman"/>
+            <w:noProof/>
+            <w:webHidden/>
+            <w:sz w:val="20"/>
+            <w:szCs w:val="20"/>
           </w:rPr>
           <w:tab/>
         </w:r>
         <w:r>
           <w:rPr>
-            <w:noProof/>
-            <w:webHidden/>
+            <w:rFonts w:cs="Times New Roman"/>
+            <w:noProof/>
+            <w:webHidden/>
+            <w:sz w:val="20"/>
+            <w:szCs w:val="20"/>
           </w:rPr>
           <w:fldChar w:fldCharType="begin"/>
         </w:r>
         <w:r>
           <w:rPr>
-            <w:noProof/>
-            <w:webHidden/>
-          </w:rPr>
-          <w:instrText xml:space="preserve"> PAGEREF _Toc194497530 \h </w:instrText>
-        </w:r>
-        <w:r>
-          <w:rPr>
-            <w:noProof/>
-            <w:webHidden/>
-          </w:rPr>
-        </w:r>
-        <w:r>
-          <w:rPr>
-            <w:noProof/>
-            <w:webHidden/>
+            <w:rFonts w:cs="Times New Roman"/>
+            <w:noProof/>
+            <w:webHidden/>
+            <w:sz w:val="20"/>
+            <w:szCs w:val="20"/>
+          </w:rPr>
+          <w:instrText xml:space="preserve"> PAGEREF _Toc196825894 \h </w:instrText>
+        </w:r>
+        <w:r>
+          <w:rPr>
+            <w:rFonts w:cs="Times New Roman"/>
+            <w:noProof/>
+            <w:webHidden/>
+            <w:sz w:val="20"/>
+            <w:szCs w:val="20"/>
+          </w:rPr>
+        </w:r>
+        <w:r>
+          <w:rPr>
+            <w:rFonts w:cs="Times New Roman"/>
+            <w:noProof/>
+            <w:webHidden/>
+            <w:sz w:val="20"/>
+            <w:szCs w:val="20"/>
           </w:rPr>
           <w:fldChar w:fldCharType="separate"/>
         </w:r>
         <w:r>
           <w:rPr>
-            <w:noProof/>
-            <w:webHidden/>
-          </w:rPr>
-          <w:t>21</w:t>
-        </w:r>
-        <w:r>
-          <w:rPr>
-            <w:noProof/>
-            <w:webHidden/>
+            <w:rFonts w:cs="Times New Roman"/>
+            <w:noProof/>
+            <w:webHidden/>
+            <w:sz w:val="20"/>
+            <w:szCs w:val="20"/>
+          </w:rPr>
+          <w:t>25</w:t>
+        </w:r>
+        <w:r>
+          <w:rPr>
+            <w:rFonts w:cs="Times New Roman"/>
+            <w:noProof/>
+            <w:webHidden/>
+            <w:sz w:val="20"/>
+            <w:szCs w:val="20"/>
           </w:rPr>
           <w:fldChar w:fldCharType="end"/>
         </w:r>
@@ -4102,68 +5620,93 @@
           <w:tab w:val="right" w:leader="dot" w:pos="9344"/>
         </w:tabs>
         <w:rPr>
-          <w:rFonts w:asciiTheme="minorHAnsi" w:eastAsiaTheme="minorEastAsia" w:hAnsiTheme="minorHAnsi"/>
+          <w:rFonts w:eastAsiaTheme="minorEastAsia" w:cs="Times New Roman"/>
           <w:noProof/>
           <w:kern w:val="2"/>
-          <w:szCs w:val="24"/>
+          <w:sz w:val="20"/>
+          <w:szCs w:val="20"/>
           <w:lang w:val="uk-UA" w:eastAsia="uk-UA"/>
           <w14:ligatures w14:val="standardContextual"/>
         </w:rPr>
       </w:pPr>
-      <w:hyperlink w:anchor="_Toc194497531" w:history="1">
+      <w:hyperlink w:anchor="_Toc196825895" w:history="1">
         <w:r>
           <w:rPr>
             <w:rStyle w:val="af2"/>
-            <w:noProof/>
+            <w:rFonts w:cs="Times New Roman"/>
+            <w:noProof/>
+            <w:sz w:val="20"/>
+            <w:szCs w:val="20"/>
             <w:lang w:val="uk-UA"/>
           </w:rPr>
           <w:t>А.6.3 Зміст робіт по етапах</w:t>
         </w:r>
         <w:r>
           <w:rPr>
-            <w:noProof/>
-            <w:webHidden/>
+            <w:rFonts w:cs="Times New Roman"/>
+            <w:noProof/>
+            <w:webHidden/>
+            <w:sz w:val="20"/>
+            <w:szCs w:val="20"/>
           </w:rPr>
           <w:tab/>
         </w:r>
         <w:r>
           <w:rPr>
-            <w:noProof/>
-            <w:webHidden/>
+            <w:rFonts w:cs="Times New Roman"/>
+            <w:noProof/>
+            <w:webHidden/>
+            <w:sz w:val="20"/>
+            <w:szCs w:val="20"/>
           </w:rPr>
           <w:fldChar w:fldCharType="begin"/>
         </w:r>
         <w:r>
           <w:rPr>
-            <w:noProof/>
-            <w:webHidden/>
-          </w:rPr>
-          <w:instrText xml:space="preserve"> PAGEREF _Toc194497531 \h </w:instrText>
-        </w:r>
-        <w:r>
-          <w:rPr>
-            <w:noProof/>
-            <w:webHidden/>
-          </w:rPr>
-        </w:r>
-        <w:r>
-          <w:rPr>
-            <w:noProof/>
-            <w:webHidden/>
+            <w:rFonts w:cs="Times New Roman"/>
+            <w:noProof/>
+            <w:webHidden/>
+            <w:sz w:val="20"/>
+            <w:szCs w:val="20"/>
+          </w:rPr>
+          <w:instrText xml:space="preserve"> PAGEREF _Toc196825895 \h </w:instrText>
+        </w:r>
+        <w:r>
+          <w:rPr>
+            <w:rFonts w:cs="Times New Roman"/>
+            <w:noProof/>
+            <w:webHidden/>
+            <w:sz w:val="20"/>
+            <w:szCs w:val="20"/>
+          </w:rPr>
+        </w:r>
+        <w:r>
+          <w:rPr>
+            <w:rFonts w:cs="Times New Roman"/>
+            <w:noProof/>
+            <w:webHidden/>
+            <w:sz w:val="20"/>
+            <w:szCs w:val="20"/>
           </w:rPr>
           <w:fldChar w:fldCharType="separate"/>
         </w:r>
         <w:r>
           <w:rPr>
-            <w:noProof/>
-            <w:webHidden/>
-          </w:rPr>
-          <w:t>22</w:t>
-        </w:r>
-        <w:r>
-          <w:rPr>
-            <w:noProof/>
-            <w:webHidden/>
+            <w:rFonts w:cs="Times New Roman"/>
+            <w:noProof/>
+            <w:webHidden/>
+            <w:sz w:val="20"/>
+            <w:szCs w:val="20"/>
+          </w:rPr>
+          <w:t>26</w:t>
+        </w:r>
+        <w:r>
+          <w:rPr>
+            <w:rFonts w:cs="Times New Roman"/>
+            <w:noProof/>
+            <w:webHidden/>
+            <w:sz w:val="20"/>
+            <w:szCs w:val="20"/>
           </w:rPr>
           <w:fldChar w:fldCharType="end"/>
         </w:r>
@@ -4172,21 +5715,26 @@
     <w:p>
       <w:pPr>
         <w:rPr>
-          <w:rFonts w:ascii="Times New Roman" w:hAnsi="Times New Roman"/>
-          <w:sz w:val="28"/>
-          <w:lang w:val="uk-UA"/>
-        </w:rPr>
-      </w:pPr>
-      <w:r>
-        <w:rPr>
+          <w:rFonts w:ascii="Times New Roman" w:hAnsi="Times New Roman" w:cs="Times New Roman"/>
+          <w:sz w:val="20"/>
+          <w:szCs w:val="20"/>
+          <w:lang w:val="uk-UA"/>
+        </w:rPr>
+      </w:pPr>
+      <w:r>
+        <w:rPr>
+          <w:rFonts w:ascii="Times New Roman" w:hAnsi="Times New Roman" w:cs="Times New Roman"/>
+          <w:sz w:val="20"/>
+          <w:szCs w:val="20"/>
           <w:lang w:val="uk-UA"/>
         </w:rPr>
         <w:fldChar w:fldCharType="end"/>
       </w:r>
       <w:r>
         <w:rPr>
-          <w:rFonts w:ascii="Times New Roman" w:hAnsi="Times New Roman"/>
-          <w:sz w:val="28"/>
+          <w:rFonts w:ascii="Times New Roman" w:hAnsi="Times New Roman" w:cs="Times New Roman"/>
+          <w:sz w:val="20"/>
+          <w:szCs w:val="20"/>
           <w:lang w:val="uk-UA"/>
         </w:rPr>
         <w:br w:type="page"/>
@@ -4201,7 +5749,7 @@
       </w:pPr>
       <w:bookmarkStart w:id="4" w:name="_Toc533520912"/>
       <w:bookmarkStart w:id="5" w:name="_Toc27554779"/>
-      <w:bookmarkStart w:id="6" w:name="_Toc194497505"/>
+      <w:bookmarkStart w:id="6" w:name="_Toc196825861"/>
       <w:r>
         <w:rPr>
           <w:lang w:val="uk-UA"/>
@@ -4294,7 +5842,7 @@
       </w:pPr>
       <w:bookmarkStart w:id="7" w:name="_Toc533520911"/>
       <w:bookmarkStart w:id="8" w:name="_Toc27554780"/>
-      <w:bookmarkStart w:id="9" w:name="_Toc194497506"/>
+      <w:bookmarkStart w:id="9" w:name="_Toc196825862"/>
       <w:r>
         <w:rPr>
           <w:lang w:val="uk-UA"/>
@@ -4849,7 +6397,7 @@
       </w:pPr>
       <w:bookmarkStart w:id="10" w:name="_Toc533520913"/>
       <w:bookmarkStart w:id="11" w:name="_Toc27554781"/>
-      <w:bookmarkStart w:id="12" w:name="_Toc194497507"/>
+      <w:bookmarkStart w:id="12" w:name="_Toc196825863"/>
       <w:r>
         <w:lastRenderedPageBreak/>
         <w:t>1 Аналіз предметної області</w:t>
@@ -4923,7 +6471,7 @@
         <w:pStyle w:val="Title2nd"/>
       </w:pPr>
       <w:bookmarkStart w:id="13" w:name="_Toc27554782"/>
-      <w:bookmarkStart w:id="14" w:name="_Toc194497508"/>
+      <w:bookmarkStart w:id="14" w:name="_Toc196825864"/>
       <w:r>
         <w:t xml:space="preserve">1.1 </w:t>
       </w:r>
@@ -5007,7 +6555,7 @@
       </w:pPr>
       <w:bookmarkStart w:id="15" w:name="_Toc533520914"/>
       <w:bookmarkStart w:id="16" w:name="_Toc27554783"/>
-      <w:bookmarkStart w:id="17" w:name="_Toc194497509"/>
+      <w:bookmarkStart w:id="17" w:name="_Toc196825865"/>
       <w:r>
         <w:t xml:space="preserve">1.2 </w:t>
       </w:r>
@@ -5028,7 +6576,7 @@
           <w:lang w:val="uk-UA"/>
         </w:rPr>
       </w:pPr>
-      <w:bookmarkStart w:id="18" w:name="_Toc194497510"/>
+      <w:bookmarkStart w:id="18" w:name="_Toc196825866"/>
       <w:r>
         <w:rPr>
           <w:lang w:val="uk-UA"/>
@@ -5440,7 +6988,7 @@
           <w:lang w:val="uk-UA"/>
         </w:rPr>
       </w:pPr>
-      <w:bookmarkStart w:id="19" w:name="_Toc194497511"/>
+      <w:bookmarkStart w:id="19" w:name="_Toc196825867"/>
       <w:r>
         <w:rPr>
           <w:lang w:val="uk-UA"/>
@@ -6114,7 +7662,7 @@
           <w:lang w:val="uk-UA"/>
         </w:rPr>
       </w:pPr>
-      <w:bookmarkStart w:id="20" w:name="_Toc194497512"/>
+      <w:bookmarkStart w:id="20" w:name="_Toc196825868"/>
       <w:r>
         <w:rPr>
           <w:lang w:val="uk-UA"/>
@@ -6337,7 +7885,7 @@
           <w:lang w:val="en-US"/>
         </w:rPr>
       </w:pPr>
-      <w:bookmarkStart w:id="21" w:name="_Toc194497513"/>
+      <w:bookmarkStart w:id="21" w:name="_Toc196825869"/>
       <w:r>
         <w:t>1.</w:t>
       </w:r>
@@ -6855,7 +8403,7 @@
       <w:pPr>
         <w:pStyle w:val="Title2nd"/>
       </w:pPr>
-      <w:bookmarkStart w:id="22" w:name="_Toc194497514"/>
+      <w:bookmarkStart w:id="22" w:name="_Toc196825870"/>
       <w:r>
         <w:t>1.</w:t>
       </w:r>
@@ -7003,7 +8551,7 @@
       <w:pPr>
         <w:pStyle w:val="Title2nd"/>
       </w:pPr>
-      <w:bookmarkStart w:id="23" w:name="_Toc194497515"/>
+      <w:bookmarkStart w:id="23" w:name="_Toc196825871"/>
       <w:r>
         <w:t>1.</w:t>
       </w:r>
@@ -7124,6 +8672,7 @@
           <w:lang w:val="uk-UA"/>
         </w:rPr>
       </w:pPr>
+      <w:bookmarkStart w:id="24" w:name="_Toc196825872"/>
       <w:r>
         <w:rPr>
           <w:lang w:val="uk-UA"/>
@@ -7131,17 +8680,20 @@
         <w:lastRenderedPageBreak/>
         <w:t>2 Вибір та обґрунтування структури системи, яка проєктується</w:t>
       </w:r>
+      <w:bookmarkEnd w:id="24"/>
     </w:p>
     <w:p>
       <w:pPr>
         <w:pStyle w:val="Title2nd"/>
       </w:pPr>
+      <w:bookmarkStart w:id="25" w:name="_Toc196825873"/>
       <w:r>
         <w:t xml:space="preserve">2.1 </w:t>
       </w:r>
       <w:r>
         <w:t>Вибір інструментарію розробки програмного забезпечення</w:t>
       </w:r>
+      <w:bookmarkEnd w:id="25"/>
     </w:p>
     <w:p>
       <w:pPr>
@@ -7216,12 +8768,14 @@
           <w:lang w:val="uk-UA"/>
         </w:rPr>
       </w:pPr>
+      <w:bookmarkStart w:id="26" w:name="_Toc196825874"/>
       <w:r>
         <w:rPr>
           <w:lang w:val="uk-UA"/>
         </w:rPr>
         <w:t>2.1.1 Огляд особливостей мови програмування</w:t>
       </w:r>
+      <w:bookmarkEnd w:id="26"/>
     </w:p>
     <w:p>
       <w:pPr>
@@ -7358,12 +8912,14 @@
           <w:lang w:val="uk-UA"/>
         </w:rPr>
       </w:pPr>
+      <w:bookmarkStart w:id="27" w:name="_Toc196825875"/>
       <w:r>
         <w:rPr>
           <w:lang w:val="uk-UA"/>
         </w:rPr>
         <w:t>2.1.2 Огляд особливостей обраного середовища розробки</w:t>
       </w:r>
+      <w:bookmarkEnd w:id="27"/>
     </w:p>
     <w:p>
       <w:pPr>
@@ -7822,12 +9378,14 @@
           <w:lang w:val="uk-UA"/>
         </w:rPr>
       </w:pPr>
+      <w:bookmarkStart w:id="28" w:name="_Toc196825876"/>
       <w:r>
         <w:rPr>
           <w:lang w:val="uk-UA"/>
         </w:rPr>
         <w:t>2.1.3 Огляд особливостей обраної системи управління базами даних</w:t>
       </w:r>
+      <w:bookmarkEnd w:id="28"/>
     </w:p>
     <w:p>
       <w:pPr>
@@ -7905,6 +9463,7 @@
       <w:pPr>
         <w:pStyle w:val="Title2nd"/>
       </w:pPr>
+      <w:bookmarkStart w:id="29" w:name="_Toc196825877"/>
       <w:r>
         <w:t>2.2 Структур</w:t>
       </w:r>
@@ -7914,6 +9473,7 @@
       <w:r>
         <w:t>а схеми програми</w:t>
       </w:r>
+      <w:bookmarkEnd w:id="29"/>
     </w:p>
     <w:p>
       <w:pPr>
@@ -8407,9 +9967,11 @@
       <w:pPr>
         <w:pStyle w:val="Title2nd"/>
       </w:pPr>
+      <w:bookmarkStart w:id="30" w:name="_Toc196825878"/>
       <w:r>
         <w:t>2.3 Опис модулів розроблюваної системи</w:t>
       </w:r>
+      <w:bookmarkEnd w:id="30"/>
     </w:p>
     <w:p>
       <w:pPr>
@@ -8989,23 +10551,25 @@
       <w:pPr>
         <w:pStyle w:val="Title2nd"/>
       </w:pPr>
+      <w:bookmarkStart w:id="31" w:name="_Toc196825879"/>
       <w:r>
         <w:t>2.4 Висновки за другим розділом</w:t>
       </w:r>
-    </w:p>
-    <w:p>
-      <w:pPr>
-        <w:pStyle w:val="Common"/>
-        <w:rPr>
-          <w:lang w:val="uk-UA"/>
-        </w:rPr>
-      </w:pPr>
-    </w:p>
-    <w:p>
-      <w:pPr>
-        <w:pStyle w:val="Common"/>
-        <w:rPr>
-          <w:lang w:val="uk-UA"/>
+      <w:bookmarkEnd w:id="31"/>
+    </w:p>
+    <w:p>
+      <w:pPr>
+        <w:pStyle w:val="Common"/>
+        <w:rPr>
+          <w:lang w:val="uk-UA"/>
+        </w:rPr>
+      </w:pPr>
+    </w:p>
+    <w:p>
+      <w:pPr>
+        <w:pStyle w:val="Common"/>
+        <w:rPr>
+          <w:lang w:val="en-US"/>
         </w:rPr>
       </w:pPr>
       <w:r>
@@ -9073,7 +10637,6 @@
           <w:lang w:val="uk-UA" w:eastAsia="ar-SA"/>
         </w:rPr>
       </w:pPr>
-      <w:bookmarkStart w:id="24" w:name="_Toc194497516"/>
       <w:r>
         <w:rPr>
           <w:lang w:val="uk-UA"/>
@@ -9088,6 +10651,7 @@
           <w:lang w:val="uk-UA"/>
         </w:rPr>
       </w:pPr>
+      <w:bookmarkStart w:id="32" w:name="_Toc196825880"/>
       <w:r>
         <w:rPr>
           <w:lang w:val="uk-UA"/>
@@ -9095,7 +10659,7 @@
         <w:lastRenderedPageBreak/>
         <w:t>Список використаних джерел</w:t>
       </w:r>
-      <w:bookmarkEnd w:id="24"/>
+      <w:bookmarkEnd w:id="32"/>
     </w:p>
     <w:p>
       <w:pPr>
@@ -10055,14 +11619,14 @@
           <w:lang w:val="en-US"/>
         </w:rPr>
       </w:pPr>
-      <w:bookmarkStart w:id="25" w:name="_Toc194497517"/>
+      <w:bookmarkStart w:id="33" w:name="_Toc196825881"/>
       <w:r>
         <w:rPr>
           <w:lang w:val="uk-UA"/>
         </w:rPr>
         <w:t>Додаток А</w:t>
       </w:r>
-      <w:bookmarkEnd w:id="25"/>
+      <w:bookmarkEnd w:id="33"/>
     </w:p>
     <w:p>
       <w:pPr>
@@ -10102,12 +11666,12 @@
           <w:lang w:val="en-US"/>
         </w:rPr>
       </w:pPr>
-      <w:bookmarkStart w:id="26" w:name="_Toc194497518"/>
+      <w:bookmarkStart w:id="34" w:name="_Toc196825882"/>
       <w:r>
         <w:lastRenderedPageBreak/>
         <w:t>А.1 Вступ</w:t>
       </w:r>
-      <w:bookmarkEnd w:id="26"/>
+      <w:bookmarkEnd w:id="34"/>
     </w:p>
     <w:p>
       <w:pPr>
@@ -10116,14 +11680,14 @@
           <w:lang w:val="en-US"/>
         </w:rPr>
       </w:pPr>
-      <w:bookmarkStart w:id="27" w:name="_Toc194497519"/>
+      <w:bookmarkStart w:id="35" w:name="_Toc196825883"/>
       <w:r>
         <w:rPr>
           <w:lang w:val="uk-UA"/>
         </w:rPr>
         <w:t>А.1.1 Назва програми</w:t>
       </w:r>
-      <w:bookmarkEnd w:id="27"/>
+      <w:bookmarkEnd w:id="35"/>
     </w:p>
     <w:p>
       <w:pPr>
@@ -10162,14 +11726,14 @@
           <w:lang w:val="uk-UA"/>
         </w:rPr>
       </w:pPr>
-      <w:bookmarkStart w:id="28" w:name="_Toc194497520"/>
+      <w:bookmarkStart w:id="36" w:name="_Toc196825884"/>
       <w:r>
         <w:rPr>
           <w:lang w:val="uk-UA"/>
         </w:rPr>
         <w:t>А.1.2 Призначення та область застосування</w:t>
       </w:r>
-      <w:bookmarkEnd w:id="28"/>
+      <w:bookmarkEnd w:id="36"/>
     </w:p>
     <w:p>
       <w:pPr>
@@ -10255,11 +11819,11 @@
       <w:pPr>
         <w:pStyle w:val="Title2nd"/>
       </w:pPr>
-      <w:bookmarkStart w:id="29" w:name="_Toc194497521"/>
+      <w:bookmarkStart w:id="37" w:name="_Toc196825885"/>
       <w:r>
         <w:t>А.2 Підстави для розробки</w:t>
       </w:r>
-      <w:bookmarkEnd w:id="29"/>
+      <w:bookmarkEnd w:id="37"/>
     </w:p>
     <w:p>
       <w:pPr>
@@ -10307,11 +11871,11 @@
       <w:pPr>
         <w:pStyle w:val="Title2nd"/>
       </w:pPr>
-      <w:bookmarkStart w:id="30" w:name="_Toc194497522"/>
+      <w:bookmarkStart w:id="38" w:name="_Toc196825886"/>
       <w:r>
         <w:t>А.3 Призначення розробки</w:t>
       </w:r>
-      <w:bookmarkEnd w:id="30"/>
+      <w:bookmarkEnd w:id="38"/>
     </w:p>
     <w:p>
       <w:pPr>
@@ -10376,11 +11940,11 @@
           <w:lang w:val="en-US"/>
         </w:rPr>
       </w:pPr>
-      <w:bookmarkStart w:id="31" w:name="_Toc194497523"/>
+      <w:bookmarkStart w:id="39" w:name="_Toc196825887"/>
       <w:r>
         <w:t>А.4 Вимоги до програми</w:t>
       </w:r>
-      <w:bookmarkEnd w:id="31"/>
+      <w:bookmarkEnd w:id="39"/>
     </w:p>
     <w:p>
       <w:pPr>
@@ -10455,7 +12019,7 @@
           <w:lang w:val="en-US"/>
         </w:rPr>
       </w:pPr>
-      <w:bookmarkStart w:id="32" w:name="_Toc194497524"/>
+      <w:bookmarkStart w:id="40" w:name="_Toc196825888"/>
       <w:r>
         <w:rPr>
           <w:lang w:val="uk-UA"/>
@@ -10463,7 +12027,7 @@
         <w:lastRenderedPageBreak/>
         <w:t>А.4.1 Вимоги до функціональних характеристик</w:t>
       </w:r>
-      <w:bookmarkEnd w:id="32"/>
+      <w:bookmarkEnd w:id="40"/>
     </w:p>
     <w:p>
       <w:pPr>
@@ -10596,14 +12160,14 @@
           <w:lang w:val="en-US"/>
         </w:rPr>
       </w:pPr>
-      <w:bookmarkStart w:id="33" w:name="_Toc194497525"/>
+      <w:bookmarkStart w:id="41" w:name="_Toc196825889"/>
       <w:r>
         <w:rPr>
           <w:lang w:val="uk-UA"/>
         </w:rPr>
         <w:t>А.4.2 Вимоги до надійності</w:t>
       </w:r>
-      <w:bookmarkEnd w:id="33"/>
+      <w:bookmarkEnd w:id="41"/>
     </w:p>
     <w:p>
       <w:pPr>
@@ -10680,14 +12244,14 @@
           <w:lang w:val="uk-UA"/>
         </w:rPr>
       </w:pPr>
-      <w:bookmarkStart w:id="34" w:name="_Toc194497526"/>
+      <w:bookmarkStart w:id="42" w:name="_Toc196825890"/>
       <w:r>
         <w:rPr>
           <w:lang w:val="uk-UA"/>
         </w:rPr>
         <w:t>А.4.3 Вимоги до технічних та програмних засобів</w:t>
       </w:r>
-      <w:bookmarkEnd w:id="34"/>
+      <w:bookmarkEnd w:id="42"/>
     </w:p>
     <w:p>
       <w:pPr>
@@ -10985,11 +12549,11 @@
       <w:pPr>
         <w:pStyle w:val="Title2nd"/>
       </w:pPr>
-      <w:bookmarkStart w:id="35" w:name="_Toc194497527"/>
+      <w:bookmarkStart w:id="43" w:name="_Toc196825891"/>
       <w:r>
         <w:t>А.5 Вимоги до програмної документації</w:t>
       </w:r>
-      <w:bookmarkEnd w:id="35"/>
+      <w:bookmarkEnd w:id="43"/>
     </w:p>
     <w:p>
       <w:pPr>
@@ -11075,11 +12639,11 @@
       <w:pPr>
         <w:pStyle w:val="Title2nd"/>
       </w:pPr>
-      <w:bookmarkStart w:id="36" w:name="_Toc194497528"/>
+      <w:bookmarkStart w:id="44" w:name="_Toc196825892"/>
       <w:r>
         <w:t>А.6 Стадії і етапи розробки</w:t>
       </w:r>
-      <w:bookmarkEnd w:id="36"/>
+      <w:bookmarkEnd w:id="44"/>
     </w:p>
     <w:p>
       <w:pPr>
@@ -11088,14 +12652,14 @@
           <w:lang w:val="uk-UA"/>
         </w:rPr>
       </w:pPr>
-      <w:bookmarkStart w:id="37" w:name="_Toc194497529"/>
+      <w:bookmarkStart w:id="45" w:name="_Toc196825893"/>
       <w:r>
         <w:rPr>
           <w:lang w:val="uk-UA"/>
         </w:rPr>
         <w:t>А.6.1 Стадії розробки</w:t>
       </w:r>
-      <w:bookmarkEnd w:id="37"/>
+      <w:bookmarkEnd w:id="45"/>
     </w:p>
     <w:p>
       <w:pPr>
@@ -11188,14 +12752,14 @@
           <w:lang w:val="uk-UA"/>
         </w:rPr>
       </w:pPr>
-      <w:bookmarkStart w:id="38" w:name="_Toc194497530"/>
+      <w:bookmarkStart w:id="46" w:name="_Toc196825894"/>
       <w:r>
         <w:rPr>
           <w:lang w:val="uk-UA"/>
         </w:rPr>
         <w:t>А.6.2 Етапи розробки</w:t>
       </w:r>
-      <w:bookmarkEnd w:id="38"/>
+      <w:bookmarkEnd w:id="46"/>
       <w:r>
         <w:rPr>
           <w:lang w:val="uk-UA"/>
@@ -11294,7 +12858,7 @@
           <w:lang w:val="uk-UA"/>
         </w:rPr>
       </w:pPr>
-      <w:bookmarkStart w:id="39" w:name="_Toc194497531"/>
+      <w:bookmarkStart w:id="47" w:name="_Toc196825895"/>
       <w:r>
         <w:rPr>
           <w:lang w:val="uk-UA"/>
@@ -11302,7 +12866,7 @@
         <w:lastRenderedPageBreak/>
         <w:t>А.6.3 Зміст робіт по етапах</w:t>
       </w:r>
-      <w:bookmarkEnd w:id="39"/>
+      <w:bookmarkEnd w:id="47"/>
     </w:p>
     <w:p>
       <w:pPr>

--- a/32K Kursach/KNT-122_Onyshchenko_Variant-19_PZ.docx
+++ b/32K Kursach/KNT-122_Onyshchenko_Variant-19_PZ.docx
@@ -1554,7 +1554,7 @@
         </w:rPr>
       </w:pPr>
       <w:bookmarkStart w:id="1" w:name="_Toc27554778"/>
-      <w:bookmarkStart w:id="2" w:name="_Toc196825859"/>
+      <w:bookmarkStart w:id="2" w:name="_Toc196826519"/>
       <w:r>
         <w:rPr>
           <w:lang w:val="uk-UA"/>
@@ -1592,7 +1592,7 @@
           <w:szCs w:val="28"/>
           <w:lang w:val="uk-UA"/>
         </w:rPr>
-        <w:t>22</w:t>
+        <w:t>15</w:t>
       </w:r>
       <w:r>
         <w:rPr>
@@ -1606,13 +1606,27 @@
           <w:szCs w:val="28"/>
           <w:lang w:val="uk-UA"/>
         </w:rPr>
-        <w:t xml:space="preserve">аркуші, </w:t>
+        <w:t>аркуші</w:t>
       </w:r>
       <w:r>
         <w:rPr>
           <w:szCs w:val="28"/>
           <w:lang w:val="uk-UA"/>
         </w:rPr>
+        <w:t>в</w:t>
+      </w:r>
+      <w:r>
+        <w:rPr>
+          <w:szCs w:val="28"/>
+          <w:lang w:val="uk-UA"/>
+        </w:rPr>
+        <w:t xml:space="preserve">, </w:t>
+      </w:r>
+      <w:r>
+        <w:rPr>
+          <w:szCs w:val="28"/>
+          <w:lang w:val="uk-UA"/>
+        </w:rPr>
         <w:t>7</w:t>
       </w:r>
       <w:r>
@@ -1634,11 +1648,18 @@
           <w:szCs w:val="28"/>
           <w:lang w:val="en-US"/>
         </w:rPr>
-        <w:t xml:space="preserve">1 </w:t>
+        <w:t>4</w:t>
       </w:r>
       <w:r>
         <w:rPr>
           <w:szCs w:val="28"/>
+          <w:lang w:val="en-US"/>
+        </w:rPr>
+        <w:t xml:space="preserve"> </w:t>
+      </w:r>
+      <w:r>
+        <w:rPr>
+          <w:szCs w:val="28"/>
           <w:lang w:val="uk-UA"/>
         </w:rPr>
         <w:t>таблиц</w:t>
@@ -1648,7 +1669,7 @@
           <w:szCs w:val="28"/>
           <w:lang w:val="uk-UA"/>
         </w:rPr>
-        <w:t>ю</w:t>
+        <w:t>і</w:t>
       </w:r>
       <w:r>
         <w:rPr>
@@ -1697,21 +1718,28 @@
           <w:szCs w:val="28"/>
           <w:lang w:val="uk-UA"/>
         </w:rPr>
-        <w:t>19</w:t>
+        <w:t xml:space="preserve">22 </w:t>
       </w:r>
       <w:r>
         <w:rPr>
           <w:szCs w:val="28"/>
-          <w:lang w:val="en-US"/>
-        </w:rPr>
-        <w:t xml:space="preserve"> </w:t>
+          <w:lang w:val="uk-UA"/>
+        </w:rPr>
+        <w:t>джерел</w:t>
       </w:r>
       <w:r>
         <w:rPr>
           <w:szCs w:val="28"/>
           <w:lang w:val="uk-UA"/>
         </w:rPr>
-        <w:t>джерел.</w:t>
+        <w:t>а</w:t>
+      </w:r>
+      <w:r>
+        <w:rPr>
+          <w:szCs w:val="28"/>
+          <w:lang w:val="uk-UA"/>
+        </w:rPr>
+        <w:t>.</w:t>
       </w:r>
     </w:p>
     <w:p>
@@ -1931,7 +1959,7 @@
           <w:lang w:val="uk-UA"/>
         </w:rPr>
       </w:pPr>
-      <w:bookmarkStart w:id="3" w:name="_Toc196825860"/>
+      <w:bookmarkStart w:id="3" w:name="_Toc196826520"/>
       <w:r>
         <w:rPr>
           <w:lang w:val="uk-UA"/>
@@ -1951,12 +1979,12 @@
       <w:pPr>
         <w:pStyle w:val="13"/>
         <w:rPr>
-          <w:rFonts w:eastAsiaTheme="minorEastAsia" w:cs="Times New Roman"/>
+          <w:rFonts w:asciiTheme="minorHAnsi" w:eastAsiaTheme="minorEastAsia" w:hAnsiTheme="minorHAnsi"/>
           <w:caps w:val="0"/>
           <w:noProof/>
           <w:kern w:val="2"/>
-          <w:sz w:val="20"/>
-          <w:szCs w:val="20"/>
+          <w:sz w:val="24"/>
+          <w:szCs w:val="24"/>
           <w:lang w:val="uk-UA" w:eastAsia="uk-UA"/>
           <w14:ligatures w14:val="standardContextual"/>
         </w:rPr>
@@ -1988,84 +2016,60 @@
         </w:rPr>
         <w:fldChar w:fldCharType="separate"/>
       </w:r>
-      <w:hyperlink w:anchor="_Toc196825859" w:history="1">
+      <w:hyperlink w:anchor="_Toc196826519" w:history="1">
         <w:r>
           <w:rPr>
             <w:rStyle w:val="af2"/>
-            <w:rFonts w:cs="Times New Roman"/>
-            <w:noProof/>
-            <w:sz w:val="20"/>
-            <w:szCs w:val="20"/>
+            <w:noProof/>
             <w:lang w:val="uk-UA"/>
           </w:rPr>
           <w:t>Реферат</w:t>
         </w:r>
         <w:r>
           <w:rPr>
-            <w:rFonts w:cs="Times New Roman"/>
-            <w:noProof/>
-            <w:webHidden/>
-            <w:sz w:val="20"/>
-            <w:szCs w:val="20"/>
+            <w:noProof/>
+            <w:webHidden/>
           </w:rPr>
           <w:tab/>
         </w:r>
         <w:r>
           <w:rPr>
-            <w:rFonts w:cs="Times New Roman"/>
-            <w:noProof/>
-            <w:webHidden/>
-            <w:sz w:val="20"/>
-            <w:szCs w:val="20"/>
+            <w:noProof/>
+            <w:webHidden/>
           </w:rPr>
           <w:fldChar w:fldCharType="begin"/>
         </w:r>
         <w:r>
           <w:rPr>
-            <w:rFonts w:cs="Times New Roman"/>
-            <w:noProof/>
-            <w:webHidden/>
-            <w:sz w:val="20"/>
-            <w:szCs w:val="20"/>
-          </w:rPr>
-          <w:instrText xml:space="preserve"> PAGEREF _Toc196825859 \h </w:instrText>
-        </w:r>
-        <w:r>
-          <w:rPr>
-            <w:rFonts w:cs="Times New Roman"/>
-            <w:noProof/>
-            <w:webHidden/>
-            <w:sz w:val="20"/>
-            <w:szCs w:val="20"/>
-          </w:rPr>
-        </w:r>
-        <w:r>
-          <w:rPr>
-            <w:rFonts w:cs="Times New Roman"/>
-            <w:noProof/>
-            <w:webHidden/>
-            <w:sz w:val="20"/>
-            <w:szCs w:val="20"/>
+            <w:noProof/>
+            <w:webHidden/>
+          </w:rPr>
+          <w:instrText xml:space="preserve"> PAGEREF _Toc196826519 \h </w:instrText>
+        </w:r>
+        <w:r>
+          <w:rPr>
+            <w:noProof/>
+            <w:webHidden/>
+          </w:rPr>
+        </w:r>
+        <w:r>
+          <w:rPr>
+            <w:noProof/>
+            <w:webHidden/>
           </w:rPr>
           <w:fldChar w:fldCharType="separate"/>
         </w:r>
         <w:r>
           <w:rPr>
-            <w:rFonts w:cs="Times New Roman"/>
-            <w:noProof/>
-            <w:webHidden/>
-            <w:sz w:val="20"/>
-            <w:szCs w:val="20"/>
+            <w:noProof/>
+            <w:webHidden/>
           </w:rPr>
           <w:t>2</w:t>
         </w:r>
         <w:r>
           <w:rPr>
-            <w:rFonts w:cs="Times New Roman"/>
-            <w:noProof/>
-            <w:webHidden/>
-            <w:sz w:val="20"/>
-            <w:szCs w:val="20"/>
+            <w:noProof/>
+            <w:webHidden/>
           </w:rPr>
           <w:fldChar w:fldCharType="end"/>
         </w:r>
@@ -2075,94 +2079,70 @@
       <w:pPr>
         <w:pStyle w:val="13"/>
         <w:rPr>
-          <w:rFonts w:eastAsiaTheme="minorEastAsia" w:cs="Times New Roman"/>
+          <w:rFonts w:asciiTheme="minorHAnsi" w:eastAsiaTheme="minorEastAsia" w:hAnsiTheme="minorHAnsi"/>
           <w:caps w:val="0"/>
           <w:noProof/>
           <w:kern w:val="2"/>
-          <w:sz w:val="20"/>
-          <w:szCs w:val="20"/>
+          <w:sz w:val="24"/>
+          <w:szCs w:val="24"/>
           <w:lang w:val="uk-UA" w:eastAsia="uk-UA"/>
           <w14:ligatures w14:val="standardContextual"/>
         </w:rPr>
       </w:pPr>
-      <w:hyperlink w:anchor="_Toc196825860" w:history="1">
+      <w:hyperlink w:anchor="_Toc196826520" w:history="1">
         <w:r>
           <w:rPr>
             <w:rStyle w:val="af2"/>
-            <w:rFonts w:cs="Times New Roman"/>
-            <w:noProof/>
-            <w:sz w:val="20"/>
-            <w:szCs w:val="20"/>
+            <w:noProof/>
             <w:lang w:val="uk-UA"/>
           </w:rPr>
           <w:t>Зміст</w:t>
         </w:r>
         <w:r>
           <w:rPr>
-            <w:rFonts w:cs="Times New Roman"/>
-            <w:noProof/>
-            <w:webHidden/>
-            <w:sz w:val="20"/>
-            <w:szCs w:val="20"/>
+            <w:noProof/>
+            <w:webHidden/>
           </w:rPr>
           <w:tab/>
         </w:r>
         <w:r>
           <w:rPr>
-            <w:rFonts w:cs="Times New Roman"/>
-            <w:noProof/>
-            <w:webHidden/>
-            <w:sz w:val="20"/>
-            <w:szCs w:val="20"/>
+            <w:noProof/>
+            <w:webHidden/>
           </w:rPr>
           <w:fldChar w:fldCharType="begin"/>
         </w:r>
         <w:r>
           <w:rPr>
-            <w:rFonts w:cs="Times New Roman"/>
-            <w:noProof/>
-            <w:webHidden/>
-            <w:sz w:val="20"/>
-            <w:szCs w:val="20"/>
-          </w:rPr>
-          <w:instrText xml:space="preserve"> PAGEREF _Toc196825860 \h </w:instrText>
-        </w:r>
-        <w:r>
-          <w:rPr>
-            <w:rFonts w:cs="Times New Roman"/>
-            <w:noProof/>
-            <w:webHidden/>
-            <w:sz w:val="20"/>
-            <w:szCs w:val="20"/>
-          </w:rPr>
-        </w:r>
-        <w:r>
-          <w:rPr>
-            <w:rFonts w:cs="Times New Roman"/>
-            <w:noProof/>
-            <w:webHidden/>
-            <w:sz w:val="20"/>
-            <w:szCs w:val="20"/>
+            <w:noProof/>
+            <w:webHidden/>
+          </w:rPr>
+          <w:instrText xml:space="preserve"> PAGEREF _Toc196826520 \h </w:instrText>
+        </w:r>
+        <w:r>
+          <w:rPr>
+            <w:noProof/>
+            <w:webHidden/>
+          </w:rPr>
+        </w:r>
+        <w:r>
+          <w:rPr>
+            <w:noProof/>
+            <w:webHidden/>
           </w:rPr>
           <w:fldChar w:fldCharType="separate"/>
         </w:r>
         <w:r>
           <w:rPr>
-            <w:rFonts w:cs="Times New Roman"/>
-            <w:noProof/>
-            <w:webHidden/>
-            <w:sz w:val="20"/>
-            <w:szCs w:val="20"/>
+            <w:noProof/>
+            <w:webHidden/>
           </w:rPr>
           <w:t>3</w:t>
         </w:r>
         <w:r>
           <w:rPr>
-            <w:rFonts w:cs="Times New Roman"/>
-            <w:noProof/>
-            <w:webHidden/>
-            <w:sz w:val="20"/>
-            <w:szCs w:val="20"/>
+            <w:noProof/>
+            <w:webHidden/>
           </w:rPr>
           <w:fldChar w:fldCharType="end"/>
         </w:r>
@@ -2172,94 +2152,70 @@
       <w:pPr>
         <w:pStyle w:val="13"/>
         <w:rPr>
-          <w:rFonts w:eastAsiaTheme="minorEastAsia" w:cs="Times New Roman"/>
+          <w:rFonts w:asciiTheme="minorHAnsi" w:eastAsiaTheme="minorEastAsia" w:hAnsiTheme="minorHAnsi"/>
           <w:caps w:val="0"/>
           <w:noProof/>
           <w:kern w:val="2"/>
-          <w:sz w:val="20"/>
-          <w:szCs w:val="20"/>
+          <w:sz w:val="24"/>
+          <w:szCs w:val="24"/>
           <w:lang w:val="uk-UA" w:eastAsia="uk-UA"/>
           <w14:ligatures w14:val="standardContextual"/>
         </w:rPr>
       </w:pPr>
-      <w:hyperlink w:anchor="_Toc196825861" w:history="1">
+      <w:hyperlink w:anchor="_Toc196826521" w:history="1">
         <w:r>
           <w:rPr>
             <w:rStyle w:val="af2"/>
-            <w:rFonts w:cs="Times New Roman"/>
-            <w:noProof/>
-            <w:sz w:val="20"/>
-            <w:szCs w:val="20"/>
+            <w:noProof/>
             <w:lang w:val="uk-UA"/>
           </w:rPr>
           <w:t>Перелік умовних позначень, символів, одиниць, скорочень і термінів</w:t>
         </w:r>
         <w:r>
           <w:rPr>
-            <w:rFonts w:cs="Times New Roman"/>
-            <w:noProof/>
-            <w:webHidden/>
-            <w:sz w:val="20"/>
-            <w:szCs w:val="20"/>
+            <w:noProof/>
+            <w:webHidden/>
           </w:rPr>
           <w:tab/>
         </w:r>
         <w:r>
           <w:rPr>
-            <w:rFonts w:cs="Times New Roman"/>
-            <w:noProof/>
-            <w:webHidden/>
-            <w:sz w:val="20"/>
-            <w:szCs w:val="20"/>
+            <w:noProof/>
+            <w:webHidden/>
           </w:rPr>
           <w:fldChar w:fldCharType="begin"/>
         </w:r>
         <w:r>
           <w:rPr>
-            <w:rFonts w:cs="Times New Roman"/>
-            <w:noProof/>
-            <w:webHidden/>
-            <w:sz w:val="20"/>
-            <w:szCs w:val="20"/>
-          </w:rPr>
-          <w:instrText xml:space="preserve"> PAGEREF _Toc196825861 \h </w:instrText>
-        </w:r>
-        <w:r>
-          <w:rPr>
-            <w:rFonts w:cs="Times New Roman"/>
-            <w:noProof/>
-            <w:webHidden/>
-            <w:sz w:val="20"/>
-            <w:szCs w:val="20"/>
-          </w:rPr>
-        </w:r>
-        <w:r>
-          <w:rPr>
-            <w:rFonts w:cs="Times New Roman"/>
-            <w:noProof/>
-            <w:webHidden/>
-            <w:sz w:val="20"/>
-            <w:szCs w:val="20"/>
+            <w:noProof/>
+            <w:webHidden/>
+          </w:rPr>
+          <w:instrText xml:space="preserve"> PAGEREF _Toc196826521 \h </w:instrText>
+        </w:r>
+        <w:r>
+          <w:rPr>
+            <w:noProof/>
+            <w:webHidden/>
+          </w:rPr>
+        </w:r>
+        <w:r>
+          <w:rPr>
+            <w:noProof/>
+            <w:webHidden/>
           </w:rPr>
           <w:fldChar w:fldCharType="separate"/>
         </w:r>
         <w:r>
           <w:rPr>
-            <w:rFonts w:cs="Times New Roman"/>
-            <w:noProof/>
-            <w:webHidden/>
-            <w:sz w:val="20"/>
-            <w:szCs w:val="20"/>
+            <w:noProof/>
+            <w:webHidden/>
           </w:rPr>
           <w:t>5</w:t>
         </w:r>
         <w:r>
           <w:rPr>
-            <w:rFonts w:cs="Times New Roman"/>
-            <w:noProof/>
-            <w:webHidden/>
-            <w:sz w:val="20"/>
-            <w:szCs w:val="20"/>
+            <w:noProof/>
+            <w:webHidden/>
           </w:rPr>
           <w:fldChar w:fldCharType="end"/>
         </w:r>
@@ -2269,94 +2225,70 @@
       <w:pPr>
         <w:pStyle w:val="13"/>
         <w:rPr>
-          <w:rFonts w:eastAsiaTheme="minorEastAsia" w:cs="Times New Roman"/>
+          <w:rFonts w:asciiTheme="minorHAnsi" w:eastAsiaTheme="minorEastAsia" w:hAnsiTheme="minorHAnsi"/>
           <w:caps w:val="0"/>
           <w:noProof/>
           <w:kern w:val="2"/>
-          <w:sz w:val="20"/>
-          <w:szCs w:val="20"/>
+          <w:sz w:val="24"/>
+          <w:szCs w:val="24"/>
           <w:lang w:val="uk-UA" w:eastAsia="uk-UA"/>
           <w14:ligatures w14:val="standardContextual"/>
         </w:rPr>
       </w:pPr>
-      <w:hyperlink w:anchor="_Toc196825862" w:history="1">
+      <w:hyperlink w:anchor="_Toc196826522" w:history="1">
         <w:r>
           <w:rPr>
             <w:rStyle w:val="af2"/>
-            <w:rFonts w:cs="Times New Roman"/>
-            <w:noProof/>
-            <w:sz w:val="20"/>
-            <w:szCs w:val="20"/>
+            <w:noProof/>
             <w:lang w:val="uk-UA"/>
           </w:rPr>
           <w:t>Вступ</w:t>
         </w:r>
         <w:r>
           <w:rPr>
-            <w:rFonts w:cs="Times New Roman"/>
-            <w:noProof/>
-            <w:webHidden/>
-            <w:sz w:val="20"/>
-            <w:szCs w:val="20"/>
+            <w:noProof/>
+            <w:webHidden/>
           </w:rPr>
           <w:tab/>
         </w:r>
         <w:r>
           <w:rPr>
-            <w:rFonts w:cs="Times New Roman"/>
-            <w:noProof/>
-            <w:webHidden/>
-            <w:sz w:val="20"/>
-            <w:szCs w:val="20"/>
+            <w:noProof/>
+            <w:webHidden/>
           </w:rPr>
           <w:fldChar w:fldCharType="begin"/>
         </w:r>
         <w:r>
           <w:rPr>
-            <w:rFonts w:cs="Times New Roman"/>
-            <w:noProof/>
-            <w:webHidden/>
-            <w:sz w:val="20"/>
-            <w:szCs w:val="20"/>
-          </w:rPr>
-          <w:instrText xml:space="preserve"> PAGEREF _Toc196825862 \h </w:instrText>
-        </w:r>
-        <w:r>
-          <w:rPr>
-            <w:rFonts w:cs="Times New Roman"/>
-            <w:noProof/>
-            <w:webHidden/>
-            <w:sz w:val="20"/>
-            <w:szCs w:val="20"/>
-          </w:rPr>
-        </w:r>
-        <w:r>
-          <w:rPr>
-            <w:rFonts w:cs="Times New Roman"/>
-            <w:noProof/>
-            <w:webHidden/>
-            <w:sz w:val="20"/>
-            <w:szCs w:val="20"/>
+            <w:noProof/>
+            <w:webHidden/>
+          </w:rPr>
+          <w:instrText xml:space="preserve"> PAGEREF _Toc196826522 \h </w:instrText>
+        </w:r>
+        <w:r>
+          <w:rPr>
+            <w:noProof/>
+            <w:webHidden/>
+          </w:rPr>
+        </w:r>
+        <w:r>
+          <w:rPr>
+            <w:noProof/>
+            <w:webHidden/>
           </w:rPr>
           <w:fldChar w:fldCharType="separate"/>
         </w:r>
         <w:r>
           <w:rPr>
-            <w:rFonts w:cs="Times New Roman"/>
-            <w:noProof/>
-            <w:webHidden/>
-            <w:sz w:val="20"/>
-            <w:szCs w:val="20"/>
+            <w:noProof/>
+            <w:webHidden/>
           </w:rPr>
           <w:t>6</w:t>
         </w:r>
         <w:r>
           <w:rPr>
-            <w:rFonts w:cs="Times New Roman"/>
-            <w:noProof/>
-            <w:webHidden/>
-            <w:sz w:val="20"/>
-            <w:szCs w:val="20"/>
+            <w:noProof/>
+            <w:webHidden/>
           </w:rPr>
           <w:fldChar w:fldCharType="end"/>
         </w:r>
@@ -2366,93 +2298,69 @@
       <w:pPr>
         <w:pStyle w:val="13"/>
         <w:rPr>
-          <w:rFonts w:eastAsiaTheme="minorEastAsia" w:cs="Times New Roman"/>
+          <w:rFonts w:asciiTheme="minorHAnsi" w:eastAsiaTheme="minorEastAsia" w:hAnsiTheme="minorHAnsi"/>
           <w:caps w:val="0"/>
           <w:noProof/>
           <w:kern w:val="2"/>
-          <w:sz w:val="20"/>
-          <w:szCs w:val="20"/>
+          <w:sz w:val="24"/>
+          <w:szCs w:val="24"/>
           <w:lang w:val="uk-UA" w:eastAsia="uk-UA"/>
           <w14:ligatures w14:val="standardContextual"/>
         </w:rPr>
       </w:pPr>
-      <w:hyperlink w:anchor="_Toc196825863" w:history="1">
+      <w:hyperlink w:anchor="_Toc196826523" w:history="1">
         <w:r>
           <w:rPr>
             <w:rStyle w:val="af2"/>
-            <w:rFonts w:cs="Times New Roman"/>
-            <w:noProof/>
-            <w:sz w:val="20"/>
-            <w:szCs w:val="20"/>
+            <w:noProof/>
           </w:rPr>
           <w:t>1 Аналіз предметної області</w:t>
         </w:r>
         <w:r>
           <w:rPr>
-            <w:rFonts w:cs="Times New Roman"/>
-            <w:noProof/>
-            <w:webHidden/>
-            <w:sz w:val="20"/>
-            <w:szCs w:val="20"/>
+            <w:noProof/>
+            <w:webHidden/>
           </w:rPr>
           <w:tab/>
         </w:r>
         <w:r>
           <w:rPr>
-            <w:rFonts w:cs="Times New Roman"/>
-            <w:noProof/>
-            <w:webHidden/>
-            <w:sz w:val="20"/>
-            <w:szCs w:val="20"/>
+            <w:noProof/>
+            <w:webHidden/>
           </w:rPr>
           <w:fldChar w:fldCharType="begin"/>
         </w:r>
         <w:r>
           <w:rPr>
-            <w:rFonts w:cs="Times New Roman"/>
-            <w:noProof/>
-            <w:webHidden/>
-            <w:sz w:val="20"/>
-            <w:szCs w:val="20"/>
-          </w:rPr>
-          <w:instrText xml:space="preserve"> PAGEREF _Toc196825863 \h </w:instrText>
-        </w:r>
-        <w:r>
-          <w:rPr>
-            <w:rFonts w:cs="Times New Roman"/>
-            <w:noProof/>
-            <w:webHidden/>
-            <w:sz w:val="20"/>
-            <w:szCs w:val="20"/>
-          </w:rPr>
-        </w:r>
-        <w:r>
-          <w:rPr>
-            <w:rFonts w:cs="Times New Roman"/>
-            <w:noProof/>
-            <w:webHidden/>
-            <w:sz w:val="20"/>
-            <w:szCs w:val="20"/>
+            <w:noProof/>
+            <w:webHidden/>
+          </w:rPr>
+          <w:instrText xml:space="preserve"> PAGEREF _Toc196826523 \h </w:instrText>
+        </w:r>
+        <w:r>
+          <w:rPr>
+            <w:noProof/>
+            <w:webHidden/>
+          </w:rPr>
+        </w:r>
+        <w:r>
+          <w:rPr>
+            <w:noProof/>
+            <w:webHidden/>
           </w:rPr>
           <w:fldChar w:fldCharType="separate"/>
         </w:r>
         <w:r>
           <w:rPr>
-            <w:rFonts w:cs="Times New Roman"/>
-            <w:noProof/>
-            <w:webHidden/>
-            <w:sz w:val="20"/>
-            <w:szCs w:val="20"/>
+            <w:noProof/>
+            <w:webHidden/>
           </w:rPr>
           <w:t>7</w:t>
         </w:r>
         <w:r>
           <w:rPr>
-            <w:rFonts w:cs="Times New Roman"/>
-            <w:noProof/>
-            <w:webHidden/>
-            <w:sz w:val="20"/>
-            <w:szCs w:val="20"/>
+            <w:noProof/>
+            <w:webHidden/>
           </w:rPr>
           <w:fldChar w:fldCharType="end"/>
         </w:r>
@@ -2465,92 +2373,67 @@
           <w:tab w:val="right" w:leader="dot" w:pos="9344"/>
         </w:tabs>
         <w:rPr>
-          <w:rFonts w:eastAsiaTheme="minorEastAsia" w:cs="Times New Roman"/>
+          <w:rFonts w:asciiTheme="minorHAnsi" w:eastAsiaTheme="minorEastAsia" w:hAnsiTheme="minorHAnsi"/>
           <w:noProof/>
           <w:kern w:val="2"/>
-          <w:sz w:val="20"/>
-          <w:szCs w:val="20"/>
+          <w:szCs w:val="24"/>
           <w:lang w:val="uk-UA" w:eastAsia="uk-UA"/>
           <w14:ligatures w14:val="standardContextual"/>
         </w:rPr>
       </w:pPr>
-      <w:hyperlink w:anchor="_Toc196825864" w:history="1">
+      <w:hyperlink w:anchor="_Toc196826524" w:history="1">
         <w:r>
           <w:rPr>
             <w:rStyle w:val="af2"/>
-            <w:rFonts w:cs="Times New Roman"/>
-            <w:noProof/>
-            <w:sz w:val="20"/>
-            <w:szCs w:val="20"/>
+            <w:noProof/>
           </w:rPr>
           <w:t>1.1 Огляд існуючих методів вирішення завдання</w:t>
         </w:r>
         <w:r>
           <w:rPr>
-            <w:rFonts w:cs="Times New Roman"/>
-            <w:noProof/>
-            <w:webHidden/>
-            <w:sz w:val="20"/>
-            <w:szCs w:val="20"/>
+            <w:noProof/>
+            <w:webHidden/>
           </w:rPr>
           <w:tab/>
         </w:r>
         <w:r>
           <w:rPr>
-            <w:rFonts w:cs="Times New Roman"/>
-            <w:noProof/>
-            <w:webHidden/>
-            <w:sz w:val="20"/>
-            <w:szCs w:val="20"/>
+            <w:noProof/>
+            <w:webHidden/>
           </w:rPr>
           <w:fldChar w:fldCharType="begin"/>
         </w:r>
         <w:r>
           <w:rPr>
-            <w:rFonts w:cs="Times New Roman"/>
-            <w:noProof/>
-            <w:webHidden/>
-            <w:sz w:val="20"/>
-            <w:szCs w:val="20"/>
-          </w:rPr>
-          <w:instrText xml:space="preserve"> PAGEREF _Toc196825864 \h </w:instrText>
-        </w:r>
-        <w:r>
-          <w:rPr>
-            <w:rFonts w:cs="Times New Roman"/>
-            <w:noProof/>
-            <w:webHidden/>
-            <w:sz w:val="20"/>
-            <w:szCs w:val="20"/>
-          </w:rPr>
-        </w:r>
-        <w:r>
-          <w:rPr>
-            <w:rFonts w:cs="Times New Roman"/>
-            <w:noProof/>
-            <w:webHidden/>
-            <w:sz w:val="20"/>
-            <w:szCs w:val="20"/>
+            <w:noProof/>
+            <w:webHidden/>
+          </w:rPr>
+          <w:instrText xml:space="preserve"> PAGEREF _Toc196826524 \h </w:instrText>
+        </w:r>
+        <w:r>
+          <w:rPr>
+            <w:noProof/>
+            <w:webHidden/>
+          </w:rPr>
+        </w:r>
+        <w:r>
+          <w:rPr>
+            <w:noProof/>
+            <w:webHidden/>
           </w:rPr>
           <w:fldChar w:fldCharType="separate"/>
         </w:r>
         <w:r>
           <w:rPr>
-            <w:rFonts w:cs="Times New Roman"/>
-            <w:noProof/>
-            <w:webHidden/>
-            <w:sz w:val="20"/>
-            <w:szCs w:val="20"/>
+            <w:noProof/>
+            <w:webHidden/>
           </w:rPr>
           <w:t>7</w:t>
         </w:r>
         <w:r>
           <w:rPr>
-            <w:rFonts w:cs="Times New Roman"/>
-            <w:noProof/>
-            <w:webHidden/>
-            <w:sz w:val="20"/>
-            <w:szCs w:val="20"/>
+            <w:noProof/>
+            <w:webHidden/>
           </w:rPr>
           <w:fldChar w:fldCharType="end"/>
         </w:r>
@@ -2563,103 +2446,75 @@
           <w:tab w:val="right" w:leader="dot" w:pos="9344"/>
         </w:tabs>
         <w:rPr>
-          <w:rFonts w:eastAsiaTheme="minorEastAsia" w:cs="Times New Roman"/>
+          <w:rFonts w:asciiTheme="minorHAnsi" w:eastAsiaTheme="minorEastAsia" w:hAnsiTheme="minorHAnsi"/>
           <w:noProof/>
           <w:kern w:val="2"/>
-          <w:sz w:val="20"/>
-          <w:szCs w:val="20"/>
+          <w:szCs w:val="24"/>
           <w:lang w:val="uk-UA" w:eastAsia="uk-UA"/>
           <w14:ligatures w14:val="standardContextual"/>
         </w:rPr>
       </w:pPr>
-      <w:hyperlink w:anchor="_Toc196825865" w:history="1">
+      <w:hyperlink w:anchor="_Toc196826525" w:history="1">
         <w:r>
           <w:rPr>
             <w:rStyle w:val="af2"/>
-            <w:rFonts w:cs="Times New Roman"/>
-            <w:noProof/>
-            <w:sz w:val="20"/>
-            <w:szCs w:val="20"/>
+            <w:noProof/>
           </w:rPr>
           <w:t xml:space="preserve">1.2 </w:t>
         </w:r>
         <w:r>
           <w:rPr>
             <w:rStyle w:val="af2"/>
-            <w:rFonts w:cs="Times New Roman"/>
             <w:bCs/>
             <w:noProof/>
-            <w:sz w:val="20"/>
-            <w:szCs w:val="20"/>
           </w:rPr>
           <w:t>Огляд існуючих програмних засобів, що вирішують аналогічні завдання</w:t>
         </w:r>
         <w:r>
           <w:rPr>
-            <w:rFonts w:cs="Times New Roman"/>
-            <w:noProof/>
-            <w:webHidden/>
-            <w:sz w:val="20"/>
-            <w:szCs w:val="20"/>
+            <w:noProof/>
+            <w:webHidden/>
           </w:rPr>
           <w:tab/>
         </w:r>
         <w:r>
           <w:rPr>
-            <w:rFonts w:cs="Times New Roman"/>
-            <w:noProof/>
-            <w:webHidden/>
-            <w:sz w:val="20"/>
-            <w:szCs w:val="20"/>
+            <w:noProof/>
+            <w:webHidden/>
           </w:rPr>
           <w:fldChar w:fldCharType="begin"/>
         </w:r>
         <w:r>
           <w:rPr>
-            <w:rFonts w:cs="Times New Roman"/>
-            <w:noProof/>
-            <w:webHidden/>
-            <w:sz w:val="20"/>
-            <w:szCs w:val="20"/>
-          </w:rPr>
-          <w:instrText xml:space="preserve"> PAGEREF _Toc196825865 \h </w:instrText>
-        </w:r>
-        <w:r>
-          <w:rPr>
-            <w:rFonts w:cs="Times New Roman"/>
-            <w:noProof/>
-            <w:webHidden/>
-            <w:sz w:val="20"/>
-            <w:szCs w:val="20"/>
-          </w:rPr>
-        </w:r>
-        <w:r>
-          <w:rPr>
-            <w:rFonts w:cs="Times New Roman"/>
-            <w:noProof/>
-            <w:webHidden/>
-            <w:sz w:val="20"/>
-            <w:szCs w:val="20"/>
+            <w:noProof/>
+            <w:webHidden/>
+          </w:rPr>
+          <w:instrText xml:space="preserve"> PAGEREF _Toc196826525 \h </w:instrText>
+        </w:r>
+        <w:r>
+          <w:rPr>
+            <w:noProof/>
+            <w:webHidden/>
+          </w:rPr>
+        </w:r>
+        <w:r>
+          <w:rPr>
+            <w:noProof/>
+            <w:webHidden/>
           </w:rPr>
           <w:fldChar w:fldCharType="separate"/>
         </w:r>
         <w:r>
           <w:rPr>
-            <w:rFonts w:cs="Times New Roman"/>
-            <w:noProof/>
-            <w:webHidden/>
-            <w:sz w:val="20"/>
-            <w:szCs w:val="20"/>
+            <w:noProof/>
+            <w:webHidden/>
           </w:rPr>
           <w:t>7</w:t>
         </w:r>
         <w:r>
           <w:rPr>
-            <w:rFonts w:cs="Times New Roman"/>
-            <w:noProof/>
-            <w:webHidden/>
-            <w:sz w:val="20"/>
-            <w:szCs w:val="20"/>
+            <w:noProof/>
+            <w:webHidden/>
           </w:rPr>
           <w:fldChar w:fldCharType="end"/>
         </w:r>
@@ -2672,23 +2527,19 @@
           <w:tab w:val="right" w:leader="dot" w:pos="9344"/>
         </w:tabs>
         <w:rPr>
-          <w:rFonts w:eastAsiaTheme="minorEastAsia" w:cs="Times New Roman"/>
+          <w:rFonts w:asciiTheme="minorHAnsi" w:eastAsiaTheme="minorEastAsia" w:hAnsiTheme="minorHAnsi"/>
           <w:noProof/>
           <w:kern w:val="2"/>
-          <w:sz w:val="20"/>
-          <w:szCs w:val="20"/>
+          <w:szCs w:val="24"/>
           <w:lang w:val="uk-UA" w:eastAsia="uk-UA"/>
           <w14:ligatures w14:val="standardContextual"/>
         </w:rPr>
       </w:pPr>
-      <w:hyperlink w:anchor="_Toc196825866" w:history="1">
+      <w:hyperlink w:anchor="_Toc196826526" w:history="1">
         <w:r>
           <w:rPr>
             <w:rStyle w:val="af2"/>
-            <w:rFonts w:cs="Times New Roman"/>
-            <w:noProof/>
-            <w:sz w:val="20"/>
-            <w:szCs w:val="20"/>
+            <w:noProof/>
             <w:lang w:val="uk-UA"/>
           </w:rPr>
           <w:t xml:space="preserve">1.2.1 Програма </w:t>
@@ -2696,80 +2547,56 @@
         <w:r>
           <w:rPr>
             <w:rStyle w:val="af2"/>
-            <w:rFonts w:cs="Times New Roman"/>
-            <w:noProof/>
-            <w:sz w:val="20"/>
-            <w:szCs w:val="20"/>
+            <w:noProof/>
             <w:lang w:val="en-US"/>
           </w:rPr>
           <w:t>Clarisfresh</w:t>
         </w:r>
         <w:r>
           <w:rPr>
-            <w:rFonts w:cs="Times New Roman"/>
-            <w:noProof/>
-            <w:webHidden/>
-            <w:sz w:val="20"/>
-            <w:szCs w:val="20"/>
+            <w:noProof/>
+            <w:webHidden/>
           </w:rPr>
           <w:tab/>
         </w:r>
         <w:r>
           <w:rPr>
-            <w:rFonts w:cs="Times New Roman"/>
-            <w:noProof/>
-            <w:webHidden/>
-            <w:sz w:val="20"/>
-            <w:szCs w:val="20"/>
+            <w:noProof/>
+            <w:webHidden/>
           </w:rPr>
           <w:fldChar w:fldCharType="begin"/>
         </w:r>
         <w:r>
           <w:rPr>
-            <w:rFonts w:cs="Times New Roman"/>
-            <w:noProof/>
-            <w:webHidden/>
-            <w:sz w:val="20"/>
-            <w:szCs w:val="20"/>
-          </w:rPr>
-          <w:instrText xml:space="preserve"> PAGEREF _Toc196825866 \h </w:instrText>
-        </w:r>
-        <w:r>
-          <w:rPr>
-            <w:rFonts w:cs="Times New Roman"/>
-            <w:noProof/>
-            <w:webHidden/>
-            <w:sz w:val="20"/>
-            <w:szCs w:val="20"/>
-          </w:rPr>
-        </w:r>
-        <w:r>
-          <w:rPr>
-            <w:rFonts w:cs="Times New Roman"/>
-            <w:noProof/>
-            <w:webHidden/>
-            <w:sz w:val="20"/>
-            <w:szCs w:val="20"/>
+            <w:noProof/>
+            <w:webHidden/>
+          </w:rPr>
+          <w:instrText xml:space="preserve"> PAGEREF _Toc196826526 \h </w:instrText>
+        </w:r>
+        <w:r>
+          <w:rPr>
+            <w:noProof/>
+            <w:webHidden/>
+          </w:rPr>
+        </w:r>
+        <w:r>
+          <w:rPr>
+            <w:noProof/>
+            <w:webHidden/>
           </w:rPr>
           <w:fldChar w:fldCharType="separate"/>
         </w:r>
         <w:r>
           <w:rPr>
-            <w:rFonts w:cs="Times New Roman"/>
-            <w:noProof/>
-            <w:webHidden/>
-            <w:sz w:val="20"/>
-            <w:szCs w:val="20"/>
+            <w:noProof/>
+            <w:webHidden/>
           </w:rPr>
           <w:t>7</w:t>
         </w:r>
         <w:r>
           <w:rPr>
-            <w:rFonts w:cs="Times New Roman"/>
-            <w:noProof/>
-            <w:webHidden/>
-            <w:sz w:val="20"/>
-            <w:szCs w:val="20"/>
+            <w:noProof/>
+            <w:webHidden/>
           </w:rPr>
           <w:fldChar w:fldCharType="end"/>
         </w:r>
@@ -2782,23 +2609,19 @@
           <w:tab w:val="right" w:leader="dot" w:pos="9344"/>
         </w:tabs>
         <w:rPr>
-          <w:rFonts w:eastAsiaTheme="minorEastAsia" w:cs="Times New Roman"/>
+          <w:rFonts w:asciiTheme="minorHAnsi" w:eastAsiaTheme="minorEastAsia" w:hAnsiTheme="minorHAnsi"/>
           <w:noProof/>
           <w:kern w:val="2"/>
-          <w:sz w:val="20"/>
-          <w:szCs w:val="20"/>
+          <w:szCs w:val="24"/>
           <w:lang w:val="uk-UA" w:eastAsia="uk-UA"/>
           <w14:ligatures w14:val="standardContextual"/>
         </w:rPr>
       </w:pPr>
-      <w:hyperlink w:anchor="_Toc196825867" w:history="1">
+      <w:hyperlink w:anchor="_Toc196826527" w:history="1">
         <w:r>
           <w:rPr>
             <w:rStyle w:val="af2"/>
-            <w:rFonts w:cs="Times New Roman"/>
-            <w:noProof/>
-            <w:sz w:val="20"/>
-            <w:szCs w:val="20"/>
+            <w:noProof/>
             <w:lang w:val="uk-UA"/>
           </w:rPr>
           <w:t xml:space="preserve">1.2.2 Програма </w:t>
@@ -2806,80 +2629,56 @@
         <w:r>
           <w:rPr>
             <w:rStyle w:val="af2"/>
-            <w:rFonts w:cs="Times New Roman"/>
-            <w:noProof/>
-            <w:sz w:val="20"/>
-            <w:szCs w:val="20"/>
+            <w:noProof/>
             <w:lang w:val="en-US"/>
           </w:rPr>
           <w:t>Vidacycle Sectormentor</w:t>
         </w:r>
         <w:r>
           <w:rPr>
-            <w:rFonts w:cs="Times New Roman"/>
-            <w:noProof/>
-            <w:webHidden/>
-            <w:sz w:val="20"/>
-            <w:szCs w:val="20"/>
+            <w:noProof/>
+            <w:webHidden/>
           </w:rPr>
           <w:tab/>
         </w:r>
         <w:r>
           <w:rPr>
-            <w:rFonts w:cs="Times New Roman"/>
-            <w:noProof/>
-            <w:webHidden/>
-            <w:sz w:val="20"/>
-            <w:szCs w:val="20"/>
+            <w:noProof/>
+            <w:webHidden/>
           </w:rPr>
           <w:fldChar w:fldCharType="begin"/>
         </w:r>
         <w:r>
           <w:rPr>
-            <w:rFonts w:cs="Times New Roman"/>
-            <w:noProof/>
-            <w:webHidden/>
-            <w:sz w:val="20"/>
-            <w:szCs w:val="20"/>
-          </w:rPr>
-          <w:instrText xml:space="preserve"> PAGEREF _Toc196825867 \h </w:instrText>
-        </w:r>
-        <w:r>
-          <w:rPr>
-            <w:rFonts w:cs="Times New Roman"/>
-            <w:noProof/>
-            <w:webHidden/>
-            <w:sz w:val="20"/>
-            <w:szCs w:val="20"/>
-          </w:rPr>
-        </w:r>
-        <w:r>
-          <w:rPr>
-            <w:rFonts w:cs="Times New Roman"/>
-            <w:noProof/>
-            <w:webHidden/>
-            <w:sz w:val="20"/>
-            <w:szCs w:val="20"/>
+            <w:noProof/>
+            <w:webHidden/>
+          </w:rPr>
+          <w:instrText xml:space="preserve"> PAGEREF _Toc196826527 \h </w:instrText>
+        </w:r>
+        <w:r>
+          <w:rPr>
+            <w:noProof/>
+            <w:webHidden/>
+          </w:rPr>
+        </w:r>
+        <w:r>
+          <w:rPr>
+            <w:noProof/>
+            <w:webHidden/>
           </w:rPr>
           <w:fldChar w:fldCharType="separate"/>
         </w:r>
         <w:r>
           <w:rPr>
-            <w:rFonts w:cs="Times New Roman"/>
-            <w:noProof/>
-            <w:webHidden/>
-            <w:sz w:val="20"/>
-            <w:szCs w:val="20"/>
+            <w:noProof/>
+            <w:webHidden/>
           </w:rPr>
           <w:t>11</w:t>
         </w:r>
         <w:r>
           <w:rPr>
-            <w:rFonts w:cs="Times New Roman"/>
-            <w:noProof/>
-            <w:webHidden/>
-            <w:sz w:val="20"/>
-            <w:szCs w:val="20"/>
+            <w:noProof/>
+            <w:webHidden/>
           </w:rPr>
           <w:fldChar w:fldCharType="end"/>
         </w:r>
@@ -2892,23 +2691,19 @@
           <w:tab w:val="right" w:leader="dot" w:pos="9344"/>
         </w:tabs>
         <w:rPr>
-          <w:rFonts w:eastAsiaTheme="minorEastAsia" w:cs="Times New Roman"/>
+          <w:rFonts w:asciiTheme="minorHAnsi" w:eastAsiaTheme="minorEastAsia" w:hAnsiTheme="minorHAnsi"/>
           <w:noProof/>
           <w:kern w:val="2"/>
-          <w:sz w:val="20"/>
-          <w:szCs w:val="20"/>
+          <w:szCs w:val="24"/>
           <w:lang w:val="uk-UA" w:eastAsia="uk-UA"/>
           <w14:ligatures w14:val="standardContextual"/>
         </w:rPr>
       </w:pPr>
-      <w:hyperlink w:anchor="_Toc196825868" w:history="1">
+      <w:hyperlink w:anchor="_Toc196826528" w:history="1">
         <w:r>
           <w:rPr>
             <w:rStyle w:val="af2"/>
-            <w:rFonts w:cs="Times New Roman"/>
-            <w:noProof/>
-            <w:sz w:val="20"/>
-            <w:szCs w:val="20"/>
+            <w:noProof/>
             <w:lang w:val="uk-UA"/>
           </w:rPr>
           <w:t xml:space="preserve">1.2.3 Програма </w:t>
@@ -2916,80 +2711,56 @@
         <w:r>
           <w:rPr>
             <w:rStyle w:val="af2"/>
-            <w:rFonts w:cs="Times New Roman"/>
-            <w:noProof/>
-            <w:sz w:val="20"/>
-            <w:szCs w:val="20"/>
+            <w:noProof/>
             <w:lang w:val="en-US"/>
           </w:rPr>
           <w:t>Grape Compass</w:t>
         </w:r>
         <w:r>
           <w:rPr>
-            <w:rFonts w:cs="Times New Roman"/>
-            <w:noProof/>
-            <w:webHidden/>
-            <w:sz w:val="20"/>
-            <w:szCs w:val="20"/>
+            <w:noProof/>
+            <w:webHidden/>
           </w:rPr>
           <w:tab/>
         </w:r>
         <w:r>
           <w:rPr>
-            <w:rFonts w:cs="Times New Roman"/>
-            <w:noProof/>
-            <w:webHidden/>
-            <w:sz w:val="20"/>
-            <w:szCs w:val="20"/>
+            <w:noProof/>
+            <w:webHidden/>
           </w:rPr>
           <w:fldChar w:fldCharType="begin"/>
         </w:r>
         <w:r>
           <w:rPr>
-            <w:rFonts w:cs="Times New Roman"/>
-            <w:noProof/>
-            <w:webHidden/>
-            <w:sz w:val="20"/>
-            <w:szCs w:val="20"/>
-          </w:rPr>
-          <w:instrText xml:space="preserve"> PAGEREF _Toc196825868 \h </w:instrText>
-        </w:r>
-        <w:r>
-          <w:rPr>
-            <w:rFonts w:cs="Times New Roman"/>
-            <w:noProof/>
-            <w:webHidden/>
-            <w:sz w:val="20"/>
-            <w:szCs w:val="20"/>
-          </w:rPr>
-        </w:r>
-        <w:r>
-          <w:rPr>
-            <w:rFonts w:cs="Times New Roman"/>
-            <w:noProof/>
-            <w:webHidden/>
-            <w:sz w:val="20"/>
-            <w:szCs w:val="20"/>
+            <w:noProof/>
+            <w:webHidden/>
+          </w:rPr>
+          <w:instrText xml:space="preserve"> PAGEREF _Toc196826528 \h </w:instrText>
+        </w:r>
+        <w:r>
+          <w:rPr>
+            <w:noProof/>
+            <w:webHidden/>
+          </w:rPr>
+        </w:r>
+        <w:r>
+          <w:rPr>
+            <w:noProof/>
+            <w:webHidden/>
           </w:rPr>
           <w:fldChar w:fldCharType="separate"/>
         </w:r>
         <w:r>
           <w:rPr>
-            <w:rFonts w:cs="Times New Roman"/>
-            <w:noProof/>
-            <w:webHidden/>
-            <w:sz w:val="20"/>
-            <w:szCs w:val="20"/>
+            <w:noProof/>
+            <w:webHidden/>
           </w:rPr>
           <w:t>14</w:t>
         </w:r>
         <w:r>
           <w:rPr>
-            <w:rFonts w:cs="Times New Roman"/>
-            <w:noProof/>
-            <w:webHidden/>
-            <w:sz w:val="20"/>
-            <w:szCs w:val="20"/>
+            <w:noProof/>
+            <w:webHidden/>
           </w:rPr>
           <w:fldChar w:fldCharType="end"/>
         </w:r>
@@ -3002,33 +2773,26 @@
           <w:tab w:val="right" w:leader="dot" w:pos="9344"/>
         </w:tabs>
         <w:rPr>
-          <w:rFonts w:eastAsiaTheme="minorEastAsia" w:cs="Times New Roman"/>
+          <w:rFonts w:asciiTheme="minorHAnsi" w:eastAsiaTheme="minorEastAsia" w:hAnsiTheme="minorHAnsi"/>
           <w:noProof/>
           <w:kern w:val="2"/>
-          <w:sz w:val="20"/>
-          <w:szCs w:val="20"/>
+          <w:szCs w:val="24"/>
           <w:lang w:val="uk-UA" w:eastAsia="uk-UA"/>
           <w14:ligatures w14:val="standardContextual"/>
         </w:rPr>
       </w:pPr>
-      <w:hyperlink w:anchor="_Toc196825869" w:history="1">
+      <w:hyperlink w:anchor="_Toc196826529" w:history="1">
         <w:r>
           <w:rPr>
             <w:rStyle w:val="af2"/>
-            <w:rFonts w:cs="Times New Roman"/>
-            <w:noProof/>
-            <w:sz w:val="20"/>
-            <w:szCs w:val="20"/>
+            <w:noProof/>
           </w:rPr>
           <w:t>1.</w:t>
         </w:r>
         <w:r>
           <w:rPr>
             <w:rStyle w:val="af2"/>
-            <w:rFonts w:cs="Times New Roman"/>
-            <w:noProof/>
-            <w:sz w:val="20"/>
-            <w:szCs w:val="20"/>
+            <w:noProof/>
             <w:lang w:val="en-US"/>
           </w:rPr>
           <w:t>2.4</w:t>
@@ -3036,79 +2800,55 @@
         <w:r>
           <w:rPr>
             <w:rStyle w:val="af2"/>
-            <w:rFonts w:cs="Times New Roman"/>
-            <w:noProof/>
-            <w:sz w:val="20"/>
-            <w:szCs w:val="20"/>
+            <w:noProof/>
           </w:rPr>
           <w:t xml:space="preserve"> Порівняльна таблиця розглянутих програм</w:t>
         </w:r>
         <w:r>
           <w:rPr>
-            <w:rFonts w:cs="Times New Roman"/>
-            <w:noProof/>
-            <w:webHidden/>
-            <w:sz w:val="20"/>
-            <w:szCs w:val="20"/>
+            <w:noProof/>
+            <w:webHidden/>
           </w:rPr>
           <w:tab/>
         </w:r>
         <w:r>
           <w:rPr>
-            <w:rFonts w:cs="Times New Roman"/>
-            <w:noProof/>
-            <w:webHidden/>
-            <w:sz w:val="20"/>
-            <w:szCs w:val="20"/>
+            <w:noProof/>
+            <w:webHidden/>
           </w:rPr>
           <w:fldChar w:fldCharType="begin"/>
         </w:r>
         <w:r>
           <w:rPr>
-            <w:rFonts w:cs="Times New Roman"/>
-            <w:noProof/>
-            <w:webHidden/>
-            <w:sz w:val="20"/>
-            <w:szCs w:val="20"/>
-          </w:rPr>
-          <w:instrText xml:space="preserve"> PAGEREF _Toc196825869 \h </w:instrText>
-        </w:r>
-        <w:r>
-          <w:rPr>
-            <w:rFonts w:cs="Times New Roman"/>
-            <w:noProof/>
-            <w:webHidden/>
-            <w:sz w:val="20"/>
-            <w:szCs w:val="20"/>
-          </w:rPr>
-        </w:r>
-        <w:r>
-          <w:rPr>
-            <w:rFonts w:cs="Times New Roman"/>
-            <w:noProof/>
-            <w:webHidden/>
-            <w:sz w:val="20"/>
-            <w:szCs w:val="20"/>
+            <w:noProof/>
+            <w:webHidden/>
+          </w:rPr>
+          <w:instrText xml:space="preserve"> PAGEREF _Toc196826529 \h </w:instrText>
+        </w:r>
+        <w:r>
+          <w:rPr>
+            <w:noProof/>
+            <w:webHidden/>
+          </w:rPr>
+        </w:r>
+        <w:r>
+          <w:rPr>
+            <w:noProof/>
+            <w:webHidden/>
           </w:rPr>
           <w:fldChar w:fldCharType="separate"/>
         </w:r>
         <w:r>
           <w:rPr>
-            <w:rFonts w:cs="Times New Roman"/>
-            <w:noProof/>
-            <w:webHidden/>
-            <w:sz w:val="20"/>
-            <w:szCs w:val="20"/>
+            <w:noProof/>
+            <w:webHidden/>
           </w:rPr>
           <w:t>15</w:t>
         </w:r>
         <w:r>
           <w:rPr>
-            <w:rFonts w:cs="Times New Roman"/>
-            <w:noProof/>
-            <w:webHidden/>
-            <w:sz w:val="20"/>
-            <w:szCs w:val="20"/>
+            <w:noProof/>
+            <w:webHidden/>
           </w:rPr>
           <w:fldChar w:fldCharType="end"/>
         </w:r>
@@ -3121,33 +2861,26 @@
           <w:tab w:val="right" w:leader="dot" w:pos="9344"/>
         </w:tabs>
         <w:rPr>
-          <w:rFonts w:eastAsiaTheme="minorEastAsia" w:cs="Times New Roman"/>
+          <w:rFonts w:asciiTheme="minorHAnsi" w:eastAsiaTheme="minorEastAsia" w:hAnsiTheme="minorHAnsi"/>
           <w:noProof/>
           <w:kern w:val="2"/>
-          <w:sz w:val="20"/>
-          <w:szCs w:val="20"/>
+          <w:szCs w:val="24"/>
           <w:lang w:val="uk-UA" w:eastAsia="uk-UA"/>
           <w14:ligatures w14:val="standardContextual"/>
         </w:rPr>
       </w:pPr>
-      <w:hyperlink w:anchor="_Toc196825870" w:history="1">
+      <w:hyperlink w:anchor="_Toc196826530" w:history="1">
         <w:r>
           <w:rPr>
             <w:rStyle w:val="af2"/>
-            <w:rFonts w:cs="Times New Roman"/>
-            <w:noProof/>
-            <w:sz w:val="20"/>
-            <w:szCs w:val="20"/>
+            <w:noProof/>
           </w:rPr>
           <w:t>1.</w:t>
         </w:r>
         <w:r>
           <w:rPr>
             <w:rStyle w:val="af2"/>
-            <w:rFonts w:cs="Times New Roman"/>
-            <w:noProof/>
-            <w:sz w:val="20"/>
-            <w:szCs w:val="20"/>
+            <w:noProof/>
             <w:lang w:val="en-US"/>
           </w:rPr>
           <w:t>3</w:t>
@@ -3155,79 +2888,55 @@
         <w:r>
           <w:rPr>
             <w:rStyle w:val="af2"/>
-            <w:rFonts w:cs="Times New Roman"/>
-            <w:noProof/>
-            <w:sz w:val="20"/>
-            <w:szCs w:val="20"/>
+            <w:noProof/>
           </w:rPr>
           <w:t xml:space="preserve"> Постановка завдання роботи</w:t>
         </w:r>
         <w:r>
           <w:rPr>
-            <w:rFonts w:cs="Times New Roman"/>
-            <w:noProof/>
-            <w:webHidden/>
-            <w:sz w:val="20"/>
-            <w:szCs w:val="20"/>
+            <w:noProof/>
+            <w:webHidden/>
           </w:rPr>
           <w:tab/>
         </w:r>
         <w:r>
           <w:rPr>
-            <w:rFonts w:cs="Times New Roman"/>
-            <w:noProof/>
-            <w:webHidden/>
-            <w:sz w:val="20"/>
-            <w:szCs w:val="20"/>
+            <w:noProof/>
+            <w:webHidden/>
           </w:rPr>
           <w:fldChar w:fldCharType="begin"/>
         </w:r>
         <w:r>
           <w:rPr>
-            <w:rFonts w:cs="Times New Roman"/>
-            <w:noProof/>
-            <w:webHidden/>
-            <w:sz w:val="20"/>
-            <w:szCs w:val="20"/>
-          </w:rPr>
-          <w:instrText xml:space="preserve"> PAGEREF _Toc196825870 \h </w:instrText>
-        </w:r>
-        <w:r>
-          <w:rPr>
-            <w:rFonts w:cs="Times New Roman"/>
-            <w:noProof/>
-            <w:webHidden/>
-            <w:sz w:val="20"/>
-            <w:szCs w:val="20"/>
-          </w:rPr>
-        </w:r>
-        <w:r>
-          <w:rPr>
-            <w:rFonts w:cs="Times New Roman"/>
-            <w:noProof/>
-            <w:webHidden/>
-            <w:sz w:val="20"/>
-            <w:szCs w:val="20"/>
+            <w:noProof/>
+            <w:webHidden/>
+          </w:rPr>
+          <w:instrText xml:space="preserve"> PAGEREF _Toc196826530 \h </w:instrText>
+        </w:r>
+        <w:r>
+          <w:rPr>
+            <w:noProof/>
+            <w:webHidden/>
+          </w:rPr>
+        </w:r>
+        <w:r>
+          <w:rPr>
+            <w:noProof/>
+            <w:webHidden/>
           </w:rPr>
           <w:fldChar w:fldCharType="separate"/>
         </w:r>
         <w:r>
           <w:rPr>
-            <w:rFonts w:cs="Times New Roman"/>
-            <w:noProof/>
-            <w:webHidden/>
-            <w:sz w:val="20"/>
-            <w:szCs w:val="20"/>
+            <w:noProof/>
+            <w:webHidden/>
           </w:rPr>
           <w:t>16</w:t>
         </w:r>
         <w:r>
           <w:rPr>
-            <w:rFonts w:cs="Times New Roman"/>
-            <w:noProof/>
-            <w:webHidden/>
-            <w:sz w:val="20"/>
-            <w:szCs w:val="20"/>
+            <w:noProof/>
+            <w:webHidden/>
           </w:rPr>
           <w:fldChar w:fldCharType="end"/>
         </w:r>
@@ -3240,33 +2949,26 @@
           <w:tab w:val="right" w:leader="dot" w:pos="9344"/>
         </w:tabs>
         <w:rPr>
-          <w:rFonts w:eastAsiaTheme="minorEastAsia" w:cs="Times New Roman"/>
+          <w:rFonts w:asciiTheme="minorHAnsi" w:eastAsiaTheme="minorEastAsia" w:hAnsiTheme="minorHAnsi"/>
           <w:noProof/>
           <w:kern w:val="2"/>
-          <w:sz w:val="20"/>
-          <w:szCs w:val="20"/>
+          <w:szCs w:val="24"/>
           <w:lang w:val="uk-UA" w:eastAsia="uk-UA"/>
           <w14:ligatures w14:val="standardContextual"/>
         </w:rPr>
       </w:pPr>
-      <w:hyperlink w:anchor="_Toc196825871" w:history="1">
+      <w:hyperlink w:anchor="_Toc196826531" w:history="1">
         <w:r>
           <w:rPr>
             <w:rStyle w:val="af2"/>
-            <w:rFonts w:cs="Times New Roman"/>
-            <w:noProof/>
-            <w:sz w:val="20"/>
-            <w:szCs w:val="20"/>
+            <w:noProof/>
           </w:rPr>
           <w:t>1.</w:t>
         </w:r>
         <w:r>
           <w:rPr>
             <w:rStyle w:val="af2"/>
-            <w:rFonts w:cs="Times New Roman"/>
-            <w:noProof/>
-            <w:sz w:val="20"/>
-            <w:szCs w:val="20"/>
+            <w:noProof/>
             <w:lang w:val="en-US"/>
           </w:rPr>
           <w:t>4</w:t>
@@ -3274,79 +2976,55 @@
         <w:r>
           <w:rPr>
             <w:rStyle w:val="af2"/>
-            <w:rFonts w:cs="Times New Roman"/>
-            <w:noProof/>
-            <w:sz w:val="20"/>
-            <w:szCs w:val="20"/>
+            <w:noProof/>
           </w:rPr>
           <w:t xml:space="preserve"> Висновки за першим розділом</w:t>
         </w:r>
         <w:r>
           <w:rPr>
-            <w:rFonts w:cs="Times New Roman"/>
-            <w:noProof/>
-            <w:webHidden/>
-            <w:sz w:val="20"/>
-            <w:szCs w:val="20"/>
+            <w:noProof/>
+            <w:webHidden/>
           </w:rPr>
           <w:tab/>
         </w:r>
         <w:r>
           <w:rPr>
-            <w:rFonts w:cs="Times New Roman"/>
-            <w:noProof/>
-            <w:webHidden/>
-            <w:sz w:val="20"/>
-            <w:szCs w:val="20"/>
+            <w:noProof/>
+            <w:webHidden/>
           </w:rPr>
           <w:fldChar w:fldCharType="begin"/>
         </w:r>
         <w:r>
           <w:rPr>
-            <w:rFonts w:cs="Times New Roman"/>
-            <w:noProof/>
-            <w:webHidden/>
-            <w:sz w:val="20"/>
-            <w:szCs w:val="20"/>
-          </w:rPr>
-          <w:instrText xml:space="preserve"> PAGEREF _Toc196825871 \h </w:instrText>
-        </w:r>
-        <w:r>
-          <w:rPr>
-            <w:rFonts w:cs="Times New Roman"/>
-            <w:noProof/>
-            <w:webHidden/>
-            <w:sz w:val="20"/>
-            <w:szCs w:val="20"/>
-          </w:rPr>
-        </w:r>
-        <w:r>
-          <w:rPr>
-            <w:rFonts w:cs="Times New Roman"/>
-            <w:noProof/>
-            <w:webHidden/>
-            <w:sz w:val="20"/>
-            <w:szCs w:val="20"/>
+            <w:noProof/>
+            <w:webHidden/>
+          </w:rPr>
+          <w:instrText xml:space="preserve"> PAGEREF _Toc196826531 \h </w:instrText>
+        </w:r>
+        <w:r>
+          <w:rPr>
+            <w:noProof/>
+            <w:webHidden/>
+          </w:rPr>
+        </w:r>
+        <w:r>
+          <w:rPr>
+            <w:noProof/>
+            <w:webHidden/>
           </w:rPr>
           <w:fldChar w:fldCharType="separate"/>
         </w:r>
         <w:r>
           <w:rPr>
-            <w:rFonts w:cs="Times New Roman"/>
-            <w:noProof/>
-            <w:webHidden/>
-            <w:sz w:val="20"/>
-            <w:szCs w:val="20"/>
+            <w:noProof/>
+            <w:webHidden/>
           </w:rPr>
           <w:t>16</w:t>
         </w:r>
         <w:r>
           <w:rPr>
-            <w:rFonts w:cs="Times New Roman"/>
-            <w:noProof/>
-            <w:webHidden/>
-            <w:sz w:val="20"/>
-            <w:szCs w:val="20"/>
+            <w:noProof/>
+            <w:webHidden/>
           </w:rPr>
           <w:fldChar w:fldCharType="end"/>
         </w:r>
@@ -3356,94 +3034,70 @@
       <w:pPr>
         <w:pStyle w:val="13"/>
         <w:rPr>
-          <w:rFonts w:eastAsiaTheme="minorEastAsia" w:cs="Times New Roman"/>
+          <w:rFonts w:asciiTheme="minorHAnsi" w:eastAsiaTheme="minorEastAsia" w:hAnsiTheme="minorHAnsi"/>
           <w:caps w:val="0"/>
           <w:noProof/>
           <w:kern w:val="2"/>
-          <w:sz w:val="20"/>
-          <w:szCs w:val="20"/>
+          <w:sz w:val="24"/>
+          <w:szCs w:val="24"/>
           <w:lang w:val="uk-UA" w:eastAsia="uk-UA"/>
           <w14:ligatures w14:val="standardContextual"/>
         </w:rPr>
       </w:pPr>
-      <w:hyperlink w:anchor="_Toc196825872" w:history="1">
+      <w:hyperlink w:anchor="_Toc196826532" w:history="1">
         <w:r>
           <w:rPr>
             <w:rStyle w:val="af2"/>
-            <w:rFonts w:cs="Times New Roman"/>
-            <w:noProof/>
-            <w:sz w:val="20"/>
-            <w:szCs w:val="20"/>
+            <w:noProof/>
             <w:lang w:val="uk-UA"/>
           </w:rPr>
           <w:t>2 Вибір та обґрунтування структури системи, яка проєктується</w:t>
         </w:r>
         <w:r>
           <w:rPr>
-            <w:rFonts w:cs="Times New Roman"/>
-            <w:noProof/>
-            <w:webHidden/>
-            <w:sz w:val="20"/>
-            <w:szCs w:val="20"/>
+            <w:noProof/>
+            <w:webHidden/>
           </w:rPr>
           <w:tab/>
         </w:r>
         <w:r>
           <w:rPr>
-            <w:rFonts w:cs="Times New Roman"/>
-            <w:noProof/>
-            <w:webHidden/>
-            <w:sz w:val="20"/>
-            <w:szCs w:val="20"/>
+            <w:noProof/>
+            <w:webHidden/>
           </w:rPr>
           <w:fldChar w:fldCharType="begin"/>
         </w:r>
         <w:r>
           <w:rPr>
-            <w:rFonts w:cs="Times New Roman"/>
-            <w:noProof/>
-            <w:webHidden/>
-            <w:sz w:val="20"/>
-            <w:szCs w:val="20"/>
-          </w:rPr>
-          <w:instrText xml:space="preserve"> PAGEREF _Toc196825872 \h </w:instrText>
-        </w:r>
-        <w:r>
-          <w:rPr>
-            <w:rFonts w:cs="Times New Roman"/>
-            <w:noProof/>
-            <w:webHidden/>
-            <w:sz w:val="20"/>
-            <w:szCs w:val="20"/>
-          </w:rPr>
-        </w:r>
-        <w:r>
-          <w:rPr>
-            <w:rFonts w:cs="Times New Roman"/>
-            <w:noProof/>
-            <w:webHidden/>
-            <w:sz w:val="20"/>
-            <w:szCs w:val="20"/>
+            <w:noProof/>
+            <w:webHidden/>
+          </w:rPr>
+          <w:instrText xml:space="preserve"> PAGEREF _Toc196826532 \h </w:instrText>
+        </w:r>
+        <w:r>
+          <w:rPr>
+            <w:noProof/>
+            <w:webHidden/>
+          </w:rPr>
+        </w:r>
+        <w:r>
+          <w:rPr>
+            <w:noProof/>
+            <w:webHidden/>
           </w:rPr>
           <w:fldChar w:fldCharType="separate"/>
         </w:r>
         <w:r>
           <w:rPr>
-            <w:rFonts w:cs="Times New Roman"/>
-            <w:noProof/>
-            <w:webHidden/>
-            <w:sz w:val="20"/>
-            <w:szCs w:val="20"/>
+            <w:noProof/>
+            <w:webHidden/>
           </w:rPr>
           <w:t>17</w:t>
         </w:r>
         <w:r>
           <w:rPr>
-            <w:rFonts w:cs="Times New Roman"/>
-            <w:noProof/>
-            <w:webHidden/>
-            <w:sz w:val="20"/>
-            <w:szCs w:val="20"/>
+            <w:noProof/>
+            <w:webHidden/>
           </w:rPr>
           <w:fldChar w:fldCharType="end"/>
         </w:r>
@@ -3456,92 +3110,67 @@
           <w:tab w:val="right" w:leader="dot" w:pos="9344"/>
         </w:tabs>
         <w:rPr>
-          <w:rFonts w:eastAsiaTheme="minorEastAsia" w:cs="Times New Roman"/>
+          <w:rFonts w:asciiTheme="minorHAnsi" w:eastAsiaTheme="minorEastAsia" w:hAnsiTheme="minorHAnsi"/>
           <w:noProof/>
           <w:kern w:val="2"/>
-          <w:sz w:val="20"/>
-          <w:szCs w:val="20"/>
+          <w:szCs w:val="24"/>
           <w:lang w:val="uk-UA" w:eastAsia="uk-UA"/>
           <w14:ligatures w14:val="standardContextual"/>
         </w:rPr>
       </w:pPr>
-      <w:hyperlink w:anchor="_Toc196825873" w:history="1">
+      <w:hyperlink w:anchor="_Toc196826533" w:history="1">
         <w:r>
           <w:rPr>
             <w:rStyle w:val="af2"/>
-            <w:rFonts w:cs="Times New Roman"/>
-            <w:noProof/>
-            <w:sz w:val="20"/>
-            <w:szCs w:val="20"/>
+            <w:noProof/>
           </w:rPr>
           <w:t>2.1 Вибір інструментарію розробки програмного забезпечення</w:t>
         </w:r>
         <w:r>
           <w:rPr>
-            <w:rFonts w:cs="Times New Roman"/>
-            <w:noProof/>
-            <w:webHidden/>
-            <w:sz w:val="20"/>
-            <w:szCs w:val="20"/>
+            <w:noProof/>
+            <w:webHidden/>
           </w:rPr>
           <w:tab/>
         </w:r>
         <w:r>
           <w:rPr>
-            <w:rFonts w:cs="Times New Roman"/>
-            <w:noProof/>
-            <w:webHidden/>
-            <w:sz w:val="20"/>
-            <w:szCs w:val="20"/>
+            <w:noProof/>
+            <w:webHidden/>
           </w:rPr>
           <w:fldChar w:fldCharType="begin"/>
         </w:r>
         <w:r>
           <w:rPr>
-            <w:rFonts w:cs="Times New Roman"/>
-            <w:noProof/>
-            <w:webHidden/>
-            <w:sz w:val="20"/>
-            <w:szCs w:val="20"/>
-          </w:rPr>
-          <w:instrText xml:space="preserve"> PAGEREF _Toc196825873 \h </w:instrText>
-        </w:r>
-        <w:r>
-          <w:rPr>
-            <w:rFonts w:cs="Times New Roman"/>
-            <w:noProof/>
-            <w:webHidden/>
-            <w:sz w:val="20"/>
-            <w:szCs w:val="20"/>
-          </w:rPr>
-        </w:r>
-        <w:r>
-          <w:rPr>
-            <w:rFonts w:cs="Times New Roman"/>
-            <w:noProof/>
-            <w:webHidden/>
-            <w:sz w:val="20"/>
-            <w:szCs w:val="20"/>
+            <w:noProof/>
+            <w:webHidden/>
+          </w:rPr>
+          <w:instrText xml:space="preserve"> PAGEREF _Toc196826533 \h </w:instrText>
+        </w:r>
+        <w:r>
+          <w:rPr>
+            <w:noProof/>
+            <w:webHidden/>
+          </w:rPr>
+        </w:r>
+        <w:r>
+          <w:rPr>
+            <w:noProof/>
+            <w:webHidden/>
           </w:rPr>
           <w:fldChar w:fldCharType="separate"/>
         </w:r>
         <w:r>
           <w:rPr>
-            <w:rFonts w:cs="Times New Roman"/>
-            <w:noProof/>
-            <w:webHidden/>
-            <w:sz w:val="20"/>
-            <w:szCs w:val="20"/>
+            <w:noProof/>
+            <w:webHidden/>
           </w:rPr>
           <w:t>17</w:t>
         </w:r>
         <w:r>
           <w:rPr>
-            <w:rFonts w:cs="Times New Roman"/>
-            <w:noProof/>
-            <w:webHidden/>
-            <w:sz w:val="20"/>
-            <w:szCs w:val="20"/>
+            <w:noProof/>
+            <w:webHidden/>
           </w:rPr>
           <w:fldChar w:fldCharType="end"/>
         </w:r>
@@ -3554,93 +3183,68 @@
           <w:tab w:val="right" w:leader="dot" w:pos="9344"/>
         </w:tabs>
         <w:rPr>
-          <w:rFonts w:eastAsiaTheme="minorEastAsia" w:cs="Times New Roman"/>
+          <w:rFonts w:asciiTheme="minorHAnsi" w:eastAsiaTheme="minorEastAsia" w:hAnsiTheme="minorHAnsi"/>
           <w:noProof/>
           <w:kern w:val="2"/>
-          <w:sz w:val="20"/>
-          <w:szCs w:val="20"/>
+          <w:szCs w:val="24"/>
           <w:lang w:val="uk-UA" w:eastAsia="uk-UA"/>
           <w14:ligatures w14:val="standardContextual"/>
         </w:rPr>
       </w:pPr>
-      <w:hyperlink w:anchor="_Toc196825874" w:history="1">
+      <w:hyperlink w:anchor="_Toc196826534" w:history="1">
         <w:r>
           <w:rPr>
             <w:rStyle w:val="af2"/>
-            <w:rFonts w:cs="Times New Roman"/>
-            <w:noProof/>
-            <w:sz w:val="20"/>
-            <w:szCs w:val="20"/>
+            <w:noProof/>
             <w:lang w:val="uk-UA"/>
           </w:rPr>
           <w:t>2.1.1 Огляд особливостей мови програмування</w:t>
         </w:r>
         <w:r>
           <w:rPr>
-            <w:rFonts w:cs="Times New Roman"/>
-            <w:noProof/>
-            <w:webHidden/>
-            <w:sz w:val="20"/>
-            <w:szCs w:val="20"/>
+            <w:noProof/>
+            <w:webHidden/>
           </w:rPr>
           <w:tab/>
         </w:r>
         <w:r>
           <w:rPr>
-            <w:rFonts w:cs="Times New Roman"/>
-            <w:noProof/>
-            <w:webHidden/>
-            <w:sz w:val="20"/>
-            <w:szCs w:val="20"/>
+            <w:noProof/>
+            <w:webHidden/>
           </w:rPr>
           <w:fldChar w:fldCharType="begin"/>
         </w:r>
         <w:r>
           <w:rPr>
-            <w:rFonts w:cs="Times New Roman"/>
-            <w:noProof/>
-            <w:webHidden/>
-            <w:sz w:val="20"/>
-            <w:szCs w:val="20"/>
-          </w:rPr>
-          <w:instrText xml:space="preserve"> PAGEREF _Toc196825874 \h </w:instrText>
-        </w:r>
-        <w:r>
-          <w:rPr>
-            <w:rFonts w:cs="Times New Roman"/>
-            <w:noProof/>
-            <w:webHidden/>
-            <w:sz w:val="20"/>
-            <w:szCs w:val="20"/>
-          </w:rPr>
-        </w:r>
-        <w:r>
-          <w:rPr>
-            <w:rFonts w:cs="Times New Roman"/>
-            <w:noProof/>
-            <w:webHidden/>
-            <w:sz w:val="20"/>
-            <w:szCs w:val="20"/>
+            <w:noProof/>
+            <w:webHidden/>
+          </w:rPr>
+          <w:instrText xml:space="preserve"> PAGEREF _Toc196826534 \h </w:instrText>
+        </w:r>
+        <w:r>
+          <w:rPr>
+            <w:noProof/>
+            <w:webHidden/>
+          </w:rPr>
+        </w:r>
+        <w:r>
+          <w:rPr>
+            <w:noProof/>
+            <w:webHidden/>
           </w:rPr>
           <w:fldChar w:fldCharType="separate"/>
         </w:r>
         <w:r>
           <w:rPr>
-            <w:rFonts w:cs="Times New Roman"/>
-            <w:noProof/>
-            <w:webHidden/>
-            <w:sz w:val="20"/>
-            <w:szCs w:val="20"/>
+            <w:noProof/>
+            <w:webHidden/>
           </w:rPr>
           <w:t>17</w:t>
         </w:r>
         <w:r>
           <w:rPr>
-            <w:rFonts w:cs="Times New Roman"/>
-            <w:noProof/>
-            <w:webHidden/>
-            <w:sz w:val="20"/>
-            <w:szCs w:val="20"/>
+            <w:noProof/>
+            <w:webHidden/>
           </w:rPr>
           <w:fldChar w:fldCharType="end"/>
         </w:r>
@@ -3653,93 +3257,68 @@
           <w:tab w:val="right" w:leader="dot" w:pos="9344"/>
         </w:tabs>
         <w:rPr>
-          <w:rFonts w:eastAsiaTheme="minorEastAsia" w:cs="Times New Roman"/>
+          <w:rFonts w:asciiTheme="minorHAnsi" w:eastAsiaTheme="minorEastAsia" w:hAnsiTheme="minorHAnsi"/>
           <w:noProof/>
           <w:kern w:val="2"/>
-          <w:sz w:val="20"/>
-          <w:szCs w:val="20"/>
+          <w:szCs w:val="24"/>
           <w:lang w:val="uk-UA" w:eastAsia="uk-UA"/>
           <w14:ligatures w14:val="standardContextual"/>
         </w:rPr>
       </w:pPr>
-      <w:hyperlink w:anchor="_Toc196825875" w:history="1">
+      <w:hyperlink w:anchor="_Toc196826535" w:history="1">
         <w:r>
           <w:rPr>
             <w:rStyle w:val="af2"/>
-            <w:rFonts w:cs="Times New Roman"/>
-            <w:noProof/>
-            <w:sz w:val="20"/>
-            <w:szCs w:val="20"/>
+            <w:noProof/>
             <w:lang w:val="uk-UA"/>
           </w:rPr>
           <w:t>2.1.2 Огляд особливостей обраного середовища розробки</w:t>
         </w:r>
         <w:r>
           <w:rPr>
-            <w:rFonts w:cs="Times New Roman"/>
-            <w:noProof/>
-            <w:webHidden/>
-            <w:sz w:val="20"/>
-            <w:szCs w:val="20"/>
+            <w:noProof/>
+            <w:webHidden/>
           </w:rPr>
           <w:tab/>
         </w:r>
         <w:r>
           <w:rPr>
-            <w:rFonts w:cs="Times New Roman"/>
-            <w:noProof/>
-            <w:webHidden/>
-            <w:sz w:val="20"/>
-            <w:szCs w:val="20"/>
+            <w:noProof/>
+            <w:webHidden/>
           </w:rPr>
           <w:fldChar w:fldCharType="begin"/>
         </w:r>
         <w:r>
           <w:rPr>
-            <w:rFonts w:cs="Times New Roman"/>
-            <w:noProof/>
-            <w:webHidden/>
-            <w:sz w:val="20"/>
-            <w:szCs w:val="20"/>
-          </w:rPr>
-          <w:instrText xml:space="preserve"> PAGEREF _Toc196825875 \h </w:instrText>
-        </w:r>
-        <w:r>
-          <w:rPr>
-            <w:rFonts w:cs="Times New Roman"/>
-            <w:noProof/>
-            <w:webHidden/>
-            <w:sz w:val="20"/>
-            <w:szCs w:val="20"/>
-          </w:rPr>
-        </w:r>
-        <w:r>
-          <w:rPr>
-            <w:rFonts w:cs="Times New Roman"/>
-            <w:noProof/>
-            <w:webHidden/>
-            <w:sz w:val="20"/>
-            <w:szCs w:val="20"/>
+            <w:noProof/>
+            <w:webHidden/>
+          </w:rPr>
+          <w:instrText xml:space="preserve"> PAGEREF _Toc196826535 \h </w:instrText>
+        </w:r>
+        <w:r>
+          <w:rPr>
+            <w:noProof/>
+            <w:webHidden/>
+          </w:rPr>
+        </w:r>
+        <w:r>
+          <w:rPr>
+            <w:noProof/>
+            <w:webHidden/>
           </w:rPr>
           <w:fldChar w:fldCharType="separate"/>
         </w:r>
         <w:r>
           <w:rPr>
-            <w:rFonts w:cs="Times New Roman"/>
-            <w:noProof/>
-            <w:webHidden/>
-            <w:sz w:val="20"/>
-            <w:szCs w:val="20"/>
+            <w:noProof/>
+            <w:webHidden/>
           </w:rPr>
           <w:t>17</w:t>
         </w:r>
         <w:r>
           <w:rPr>
-            <w:rFonts w:cs="Times New Roman"/>
-            <w:noProof/>
-            <w:webHidden/>
-            <w:sz w:val="20"/>
-            <w:szCs w:val="20"/>
+            <w:noProof/>
+            <w:webHidden/>
           </w:rPr>
           <w:fldChar w:fldCharType="end"/>
         </w:r>
@@ -3752,93 +3331,68 @@
           <w:tab w:val="right" w:leader="dot" w:pos="9344"/>
         </w:tabs>
         <w:rPr>
-          <w:rFonts w:eastAsiaTheme="minorEastAsia" w:cs="Times New Roman"/>
+          <w:rFonts w:asciiTheme="minorHAnsi" w:eastAsiaTheme="minorEastAsia" w:hAnsiTheme="minorHAnsi"/>
           <w:noProof/>
           <w:kern w:val="2"/>
-          <w:sz w:val="20"/>
-          <w:szCs w:val="20"/>
+          <w:szCs w:val="24"/>
           <w:lang w:val="uk-UA" w:eastAsia="uk-UA"/>
           <w14:ligatures w14:val="standardContextual"/>
         </w:rPr>
       </w:pPr>
-      <w:hyperlink w:anchor="_Toc196825876" w:history="1">
+      <w:hyperlink w:anchor="_Toc196826536" w:history="1">
         <w:r>
           <w:rPr>
             <w:rStyle w:val="af2"/>
-            <w:rFonts w:cs="Times New Roman"/>
-            <w:noProof/>
-            <w:sz w:val="20"/>
-            <w:szCs w:val="20"/>
+            <w:noProof/>
             <w:lang w:val="uk-UA"/>
           </w:rPr>
           <w:t>2.1.3 Огляд особливостей обраної системи управління базами даних</w:t>
         </w:r>
         <w:r>
           <w:rPr>
-            <w:rFonts w:cs="Times New Roman"/>
-            <w:noProof/>
-            <w:webHidden/>
-            <w:sz w:val="20"/>
-            <w:szCs w:val="20"/>
+            <w:noProof/>
+            <w:webHidden/>
           </w:rPr>
           <w:tab/>
         </w:r>
         <w:r>
           <w:rPr>
-            <w:rFonts w:cs="Times New Roman"/>
-            <w:noProof/>
-            <w:webHidden/>
-            <w:sz w:val="20"/>
-            <w:szCs w:val="20"/>
+            <w:noProof/>
+            <w:webHidden/>
           </w:rPr>
           <w:fldChar w:fldCharType="begin"/>
         </w:r>
         <w:r>
           <w:rPr>
-            <w:rFonts w:cs="Times New Roman"/>
-            <w:noProof/>
-            <w:webHidden/>
-            <w:sz w:val="20"/>
-            <w:szCs w:val="20"/>
-          </w:rPr>
-          <w:instrText xml:space="preserve"> PAGEREF _Toc196825876 \h </w:instrText>
-        </w:r>
-        <w:r>
-          <w:rPr>
-            <w:rFonts w:cs="Times New Roman"/>
-            <w:noProof/>
-            <w:webHidden/>
-            <w:sz w:val="20"/>
-            <w:szCs w:val="20"/>
-          </w:rPr>
-        </w:r>
-        <w:r>
-          <w:rPr>
-            <w:rFonts w:cs="Times New Roman"/>
-            <w:noProof/>
-            <w:webHidden/>
-            <w:sz w:val="20"/>
-            <w:szCs w:val="20"/>
+            <w:noProof/>
+            <w:webHidden/>
+          </w:rPr>
+          <w:instrText xml:space="preserve"> PAGEREF _Toc196826536 \h </w:instrText>
+        </w:r>
+        <w:r>
+          <w:rPr>
+            <w:noProof/>
+            <w:webHidden/>
+          </w:rPr>
+        </w:r>
+        <w:r>
+          <w:rPr>
+            <w:noProof/>
+            <w:webHidden/>
           </w:rPr>
           <w:fldChar w:fldCharType="separate"/>
         </w:r>
         <w:r>
           <w:rPr>
-            <w:rFonts w:cs="Times New Roman"/>
-            <w:noProof/>
-            <w:webHidden/>
-            <w:sz w:val="20"/>
-            <w:szCs w:val="20"/>
+            <w:noProof/>
+            <w:webHidden/>
           </w:rPr>
           <w:t>18</w:t>
         </w:r>
         <w:r>
           <w:rPr>
-            <w:rFonts w:cs="Times New Roman"/>
-            <w:noProof/>
-            <w:webHidden/>
-            <w:sz w:val="20"/>
-            <w:szCs w:val="20"/>
+            <w:noProof/>
+            <w:webHidden/>
           </w:rPr>
           <w:fldChar w:fldCharType="end"/>
         </w:r>
@@ -3851,92 +3405,67 @@
           <w:tab w:val="right" w:leader="dot" w:pos="9344"/>
         </w:tabs>
         <w:rPr>
-          <w:rFonts w:eastAsiaTheme="minorEastAsia" w:cs="Times New Roman"/>
+          <w:rFonts w:asciiTheme="minorHAnsi" w:eastAsiaTheme="minorEastAsia" w:hAnsiTheme="minorHAnsi"/>
           <w:noProof/>
           <w:kern w:val="2"/>
-          <w:sz w:val="20"/>
-          <w:szCs w:val="20"/>
+          <w:szCs w:val="24"/>
           <w:lang w:val="uk-UA" w:eastAsia="uk-UA"/>
           <w14:ligatures w14:val="standardContextual"/>
         </w:rPr>
       </w:pPr>
-      <w:hyperlink w:anchor="_Toc196825877" w:history="1">
+      <w:hyperlink w:anchor="_Toc196826537" w:history="1">
         <w:r>
           <w:rPr>
             <w:rStyle w:val="af2"/>
-            <w:rFonts w:cs="Times New Roman"/>
-            <w:noProof/>
-            <w:sz w:val="20"/>
-            <w:szCs w:val="20"/>
+            <w:noProof/>
           </w:rPr>
           <w:t>2.2 Структурна схеми програми</w:t>
         </w:r>
         <w:r>
           <w:rPr>
-            <w:rFonts w:cs="Times New Roman"/>
-            <w:noProof/>
-            <w:webHidden/>
-            <w:sz w:val="20"/>
-            <w:szCs w:val="20"/>
+            <w:noProof/>
+            <w:webHidden/>
           </w:rPr>
           <w:tab/>
         </w:r>
         <w:r>
           <w:rPr>
-            <w:rFonts w:cs="Times New Roman"/>
-            <w:noProof/>
-            <w:webHidden/>
-            <w:sz w:val="20"/>
-            <w:szCs w:val="20"/>
+            <w:noProof/>
+            <w:webHidden/>
           </w:rPr>
           <w:fldChar w:fldCharType="begin"/>
         </w:r>
         <w:r>
           <w:rPr>
-            <w:rFonts w:cs="Times New Roman"/>
-            <w:noProof/>
-            <w:webHidden/>
-            <w:sz w:val="20"/>
-            <w:szCs w:val="20"/>
-          </w:rPr>
-          <w:instrText xml:space="preserve"> PAGEREF _Toc196825877 \h </w:instrText>
-        </w:r>
-        <w:r>
-          <w:rPr>
-            <w:rFonts w:cs="Times New Roman"/>
-            <w:noProof/>
-            <w:webHidden/>
-            <w:sz w:val="20"/>
-            <w:szCs w:val="20"/>
-          </w:rPr>
-        </w:r>
-        <w:r>
-          <w:rPr>
-            <w:rFonts w:cs="Times New Roman"/>
-            <w:noProof/>
-            <w:webHidden/>
-            <w:sz w:val="20"/>
-            <w:szCs w:val="20"/>
+            <w:noProof/>
+            <w:webHidden/>
+          </w:rPr>
+          <w:instrText xml:space="preserve"> PAGEREF _Toc196826537 \h </w:instrText>
+        </w:r>
+        <w:r>
+          <w:rPr>
+            <w:noProof/>
+            <w:webHidden/>
+          </w:rPr>
+        </w:r>
+        <w:r>
+          <w:rPr>
+            <w:noProof/>
+            <w:webHidden/>
           </w:rPr>
           <w:fldChar w:fldCharType="separate"/>
         </w:r>
         <w:r>
           <w:rPr>
-            <w:rFonts w:cs="Times New Roman"/>
-            <w:noProof/>
-            <w:webHidden/>
-            <w:sz w:val="20"/>
-            <w:szCs w:val="20"/>
+            <w:noProof/>
+            <w:webHidden/>
           </w:rPr>
           <w:t>18</w:t>
         </w:r>
         <w:r>
           <w:rPr>
-            <w:rFonts w:cs="Times New Roman"/>
-            <w:noProof/>
-            <w:webHidden/>
-            <w:sz w:val="20"/>
-            <w:szCs w:val="20"/>
+            <w:noProof/>
+            <w:webHidden/>
           </w:rPr>
           <w:fldChar w:fldCharType="end"/>
         </w:r>
@@ -3949,92 +3478,67 @@
           <w:tab w:val="right" w:leader="dot" w:pos="9344"/>
         </w:tabs>
         <w:rPr>
-          <w:rFonts w:eastAsiaTheme="minorEastAsia" w:cs="Times New Roman"/>
+          <w:rFonts w:asciiTheme="minorHAnsi" w:eastAsiaTheme="minorEastAsia" w:hAnsiTheme="minorHAnsi"/>
           <w:noProof/>
           <w:kern w:val="2"/>
-          <w:sz w:val="20"/>
-          <w:szCs w:val="20"/>
+          <w:szCs w:val="24"/>
           <w:lang w:val="uk-UA" w:eastAsia="uk-UA"/>
           <w14:ligatures w14:val="standardContextual"/>
         </w:rPr>
       </w:pPr>
-      <w:hyperlink w:anchor="_Toc196825878" w:history="1">
+      <w:hyperlink w:anchor="_Toc196826538" w:history="1">
         <w:r>
           <w:rPr>
             <w:rStyle w:val="af2"/>
-            <w:rFonts w:cs="Times New Roman"/>
-            <w:noProof/>
-            <w:sz w:val="20"/>
-            <w:szCs w:val="20"/>
+            <w:noProof/>
           </w:rPr>
           <w:t>2.3 Опис модулів розроблюваної системи</w:t>
         </w:r>
         <w:r>
           <w:rPr>
-            <w:rFonts w:cs="Times New Roman"/>
-            <w:noProof/>
-            <w:webHidden/>
-            <w:sz w:val="20"/>
-            <w:szCs w:val="20"/>
+            <w:noProof/>
+            <w:webHidden/>
           </w:rPr>
           <w:tab/>
         </w:r>
         <w:r>
           <w:rPr>
-            <w:rFonts w:cs="Times New Roman"/>
-            <w:noProof/>
-            <w:webHidden/>
-            <w:sz w:val="20"/>
-            <w:szCs w:val="20"/>
+            <w:noProof/>
+            <w:webHidden/>
           </w:rPr>
           <w:fldChar w:fldCharType="begin"/>
         </w:r>
         <w:r>
           <w:rPr>
-            <w:rFonts w:cs="Times New Roman"/>
-            <w:noProof/>
-            <w:webHidden/>
-            <w:sz w:val="20"/>
-            <w:szCs w:val="20"/>
-          </w:rPr>
-          <w:instrText xml:space="preserve"> PAGEREF _Toc196825878 \h </w:instrText>
-        </w:r>
-        <w:r>
-          <w:rPr>
-            <w:rFonts w:cs="Times New Roman"/>
-            <w:noProof/>
-            <w:webHidden/>
-            <w:sz w:val="20"/>
-            <w:szCs w:val="20"/>
-          </w:rPr>
-        </w:r>
-        <w:r>
-          <w:rPr>
-            <w:rFonts w:cs="Times New Roman"/>
-            <w:noProof/>
-            <w:webHidden/>
-            <w:sz w:val="20"/>
-            <w:szCs w:val="20"/>
+            <w:noProof/>
+            <w:webHidden/>
+          </w:rPr>
+          <w:instrText xml:space="preserve"> PAGEREF _Toc196826538 \h </w:instrText>
+        </w:r>
+        <w:r>
+          <w:rPr>
+            <w:noProof/>
+            <w:webHidden/>
+          </w:rPr>
+        </w:r>
+        <w:r>
+          <w:rPr>
+            <w:noProof/>
+            <w:webHidden/>
           </w:rPr>
           <w:fldChar w:fldCharType="separate"/>
         </w:r>
         <w:r>
           <w:rPr>
-            <w:rFonts w:cs="Times New Roman"/>
-            <w:noProof/>
-            <w:webHidden/>
-            <w:sz w:val="20"/>
-            <w:szCs w:val="20"/>
+            <w:noProof/>
+            <w:webHidden/>
           </w:rPr>
           <w:t>18</w:t>
         </w:r>
         <w:r>
           <w:rPr>
-            <w:rFonts w:cs="Times New Roman"/>
-            <w:noProof/>
-            <w:webHidden/>
-            <w:sz w:val="20"/>
-            <w:szCs w:val="20"/>
+            <w:noProof/>
+            <w:webHidden/>
           </w:rPr>
           <w:fldChar w:fldCharType="end"/>
         </w:r>
@@ -4047,92 +3551,67 @@
           <w:tab w:val="right" w:leader="dot" w:pos="9344"/>
         </w:tabs>
         <w:rPr>
-          <w:rFonts w:eastAsiaTheme="minorEastAsia" w:cs="Times New Roman"/>
+          <w:rFonts w:asciiTheme="minorHAnsi" w:eastAsiaTheme="minorEastAsia" w:hAnsiTheme="minorHAnsi"/>
           <w:noProof/>
           <w:kern w:val="2"/>
-          <w:sz w:val="20"/>
-          <w:szCs w:val="20"/>
+          <w:szCs w:val="24"/>
           <w:lang w:val="uk-UA" w:eastAsia="uk-UA"/>
           <w14:ligatures w14:val="standardContextual"/>
         </w:rPr>
       </w:pPr>
-      <w:hyperlink w:anchor="_Toc196825879" w:history="1">
+      <w:hyperlink w:anchor="_Toc196826539" w:history="1">
         <w:r>
           <w:rPr>
             <w:rStyle w:val="af2"/>
-            <w:rFonts w:cs="Times New Roman"/>
-            <w:noProof/>
-            <w:sz w:val="20"/>
-            <w:szCs w:val="20"/>
+            <w:noProof/>
           </w:rPr>
           <w:t>2.4 Висновки за другим розділом</w:t>
         </w:r>
         <w:r>
           <w:rPr>
-            <w:rFonts w:cs="Times New Roman"/>
-            <w:noProof/>
-            <w:webHidden/>
-            <w:sz w:val="20"/>
-            <w:szCs w:val="20"/>
+            <w:noProof/>
+            <w:webHidden/>
           </w:rPr>
           <w:tab/>
         </w:r>
         <w:r>
           <w:rPr>
-            <w:rFonts w:cs="Times New Roman"/>
-            <w:noProof/>
-            <w:webHidden/>
-            <w:sz w:val="20"/>
-            <w:szCs w:val="20"/>
+            <w:noProof/>
+            <w:webHidden/>
           </w:rPr>
           <w:fldChar w:fldCharType="begin"/>
         </w:r>
         <w:r>
           <w:rPr>
-            <w:rFonts w:cs="Times New Roman"/>
-            <w:noProof/>
-            <w:webHidden/>
-            <w:sz w:val="20"/>
-            <w:szCs w:val="20"/>
-          </w:rPr>
-          <w:instrText xml:space="preserve"> PAGEREF _Toc196825879 \h </w:instrText>
-        </w:r>
-        <w:r>
-          <w:rPr>
-            <w:rFonts w:cs="Times New Roman"/>
-            <w:noProof/>
-            <w:webHidden/>
-            <w:sz w:val="20"/>
-            <w:szCs w:val="20"/>
-          </w:rPr>
-        </w:r>
-        <w:r>
-          <w:rPr>
-            <w:rFonts w:cs="Times New Roman"/>
-            <w:noProof/>
-            <w:webHidden/>
-            <w:sz w:val="20"/>
-            <w:szCs w:val="20"/>
+            <w:noProof/>
+            <w:webHidden/>
+          </w:rPr>
+          <w:instrText xml:space="preserve"> PAGEREF _Toc196826539 \h </w:instrText>
+        </w:r>
+        <w:r>
+          <w:rPr>
+            <w:noProof/>
+            <w:webHidden/>
+          </w:rPr>
+        </w:r>
+        <w:r>
+          <w:rPr>
+            <w:noProof/>
+            <w:webHidden/>
           </w:rPr>
           <w:fldChar w:fldCharType="separate"/>
         </w:r>
         <w:r>
           <w:rPr>
-            <w:rFonts w:cs="Times New Roman"/>
-            <w:noProof/>
-            <w:webHidden/>
-            <w:sz w:val="20"/>
-            <w:szCs w:val="20"/>
+            <w:noProof/>
+            <w:webHidden/>
           </w:rPr>
           <w:t>19</w:t>
         </w:r>
         <w:r>
           <w:rPr>
-            <w:rFonts w:cs="Times New Roman"/>
-            <w:noProof/>
-            <w:webHidden/>
-            <w:sz w:val="20"/>
-            <w:szCs w:val="20"/>
+            <w:noProof/>
+            <w:webHidden/>
           </w:rPr>
           <w:fldChar w:fldCharType="end"/>
         </w:r>
@@ -4142,94 +3621,70 @@
       <w:pPr>
         <w:pStyle w:val="13"/>
         <w:rPr>
-          <w:rFonts w:eastAsiaTheme="minorEastAsia" w:cs="Times New Roman"/>
+          <w:rFonts w:asciiTheme="minorHAnsi" w:eastAsiaTheme="minorEastAsia" w:hAnsiTheme="minorHAnsi"/>
           <w:caps w:val="0"/>
           <w:noProof/>
           <w:kern w:val="2"/>
-          <w:sz w:val="20"/>
-          <w:szCs w:val="20"/>
+          <w:sz w:val="24"/>
+          <w:szCs w:val="24"/>
           <w:lang w:val="uk-UA" w:eastAsia="uk-UA"/>
           <w14:ligatures w14:val="standardContextual"/>
         </w:rPr>
       </w:pPr>
-      <w:hyperlink w:anchor="_Toc196825880" w:history="1">
+      <w:hyperlink w:anchor="_Toc196826540" w:history="1">
         <w:r>
           <w:rPr>
             <w:rStyle w:val="af2"/>
-            <w:rFonts w:cs="Times New Roman"/>
-            <w:noProof/>
-            <w:sz w:val="20"/>
-            <w:szCs w:val="20"/>
+            <w:noProof/>
             <w:lang w:val="uk-UA"/>
           </w:rPr>
           <w:t>Список використаних джерел</w:t>
         </w:r>
         <w:r>
           <w:rPr>
-            <w:rFonts w:cs="Times New Roman"/>
-            <w:noProof/>
-            <w:webHidden/>
-            <w:sz w:val="20"/>
-            <w:szCs w:val="20"/>
+            <w:noProof/>
+            <w:webHidden/>
           </w:rPr>
           <w:tab/>
         </w:r>
         <w:r>
           <w:rPr>
-            <w:rFonts w:cs="Times New Roman"/>
-            <w:noProof/>
-            <w:webHidden/>
-            <w:sz w:val="20"/>
-            <w:szCs w:val="20"/>
+            <w:noProof/>
+            <w:webHidden/>
           </w:rPr>
           <w:fldChar w:fldCharType="begin"/>
         </w:r>
         <w:r>
           <w:rPr>
-            <w:rFonts w:cs="Times New Roman"/>
-            <w:noProof/>
-            <w:webHidden/>
-            <w:sz w:val="20"/>
-            <w:szCs w:val="20"/>
-          </w:rPr>
-          <w:instrText xml:space="preserve"> PAGEREF _Toc196825880 \h </w:instrText>
-        </w:r>
-        <w:r>
-          <w:rPr>
-            <w:rFonts w:cs="Times New Roman"/>
-            <w:noProof/>
-            <w:webHidden/>
-            <w:sz w:val="20"/>
-            <w:szCs w:val="20"/>
-          </w:rPr>
-        </w:r>
-        <w:r>
-          <w:rPr>
-            <w:rFonts w:cs="Times New Roman"/>
-            <w:noProof/>
-            <w:webHidden/>
-            <w:sz w:val="20"/>
-            <w:szCs w:val="20"/>
+            <w:noProof/>
+            <w:webHidden/>
+          </w:rPr>
+          <w:instrText xml:space="preserve"> PAGEREF _Toc196826540 \h </w:instrText>
+        </w:r>
+        <w:r>
+          <w:rPr>
+            <w:noProof/>
+            <w:webHidden/>
+          </w:rPr>
+        </w:r>
+        <w:r>
+          <w:rPr>
+            <w:noProof/>
+            <w:webHidden/>
           </w:rPr>
           <w:fldChar w:fldCharType="separate"/>
         </w:r>
         <w:r>
           <w:rPr>
-            <w:rFonts w:cs="Times New Roman"/>
-            <w:noProof/>
-            <w:webHidden/>
-            <w:sz w:val="20"/>
-            <w:szCs w:val="20"/>
+            <w:noProof/>
+            <w:webHidden/>
           </w:rPr>
           <w:t>20</w:t>
         </w:r>
         <w:r>
           <w:rPr>
-            <w:rFonts w:cs="Times New Roman"/>
-            <w:noProof/>
-            <w:webHidden/>
-            <w:sz w:val="20"/>
-            <w:szCs w:val="20"/>
+            <w:noProof/>
+            <w:webHidden/>
           </w:rPr>
           <w:fldChar w:fldCharType="end"/>
         </w:r>
@@ -4239,94 +3694,70 @@
       <w:pPr>
         <w:pStyle w:val="13"/>
         <w:rPr>
-          <w:rFonts w:eastAsiaTheme="minorEastAsia" w:cs="Times New Roman"/>
+          <w:rFonts w:asciiTheme="minorHAnsi" w:eastAsiaTheme="minorEastAsia" w:hAnsiTheme="minorHAnsi"/>
           <w:caps w:val="0"/>
           <w:noProof/>
           <w:kern w:val="2"/>
-          <w:sz w:val="20"/>
-          <w:szCs w:val="20"/>
+          <w:sz w:val="24"/>
+          <w:szCs w:val="24"/>
           <w:lang w:val="uk-UA" w:eastAsia="uk-UA"/>
           <w14:ligatures w14:val="standardContextual"/>
         </w:rPr>
       </w:pPr>
-      <w:hyperlink w:anchor="_Toc196825881" w:history="1">
+      <w:hyperlink w:anchor="_Toc196826541" w:history="1">
         <w:r>
           <w:rPr>
             <w:rStyle w:val="af2"/>
-            <w:rFonts w:cs="Times New Roman"/>
-            <w:noProof/>
-            <w:sz w:val="20"/>
-            <w:szCs w:val="20"/>
+            <w:noProof/>
             <w:lang w:val="uk-UA"/>
           </w:rPr>
           <w:t>Додаток А</w:t>
         </w:r>
         <w:r>
           <w:rPr>
-            <w:rFonts w:cs="Times New Roman"/>
-            <w:noProof/>
-            <w:webHidden/>
-            <w:sz w:val="20"/>
-            <w:szCs w:val="20"/>
+            <w:noProof/>
+            <w:webHidden/>
           </w:rPr>
           <w:tab/>
         </w:r>
         <w:r>
           <w:rPr>
-            <w:rFonts w:cs="Times New Roman"/>
-            <w:noProof/>
-            <w:webHidden/>
-            <w:sz w:val="20"/>
-            <w:szCs w:val="20"/>
+            <w:noProof/>
+            <w:webHidden/>
           </w:rPr>
           <w:fldChar w:fldCharType="begin"/>
         </w:r>
         <w:r>
           <w:rPr>
-            <w:rFonts w:cs="Times New Roman"/>
-            <w:noProof/>
-            <w:webHidden/>
-            <w:sz w:val="20"/>
-            <w:szCs w:val="20"/>
-          </w:rPr>
-          <w:instrText xml:space="preserve"> PAGEREF _Toc196825881 \h </w:instrText>
-        </w:r>
-        <w:r>
-          <w:rPr>
-            <w:rFonts w:cs="Times New Roman"/>
-            <w:noProof/>
-            <w:webHidden/>
-            <w:sz w:val="20"/>
-            <w:szCs w:val="20"/>
-          </w:rPr>
-        </w:r>
-        <w:r>
-          <w:rPr>
-            <w:rFonts w:cs="Times New Roman"/>
-            <w:noProof/>
-            <w:webHidden/>
-            <w:sz w:val="20"/>
-            <w:szCs w:val="20"/>
+            <w:noProof/>
+            <w:webHidden/>
+          </w:rPr>
+          <w:instrText xml:space="preserve"> PAGEREF _Toc196826541 \h </w:instrText>
+        </w:r>
+        <w:r>
+          <w:rPr>
+            <w:noProof/>
+            <w:webHidden/>
+          </w:rPr>
+        </w:r>
+        <w:r>
+          <w:rPr>
+            <w:noProof/>
+            <w:webHidden/>
           </w:rPr>
           <w:fldChar w:fldCharType="separate"/>
         </w:r>
         <w:r>
           <w:rPr>
-            <w:rFonts w:cs="Times New Roman"/>
-            <w:noProof/>
-            <w:webHidden/>
-            <w:sz w:val="20"/>
-            <w:szCs w:val="20"/>
+            <w:noProof/>
+            <w:webHidden/>
           </w:rPr>
           <w:t>22</w:t>
         </w:r>
         <w:r>
           <w:rPr>
-            <w:rFonts w:cs="Times New Roman"/>
-            <w:noProof/>
-            <w:webHidden/>
-            <w:sz w:val="20"/>
-            <w:szCs w:val="20"/>
+            <w:noProof/>
+            <w:webHidden/>
           </w:rPr>
           <w:fldChar w:fldCharType="end"/>
         </w:r>
@@ -4339,92 +3770,67 @@
           <w:tab w:val="right" w:leader="dot" w:pos="9344"/>
         </w:tabs>
         <w:rPr>
-          <w:rFonts w:eastAsiaTheme="minorEastAsia" w:cs="Times New Roman"/>
+          <w:rFonts w:asciiTheme="minorHAnsi" w:eastAsiaTheme="minorEastAsia" w:hAnsiTheme="minorHAnsi"/>
           <w:noProof/>
           <w:kern w:val="2"/>
-          <w:sz w:val="20"/>
-          <w:szCs w:val="20"/>
+          <w:szCs w:val="24"/>
           <w:lang w:val="uk-UA" w:eastAsia="uk-UA"/>
           <w14:ligatures w14:val="standardContextual"/>
         </w:rPr>
       </w:pPr>
-      <w:hyperlink w:anchor="_Toc196825882" w:history="1">
+      <w:hyperlink w:anchor="_Toc196826542" w:history="1">
         <w:r>
           <w:rPr>
             <w:rStyle w:val="af2"/>
-            <w:rFonts w:cs="Times New Roman"/>
-            <w:noProof/>
-            <w:sz w:val="20"/>
-            <w:szCs w:val="20"/>
+            <w:noProof/>
           </w:rPr>
           <w:t>А.1 Вступ</w:t>
         </w:r>
         <w:r>
           <w:rPr>
-            <w:rFonts w:cs="Times New Roman"/>
-            <w:noProof/>
-            <w:webHidden/>
-            <w:sz w:val="20"/>
-            <w:szCs w:val="20"/>
+            <w:noProof/>
+            <w:webHidden/>
           </w:rPr>
           <w:tab/>
         </w:r>
         <w:r>
           <w:rPr>
-            <w:rFonts w:cs="Times New Roman"/>
-            <w:noProof/>
-            <w:webHidden/>
-            <w:sz w:val="20"/>
-            <w:szCs w:val="20"/>
+            <w:noProof/>
+            <w:webHidden/>
           </w:rPr>
           <w:fldChar w:fldCharType="begin"/>
         </w:r>
         <w:r>
           <w:rPr>
-            <w:rFonts w:cs="Times New Roman"/>
-            <w:noProof/>
-            <w:webHidden/>
-            <w:sz w:val="20"/>
-            <w:szCs w:val="20"/>
-          </w:rPr>
-          <w:instrText xml:space="preserve"> PAGEREF _Toc196825882 \h </w:instrText>
-        </w:r>
-        <w:r>
-          <w:rPr>
-            <w:rFonts w:cs="Times New Roman"/>
-            <w:noProof/>
-            <w:webHidden/>
-            <w:sz w:val="20"/>
-            <w:szCs w:val="20"/>
-          </w:rPr>
-        </w:r>
-        <w:r>
-          <w:rPr>
-            <w:rFonts w:cs="Times New Roman"/>
-            <w:noProof/>
-            <w:webHidden/>
-            <w:sz w:val="20"/>
-            <w:szCs w:val="20"/>
+            <w:noProof/>
+            <w:webHidden/>
+          </w:rPr>
+          <w:instrText xml:space="preserve"> PAGEREF _Toc196826542 \h </w:instrText>
+        </w:r>
+        <w:r>
+          <w:rPr>
+            <w:noProof/>
+            <w:webHidden/>
+          </w:rPr>
+        </w:r>
+        <w:r>
+          <w:rPr>
+            <w:noProof/>
+            <w:webHidden/>
           </w:rPr>
           <w:fldChar w:fldCharType="separate"/>
         </w:r>
         <w:r>
           <w:rPr>
-            <w:rFonts w:cs="Times New Roman"/>
-            <w:noProof/>
-            <w:webHidden/>
-            <w:sz w:val="20"/>
-            <w:szCs w:val="20"/>
+            <w:noProof/>
+            <w:webHidden/>
           </w:rPr>
           <w:t>23</w:t>
         </w:r>
         <w:r>
           <w:rPr>
-            <w:rFonts w:cs="Times New Roman"/>
-            <w:noProof/>
-            <w:webHidden/>
-            <w:sz w:val="20"/>
-            <w:szCs w:val="20"/>
+            <w:noProof/>
+            <w:webHidden/>
           </w:rPr>
           <w:fldChar w:fldCharType="end"/>
         </w:r>
@@ -4437,93 +3843,68 @@
           <w:tab w:val="right" w:leader="dot" w:pos="9344"/>
         </w:tabs>
         <w:rPr>
-          <w:rFonts w:eastAsiaTheme="minorEastAsia" w:cs="Times New Roman"/>
+          <w:rFonts w:asciiTheme="minorHAnsi" w:eastAsiaTheme="minorEastAsia" w:hAnsiTheme="minorHAnsi"/>
           <w:noProof/>
           <w:kern w:val="2"/>
-          <w:sz w:val="20"/>
-          <w:szCs w:val="20"/>
+          <w:szCs w:val="24"/>
           <w:lang w:val="uk-UA" w:eastAsia="uk-UA"/>
           <w14:ligatures w14:val="standardContextual"/>
         </w:rPr>
       </w:pPr>
-      <w:hyperlink w:anchor="_Toc196825883" w:history="1">
+      <w:hyperlink w:anchor="_Toc196826543" w:history="1">
         <w:r>
           <w:rPr>
             <w:rStyle w:val="af2"/>
-            <w:rFonts w:cs="Times New Roman"/>
-            <w:noProof/>
-            <w:sz w:val="20"/>
-            <w:szCs w:val="20"/>
+            <w:noProof/>
             <w:lang w:val="uk-UA"/>
           </w:rPr>
           <w:t>А.1.1 Назва програми</w:t>
         </w:r>
         <w:r>
           <w:rPr>
-            <w:rFonts w:cs="Times New Roman"/>
-            <w:noProof/>
-            <w:webHidden/>
-            <w:sz w:val="20"/>
-            <w:szCs w:val="20"/>
+            <w:noProof/>
+            <w:webHidden/>
           </w:rPr>
           <w:tab/>
         </w:r>
         <w:r>
           <w:rPr>
-            <w:rFonts w:cs="Times New Roman"/>
-            <w:noProof/>
-            <w:webHidden/>
-            <w:sz w:val="20"/>
-            <w:szCs w:val="20"/>
+            <w:noProof/>
+            <w:webHidden/>
           </w:rPr>
           <w:fldChar w:fldCharType="begin"/>
         </w:r>
         <w:r>
           <w:rPr>
-            <w:rFonts w:cs="Times New Roman"/>
-            <w:noProof/>
-            <w:webHidden/>
-            <w:sz w:val="20"/>
-            <w:szCs w:val="20"/>
-          </w:rPr>
-          <w:instrText xml:space="preserve"> PAGEREF _Toc196825883 \h </w:instrText>
-        </w:r>
-        <w:r>
-          <w:rPr>
-            <w:rFonts w:cs="Times New Roman"/>
-            <w:noProof/>
-            <w:webHidden/>
-            <w:sz w:val="20"/>
-            <w:szCs w:val="20"/>
-          </w:rPr>
-        </w:r>
-        <w:r>
-          <w:rPr>
-            <w:rFonts w:cs="Times New Roman"/>
-            <w:noProof/>
-            <w:webHidden/>
-            <w:sz w:val="20"/>
-            <w:szCs w:val="20"/>
+            <w:noProof/>
+            <w:webHidden/>
+          </w:rPr>
+          <w:instrText xml:space="preserve"> PAGEREF _Toc196826543 \h </w:instrText>
+        </w:r>
+        <w:r>
+          <w:rPr>
+            <w:noProof/>
+            <w:webHidden/>
+          </w:rPr>
+        </w:r>
+        <w:r>
+          <w:rPr>
+            <w:noProof/>
+            <w:webHidden/>
           </w:rPr>
           <w:fldChar w:fldCharType="separate"/>
         </w:r>
         <w:r>
           <w:rPr>
-            <w:rFonts w:cs="Times New Roman"/>
-            <w:noProof/>
-            <w:webHidden/>
-            <w:sz w:val="20"/>
-            <w:szCs w:val="20"/>
+            <w:noProof/>
+            <w:webHidden/>
           </w:rPr>
           <w:t>23</w:t>
         </w:r>
         <w:r>
           <w:rPr>
-            <w:rFonts w:cs="Times New Roman"/>
-            <w:noProof/>
-            <w:webHidden/>
-            <w:sz w:val="20"/>
-            <w:szCs w:val="20"/>
+            <w:noProof/>
+            <w:webHidden/>
           </w:rPr>
           <w:fldChar w:fldCharType="end"/>
         </w:r>
@@ -4536,93 +3917,68 @@
           <w:tab w:val="right" w:leader="dot" w:pos="9344"/>
         </w:tabs>
         <w:rPr>
-          <w:rFonts w:eastAsiaTheme="minorEastAsia" w:cs="Times New Roman"/>
+          <w:rFonts w:asciiTheme="minorHAnsi" w:eastAsiaTheme="minorEastAsia" w:hAnsiTheme="minorHAnsi"/>
           <w:noProof/>
           <w:kern w:val="2"/>
-          <w:sz w:val="20"/>
-          <w:szCs w:val="20"/>
+          <w:szCs w:val="24"/>
           <w:lang w:val="uk-UA" w:eastAsia="uk-UA"/>
           <w14:ligatures w14:val="standardContextual"/>
         </w:rPr>
       </w:pPr>
-      <w:hyperlink w:anchor="_Toc196825884" w:history="1">
+      <w:hyperlink w:anchor="_Toc196826544" w:history="1">
         <w:r>
           <w:rPr>
             <w:rStyle w:val="af2"/>
-            <w:rFonts w:cs="Times New Roman"/>
-            <w:noProof/>
-            <w:sz w:val="20"/>
-            <w:szCs w:val="20"/>
+            <w:noProof/>
             <w:lang w:val="uk-UA"/>
           </w:rPr>
           <w:t>А.1.2 Призначення та область застосування</w:t>
         </w:r>
         <w:r>
           <w:rPr>
-            <w:rFonts w:cs="Times New Roman"/>
-            <w:noProof/>
-            <w:webHidden/>
-            <w:sz w:val="20"/>
-            <w:szCs w:val="20"/>
+            <w:noProof/>
+            <w:webHidden/>
           </w:rPr>
           <w:tab/>
         </w:r>
         <w:r>
           <w:rPr>
-            <w:rFonts w:cs="Times New Roman"/>
-            <w:noProof/>
-            <w:webHidden/>
-            <w:sz w:val="20"/>
-            <w:szCs w:val="20"/>
+            <w:noProof/>
+            <w:webHidden/>
           </w:rPr>
           <w:fldChar w:fldCharType="begin"/>
         </w:r>
         <w:r>
           <w:rPr>
-            <w:rFonts w:cs="Times New Roman"/>
-            <w:noProof/>
-            <w:webHidden/>
-            <w:sz w:val="20"/>
-            <w:szCs w:val="20"/>
-          </w:rPr>
-          <w:instrText xml:space="preserve"> PAGEREF _Toc196825884 \h </w:instrText>
-        </w:r>
-        <w:r>
-          <w:rPr>
-            <w:rFonts w:cs="Times New Roman"/>
-            <w:noProof/>
-            <w:webHidden/>
-            <w:sz w:val="20"/>
-            <w:szCs w:val="20"/>
-          </w:rPr>
-        </w:r>
-        <w:r>
-          <w:rPr>
-            <w:rFonts w:cs="Times New Roman"/>
-            <w:noProof/>
-            <w:webHidden/>
-            <w:sz w:val="20"/>
-            <w:szCs w:val="20"/>
+            <w:noProof/>
+            <w:webHidden/>
+          </w:rPr>
+          <w:instrText xml:space="preserve"> PAGEREF _Toc196826544 \h </w:instrText>
+        </w:r>
+        <w:r>
+          <w:rPr>
+            <w:noProof/>
+            <w:webHidden/>
+          </w:rPr>
+        </w:r>
+        <w:r>
+          <w:rPr>
+            <w:noProof/>
+            <w:webHidden/>
           </w:rPr>
           <w:fldChar w:fldCharType="separate"/>
         </w:r>
         <w:r>
           <w:rPr>
-            <w:rFonts w:cs="Times New Roman"/>
-            <w:noProof/>
-            <w:webHidden/>
-            <w:sz w:val="20"/>
-            <w:szCs w:val="20"/>
+            <w:noProof/>
+            <w:webHidden/>
           </w:rPr>
           <w:t>23</w:t>
         </w:r>
         <w:r>
           <w:rPr>
-            <w:rFonts w:cs="Times New Roman"/>
-            <w:noProof/>
-            <w:webHidden/>
-            <w:sz w:val="20"/>
-            <w:szCs w:val="20"/>
+            <w:noProof/>
+            <w:webHidden/>
           </w:rPr>
           <w:fldChar w:fldCharType="end"/>
         </w:r>
@@ -4635,92 +3991,67 @@
           <w:tab w:val="right" w:leader="dot" w:pos="9344"/>
         </w:tabs>
         <w:rPr>
-          <w:rFonts w:eastAsiaTheme="minorEastAsia" w:cs="Times New Roman"/>
+          <w:rFonts w:asciiTheme="minorHAnsi" w:eastAsiaTheme="minorEastAsia" w:hAnsiTheme="minorHAnsi"/>
           <w:noProof/>
           <w:kern w:val="2"/>
-          <w:sz w:val="20"/>
-          <w:szCs w:val="20"/>
+          <w:szCs w:val="24"/>
           <w:lang w:val="uk-UA" w:eastAsia="uk-UA"/>
           <w14:ligatures w14:val="standardContextual"/>
         </w:rPr>
       </w:pPr>
-      <w:hyperlink w:anchor="_Toc196825885" w:history="1">
+      <w:hyperlink w:anchor="_Toc196826545" w:history="1">
         <w:r>
           <w:rPr>
             <w:rStyle w:val="af2"/>
-            <w:rFonts w:cs="Times New Roman"/>
-            <w:noProof/>
-            <w:sz w:val="20"/>
-            <w:szCs w:val="20"/>
+            <w:noProof/>
           </w:rPr>
           <w:t>А.2 Підстави для розробки</w:t>
         </w:r>
         <w:r>
           <w:rPr>
-            <w:rFonts w:cs="Times New Roman"/>
-            <w:noProof/>
-            <w:webHidden/>
-            <w:sz w:val="20"/>
-            <w:szCs w:val="20"/>
+            <w:noProof/>
+            <w:webHidden/>
           </w:rPr>
           <w:tab/>
         </w:r>
         <w:r>
           <w:rPr>
-            <w:rFonts w:cs="Times New Roman"/>
-            <w:noProof/>
-            <w:webHidden/>
-            <w:sz w:val="20"/>
-            <w:szCs w:val="20"/>
+            <w:noProof/>
+            <w:webHidden/>
           </w:rPr>
           <w:fldChar w:fldCharType="begin"/>
         </w:r>
         <w:r>
           <w:rPr>
-            <w:rFonts w:cs="Times New Roman"/>
-            <w:noProof/>
-            <w:webHidden/>
-            <w:sz w:val="20"/>
-            <w:szCs w:val="20"/>
-          </w:rPr>
-          <w:instrText xml:space="preserve"> PAGEREF _Toc196825885 \h </w:instrText>
-        </w:r>
-        <w:r>
-          <w:rPr>
-            <w:rFonts w:cs="Times New Roman"/>
-            <w:noProof/>
-            <w:webHidden/>
-            <w:sz w:val="20"/>
-            <w:szCs w:val="20"/>
-          </w:rPr>
-        </w:r>
-        <w:r>
-          <w:rPr>
-            <w:rFonts w:cs="Times New Roman"/>
-            <w:noProof/>
-            <w:webHidden/>
-            <w:sz w:val="20"/>
-            <w:szCs w:val="20"/>
+            <w:noProof/>
+            <w:webHidden/>
+          </w:rPr>
+          <w:instrText xml:space="preserve"> PAGEREF _Toc196826545 \h </w:instrText>
+        </w:r>
+        <w:r>
+          <w:rPr>
+            <w:noProof/>
+            <w:webHidden/>
+          </w:rPr>
+        </w:r>
+        <w:r>
+          <w:rPr>
+            <w:noProof/>
+            <w:webHidden/>
           </w:rPr>
           <w:fldChar w:fldCharType="separate"/>
         </w:r>
         <w:r>
           <w:rPr>
-            <w:rFonts w:cs="Times New Roman"/>
-            <w:noProof/>
-            <w:webHidden/>
-            <w:sz w:val="20"/>
-            <w:szCs w:val="20"/>
+            <w:noProof/>
+            <w:webHidden/>
           </w:rPr>
           <w:t>23</w:t>
         </w:r>
         <w:r>
           <w:rPr>
-            <w:rFonts w:cs="Times New Roman"/>
-            <w:noProof/>
-            <w:webHidden/>
-            <w:sz w:val="20"/>
-            <w:szCs w:val="20"/>
+            <w:noProof/>
+            <w:webHidden/>
           </w:rPr>
           <w:fldChar w:fldCharType="end"/>
         </w:r>
@@ -4733,92 +4064,67 @@
           <w:tab w:val="right" w:leader="dot" w:pos="9344"/>
         </w:tabs>
         <w:rPr>
-          <w:rFonts w:eastAsiaTheme="minorEastAsia" w:cs="Times New Roman"/>
+          <w:rFonts w:asciiTheme="minorHAnsi" w:eastAsiaTheme="minorEastAsia" w:hAnsiTheme="minorHAnsi"/>
           <w:noProof/>
           <w:kern w:val="2"/>
-          <w:sz w:val="20"/>
-          <w:szCs w:val="20"/>
+          <w:szCs w:val="24"/>
           <w:lang w:val="uk-UA" w:eastAsia="uk-UA"/>
           <w14:ligatures w14:val="standardContextual"/>
         </w:rPr>
       </w:pPr>
-      <w:hyperlink w:anchor="_Toc196825886" w:history="1">
+      <w:hyperlink w:anchor="_Toc196826546" w:history="1">
         <w:r>
           <w:rPr>
             <w:rStyle w:val="af2"/>
-            <w:rFonts w:cs="Times New Roman"/>
-            <w:noProof/>
-            <w:sz w:val="20"/>
-            <w:szCs w:val="20"/>
+            <w:noProof/>
           </w:rPr>
           <w:t>А.3 Призначення розробки</w:t>
         </w:r>
         <w:r>
           <w:rPr>
-            <w:rFonts w:cs="Times New Roman"/>
-            <w:noProof/>
-            <w:webHidden/>
-            <w:sz w:val="20"/>
-            <w:szCs w:val="20"/>
+            <w:noProof/>
+            <w:webHidden/>
           </w:rPr>
           <w:tab/>
         </w:r>
         <w:r>
           <w:rPr>
-            <w:rFonts w:cs="Times New Roman"/>
-            <w:noProof/>
-            <w:webHidden/>
-            <w:sz w:val="20"/>
-            <w:szCs w:val="20"/>
+            <w:noProof/>
+            <w:webHidden/>
           </w:rPr>
           <w:fldChar w:fldCharType="begin"/>
         </w:r>
         <w:r>
           <w:rPr>
-            <w:rFonts w:cs="Times New Roman"/>
-            <w:noProof/>
-            <w:webHidden/>
-            <w:sz w:val="20"/>
-            <w:szCs w:val="20"/>
-          </w:rPr>
-          <w:instrText xml:space="preserve"> PAGEREF _Toc196825886 \h </w:instrText>
-        </w:r>
-        <w:r>
-          <w:rPr>
-            <w:rFonts w:cs="Times New Roman"/>
-            <w:noProof/>
-            <w:webHidden/>
-            <w:sz w:val="20"/>
-            <w:szCs w:val="20"/>
-          </w:rPr>
-        </w:r>
-        <w:r>
-          <w:rPr>
-            <w:rFonts w:cs="Times New Roman"/>
-            <w:noProof/>
-            <w:webHidden/>
-            <w:sz w:val="20"/>
-            <w:szCs w:val="20"/>
+            <w:noProof/>
+            <w:webHidden/>
+          </w:rPr>
+          <w:instrText xml:space="preserve"> PAGEREF _Toc196826546 \h </w:instrText>
+        </w:r>
+        <w:r>
+          <w:rPr>
+            <w:noProof/>
+            <w:webHidden/>
+          </w:rPr>
+        </w:r>
+        <w:r>
+          <w:rPr>
+            <w:noProof/>
+            <w:webHidden/>
           </w:rPr>
           <w:fldChar w:fldCharType="separate"/>
         </w:r>
         <w:r>
           <w:rPr>
-            <w:rFonts w:cs="Times New Roman"/>
-            <w:noProof/>
-            <w:webHidden/>
-            <w:sz w:val="20"/>
-            <w:szCs w:val="20"/>
+            <w:noProof/>
+            <w:webHidden/>
           </w:rPr>
           <w:t>23</w:t>
         </w:r>
         <w:r>
           <w:rPr>
-            <w:rFonts w:cs="Times New Roman"/>
-            <w:noProof/>
-            <w:webHidden/>
-            <w:sz w:val="20"/>
-            <w:szCs w:val="20"/>
+            <w:noProof/>
+            <w:webHidden/>
           </w:rPr>
           <w:fldChar w:fldCharType="end"/>
         </w:r>
@@ -4831,92 +4137,67 @@
           <w:tab w:val="right" w:leader="dot" w:pos="9344"/>
         </w:tabs>
         <w:rPr>
-          <w:rFonts w:eastAsiaTheme="minorEastAsia" w:cs="Times New Roman"/>
+          <w:rFonts w:asciiTheme="minorHAnsi" w:eastAsiaTheme="minorEastAsia" w:hAnsiTheme="minorHAnsi"/>
           <w:noProof/>
           <w:kern w:val="2"/>
-          <w:sz w:val="20"/>
-          <w:szCs w:val="20"/>
+          <w:szCs w:val="24"/>
           <w:lang w:val="uk-UA" w:eastAsia="uk-UA"/>
           <w14:ligatures w14:val="standardContextual"/>
         </w:rPr>
       </w:pPr>
-      <w:hyperlink w:anchor="_Toc196825887" w:history="1">
+      <w:hyperlink w:anchor="_Toc196826547" w:history="1">
         <w:r>
           <w:rPr>
             <w:rStyle w:val="af2"/>
-            <w:rFonts w:cs="Times New Roman"/>
-            <w:noProof/>
-            <w:sz w:val="20"/>
-            <w:szCs w:val="20"/>
+            <w:noProof/>
           </w:rPr>
           <w:t>А.4 Вимоги до програми</w:t>
         </w:r>
         <w:r>
           <w:rPr>
-            <w:rFonts w:cs="Times New Roman"/>
-            <w:noProof/>
-            <w:webHidden/>
-            <w:sz w:val="20"/>
-            <w:szCs w:val="20"/>
+            <w:noProof/>
+            <w:webHidden/>
           </w:rPr>
           <w:tab/>
         </w:r>
         <w:r>
           <w:rPr>
-            <w:rFonts w:cs="Times New Roman"/>
-            <w:noProof/>
-            <w:webHidden/>
-            <w:sz w:val="20"/>
-            <w:szCs w:val="20"/>
+            <w:noProof/>
+            <w:webHidden/>
           </w:rPr>
           <w:fldChar w:fldCharType="begin"/>
         </w:r>
         <w:r>
           <w:rPr>
-            <w:rFonts w:cs="Times New Roman"/>
-            <w:noProof/>
-            <w:webHidden/>
-            <w:sz w:val="20"/>
-            <w:szCs w:val="20"/>
-          </w:rPr>
-          <w:instrText xml:space="preserve"> PAGEREF _Toc196825887 \h </w:instrText>
-        </w:r>
-        <w:r>
-          <w:rPr>
-            <w:rFonts w:cs="Times New Roman"/>
-            <w:noProof/>
-            <w:webHidden/>
-            <w:sz w:val="20"/>
-            <w:szCs w:val="20"/>
-          </w:rPr>
-        </w:r>
-        <w:r>
-          <w:rPr>
-            <w:rFonts w:cs="Times New Roman"/>
-            <w:noProof/>
-            <w:webHidden/>
-            <w:sz w:val="20"/>
-            <w:szCs w:val="20"/>
+            <w:noProof/>
+            <w:webHidden/>
+          </w:rPr>
+          <w:instrText xml:space="preserve"> PAGEREF _Toc196826547 \h </w:instrText>
+        </w:r>
+        <w:r>
+          <w:rPr>
+            <w:noProof/>
+            <w:webHidden/>
+          </w:rPr>
+        </w:r>
+        <w:r>
+          <w:rPr>
+            <w:noProof/>
+            <w:webHidden/>
           </w:rPr>
           <w:fldChar w:fldCharType="separate"/>
         </w:r>
         <w:r>
           <w:rPr>
-            <w:rFonts w:cs="Times New Roman"/>
-            <w:noProof/>
-            <w:webHidden/>
-            <w:sz w:val="20"/>
-            <w:szCs w:val="20"/>
+            <w:noProof/>
+            <w:webHidden/>
           </w:rPr>
           <w:t>23</w:t>
         </w:r>
         <w:r>
           <w:rPr>
-            <w:rFonts w:cs="Times New Roman"/>
-            <w:noProof/>
-            <w:webHidden/>
-            <w:sz w:val="20"/>
-            <w:szCs w:val="20"/>
+            <w:noProof/>
+            <w:webHidden/>
           </w:rPr>
           <w:fldChar w:fldCharType="end"/>
         </w:r>
@@ -4929,93 +4210,68 @@
           <w:tab w:val="right" w:leader="dot" w:pos="9344"/>
         </w:tabs>
         <w:rPr>
-          <w:rFonts w:eastAsiaTheme="minorEastAsia" w:cs="Times New Roman"/>
+          <w:rFonts w:asciiTheme="minorHAnsi" w:eastAsiaTheme="minorEastAsia" w:hAnsiTheme="minorHAnsi"/>
           <w:noProof/>
           <w:kern w:val="2"/>
-          <w:sz w:val="20"/>
-          <w:szCs w:val="20"/>
+          <w:szCs w:val="24"/>
           <w:lang w:val="uk-UA" w:eastAsia="uk-UA"/>
           <w14:ligatures w14:val="standardContextual"/>
         </w:rPr>
       </w:pPr>
-      <w:hyperlink w:anchor="_Toc196825888" w:history="1">
+      <w:hyperlink w:anchor="_Toc196826548" w:history="1">
         <w:r>
           <w:rPr>
             <w:rStyle w:val="af2"/>
-            <w:rFonts w:cs="Times New Roman"/>
-            <w:noProof/>
-            <w:sz w:val="20"/>
-            <w:szCs w:val="20"/>
+            <w:noProof/>
             <w:lang w:val="uk-UA"/>
           </w:rPr>
           <w:t>А.4.1 Вимоги до функціональних характеристик</w:t>
         </w:r>
         <w:r>
           <w:rPr>
-            <w:rFonts w:cs="Times New Roman"/>
-            <w:noProof/>
-            <w:webHidden/>
-            <w:sz w:val="20"/>
-            <w:szCs w:val="20"/>
+            <w:noProof/>
+            <w:webHidden/>
           </w:rPr>
           <w:tab/>
         </w:r>
         <w:r>
           <w:rPr>
-            <w:rFonts w:cs="Times New Roman"/>
-            <w:noProof/>
-            <w:webHidden/>
-            <w:sz w:val="20"/>
-            <w:szCs w:val="20"/>
+            <w:noProof/>
+            <w:webHidden/>
           </w:rPr>
           <w:fldChar w:fldCharType="begin"/>
         </w:r>
         <w:r>
           <w:rPr>
-            <w:rFonts w:cs="Times New Roman"/>
-            <w:noProof/>
-            <w:webHidden/>
-            <w:sz w:val="20"/>
-            <w:szCs w:val="20"/>
-          </w:rPr>
-          <w:instrText xml:space="preserve"> PAGEREF _Toc196825888 \h </w:instrText>
-        </w:r>
-        <w:r>
-          <w:rPr>
-            <w:rFonts w:cs="Times New Roman"/>
-            <w:noProof/>
-            <w:webHidden/>
-            <w:sz w:val="20"/>
-            <w:szCs w:val="20"/>
-          </w:rPr>
-        </w:r>
-        <w:r>
-          <w:rPr>
-            <w:rFonts w:cs="Times New Roman"/>
-            <w:noProof/>
-            <w:webHidden/>
-            <w:sz w:val="20"/>
-            <w:szCs w:val="20"/>
+            <w:noProof/>
+            <w:webHidden/>
+          </w:rPr>
+          <w:instrText xml:space="preserve"> PAGEREF _Toc196826548 \h </w:instrText>
+        </w:r>
+        <w:r>
+          <w:rPr>
+            <w:noProof/>
+            <w:webHidden/>
+          </w:rPr>
+        </w:r>
+        <w:r>
+          <w:rPr>
+            <w:noProof/>
+            <w:webHidden/>
           </w:rPr>
           <w:fldChar w:fldCharType="separate"/>
         </w:r>
         <w:r>
           <w:rPr>
-            <w:rFonts w:cs="Times New Roman"/>
-            <w:noProof/>
-            <w:webHidden/>
-            <w:sz w:val="20"/>
-            <w:szCs w:val="20"/>
+            <w:noProof/>
+            <w:webHidden/>
           </w:rPr>
           <w:t>24</w:t>
         </w:r>
         <w:r>
           <w:rPr>
-            <w:rFonts w:cs="Times New Roman"/>
-            <w:noProof/>
-            <w:webHidden/>
-            <w:sz w:val="20"/>
-            <w:szCs w:val="20"/>
+            <w:noProof/>
+            <w:webHidden/>
           </w:rPr>
           <w:fldChar w:fldCharType="end"/>
         </w:r>
@@ -5028,93 +4284,68 @@
           <w:tab w:val="right" w:leader="dot" w:pos="9344"/>
         </w:tabs>
         <w:rPr>
-          <w:rFonts w:eastAsiaTheme="minorEastAsia" w:cs="Times New Roman"/>
+          <w:rFonts w:asciiTheme="minorHAnsi" w:eastAsiaTheme="minorEastAsia" w:hAnsiTheme="minorHAnsi"/>
           <w:noProof/>
           <w:kern w:val="2"/>
-          <w:sz w:val="20"/>
-          <w:szCs w:val="20"/>
+          <w:szCs w:val="24"/>
           <w:lang w:val="uk-UA" w:eastAsia="uk-UA"/>
           <w14:ligatures w14:val="standardContextual"/>
         </w:rPr>
       </w:pPr>
-      <w:hyperlink w:anchor="_Toc196825889" w:history="1">
+      <w:hyperlink w:anchor="_Toc196826549" w:history="1">
         <w:r>
           <w:rPr>
             <w:rStyle w:val="af2"/>
-            <w:rFonts w:cs="Times New Roman"/>
-            <w:noProof/>
-            <w:sz w:val="20"/>
-            <w:szCs w:val="20"/>
+            <w:noProof/>
             <w:lang w:val="uk-UA"/>
           </w:rPr>
           <w:t>А.4.2 Вимоги до надійності</w:t>
         </w:r>
         <w:r>
           <w:rPr>
-            <w:rFonts w:cs="Times New Roman"/>
-            <w:noProof/>
-            <w:webHidden/>
-            <w:sz w:val="20"/>
-            <w:szCs w:val="20"/>
+            <w:noProof/>
+            <w:webHidden/>
           </w:rPr>
           <w:tab/>
         </w:r>
         <w:r>
           <w:rPr>
-            <w:rFonts w:cs="Times New Roman"/>
-            <w:noProof/>
-            <w:webHidden/>
-            <w:sz w:val="20"/>
-            <w:szCs w:val="20"/>
+            <w:noProof/>
+            <w:webHidden/>
           </w:rPr>
           <w:fldChar w:fldCharType="begin"/>
         </w:r>
         <w:r>
           <w:rPr>
-            <w:rFonts w:cs="Times New Roman"/>
-            <w:noProof/>
-            <w:webHidden/>
-            <w:sz w:val="20"/>
-            <w:szCs w:val="20"/>
-          </w:rPr>
-          <w:instrText xml:space="preserve"> PAGEREF _Toc196825889 \h </w:instrText>
-        </w:r>
-        <w:r>
-          <w:rPr>
-            <w:rFonts w:cs="Times New Roman"/>
-            <w:noProof/>
-            <w:webHidden/>
-            <w:sz w:val="20"/>
-            <w:szCs w:val="20"/>
-          </w:rPr>
-        </w:r>
-        <w:r>
-          <w:rPr>
-            <w:rFonts w:cs="Times New Roman"/>
-            <w:noProof/>
-            <w:webHidden/>
-            <w:sz w:val="20"/>
-            <w:szCs w:val="20"/>
+            <w:noProof/>
+            <w:webHidden/>
+          </w:rPr>
+          <w:instrText xml:space="preserve"> PAGEREF _Toc196826549 \h </w:instrText>
+        </w:r>
+        <w:r>
+          <w:rPr>
+            <w:noProof/>
+            <w:webHidden/>
+          </w:rPr>
+        </w:r>
+        <w:r>
+          <w:rPr>
+            <w:noProof/>
+            <w:webHidden/>
           </w:rPr>
           <w:fldChar w:fldCharType="separate"/>
         </w:r>
         <w:r>
           <w:rPr>
-            <w:rFonts w:cs="Times New Roman"/>
-            <w:noProof/>
-            <w:webHidden/>
-            <w:sz w:val="20"/>
-            <w:szCs w:val="20"/>
+            <w:noProof/>
+            <w:webHidden/>
           </w:rPr>
           <w:t>24</w:t>
         </w:r>
         <w:r>
           <w:rPr>
-            <w:rFonts w:cs="Times New Roman"/>
-            <w:noProof/>
-            <w:webHidden/>
-            <w:sz w:val="20"/>
-            <w:szCs w:val="20"/>
+            <w:noProof/>
+            <w:webHidden/>
           </w:rPr>
           <w:fldChar w:fldCharType="end"/>
         </w:r>
@@ -5127,93 +4358,68 @@
           <w:tab w:val="right" w:leader="dot" w:pos="9344"/>
         </w:tabs>
         <w:rPr>
-          <w:rFonts w:eastAsiaTheme="minorEastAsia" w:cs="Times New Roman"/>
+          <w:rFonts w:asciiTheme="minorHAnsi" w:eastAsiaTheme="minorEastAsia" w:hAnsiTheme="minorHAnsi"/>
           <w:noProof/>
           <w:kern w:val="2"/>
-          <w:sz w:val="20"/>
-          <w:szCs w:val="20"/>
+          <w:szCs w:val="24"/>
           <w:lang w:val="uk-UA" w:eastAsia="uk-UA"/>
           <w14:ligatures w14:val="standardContextual"/>
         </w:rPr>
       </w:pPr>
-      <w:hyperlink w:anchor="_Toc196825890" w:history="1">
+      <w:hyperlink w:anchor="_Toc196826550" w:history="1">
         <w:r>
           <w:rPr>
             <w:rStyle w:val="af2"/>
-            <w:rFonts w:cs="Times New Roman"/>
-            <w:noProof/>
-            <w:sz w:val="20"/>
-            <w:szCs w:val="20"/>
+            <w:noProof/>
             <w:lang w:val="uk-UA"/>
           </w:rPr>
           <w:t>А.4.3 Вимоги до технічних та програмних засобів</w:t>
         </w:r>
         <w:r>
           <w:rPr>
-            <w:rFonts w:cs="Times New Roman"/>
-            <w:noProof/>
-            <w:webHidden/>
-            <w:sz w:val="20"/>
-            <w:szCs w:val="20"/>
+            <w:noProof/>
+            <w:webHidden/>
           </w:rPr>
           <w:tab/>
         </w:r>
         <w:r>
           <w:rPr>
-            <w:rFonts w:cs="Times New Roman"/>
-            <w:noProof/>
-            <w:webHidden/>
-            <w:sz w:val="20"/>
-            <w:szCs w:val="20"/>
+            <w:noProof/>
+            <w:webHidden/>
           </w:rPr>
           <w:fldChar w:fldCharType="begin"/>
         </w:r>
         <w:r>
           <w:rPr>
-            <w:rFonts w:cs="Times New Roman"/>
-            <w:noProof/>
-            <w:webHidden/>
-            <w:sz w:val="20"/>
-            <w:szCs w:val="20"/>
-          </w:rPr>
-          <w:instrText xml:space="preserve"> PAGEREF _Toc196825890 \h </w:instrText>
-        </w:r>
-        <w:r>
-          <w:rPr>
-            <w:rFonts w:cs="Times New Roman"/>
-            <w:noProof/>
-            <w:webHidden/>
-            <w:sz w:val="20"/>
-            <w:szCs w:val="20"/>
-          </w:rPr>
-        </w:r>
-        <w:r>
-          <w:rPr>
-            <w:rFonts w:cs="Times New Roman"/>
-            <w:noProof/>
-            <w:webHidden/>
-            <w:sz w:val="20"/>
-            <w:szCs w:val="20"/>
+            <w:noProof/>
+            <w:webHidden/>
+          </w:rPr>
+          <w:instrText xml:space="preserve"> PAGEREF _Toc196826550 \h </w:instrText>
+        </w:r>
+        <w:r>
+          <w:rPr>
+            <w:noProof/>
+            <w:webHidden/>
+          </w:rPr>
+        </w:r>
+        <w:r>
+          <w:rPr>
+            <w:noProof/>
+            <w:webHidden/>
           </w:rPr>
           <w:fldChar w:fldCharType="separate"/>
         </w:r>
         <w:r>
           <w:rPr>
-            <w:rFonts w:cs="Times New Roman"/>
-            <w:noProof/>
-            <w:webHidden/>
-            <w:sz w:val="20"/>
-            <w:szCs w:val="20"/>
+            <w:noProof/>
+            <w:webHidden/>
           </w:rPr>
           <w:t>24</w:t>
         </w:r>
         <w:r>
           <w:rPr>
-            <w:rFonts w:cs="Times New Roman"/>
-            <w:noProof/>
-            <w:webHidden/>
-            <w:sz w:val="20"/>
-            <w:szCs w:val="20"/>
+            <w:noProof/>
+            <w:webHidden/>
           </w:rPr>
           <w:fldChar w:fldCharType="end"/>
         </w:r>
@@ -5226,92 +4432,67 @@
           <w:tab w:val="right" w:leader="dot" w:pos="9344"/>
         </w:tabs>
         <w:rPr>
-          <w:rFonts w:eastAsiaTheme="minorEastAsia" w:cs="Times New Roman"/>
+          <w:rFonts w:asciiTheme="minorHAnsi" w:eastAsiaTheme="minorEastAsia" w:hAnsiTheme="minorHAnsi"/>
           <w:noProof/>
           <w:kern w:val="2"/>
-          <w:sz w:val="20"/>
-          <w:szCs w:val="20"/>
+          <w:szCs w:val="24"/>
           <w:lang w:val="uk-UA" w:eastAsia="uk-UA"/>
           <w14:ligatures w14:val="standardContextual"/>
         </w:rPr>
       </w:pPr>
-      <w:hyperlink w:anchor="_Toc196825891" w:history="1">
+      <w:hyperlink w:anchor="_Toc196826551" w:history="1">
         <w:r>
           <w:rPr>
             <w:rStyle w:val="af2"/>
-            <w:rFonts w:cs="Times New Roman"/>
-            <w:noProof/>
-            <w:sz w:val="20"/>
-            <w:szCs w:val="20"/>
+            <w:noProof/>
           </w:rPr>
           <w:t>А.5 Вимоги до програмної документації</w:t>
         </w:r>
         <w:r>
           <w:rPr>
-            <w:rFonts w:cs="Times New Roman"/>
-            <w:noProof/>
-            <w:webHidden/>
-            <w:sz w:val="20"/>
-            <w:szCs w:val="20"/>
+            <w:noProof/>
+            <w:webHidden/>
           </w:rPr>
           <w:tab/>
         </w:r>
         <w:r>
           <w:rPr>
-            <w:rFonts w:cs="Times New Roman"/>
-            <w:noProof/>
-            <w:webHidden/>
-            <w:sz w:val="20"/>
-            <w:szCs w:val="20"/>
+            <w:noProof/>
+            <w:webHidden/>
           </w:rPr>
           <w:fldChar w:fldCharType="begin"/>
         </w:r>
         <w:r>
           <w:rPr>
-            <w:rFonts w:cs="Times New Roman"/>
-            <w:noProof/>
-            <w:webHidden/>
-            <w:sz w:val="20"/>
-            <w:szCs w:val="20"/>
-          </w:rPr>
-          <w:instrText xml:space="preserve"> PAGEREF _Toc196825891 \h </w:instrText>
-        </w:r>
-        <w:r>
-          <w:rPr>
-            <w:rFonts w:cs="Times New Roman"/>
-            <w:noProof/>
-            <w:webHidden/>
-            <w:sz w:val="20"/>
-            <w:szCs w:val="20"/>
-          </w:rPr>
-        </w:r>
-        <w:r>
-          <w:rPr>
-            <w:rFonts w:cs="Times New Roman"/>
-            <w:noProof/>
-            <w:webHidden/>
-            <w:sz w:val="20"/>
-            <w:szCs w:val="20"/>
+            <w:noProof/>
+            <w:webHidden/>
+          </w:rPr>
+          <w:instrText xml:space="preserve"> PAGEREF _Toc196826551 \h </w:instrText>
+        </w:r>
+        <w:r>
+          <w:rPr>
+            <w:noProof/>
+            <w:webHidden/>
+          </w:rPr>
+        </w:r>
+        <w:r>
+          <w:rPr>
+            <w:noProof/>
+            <w:webHidden/>
           </w:rPr>
           <w:fldChar w:fldCharType="separate"/>
         </w:r>
         <w:r>
           <w:rPr>
-            <w:rFonts w:cs="Times New Roman"/>
-            <w:noProof/>
-            <w:webHidden/>
-            <w:sz w:val="20"/>
-            <w:szCs w:val="20"/>
+            <w:noProof/>
+            <w:webHidden/>
           </w:rPr>
           <w:t>25</w:t>
         </w:r>
         <w:r>
           <w:rPr>
-            <w:rFonts w:cs="Times New Roman"/>
-            <w:noProof/>
-            <w:webHidden/>
-            <w:sz w:val="20"/>
-            <w:szCs w:val="20"/>
+            <w:noProof/>
+            <w:webHidden/>
           </w:rPr>
           <w:fldChar w:fldCharType="end"/>
         </w:r>
@@ -5324,92 +4505,67 @@
           <w:tab w:val="right" w:leader="dot" w:pos="9344"/>
         </w:tabs>
         <w:rPr>
-          <w:rFonts w:eastAsiaTheme="minorEastAsia" w:cs="Times New Roman"/>
+          <w:rFonts w:asciiTheme="minorHAnsi" w:eastAsiaTheme="minorEastAsia" w:hAnsiTheme="minorHAnsi"/>
           <w:noProof/>
           <w:kern w:val="2"/>
-          <w:sz w:val="20"/>
-          <w:szCs w:val="20"/>
+          <w:szCs w:val="24"/>
           <w:lang w:val="uk-UA" w:eastAsia="uk-UA"/>
           <w14:ligatures w14:val="standardContextual"/>
         </w:rPr>
       </w:pPr>
-      <w:hyperlink w:anchor="_Toc196825892" w:history="1">
+      <w:hyperlink w:anchor="_Toc196826552" w:history="1">
         <w:r>
           <w:rPr>
             <w:rStyle w:val="af2"/>
-            <w:rFonts w:cs="Times New Roman"/>
-            <w:noProof/>
-            <w:sz w:val="20"/>
-            <w:szCs w:val="20"/>
+            <w:noProof/>
           </w:rPr>
           <w:t>А.6 Стадії і етапи розробки</w:t>
         </w:r>
         <w:r>
           <w:rPr>
-            <w:rFonts w:cs="Times New Roman"/>
-            <w:noProof/>
-            <w:webHidden/>
-            <w:sz w:val="20"/>
-            <w:szCs w:val="20"/>
+            <w:noProof/>
+            <w:webHidden/>
           </w:rPr>
           <w:tab/>
         </w:r>
         <w:r>
           <w:rPr>
-            <w:rFonts w:cs="Times New Roman"/>
-            <w:noProof/>
-            <w:webHidden/>
-            <w:sz w:val="20"/>
-            <w:szCs w:val="20"/>
+            <w:noProof/>
+            <w:webHidden/>
           </w:rPr>
           <w:fldChar w:fldCharType="begin"/>
         </w:r>
         <w:r>
           <w:rPr>
-            <w:rFonts w:cs="Times New Roman"/>
-            <w:noProof/>
-            <w:webHidden/>
-            <w:sz w:val="20"/>
-            <w:szCs w:val="20"/>
-          </w:rPr>
-          <w:instrText xml:space="preserve"> PAGEREF _Toc196825892 \h </w:instrText>
-        </w:r>
-        <w:r>
-          <w:rPr>
-            <w:rFonts w:cs="Times New Roman"/>
-            <w:noProof/>
-            <w:webHidden/>
-            <w:sz w:val="20"/>
-            <w:szCs w:val="20"/>
-          </w:rPr>
-        </w:r>
-        <w:r>
-          <w:rPr>
-            <w:rFonts w:cs="Times New Roman"/>
-            <w:noProof/>
-            <w:webHidden/>
-            <w:sz w:val="20"/>
-            <w:szCs w:val="20"/>
+            <w:noProof/>
+            <w:webHidden/>
+          </w:rPr>
+          <w:instrText xml:space="preserve"> PAGEREF _Toc196826552 \h </w:instrText>
+        </w:r>
+        <w:r>
+          <w:rPr>
+            <w:noProof/>
+            <w:webHidden/>
+          </w:rPr>
+        </w:r>
+        <w:r>
+          <w:rPr>
+            <w:noProof/>
+            <w:webHidden/>
           </w:rPr>
           <w:fldChar w:fldCharType="separate"/>
         </w:r>
         <w:r>
           <w:rPr>
-            <w:rFonts w:cs="Times New Roman"/>
-            <w:noProof/>
-            <w:webHidden/>
-            <w:sz w:val="20"/>
-            <w:szCs w:val="20"/>
+            <w:noProof/>
+            <w:webHidden/>
           </w:rPr>
           <w:t>25</w:t>
         </w:r>
         <w:r>
           <w:rPr>
-            <w:rFonts w:cs="Times New Roman"/>
-            <w:noProof/>
-            <w:webHidden/>
-            <w:sz w:val="20"/>
-            <w:szCs w:val="20"/>
+            <w:noProof/>
+            <w:webHidden/>
           </w:rPr>
           <w:fldChar w:fldCharType="end"/>
         </w:r>
@@ -5422,93 +4578,68 @@
           <w:tab w:val="right" w:leader="dot" w:pos="9344"/>
         </w:tabs>
         <w:rPr>
-          <w:rFonts w:eastAsiaTheme="minorEastAsia" w:cs="Times New Roman"/>
+          <w:rFonts w:asciiTheme="minorHAnsi" w:eastAsiaTheme="minorEastAsia" w:hAnsiTheme="minorHAnsi"/>
           <w:noProof/>
           <w:kern w:val="2"/>
-          <w:sz w:val="20"/>
-          <w:szCs w:val="20"/>
+          <w:szCs w:val="24"/>
           <w:lang w:val="uk-UA" w:eastAsia="uk-UA"/>
           <w14:ligatures w14:val="standardContextual"/>
         </w:rPr>
       </w:pPr>
-      <w:hyperlink w:anchor="_Toc196825893" w:history="1">
+      <w:hyperlink w:anchor="_Toc196826553" w:history="1">
         <w:r>
           <w:rPr>
             <w:rStyle w:val="af2"/>
-            <w:rFonts w:cs="Times New Roman"/>
-            <w:noProof/>
-            <w:sz w:val="20"/>
-            <w:szCs w:val="20"/>
+            <w:noProof/>
             <w:lang w:val="uk-UA"/>
           </w:rPr>
           <w:t>А.6.1 Стадії розробки</w:t>
         </w:r>
         <w:r>
           <w:rPr>
-            <w:rFonts w:cs="Times New Roman"/>
-            <w:noProof/>
-            <w:webHidden/>
-            <w:sz w:val="20"/>
-            <w:szCs w:val="20"/>
+            <w:noProof/>
+            <w:webHidden/>
           </w:rPr>
           <w:tab/>
         </w:r>
         <w:r>
           <w:rPr>
-            <w:rFonts w:cs="Times New Roman"/>
-            <w:noProof/>
-            <w:webHidden/>
-            <w:sz w:val="20"/>
-            <w:szCs w:val="20"/>
+            <w:noProof/>
+            <w:webHidden/>
           </w:rPr>
           <w:fldChar w:fldCharType="begin"/>
         </w:r>
         <w:r>
           <w:rPr>
-            <w:rFonts w:cs="Times New Roman"/>
-            <w:noProof/>
-            <w:webHidden/>
-            <w:sz w:val="20"/>
-            <w:szCs w:val="20"/>
-          </w:rPr>
-          <w:instrText xml:space="preserve"> PAGEREF _Toc196825893 \h </w:instrText>
-        </w:r>
-        <w:r>
-          <w:rPr>
-            <w:rFonts w:cs="Times New Roman"/>
-            <w:noProof/>
-            <w:webHidden/>
-            <w:sz w:val="20"/>
-            <w:szCs w:val="20"/>
-          </w:rPr>
-        </w:r>
-        <w:r>
-          <w:rPr>
-            <w:rFonts w:cs="Times New Roman"/>
-            <w:noProof/>
-            <w:webHidden/>
-            <w:sz w:val="20"/>
-            <w:szCs w:val="20"/>
+            <w:noProof/>
+            <w:webHidden/>
+          </w:rPr>
+          <w:instrText xml:space="preserve"> PAGEREF _Toc196826553 \h </w:instrText>
+        </w:r>
+        <w:r>
+          <w:rPr>
+            <w:noProof/>
+            <w:webHidden/>
+          </w:rPr>
+        </w:r>
+        <w:r>
+          <w:rPr>
+            <w:noProof/>
+            <w:webHidden/>
           </w:rPr>
           <w:fldChar w:fldCharType="separate"/>
         </w:r>
         <w:r>
           <w:rPr>
-            <w:rFonts w:cs="Times New Roman"/>
-            <w:noProof/>
-            <w:webHidden/>
-            <w:sz w:val="20"/>
-            <w:szCs w:val="20"/>
+            <w:noProof/>
+            <w:webHidden/>
           </w:rPr>
           <w:t>25</w:t>
         </w:r>
         <w:r>
           <w:rPr>
-            <w:rFonts w:cs="Times New Roman"/>
-            <w:noProof/>
-            <w:webHidden/>
-            <w:sz w:val="20"/>
-            <w:szCs w:val="20"/>
+            <w:noProof/>
+            <w:webHidden/>
           </w:rPr>
           <w:fldChar w:fldCharType="end"/>
         </w:r>
@@ -5521,93 +4652,68 @@
           <w:tab w:val="right" w:leader="dot" w:pos="9344"/>
         </w:tabs>
         <w:rPr>
-          <w:rFonts w:eastAsiaTheme="minorEastAsia" w:cs="Times New Roman"/>
+          <w:rFonts w:asciiTheme="minorHAnsi" w:eastAsiaTheme="minorEastAsia" w:hAnsiTheme="minorHAnsi"/>
           <w:noProof/>
           <w:kern w:val="2"/>
-          <w:sz w:val="20"/>
-          <w:szCs w:val="20"/>
+          <w:szCs w:val="24"/>
           <w:lang w:val="uk-UA" w:eastAsia="uk-UA"/>
           <w14:ligatures w14:val="standardContextual"/>
         </w:rPr>
       </w:pPr>
-      <w:hyperlink w:anchor="_Toc196825894" w:history="1">
+      <w:hyperlink w:anchor="_Toc196826554" w:history="1">
         <w:r>
           <w:rPr>
             <w:rStyle w:val="af2"/>
-            <w:rFonts w:cs="Times New Roman"/>
-            <w:noProof/>
-            <w:sz w:val="20"/>
-            <w:szCs w:val="20"/>
+            <w:noProof/>
             <w:lang w:val="uk-UA"/>
           </w:rPr>
           <w:t>А.6.2 Етапи розробки</w:t>
         </w:r>
         <w:r>
           <w:rPr>
-            <w:rFonts w:cs="Times New Roman"/>
-            <w:noProof/>
-            <w:webHidden/>
-            <w:sz w:val="20"/>
-            <w:szCs w:val="20"/>
+            <w:noProof/>
+            <w:webHidden/>
           </w:rPr>
           <w:tab/>
         </w:r>
         <w:r>
           <w:rPr>
-            <w:rFonts w:cs="Times New Roman"/>
-            <w:noProof/>
-            <w:webHidden/>
-            <w:sz w:val="20"/>
-            <w:szCs w:val="20"/>
+            <w:noProof/>
+            <w:webHidden/>
           </w:rPr>
           <w:fldChar w:fldCharType="begin"/>
         </w:r>
         <w:r>
           <w:rPr>
-            <w:rFonts w:cs="Times New Roman"/>
-            <w:noProof/>
-            <w:webHidden/>
-            <w:sz w:val="20"/>
-            <w:szCs w:val="20"/>
-          </w:rPr>
-          <w:instrText xml:space="preserve"> PAGEREF _Toc196825894 \h </w:instrText>
-        </w:r>
-        <w:r>
-          <w:rPr>
-            <w:rFonts w:cs="Times New Roman"/>
-            <w:noProof/>
-            <w:webHidden/>
-            <w:sz w:val="20"/>
-            <w:szCs w:val="20"/>
-          </w:rPr>
-        </w:r>
-        <w:r>
-          <w:rPr>
-            <w:rFonts w:cs="Times New Roman"/>
-            <w:noProof/>
-            <w:webHidden/>
-            <w:sz w:val="20"/>
-            <w:szCs w:val="20"/>
+            <w:noProof/>
+            <w:webHidden/>
+          </w:rPr>
+          <w:instrText xml:space="preserve"> PAGEREF _Toc196826554 \h </w:instrText>
+        </w:r>
+        <w:r>
+          <w:rPr>
+            <w:noProof/>
+            <w:webHidden/>
+          </w:rPr>
+        </w:r>
+        <w:r>
+          <w:rPr>
+            <w:noProof/>
+            <w:webHidden/>
           </w:rPr>
           <w:fldChar w:fldCharType="separate"/>
         </w:r>
         <w:r>
           <w:rPr>
-            <w:rFonts w:cs="Times New Roman"/>
-            <w:noProof/>
-            <w:webHidden/>
-            <w:sz w:val="20"/>
-            <w:szCs w:val="20"/>
+            <w:noProof/>
+            <w:webHidden/>
           </w:rPr>
           <w:t>25</w:t>
         </w:r>
         <w:r>
           <w:rPr>
-            <w:rFonts w:cs="Times New Roman"/>
-            <w:noProof/>
-            <w:webHidden/>
-            <w:sz w:val="20"/>
-            <w:szCs w:val="20"/>
+            <w:noProof/>
+            <w:webHidden/>
           </w:rPr>
           <w:fldChar w:fldCharType="end"/>
         </w:r>
@@ -5620,93 +4726,68 @@
           <w:tab w:val="right" w:leader="dot" w:pos="9344"/>
         </w:tabs>
         <w:rPr>
-          <w:rFonts w:eastAsiaTheme="minorEastAsia" w:cs="Times New Roman"/>
+          <w:rFonts w:asciiTheme="minorHAnsi" w:eastAsiaTheme="minorEastAsia" w:hAnsiTheme="minorHAnsi"/>
           <w:noProof/>
           <w:kern w:val="2"/>
-          <w:sz w:val="20"/>
-          <w:szCs w:val="20"/>
+          <w:szCs w:val="24"/>
           <w:lang w:val="uk-UA" w:eastAsia="uk-UA"/>
           <w14:ligatures w14:val="standardContextual"/>
         </w:rPr>
       </w:pPr>
-      <w:hyperlink w:anchor="_Toc196825895" w:history="1">
+      <w:hyperlink w:anchor="_Toc196826555" w:history="1">
         <w:r>
           <w:rPr>
             <w:rStyle w:val="af2"/>
-            <w:rFonts w:cs="Times New Roman"/>
-            <w:noProof/>
-            <w:sz w:val="20"/>
-            <w:szCs w:val="20"/>
+            <w:noProof/>
             <w:lang w:val="uk-UA"/>
           </w:rPr>
           <w:t>А.6.3 Зміст робіт по етапах</w:t>
         </w:r>
         <w:r>
           <w:rPr>
-            <w:rFonts w:cs="Times New Roman"/>
-            <w:noProof/>
-            <w:webHidden/>
-            <w:sz w:val="20"/>
-            <w:szCs w:val="20"/>
+            <w:noProof/>
+            <w:webHidden/>
           </w:rPr>
           <w:tab/>
         </w:r>
         <w:r>
           <w:rPr>
-            <w:rFonts w:cs="Times New Roman"/>
-            <w:noProof/>
-            <w:webHidden/>
-            <w:sz w:val="20"/>
-            <w:szCs w:val="20"/>
+            <w:noProof/>
+            <w:webHidden/>
           </w:rPr>
           <w:fldChar w:fldCharType="begin"/>
         </w:r>
         <w:r>
           <w:rPr>
-            <w:rFonts w:cs="Times New Roman"/>
-            <w:noProof/>
-            <w:webHidden/>
-            <w:sz w:val="20"/>
-            <w:szCs w:val="20"/>
-          </w:rPr>
-          <w:instrText xml:space="preserve"> PAGEREF _Toc196825895 \h </w:instrText>
-        </w:r>
-        <w:r>
-          <w:rPr>
-            <w:rFonts w:cs="Times New Roman"/>
-            <w:noProof/>
-            <w:webHidden/>
-            <w:sz w:val="20"/>
-            <w:szCs w:val="20"/>
-          </w:rPr>
-        </w:r>
-        <w:r>
-          <w:rPr>
-            <w:rFonts w:cs="Times New Roman"/>
-            <w:noProof/>
-            <w:webHidden/>
-            <w:sz w:val="20"/>
-            <w:szCs w:val="20"/>
+            <w:noProof/>
+            <w:webHidden/>
+          </w:rPr>
+          <w:instrText xml:space="preserve"> PAGEREF _Toc196826555 \h </w:instrText>
+        </w:r>
+        <w:r>
+          <w:rPr>
+            <w:noProof/>
+            <w:webHidden/>
+          </w:rPr>
+        </w:r>
+        <w:r>
+          <w:rPr>
+            <w:noProof/>
+            <w:webHidden/>
           </w:rPr>
           <w:fldChar w:fldCharType="separate"/>
         </w:r>
         <w:r>
           <w:rPr>
-            <w:rFonts w:cs="Times New Roman"/>
-            <w:noProof/>
-            <w:webHidden/>
-            <w:sz w:val="20"/>
-            <w:szCs w:val="20"/>
+            <w:noProof/>
+            <w:webHidden/>
           </w:rPr>
           <w:t>26</w:t>
         </w:r>
         <w:r>
           <w:rPr>
-            <w:rFonts w:cs="Times New Roman"/>
-            <w:noProof/>
-            <w:webHidden/>
-            <w:sz w:val="20"/>
-            <w:szCs w:val="20"/>
+            <w:noProof/>
+            <w:webHidden/>
           </w:rPr>
           <w:fldChar w:fldCharType="end"/>
         </w:r>
@@ -5749,7 +4830,7 @@
       </w:pPr>
       <w:bookmarkStart w:id="4" w:name="_Toc533520912"/>
       <w:bookmarkStart w:id="5" w:name="_Toc27554779"/>
-      <w:bookmarkStart w:id="6" w:name="_Toc196825861"/>
+      <w:bookmarkStart w:id="6" w:name="_Toc196826521"/>
       <w:r>
         <w:rPr>
           <w:lang w:val="uk-UA"/>
@@ -5780,6 +4861,22 @@
           <w:szCs w:val="28"/>
           <w:lang w:val="en-US"/>
         </w:rPr>
+        <w:t>Bootstrap – простий фреймворк стилізації;</w:t>
+      </w:r>
+    </w:p>
+    <w:p>
+      <w:pPr>
+        <w:pStyle w:val="Common"/>
+        <w:rPr>
+          <w:szCs w:val="28"/>
+          <w:lang w:val="en-US"/>
+        </w:rPr>
+      </w:pPr>
+      <w:r>
+        <w:rPr>
+          <w:szCs w:val="28"/>
+          <w:lang w:val="en-US"/>
+        </w:rPr>
         <w:t>Django – бекенд фреймворк для мови Python;</w:t>
       </w:r>
     </w:p>
@@ -5796,38 +4893,29 @@
           <w:szCs w:val="28"/>
           <w:lang w:val="en-US"/>
         </w:rPr>
-        <w:t>MongoDB – сучасна документна база даних;</w:t>
-      </w:r>
-    </w:p>
-    <w:p>
-      <w:pPr>
-        <w:pStyle w:val="Common"/>
+        <w:t>MySQL – популярна реляційна база даних;</w:t>
+      </w:r>
+    </w:p>
+    <w:p>
+      <w:pPr>
+        <w:pStyle w:val="Common"/>
+        <w:rPr>
+          <w:lang w:val="uk-UA"/>
+        </w:rPr>
+      </w:pPr>
+      <w:r>
         <w:rPr>
           <w:szCs w:val="28"/>
           <w:lang w:val="en-US"/>
         </w:rPr>
-      </w:pPr>
+        <w:t>Python – мова програмування високого рівня.</w:t>
+      </w:r>
       <w:r>
         <w:rPr>
           <w:szCs w:val="28"/>
           <w:lang w:val="en-US"/>
         </w:rPr>
-        <w:t>MySQL – популярна реляційна база даних;</w:t>
-      </w:r>
-    </w:p>
-    <w:p>
-      <w:pPr>
-        <w:pStyle w:val="Common"/>
-        <w:rPr>
-          <w:lang w:val="uk-UA"/>
-        </w:rPr>
-      </w:pPr>
-      <w:r>
-        <w:rPr>
-          <w:szCs w:val="28"/>
-          <w:lang w:val="en-US"/>
-        </w:rPr>
-        <w:t>Python – мова програмування високого рівня.</w:t>
+        <w:t xml:space="preserve"> </w:t>
       </w:r>
       <w:r>
         <w:br w:type="page"/>
@@ -5842,7 +4930,7 @@
       </w:pPr>
       <w:bookmarkStart w:id="7" w:name="_Toc533520911"/>
       <w:bookmarkStart w:id="8" w:name="_Toc27554780"/>
-      <w:bookmarkStart w:id="9" w:name="_Toc196825862"/>
+      <w:bookmarkStart w:id="9" w:name="_Toc196826522"/>
       <w:r>
         <w:rPr>
           <w:lang w:val="uk-UA"/>
@@ -6397,7 +5485,7 @@
       </w:pPr>
       <w:bookmarkStart w:id="10" w:name="_Toc533520913"/>
       <w:bookmarkStart w:id="11" w:name="_Toc27554781"/>
-      <w:bookmarkStart w:id="12" w:name="_Toc196825863"/>
+      <w:bookmarkStart w:id="12" w:name="_Toc196826523"/>
       <w:r>
         <w:lastRenderedPageBreak/>
         <w:t>1 Аналіз предметної області</w:t>
@@ -6471,7 +5559,7 @@
         <w:pStyle w:val="Title2nd"/>
       </w:pPr>
       <w:bookmarkStart w:id="13" w:name="_Toc27554782"/>
-      <w:bookmarkStart w:id="14" w:name="_Toc196825864"/>
+      <w:bookmarkStart w:id="14" w:name="_Toc196826524"/>
       <w:r>
         <w:t xml:space="preserve">1.1 </w:t>
       </w:r>
@@ -6555,7 +5643,7 @@
       </w:pPr>
       <w:bookmarkStart w:id="15" w:name="_Toc533520914"/>
       <w:bookmarkStart w:id="16" w:name="_Toc27554783"/>
-      <w:bookmarkStart w:id="17" w:name="_Toc196825865"/>
+      <w:bookmarkStart w:id="17" w:name="_Toc196826525"/>
       <w:r>
         <w:t xml:space="preserve">1.2 </w:t>
       </w:r>
@@ -6576,7 +5664,7 @@
           <w:lang w:val="uk-UA"/>
         </w:rPr>
       </w:pPr>
-      <w:bookmarkStart w:id="18" w:name="_Toc196825866"/>
+      <w:bookmarkStart w:id="18" w:name="_Toc196826526"/>
       <w:r>
         <w:rPr>
           <w:lang w:val="uk-UA"/>
@@ -6988,7 +6076,7 @@
           <w:lang w:val="uk-UA"/>
         </w:rPr>
       </w:pPr>
-      <w:bookmarkStart w:id="19" w:name="_Toc196825867"/>
+      <w:bookmarkStart w:id="19" w:name="_Toc196826527"/>
       <w:r>
         <w:rPr>
           <w:lang w:val="uk-UA"/>
@@ -7662,7 +6750,7 @@
           <w:lang w:val="uk-UA"/>
         </w:rPr>
       </w:pPr>
-      <w:bookmarkStart w:id="20" w:name="_Toc196825868"/>
+      <w:bookmarkStart w:id="20" w:name="_Toc196826528"/>
       <w:r>
         <w:rPr>
           <w:lang w:val="uk-UA"/>
@@ -7885,7 +6973,7 @@
           <w:lang w:val="en-US"/>
         </w:rPr>
       </w:pPr>
-      <w:bookmarkStart w:id="21" w:name="_Toc196825869"/>
+      <w:bookmarkStart w:id="21" w:name="_Toc196826529"/>
       <w:r>
         <w:t>1.</w:t>
       </w:r>
@@ -8403,7 +7491,7 @@
       <w:pPr>
         <w:pStyle w:val="Title2nd"/>
       </w:pPr>
-      <w:bookmarkStart w:id="22" w:name="_Toc196825870"/>
+      <w:bookmarkStart w:id="22" w:name="_Toc196826530"/>
       <w:r>
         <w:t>1.</w:t>
       </w:r>
@@ -8551,7 +7639,7 @@
       <w:pPr>
         <w:pStyle w:val="Title2nd"/>
       </w:pPr>
-      <w:bookmarkStart w:id="23" w:name="_Toc196825871"/>
+      <w:bookmarkStart w:id="23" w:name="_Toc196826531"/>
       <w:r>
         <w:t>1.</w:t>
       </w:r>
@@ -8672,7 +7760,7 @@
           <w:lang w:val="uk-UA"/>
         </w:rPr>
       </w:pPr>
-      <w:bookmarkStart w:id="24" w:name="_Toc196825872"/>
+      <w:bookmarkStart w:id="24" w:name="_Toc196826532"/>
       <w:r>
         <w:rPr>
           <w:lang w:val="uk-UA"/>
@@ -8686,7 +7774,7 @@
       <w:pPr>
         <w:pStyle w:val="Title2nd"/>
       </w:pPr>
-      <w:bookmarkStart w:id="25" w:name="_Toc196825873"/>
+      <w:bookmarkStart w:id="25" w:name="_Toc196826533"/>
       <w:r>
         <w:t xml:space="preserve">2.1 </w:t>
       </w:r>
@@ -8724,6 +7812,13 @@
       </w:r>
       <w:r>
         <w:rPr>
+          <w:vertAlign w:val="superscript"/>
+          <w:lang w:val="en-US"/>
+        </w:rPr>
+        <w:t>[22]</w:t>
+      </w:r>
+      <w:r>
+        <w:rPr>
           <w:lang w:val="uk-UA"/>
         </w:rPr>
         <w:t xml:space="preserve"> через зрозумілість та легку мову програмування. Як база даних має бути використана </w:t>
@@ -8732,7 +7827,20 @@
         <w:rPr>
           <w:lang w:val="en-US"/>
         </w:rPr>
-        <w:t xml:space="preserve">MySQL </w:t>
+        <w:t>MySQL</w:t>
+      </w:r>
+      <w:r>
+        <w:rPr>
+          <w:vertAlign w:val="superscript"/>
+          <w:lang w:val="en-US"/>
+        </w:rPr>
+        <w:t>[21]</w:t>
+      </w:r>
+      <w:r>
+        <w:rPr>
+          <w:lang w:val="en-US"/>
+        </w:rPr>
+        <w:t xml:space="preserve"> </w:t>
       </w:r>
       <w:r>
         <w:rPr>
@@ -8744,7 +7852,20 @@
         <w:rPr>
           <w:lang w:val="en-US"/>
         </w:rPr>
-        <w:t xml:space="preserve">Bootstrap </w:t>
+        <w:t>Bootstrap</w:t>
+      </w:r>
+      <w:r>
+        <w:rPr>
+          <w:vertAlign w:val="superscript"/>
+          <w:lang w:val="en-US"/>
+        </w:rPr>
+        <w:t>[20]</w:t>
+      </w:r>
+      <w:r>
+        <w:rPr>
+          <w:lang w:val="en-US"/>
+        </w:rPr>
+        <w:t xml:space="preserve"> </w:t>
       </w:r>
       <w:r>
         <w:rPr>
@@ -8768,7 +7889,7 @@
           <w:lang w:val="uk-UA"/>
         </w:rPr>
       </w:pPr>
-      <w:bookmarkStart w:id="26" w:name="_Toc196825874"/>
+      <w:bookmarkStart w:id="26" w:name="_Toc196826534"/>
       <w:r>
         <w:rPr>
           <w:lang w:val="uk-UA"/>
@@ -8912,7 +8033,7 @@
           <w:lang w:val="uk-UA"/>
         </w:rPr>
       </w:pPr>
-      <w:bookmarkStart w:id="27" w:name="_Toc196825875"/>
+      <w:bookmarkStart w:id="27" w:name="_Toc196826535"/>
       <w:r>
         <w:rPr>
           <w:lang w:val="uk-UA"/>
@@ -9378,7 +8499,7 @@
           <w:lang w:val="uk-UA"/>
         </w:rPr>
       </w:pPr>
-      <w:bookmarkStart w:id="28" w:name="_Toc196825876"/>
+      <w:bookmarkStart w:id="28" w:name="_Toc196826536"/>
       <w:r>
         <w:rPr>
           <w:lang w:val="uk-UA"/>
@@ -9463,7 +8584,7 @@
       <w:pPr>
         <w:pStyle w:val="Title2nd"/>
       </w:pPr>
-      <w:bookmarkStart w:id="29" w:name="_Toc196825877"/>
+      <w:bookmarkStart w:id="29" w:name="_Toc196826537"/>
       <w:r>
         <w:t>2.2 Структур</w:t>
       </w:r>
@@ -9967,7 +9088,7 @@
       <w:pPr>
         <w:pStyle w:val="Title2nd"/>
       </w:pPr>
-      <w:bookmarkStart w:id="30" w:name="_Toc196825878"/>
+      <w:bookmarkStart w:id="30" w:name="_Toc196826538"/>
       <w:r>
         <w:t>2.3 Опис модулів розроблюваної системи</w:t>
       </w:r>
@@ -10551,7 +9672,7 @@
       <w:pPr>
         <w:pStyle w:val="Title2nd"/>
       </w:pPr>
-      <w:bookmarkStart w:id="31" w:name="_Toc196825879"/>
+      <w:bookmarkStart w:id="31" w:name="_Toc196826539"/>
       <w:r>
         <w:t>2.4 Висновки за другим розділом</w:t>
       </w:r>
@@ -10651,7 +9772,7 @@
           <w:lang w:val="uk-UA"/>
         </w:rPr>
       </w:pPr>
-      <w:bookmarkStart w:id="32" w:name="_Toc196825880"/>
+      <w:bookmarkStart w:id="32" w:name="_Toc196826540"/>
       <w:r>
         <w:rPr>
           <w:lang w:val="uk-UA"/>
@@ -11411,7 +10532,7 @@
       <w:pPr>
         <w:pStyle w:val="Common"/>
         <w:rPr>
-          <w:lang w:val="uk-UA"/>
+          <w:lang w:val="en-US"/>
         </w:rPr>
       </w:pPr>
       <w:r>
@@ -11504,6 +10625,120 @@
             <w:lang w:val="en-US"/>
           </w:rPr>
           <w:t>https://www.grapecompass.com/wp-content/uploads/sites/9/2021/10/GrapeCompass_app_Samsung.png</w:t>
+        </w:r>
+      </w:hyperlink>
+    </w:p>
+    <w:p>
+      <w:pPr>
+        <w:pStyle w:val="Common"/>
+        <w:rPr>
+          <w:lang w:val="en-US"/>
+        </w:rPr>
+      </w:pPr>
+      <w:r>
+        <w:rPr>
+          <w:lang w:val="en-US"/>
+        </w:rPr>
+        <w:t xml:space="preserve">20. </w:t>
+      </w:r>
+      <w:hyperlink r:id="rId53" w:history="1">
+        <w:r>
+          <w:rPr>
+            <w:rStyle w:val="af2"/>
+            <w:lang w:val="en-US"/>
+          </w:rPr>
+          <w:t>MySQL</w:t>
+        </w:r>
+      </w:hyperlink>
+      <w:r>
+        <w:rPr>
+          <w:lang w:val="en-US"/>
+        </w:rPr>
+        <w:t xml:space="preserve"> [Electronic resource]. – Access mode: </w:t>
+      </w:r>
+      <w:hyperlink r:id="rId54" w:history="1">
+        <w:r>
+          <w:rPr>
+            <w:rStyle w:val="af2"/>
+            <w:lang w:val="en-US"/>
+          </w:rPr>
+          <w:t>https://www.mysql.com/</w:t>
+        </w:r>
+      </w:hyperlink>
+    </w:p>
+    <w:p>
+      <w:pPr>
+        <w:pStyle w:val="Common"/>
+        <w:rPr>
+          <w:lang w:val="en-US"/>
+        </w:rPr>
+      </w:pPr>
+      <w:r>
+        <w:rPr>
+          <w:lang w:val="en-US"/>
+        </w:rPr>
+        <w:t xml:space="preserve">21. </w:t>
+      </w:r>
+      <w:hyperlink r:id="rId55" w:history="1">
+        <w:r>
+          <w:rPr>
+            <w:rStyle w:val="af2"/>
+            <w:lang w:val="en-US"/>
+          </w:rPr>
+          <w:t>Bootstrap</w:t>
+        </w:r>
+      </w:hyperlink>
+      <w:r>
+        <w:rPr>
+          <w:lang w:val="en-US"/>
+        </w:rPr>
+        <w:t xml:space="preserve"> [Electronic resource]. – Access mode: </w:t>
+      </w:r>
+      <w:hyperlink r:id="rId56" w:history="1">
+        <w:r>
+          <w:rPr>
+            <w:rStyle w:val="af2"/>
+            <w:lang w:val="en-US"/>
+          </w:rPr>
+          <w:t>https://getbootstrap.com/</w:t>
+        </w:r>
+      </w:hyperlink>
+    </w:p>
+    <w:p>
+      <w:pPr>
+        <w:pStyle w:val="Common"/>
+        <w:rPr>
+          <w:lang w:val="en-US"/>
+        </w:rPr>
+      </w:pPr>
+      <w:r>
+        <w:rPr>
+          <w:lang w:val="en-US"/>
+        </w:rPr>
+        <w:t xml:space="preserve">22. </w:t>
+      </w:r>
+      <w:hyperlink r:id="rId57" w:history="1">
+        <w:r>
+          <w:rPr>
+            <w:rStyle w:val="af2"/>
+            <w:lang w:val="en-US"/>
+          </w:rPr>
+          <w:t>Django</w:t>
+        </w:r>
+      </w:hyperlink>
+      <w:r>
+        <w:rPr>
+          <w:lang w:val="en-US"/>
+        </w:rPr>
+        <w:t xml:space="preserve"> [Electronic resource]. – Access mode: </w:t>
+      </w:r>
+      <w:hyperlink r:id="rId58" w:history="1">
+        <w:r>
+          <w:rPr>
+            <w:rStyle w:val="af2"/>
+            <w:lang w:val="en-US"/>
+          </w:rPr>
+          <w:t>https://www.djangoproject.com/</w:t>
         </w:r>
       </w:hyperlink>
     </w:p>
@@ -11619,7 +10854,7 @@
           <w:lang w:val="en-US"/>
         </w:rPr>
       </w:pPr>
-      <w:bookmarkStart w:id="33" w:name="_Toc196825881"/>
+      <w:bookmarkStart w:id="33" w:name="_Toc196826541"/>
       <w:r>
         <w:rPr>
           <w:lang w:val="uk-UA"/>
@@ -11666,7 +10901,7 @@
           <w:lang w:val="en-US"/>
         </w:rPr>
       </w:pPr>
-      <w:bookmarkStart w:id="34" w:name="_Toc196825882"/>
+      <w:bookmarkStart w:id="34" w:name="_Toc196826542"/>
       <w:r>
         <w:lastRenderedPageBreak/>
         <w:t>А.1 Вступ</w:t>
@@ -11680,7 +10915,7 @@
           <w:lang w:val="en-US"/>
         </w:rPr>
       </w:pPr>
-      <w:bookmarkStart w:id="35" w:name="_Toc196825883"/>
+      <w:bookmarkStart w:id="35" w:name="_Toc196826543"/>
       <w:r>
         <w:rPr>
           <w:lang w:val="uk-UA"/>
@@ -11726,7 +10961,7 @@
           <w:lang w:val="uk-UA"/>
         </w:rPr>
       </w:pPr>
-      <w:bookmarkStart w:id="36" w:name="_Toc196825884"/>
+      <w:bookmarkStart w:id="36" w:name="_Toc196826544"/>
       <w:r>
         <w:rPr>
           <w:lang w:val="uk-UA"/>
@@ -11819,7 +11054,7 @@
       <w:pPr>
         <w:pStyle w:val="Title2nd"/>
       </w:pPr>
-      <w:bookmarkStart w:id="37" w:name="_Toc196825885"/>
+      <w:bookmarkStart w:id="37" w:name="_Toc196826545"/>
       <w:r>
         <w:t>А.2 Підстави для розробки</w:t>
       </w:r>
@@ -11871,7 +11106,7 @@
       <w:pPr>
         <w:pStyle w:val="Title2nd"/>
       </w:pPr>
-      <w:bookmarkStart w:id="38" w:name="_Toc196825886"/>
+      <w:bookmarkStart w:id="38" w:name="_Toc196826546"/>
       <w:r>
         <w:t>А.3 Призначення розробки</w:t>
       </w:r>
@@ -11940,7 +11175,7 @@
           <w:lang w:val="en-US"/>
         </w:rPr>
       </w:pPr>
-      <w:bookmarkStart w:id="39" w:name="_Toc196825887"/>
+      <w:bookmarkStart w:id="39" w:name="_Toc196826547"/>
       <w:r>
         <w:t>А.4 Вимоги до програми</w:t>
       </w:r>
@@ -12019,7 +11254,7 @@
           <w:lang w:val="en-US"/>
         </w:rPr>
       </w:pPr>
-      <w:bookmarkStart w:id="40" w:name="_Toc196825888"/>
+      <w:bookmarkStart w:id="40" w:name="_Toc196826548"/>
       <w:r>
         <w:rPr>
           <w:lang w:val="uk-UA"/>
@@ -12160,7 +11395,7 @@
           <w:lang w:val="en-US"/>
         </w:rPr>
       </w:pPr>
-      <w:bookmarkStart w:id="41" w:name="_Toc196825889"/>
+      <w:bookmarkStart w:id="41" w:name="_Toc196826549"/>
       <w:r>
         <w:rPr>
           <w:lang w:val="uk-UA"/>
@@ -12244,7 +11479,7 @@
           <w:lang w:val="uk-UA"/>
         </w:rPr>
       </w:pPr>
-      <w:bookmarkStart w:id="42" w:name="_Toc196825890"/>
+      <w:bookmarkStart w:id="42" w:name="_Toc196826550"/>
       <w:r>
         <w:rPr>
           <w:lang w:val="uk-UA"/>
@@ -12549,7 +11784,7 @@
       <w:pPr>
         <w:pStyle w:val="Title2nd"/>
       </w:pPr>
-      <w:bookmarkStart w:id="43" w:name="_Toc196825891"/>
+      <w:bookmarkStart w:id="43" w:name="_Toc196826551"/>
       <w:r>
         <w:t>А.5 Вимоги до програмної документації</w:t>
       </w:r>
@@ -12639,7 +11874,7 @@
       <w:pPr>
         <w:pStyle w:val="Title2nd"/>
       </w:pPr>
-      <w:bookmarkStart w:id="44" w:name="_Toc196825892"/>
+      <w:bookmarkStart w:id="44" w:name="_Toc196826552"/>
       <w:r>
         <w:t>А.6 Стадії і етапи розробки</w:t>
       </w:r>
@@ -12652,7 +11887,7 @@
           <w:lang w:val="uk-UA"/>
         </w:rPr>
       </w:pPr>
-      <w:bookmarkStart w:id="45" w:name="_Toc196825893"/>
+      <w:bookmarkStart w:id="45" w:name="_Toc196826553"/>
       <w:r>
         <w:rPr>
           <w:lang w:val="uk-UA"/>
@@ -12752,7 +11987,7 @@
           <w:lang w:val="uk-UA"/>
         </w:rPr>
       </w:pPr>
-      <w:bookmarkStart w:id="46" w:name="_Toc196825894"/>
+      <w:bookmarkStart w:id="46" w:name="_Toc196826554"/>
       <w:r>
         <w:rPr>
           <w:lang w:val="uk-UA"/>
@@ -12858,7 +12093,7 @@
           <w:lang w:val="uk-UA"/>
         </w:rPr>
       </w:pPr>
-      <w:bookmarkStart w:id="47" w:name="_Toc196825895"/>
+      <w:bookmarkStart w:id="47" w:name="_Toc196826555"/>
       <w:r>
         <w:rPr>
           <w:lang w:val="uk-UA"/>
@@ -12945,7 +12180,7 @@
       </w:r>
     </w:p>
     <w:sectPr>
-      <w:headerReference w:type="default" r:id="rId53"/>
+      <w:headerReference w:type="default" r:id="rId59"/>
       <w:pgSz w:w="11906" w:h="16838"/>
       <w:pgMar w:top="1134" w:right="851" w:bottom="1134" w:left="1701" w:header="709" w:footer="709" w:gutter="0"/>
       <w:pgNumType w:start="1"/>
